--- a/fuentes/13530499_CF1_DI.docx
+++ b/fuentes/13530499_CF1_DI.docx
@@ -1,6 +1,6 @@
 
 <file path=word/document.xml><?xml version="1.0" encoding="utf-8"?>
-<w:document xmlns:wpc="http://schemas.microsoft.com/office/word/2010/wordprocessingCanvas" xmlns:cx="http://schemas.microsoft.com/office/drawing/2014/chartex" xmlns:cx1="http://schemas.microsoft.com/office/drawing/2015/9/8/chartex" xmlns:cx2="http://schemas.microsoft.com/office/drawing/2015/10/21/chartex" xmlns:cx3="http://schemas.microsoft.com/office/drawing/2016/5/9/chartex" xmlns:cx4="http://schemas.microsoft.com/office/drawing/2016/5/10/chartex" xmlns:cx5="http://schemas.microsoft.com/office/drawing/2016/5/11/chartex" xmlns:cx6="http://schemas.microsoft.com/office/drawing/2016/5/12/chartex" xmlns:cx7="http://schemas.microsoft.com/office/drawing/2016/5/13/chartex" xmlns:cx8="http://schemas.microsoft.com/office/drawing/2016/5/14/chartex" xmlns:mc="http://schemas.openxmlformats.org/markup-compatibility/2006" xmlns:m="http://schemas.openxmlformats.org/officeDocument/2006/math" xmlns:aink="http://schemas.microsoft.com/office/drawing/2016/ink" xmlns:am3d="http://schemas.microsoft.com/office/drawing/2017/model3d" xmlns:oel="http://schemas.microsoft.com/office/2019/extlst" xmlns:r="http://schemas.openxmlformats.org/officeDocument/2006/relationships" xmlns:wp14="http://schemas.microsoft.com/office/word/2010/wordprocessingDrawing" xmlns:wp="http://schemas.openxmlformats.org/drawingml/2006/wordprocessingDrawing" xmlns:wpg="http://schemas.microsoft.com/office/word/2010/wordprocessingGroup" xmlns:wpi="http://schemas.microsoft.com/office/word/2010/wordprocessingInk" xmlns:wps="http://schemas.microsoft.com/office/word/2010/wordprocessingShape" xmlns:o="urn:schemas-microsoft-com:office:office" xmlns:v="urn:schemas-microsoft-com:vml" xmlns:w10="urn:schemas-microsoft-com:office:word" xmlns:w="http://schemas.openxmlformats.org/wordprocessingml/2006/main" xmlns:w14="http://schemas.microsoft.com/office/word/2010/wordml" xmlns:w15="http://schemas.microsoft.com/office/word/2012/wordml" xmlns:w16cex="http://schemas.microsoft.com/office/word/2018/wordml/cex" xmlns:w16cid="http://schemas.microsoft.com/office/word/2016/wordml/cid" xmlns:w16="http://schemas.microsoft.com/office/word/2018/wordml" xmlns:w16sdtdh="http://schemas.microsoft.com/office/word/2020/wordml/sdtdatahash" xmlns:w16sdtfl="http://schemas.microsoft.com/office/word/2024/wordml/sdtformatlock" xmlns:w16se="http://schemas.microsoft.com/office/word/2015/wordml/symex" xmlns:w16du="http://schemas.microsoft.com/office/word/2023/wordml/word16du" xmlns:wne="http://schemas.microsoft.com/office/word/2006/wordml" mc:Ignorable="w14 w15 w16se w16cid w16 w16cex w16sdtdh w16sdtfl w16du wp14">
+<w:document xmlns:wpc="http://schemas.microsoft.com/office/word/2010/wordprocessingCanvas" xmlns:cx="http://schemas.microsoft.com/office/drawing/2014/chartex" xmlns:cx1="http://schemas.microsoft.com/office/drawing/2015/9/8/chartex" xmlns:cx2="http://schemas.microsoft.com/office/drawing/2015/10/21/chartex" xmlns:cx3="http://schemas.microsoft.com/office/drawing/2016/5/9/chartex" xmlns:cx4="http://schemas.microsoft.com/office/drawing/2016/5/10/chartex" xmlns:cx5="http://schemas.microsoft.com/office/drawing/2016/5/11/chartex" xmlns:cx6="http://schemas.microsoft.com/office/drawing/2016/5/12/chartex" xmlns:cx7="http://schemas.microsoft.com/office/drawing/2016/5/13/chartex" xmlns:cx8="http://schemas.microsoft.com/office/drawing/2016/5/14/chartex" xmlns:mc="http://schemas.openxmlformats.org/markup-compatibility/2006" xmlns:aink="http://schemas.microsoft.com/office/drawing/2016/ink" xmlns:am3d="http://schemas.microsoft.com/office/drawing/2017/model3d" xmlns:o="urn:schemas-microsoft-com:office:office" xmlns:oel="http://schemas.microsoft.com/office/2019/extlst" xmlns:r="http://schemas.openxmlformats.org/officeDocument/2006/relationships" xmlns:m="http://schemas.openxmlformats.org/officeDocument/2006/math" xmlns:v="urn:schemas-microsoft-com:vml" xmlns:wp14="http://schemas.microsoft.com/office/word/2010/wordprocessingDrawing" xmlns:wp="http://schemas.openxmlformats.org/drawingml/2006/wordprocessingDrawing" xmlns:w10="urn:schemas-microsoft-com:office:word" xmlns:w="http://schemas.openxmlformats.org/wordprocessingml/2006/main" xmlns:w14="http://schemas.microsoft.com/office/word/2010/wordml" xmlns:w15="http://schemas.microsoft.com/office/word/2012/wordml" xmlns:w16cex="http://schemas.microsoft.com/office/word/2018/wordml/cex" xmlns:w16cid="http://schemas.microsoft.com/office/word/2016/wordml/cid" xmlns:w16="http://schemas.microsoft.com/office/word/2018/wordml" xmlns:w16du="http://schemas.microsoft.com/office/word/2023/wordml/word16du" xmlns:w16sdtdh="http://schemas.microsoft.com/office/word/2020/wordml/sdtdatahash" xmlns:w16sdtfl="http://schemas.microsoft.com/office/word/2024/wordml/sdtformatlock" xmlns:w16se="http://schemas.microsoft.com/office/word/2015/wordml/symex" xmlns:wpg="http://schemas.microsoft.com/office/word/2010/wordprocessingGroup" xmlns:wpi="http://schemas.microsoft.com/office/word/2010/wordprocessingInk" xmlns:wne="http://schemas.microsoft.com/office/word/2006/wordml" xmlns:wps="http://schemas.microsoft.com/office/word/2010/wordprocessingShape" xmlns:a="http://schemas.openxmlformats.org/drawingml/2006/main" xmlns:a16="http://schemas.microsoft.com/office/drawing/2014/main" xmlns:dgm="http://schemas.openxmlformats.org/drawingml/2006/diagram" mc:Ignorable="w14 w15 w16se w16cid w16 w16cex w16sdtdh w16sdtfl w16du wp14">
   <w:body>
     <w:p>
       <w:pPr>
@@ -42,12 +42,12 @@
         <w:tblW w:w="9962" w:type="dxa"/>
         <w:tblInd w:w="0" w:type="dxa"/>
         <w:tblBorders>
-          <w:top w:val="single" w:sz="4" w:space="0" w:color="000000"/>
-          <w:left w:val="single" w:sz="4" w:space="0" w:color="000000"/>
-          <w:bottom w:val="single" w:sz="4" w:space="0" w:color="000000"/>
-          <w:right w:val="single" w:sz="4" w:space="0" w:color="000000"/>
-          <w:insideH w:val="single" w:sz="4" w:space="0" w:color="000000"/>
-          <w:insideV w:val="single" w:sz="4" w:space="0" w:color="000000"/>
+          <w:top w:val="single" w:color="000000" w:sz="4" w:space="0"/>
+          <w:left w:val="single" w:color="000000" w:sz="4" w:space="0"/>
+          <w:bottom w:val="single" w:color="000000" w:sz="4" w:space="0"/>
+          <w:right w:val="single" w:color="000000" w:sz="4" w:space="0"/>
+          <w:insideH w:val="single" w:color="000000" w:sz="4" w:space="0"/>
+          <w:insideV w:val="single" w:color="000000" w:sz="4" w:space="0"/>
         </w:tblBorders>
         <w:tblLayout w:type="fixed"/>
         <w:tblLook w:val="0400" w:firstRow="0" w:lastRow="0" w:firstColumn="0" w:lastColumn="0" w:noHBand="0" w:noVBand="1"/>
@@ -99,7 +99,7 @@
                 <w:szCs w:val="20"/>
               </w:rPr>
             </w:pPr>
-            <w:bookmarkStart w:id="0" w:name="_Hlk231504386"/>
+            <w:bookmarkStart w:name="_Hlk231504386" w:id="0"/>
             <w:r>
               <w:rPr>
                 <w:b w:val="0"/>
@@ -140,12 +140,12 @@
         <w:tblW w:w="9962" w:type="dxa"/>
         <w:tblInd w:w="0" w:type="dxa"/>
         <w:tblBorders>
-          <w:top w:val="single" w:sz="4" w:space="0" w:color="000000"/>
-          <w:left w:val="single" w:sz="4" w:space="0" w:color="000000"/>
-          <w:bottom w:val="single" w:sz="4" w:space="0" w:color="000000"/>
-          <w:right w:val="single" w:sz="4" w:space="0" w:color="000000"/>
-          <w:insideH w:val="single" w:sz="4" w:space="0" w:color="000000"/>
-          <w:insideV w:val="single" w:sz="4" w:space="0" w:color="000000"/>
+          <w:top w:val="single" w:color="000000" w:sz="4" w:space="0"/>
+          <w:left w:val="single" w:color="000000" w:sz="4" w:space="0"/>
+          <w:bottom w:val="single" w:color="000000" w:sz="4" w:space="0"/>
+          <w:right w:val="single" w:color="000000" w:sz="4" w:space="0"/>
+          <w:insideH w:val="single" w:color="000000" w:sz="4" w:space="0"/>
+          <w:insideV w:val="single" w:color="000000" w:sz="4" w:space="0"/>
         </w:tblBorders>
         <w:tblLayout w:type="fixed"/>
         <w:tblLook w:val="0400" w:firstRow="0" w:lastRow="0" w:firstColumn="0" w:lastColumn="0" w:noHBand="0" w:noVBand="1"/>
@@ -321,12 +321,12 @@
         <w:tblW w:w="9962" w:type="dxa"/>
         <w:tblInd w:w="0" w:type="dxa"/>
         <w:tblBorders>
-          <w:top w:val="single" w:sz="4" w:space="0" w:color="000000"/>
-          <w:left w:val="single" w:sz="4" w:space="0" w:color="000000"/>
-          <w:bottom w:val="single" w:sz="4" w:space="0" w:color="000000"/>
-          <w:right w:val="single" w:sz="4" w:space="0" w:color="000000"/>
-          <w:insideH w:val="single" w:sz="4" w:space="0" w:color="000000"/>
-          <w:insideV w:val="single" w:sz="4" w:space="0" w:color="000000"/>
+          <w:top w:val="single" w:color="000000" w:sz="4" w:space="0"/>
+          <w:left w:val="single" w:color="000000" w:sz="4" w:space="0"/>
+          <w:bottom w:val="single" w:color="000000" w:sz="4" w:space="0"/>
+          <w:right w:val="single" w:color="000000" w:sz="4" w:space="0"/>
+          <w:insideH w:val="single" w:color="000000" w:sz="4" w:space="0"/>
+          <w:insideV w:val="single" w:color="000000" w:sz="4" w:space="0"/>
         </w:tblBorders>
         <w:tblLayout w:type="fixed"/>
         <w:tblLook w:val="0400" w:firstRow="0" w:lastRow="0" w:firstColumn="0" w:lastColumn="0" w:noHBand="0" w:noVBand="1"/>
@@ -428,7 +428,7 @@
                 <w:highlight w:val="yellow"/>
               </w:rPr>
             </w:pPr>
-            <w:bookmarkStart w:id="1" w:name="_Hlk231504371"/>
+            <w:bookmarkStart w:name="_Hlk231504371" w:id="1"/>
             <w:r>
               <w:rPr>
                 <w:b w:val="0"/>
@@ -465,7 +465,7 @@
                 <w:sz w:val="20"/>
                 <w:szCs w:val="20"/>
               </w:rPr>
-              <w:t>BREVE DESCRIPCIÓN</w:t>
+              <w:t>NOMBRE DEL COMPONENTE FORMATIVO</w:t>
             </w:r>
           </w:p>
         </w:tc>
@@ -568,12 +568,12 @@
         <w:tblW w:w="9962" w:type="dxa"/>
         <w:tblInd w:w="0" w:type="dxa"/>
         <w:tblBorders>
-          <w:top w:val="single" w:sz="4" w:space="0" w:color="000000"/>
-          <w:left w:val="single" w:sz="4" w:space="0" w:color="000000"/>
-          <w:bottom w:val="single" w:sz="4" w:space="0" w:color="000000"/>
-          <w:right w:val="single" w:sz="4" w:space="0" w:color="000000"/>
-          <w:insideH w:val="single" w:sz="4" w:space="0" w:color="000000"/>
-          <w:insideV w:val="single" w:sz="4" w:space="0" w:color="000000"/>
+          <w:top w:val="single" w:color="000000" w:sz="4" w:space="0"/>
+          <w:left w:val="single" w:color="000000" w:sz="4" w:space="0"/>
+          <w:bottom w:val="single" w:color="000000" w:sz="4" w:space="0"/>
+          <w:right w:val="single" w:color="000000" w:sz="4" w:space="0"/>
+          <w:insideH w:val="single" w:color="000000" w:sz="4" w:space="0"/>
+          <w:insideV w:val="single" w:color="000000" w:sz="4" w:space="0"/>
         </w:tblBorders>
         <w:tblLayout w:type="fixed"/>
         <w:tblLook w:val="0400" w:firstRow="0" w:lastRow="0" w:firstColumn="0" w:lastColumn="0" w:noHBand="0" w:noVBand="1"/>
@@ -778,7 +778,7 @@
     <w:sdt>
       <w:sdtPr>
         <w:rPr>
-          <w:rFonts w:ascii="Arial" w:eastAsia="Arial" w:hAnsi="Arial" w:cs="Arial"/>
+          <w:rFonts w:ascii="Arial" w:hAnsi="Arial" w:eastAsia="Arial" w:cs="Arial"/>
           <w:color w:val="auto"/>
           <w:sz w:val="20"/>
           <w:szCs w:val="20"/>
@@ -792,8 +792,13 @@
       </w:sdtPr>
       <w:sdtEndPr>
         <w:rPr>
-          <w:b/>
-          <w:bCs/>
+          <w:rFonts w:ascii="Arial" w:hAnsi="Arial" w:eastAsia="Arial" w:cs="Arial"/>
+          <w:b w:val="1"/>
+          <w:bCs w:val="1"/>
+          <w:color w:val="auto"/>
+          <w:sz w:val="20"/>
+          <w:szCs w:val="20"/>
+          <w:lang w:val="es-ES" w:eastAsia="es-CO"/>
         </w:rPr>
       </w:sdtEndPr>
       <w:sdtContent>
@@ -842,7 +847,7 @@
             </w:rPr>
             <w:fldChar w:fldCharType="separate"/>
           </w:r>
-          <w:hyperlink w:anchor="_Toc231503879" w:history="1">
+          <w:hyperlink w:history="1" w:anchor="_Toc231503879">
             <w:r>
               <w:rPr>
                 <w:rStyle w:val="Hipervnculo"/>
@@ -948,7 +953,7 @@
               <w:szCs w:val="20"/>
             </w:rPr>
           </w:pPr>
-          <w:hyperlink w:anchor="_Toc231503880" w:history="1">
+          <w:hyperlink w:history="1" w:anchor="_Toc231503880">
             <w:r>
               <w:rPr>
                 <w:rStyle w:val="Hipervnculo"/>
@@ -1054,7 +1059,7 @@
               <w:szCs w:val="20"/>
             </w:rPr>
           </w:pPr>
-          <w:hyperlink w:anchor="_Toc231503881" w:history="1">
+          <w:hyperlink w:history="1" w:anchor="_Toc231503881">
             <w:r>
               <w:rPr>
                 <w:rStyle w:val="Hipervnculo"/>
@@ -1160,7 +1165,7 @@
               <w:szCs w:val="20"/>
             </w:rPr>
           </w:pPr>
-          <w:hyperlink w:anchor="_Toc231503882" w:history="1">
+          <w:hyperlink w:history="1" w:anchor="_Toc231503882">
             <w:r>
               <w:rPr>
                 <w:rStyle w:val="Hipervnculo"/>
@@ -1247,7 +1252,7 @@
               <w:szCs w:val="20"/>
             </w:rPr>
           </w:pPr>
-          <w:hyperlink w:anchor="_Toc231503883" w:history="1">
+          <w:hyperlink w:history="1" w:anchor="_Toc231503883">
             <w:r>
               <w:rPr>
                 <w:rStyle w:val="Hipervnculo"/>
@@ -1334,7 +1339,7 @@
               <w:szCs w:val="20"/>
             </w:rPr>
           </w:pPr>
-          <w:hyperlink w:anchor="_Toc231503884" w:history="1">
+          <w:hyperlink w:history="1" w:anchor="_Toc231503884">
             <w:r>
               <w:rPr>
                 <w:rStyle w:val="Hipervnculo"/>
@@ -1422,7 +1427,7 @@
               <w:szCs w:val="20"/>
             </w:rPr>
           </w:pPr>
-          <w:hyperlink w:anchor="_Toc231503885" w:history="1">
+          <w:hyperlink w:history="1" w:anchor="_Toc231503885">
             <w:r>
               <w:rPr>
                 <w:rStyle w:val="Hipervnculo"/>
@@ -1529,7 +1534,7 @@
               <w:szCs w:val="20"/>
             </w:rPr>
           </w:pPr>
-          <w:hyperlink w:anchor="_Toc231503886" w:history="1">
+          <w:hyperlink w:history="1" w:anchor="_Toc231503886">
             <w:r>
               <w:rPr>
                 <w:rStyle w:val="Hipervnculo"/>
@@ -1617,7 +1622,7 @@
               <w:szCs w:val="20"/>
             </w:rPr>
           </w:pPr>
-          <w:hyperlink w:anchor="_Toc231503887" w:history="1">
+          <w:hyperlink w:history="1" w:anchor="_Toc231503887">
             <w:r>
               <w:rPr>
                 <w:rStyle w:val="Hipervnculo"/>
@@ -1705,7 +1710,7 @@
               <w:szCs w:val="20"/>
             </w:rPr>
           </w:pPr>
-          <w:hyperlink w:anchor="_Toc231503888" w:history="1">
+          <w:hyperlink w:history="1" w:anchor="_Toc231503888">
             <w:r>
               <w:rPr>
                 <w:rStyle w:val="Hipervnculo"/>
@@ -1792,7 +1797,7 @@
               <w:szCs w:val="20"/>
             </w:rPr>
           </w:pPr>
-          <w:hyperlink w:anchor="_Toc231503889" w:history="1">
+          <w:hyperlink w:history="1" w:anchor="_Toc231503889">
             <w:r>
               <w:rPr>
                 <w:rStyle w:val="Hipervnculo"/>
@@ -1880,7 +1885,7 @@
               <w:szCs w:val="20"/>
             </w:rPr>
           </w:pPr>
-          <w:hyperlink w:anchor="_Toc231503890" w:history="1">
+          <w:hyperlink w:history="1" w:anchor="_Toc231503890">
             <w:r>
               <w:rPr>
                 <w:rStyle w:val="Hipervnculo"/>
@@ -1967,7 +1972,7 @@
               <w:szCs w:val="20"/>
             </w:rPr>
           </w:pPr>
-          <w:hyperlink w:anchor="_Toc231503891" w:history="1">
+          <w:hyperlink w:history="1" w:anchor="_Toc231503891">
             <w:r>
               <w:rPr>
                 <w:rStyle w:val="Hipervnculo"/>
@@ -2054,7 +2059,7 @@
               <w:szCs w:val="20"/>
             </w:rPr>
           </w:pPr>
-          <w:hyperlink w:anchor="_Toc231503892" w:history="1">
+          <w:hyperlink w:history="1" w:anchor="_Toc231503892">
             <w:r>
               <w:rPr>
                 <w:rStyle w:val="Hipervnculo"/>
@@ -2143,7 +2148,7 @@
               <w:szCs w:val="20"/>
             </w:rPr>
           </w:pPr>
-          <w:hyperlink w:anchor="_Toc231503893" w:history="1">
+          <w:hyperlink w:history="1" w:anchor="_Toc231503893">
             <w:r>
               <w:rPr>
                 <w:rStyle w:val="Hipervnculo"/>
@@ -2251,7 +2256,7 @@
               <w:szCs w:val="20"/>
             </w:rPr>
           </w:pPr>
-          <w:hyperlink w:anchor="_Toc231503894" w:history="1">
+          <w:hyperlink w:history="1" w:anchor="_Toc231503894">
             <w:r>
               <w:rPr>
                 <w:rStyle w:val="Hipervnculo"/>
@@ -2753,10 +2758,9 @@
           <w:sz w:val="20"/>
           <w:szCs w:val="20"/>
         </w:rPr>
-        <w:lastRenderedPageBreak/>
         <w:t xml:space="preserve"> </w:t>
       </w:r>
-      <w:bookmarkStart w:id="2" w:name="_Toc231503879"/>
+      <w:bookmarkStart w:name="_Toc231503879" w:id="2"/>
       <w:r>
         <w:rPr>
           <w:sz w:val="20"/>
@@ -2963,7 +2967,7 @@
           <w:szCs w:val="20"/>
         </w:rPr>
       </w:pPr>
-      <w:bookmarkStart w:id="4" w:name="_Toc231503880"/>
+      <w:bookmarkStart w:name="_Toc231503880" w:id="4"/>
       <w:r>
         <w:rPr>
           <w:sz w:val="20"/>
@@ -2992,7 +2996,7 @@
           <w:szCs w:val="20"/>
         </w:rPr>
       </w:pPr>
-      <w:bookmarkStart w:id="5" w:name="_Toc231503881"/>
+      <w:bookmarkStart w:name="_Toc231503881" w:id="5"/>
       <w:r>
         <w:rPr>
           <w:sz w:val="20"/>
@@ -3264,7 +3268,6 @@
           <w:sz w:val="20"/>
           <w:szCs w:val="20"/>
         </w:rPr>
-        <w:lastRenderedPageBreak/>
         <w:t>y experiencias significativas para los participantes. Su principal característica es la combinación de emoción, exploración y aprendizaje en escenarios naturales.</w:t>
       </w:r>
     </w:p>
@@ -3644,7 +3647,6 @@
           <w:szCs w:val="20"/>
           <w:lang w:val="es-MX"/>
         </w:rPr>
-        <w:lastRenderedPageBreak/>
         <w:t>De igual manera, el turismo de aventura responde a las nuevas tendencias del mercado turístico, caracterizadas por la búsqueda de experiencias auténticas, transformadoras y emocionalmente significativas. A través de estas experiencias, las personas fortalecen su bienestar, desarrollan habilidades de superación personal y establecen una conexión más cercana con la naturaleza y el territorio.</w:t>
       </w:r>
     </w:p>
@@ -4246,7 +4248,6 @@
           <w:szCs w:val="20"/>
           <w:lang w:val="es-MX"/>
         </w:rPr>
-        <w:lastRenderedPageBreak/>
         <w:t>Entre sus principales componentes se encuentran:</w:t>
       </w:r>
     </w:p>
@@ -4579,7 +4580,7 @@
         </w:rPr>
         <w:t>:</w:t>
       </w:r>
-      <w:bookmarkStart w:id="6" w:name="_Toc229656841"/>
+      <w:bookmarkStart w:name="_Toc229656841" w:id="6"/>
     </w:p>
     <w:p>
       <w:pPr>
@@ -5244,7 +5245,6 @@
                 <w:sz w:val="20"/>
                 <w:szCs w:val="20"/>
               </w:rPr>
-              <w:lastRenderedPageBreak/>
               <w:t>Participación activa de la persona turista</w:t>
             </w:r>
           </w:p>
@@ -5551,7 +5551,7 @@
           <w:szCs w:val="20"/>
         </w:rPr>
       </w:pPr>
-      <w:bookmarkStart w:id="7" w:name="_Toc231503882"/>
+      <w:bookmarkStart w:name="_Toc231503882" w:id="7"/>
       <w:r>
         <w:rPr>
           <w:sz w:val="20"/>
@@ -5567,7 +5567,7 @@
         <w:t>1</w:t>
       </w:r>
       <w:commentRangeStart w:id="8"/>
-      <w:commentRangeStart w:id="9"/>
+      <w:commentRangeStart w:id="702146280"/>
       <w:r>
         <w:rPr>
           <w:sz w:val="20"/>
@@ -5654,6 +5654,14 @@
           <w:highlight w:val="darkYellow"/>
         </w:rPr>
         <w:br/>
+      </w:r>
+      <w:r>
+        <w:rPr>
+          <w:rFonts w:ascii="Arial" w:hAnsi="Arial" w:cs="Arial"/>
+          <w:sz w:val="20"/>
+          <w:szCs w:val="20"/>
+          <w:highlight w:val="darkYellow"/>
+        </w:rPr>
         <w:t>“El conjunto de obras básicas y servicios generales que sirven de soporte para el desarrollo de las actividades turísticas” (p. 45).</w:t>
       </w:r>
     </w:p>
@@ -5683,18 +5691,16 @@
           <w:rFonts w:ascii="Arial" w:hAnsi="Arial" w:cs="Arial"/>
           <w:sz w:val="20"/>
           <w:szCs w:val="20"/>
+          <w:highlight w:val="darkYellow"/>
         </w:rPr>
         <w:commentReference w:id="8"/>
       </w:r>
-      <w:commentRangeEnd w:id="9"/>
-      <w:r>
-        <w:rPr>
-          <w:rStyle w:val="Refdecomentario"/>
-          <w:rFonts w:ascii="Arial" w:hAnsi="Arial" w:cs="Arial"/>
-          <w:sz w:val="20"/>
-          <w:szCs w:val="20"/>
-        </w:rPr>
-        <w:commentReference w:id="9"/>
+      <w:commentRangeEnd w:id="702146280"/>
+      <w:r>
+        <w:rPr>
+          <w:rStyle w:val="CommentReference"/>
+        </w:rPr>
+        <w:commentReference w:id="702146280"/>
       </w:r>
     </w:p>
     <w:p>
@@ -5748,12 +5754,11 @@
       </w:pPr>
       <w:r>
         <w:rPr>
-          <w:rStyle w:val="Fuerte"/>
+          <w:rStyle w:val="Textoennegrita"/>
           <w:rFonts w:ascii="Arial" w:hAnsi="Arial" w:cs="Arial"/>
           <w:sz w:val="20"/>
           <w:szCs w:val="20"/>
         </w:rPr>
-        <w:lastRenderedPageBreak/>
         <w:t>Accesibilidad</w:t>
       </w:r>
       <w:r>
@@ -5763,6 +5768,13 @@
           <w:szCs w:val="20"/>
         </w:rPr>
         <w:br/>
+      </w:r>
+      <w:r>
+        <w:rPr>
+          <w:rFonts w:ascii="Arial" w:hAnsi="Arial" w:cs="Arial"/>
+          <w:sz w:val="20"/>
+          <w:szCs w:val="20"/>
+        </w:rPr>
         <w:t>Hace referencia a las condiciones que permiten el ingreso y desplazamiento hacia los atractivos turísticos. Incluye vías terrestres, senderos, señalización, puentes, muelles y accesos especializados.</w:t>
       </w:r>
     </w:p>
@@ -5779,7 +5791,7 @@
       </w:pPr>
       <w:r>
         <w:rPr>
-          <w:rStyle w:val="Fuerte"/>
+          <w:rStyle w:val="Textoennegrita"/>
           <w:rFonts w:ascii="Arial" w:hAnsi="Arial" w:cs="Arial"/>
           <w:sz w:val="20"/>
           <w:szCs w:val="20"/>
@@ -5793,6 +5805,13 @@
           <w:szCs w:val="20"/>
         </w:rPr>
         <w:br/>
+      </w:r>
+      <w:r>
+        <w:rPr>
+          <w:rFonts w:ascii="Arial" w:hAnsi="Arial" w:cs="Arial"/>
+          <w:sz w:val="20"/>
+          <w:szCs w:val="20"/>
+        </w:rPr>
         <w:t>La infraestructura debe estar diseñada para minimizar riesgos y facilitar una respuesta oportuna ante emergencias. Para ello, es fundamental contar con elementos como señalización preventiva, puntos de atención, protocolos de evacuación, sistemas de comunicación, equipos de rescate y servicios de primeros auxilios.</w:t>
       </w:r>
     </w:p>
@@ -5829,7 +5848,7 @@
       </w:pPr>
       <w:r>
         <w:rPr>
-          <w:rStyle w:val="Fuerte"/>
+          <w:rStyle w:val="Textoennegrita"/>
           <w:rFonts w:ascii="Arial" w:hAnsi="Arial" w:cs="Arial"/>
           <w:sz w:val="20"/>
           <w:szCs w:val="20"/>
@@ -5843,6 +5862,13 @@
           <w:szCs w:val="20"/>
         </w:rPr>
         <w:br/>
+      </w:r>
+      <w:r>
+        <w:rPr>
+          <w:rFonts w:ascii="Arial" w:hAnsi="Arial" w:cs="Arial"/>
+          <w:sz w:val="20"/>
+          <w:szCs w:val="20"/>
+        </w:rPr>
         <w:t>La infraestructura debe facilitar la operación de las actividades turísticas mediante servicios que mejoran la experiencia del visitante, tales como parqueaderos, centros de información turística, baños, zonas de descanso, miradores, estaciones de hidratación y áreas de alimentación.</w:t>
       </w:r>
     </w:p>
@@ -5859,7 +5885,7 @@
       </w:pPr>
       <w:r>
         <w:rPr>
-          <w:rStyle w:val="Fuerte"/>
+          <w:rStyle w:val="Textoennegrita"/>
           <w:rFonts w:ascii="Arial" w:hAnsi="Arial" w:cs="Arial"/>
           <w:sz w:val="20"/>
           <w:szCs w:val="20"/>
@@ -5873,6 +5899,13 @@
           <w:szCs w:val="20"/>
         </w:rPr>
         <w:br/>
+      </w:r>
+      <w:r>
+        <w:rPr>
+          <w:rFonts w:ascii="Arial" w:hAnsi="Arial" w:cs="Arial"/>
+          <w:sz w:val="20"/>
+          <w:szCs w:val="20"/>
+        </w:rPr>
         <w:t>La planificación de la infraestructura turística debe promover el uso responsable de los recursos naturales, el manejo adecuado de los residuos y la conservación del entorno ambiental, garantizando la permanencia del atractivo turístico a largo plazo.</w:t>
       </w:r>
     </w:p>
@@ -5912,12 +5945,12 @@
         <w:tblStyle w:val="Tablaconcuadrcula4-nfasis6"/>
         <w:tblW w:w="0" w:type="auto"/>
         <w:tblBorders>
-          <w:top w:val="single" w:sz="4" w:space="0" w:color="auto"/>
-          <w:left w:val="single" w:sz="4" w:space="0" w:color="auto"/>
-          <w:bottom w:val="single" w:sz="4" w:space="0" w:color="auto"/>
-          <w:right w:val="single" w:sz="4" w:space="0" w:color="auto"/>
-          <w:insideH w:val="single" w:sz="4" w:space="0" w:color="auto"/>
-          <w:insideV w:val="single" w:sz="4" w:space="0" w:color="auto"/>
+          <w:top w:val="single" w:color="auto" w:sz="4" w:space="0"/>
+          <w:left w:val="single" w:color="auto" w:sz="4" w:space="0"/>
+          <w:bottom w:val="single" w:color="auto" w:sz="4" w:space="0"/>
+          <w:right w:val="single" w:color="auto" w:sz="4" w:space="0"/>
+          <w:insideH w:val="single" w:color="auto" w:sz="4" w:space="0"/>
+          <w:insideV w:val="single" w:color="auto" w:sz="4" w:space="0"/>
         </w:tblBorders>
         <w:shd w:val="clear" w:color="auto" w:fill="FFFFFF" w:themeFill="background1"/>
         <w:tblLook w:val="04A0" w:firstRow="1" w:lastRow="0" w:firstColumn="1" w:lastColumn="0" w:noHBand="0" w:noVBand="1"/>
@@ -5936,10 +5969,10 @@
             <w:cnfStyle w:val="001000000000" w:firstRow="0" w:lastRow="0" w:firstColumn="1" w:lastColumn="0" w:oddVBand="0" w:evenVBand="0" w:oddHBand="0" w:evenHBand="0" w:firstRowFirstColumn="0" w:firstRowLastColumn="0" w:lastRowFirstColumn="0" w:lastRowLastColumn="0"/>
             <w:tcW w:w="0" w:type="auto"/>
             <w:tcBorders>
-              <w:top w:val="none" w:sz="0" w:space="0" w:color="auto"/>
-              <w:left w:val="none" w:sz="0" w:space="0" w:color="auto"/>
-              <w:bottom w:val="none" w:sz="0" w:space="0" w:color="auto"/>
-              <w:right w:val="none" w:sz="0" w:space="0" w:color="auto"/>
+              <w:top w:val="none" w:color="auto" w:sz="0" w:space="0"/>
+              <w:left w:val="none" w:color="auto" w:sz="0" w:space="0"/>
+              <w:bottom w:val="none" w:color="auto" w:sz="0" w:space="0"/>
+              <w:right w:val="none" w:color="auto" w:sz="0" w:space="0"/>
             </w:tcBorders>
             <w:shd w:val="clear" w:color="auto" w:fill="FFFFFF" w:themeFill="background1"/>
             <w:hideMark/>
@@ -5969,10 +6002,10 @@
           <w:tcPr>
             <w:tcW w:w="0" w:type="auto"/>
             <w:tcBorders>
-              <w:top w:val="none" w:sz="0" w:space="0" w:color="auto"/>
-              <w:left w:val="none" w:sz="0" w:space="0" w:color="auto"/>
-              <w:bottom w:val="none" w:sz="0" w:space="0" w:color="auto"/>
-              <w:right w:val="none" w:sz="0" w:space="0" w:color="auto"/>
+              <w:top w:val="none" w:color="auto" w:sz="0" w:space="0"/>
+              <w:left w:val="none" w:color="auto" w:sz="0" w:space="0"/>
+              <w:bottom w:val="none" w:color="auto" w:sz="0" w:space="0"/>
+              <w:right w:val="none" w:color="auto" w:sz="0" w:space="0"/>
             </w:tcBorders>
             <w:shd w:val="clear" w:color="auto" w:fill="FFFFFF" w:themeFill="background1"/>
             <w:hideMark/>
@@ -6003,10 +6036,10 @@
           <w:tcPr>
             <w:tcW w:w="0" w:type="auto"/>
             <w:tcBorders>
-              <w:top w:val="none" w:sz="0" w:space="0" w:color="auto"/>
-              <w:left w:val="none" w:sz="0" w:space="0" w:color="auto"/>
-              <w:bottom w:val="none" w:sz="0" w:space="0" w:color="auto"/>
-              <w:right w:val="none" w:sz="0" w:space="0" w:color="auto"/>
+              <w:top w:val="none" w:color="auto" w:sz="0" w:space="0"/>
+              <w:left w:val="none" w:color="auto" w:sz="0" w:space="0"/>
+              <w:bottom w:val="none" w:color="auto" w:sz="0" w:space="0"/>
+              <w:right w:val="none" w:color="auto" w:sz="0" w:space="0"/>
             </w:tcBorders>
             <w:shd w:val="clear" w:color="auto" w:fill="FFFFFF" w:themeFill="background1"/>
             <w:hideMark/>
@@ -6620,13 +6653,34 @@
           <w:szCs w:val="20"/>
         </w:rPr>
       </w:pPr>
-      <w:commentRangeStart w:id="10"/>
-      <w:r>
-        <w:rPr>
-          <w:sz w:val="20"/>
-          <w:szCs w:val="20"/>
-        </w:rPr>
-        <w:t>mejorar la experiencia del visitante,</w:t>
+      <w:r>
+        <w:rPr>
+          <w:sz w:val="20"/>
+          <w:szCs w:val="20"/>
+        </w:rPr>
+        <w:t xml:space="preserve">Mejorar la </w:t>
+      </w:r>
+      <w:commentRangeStart w:id="1618769223"/>
+      <w:r>
+        <w:rPr>
+          <w:sz w:val="20"/>
+          <w:szCs w:val="20"/>
+        </w:rPr>
+        <w:t>experiencia</w:t>
+      </w:r>
+      <w:commentRangeEnd w:id="1618769223"/>
+      <w:r>
+        <w:rPr>
+          <w:rStyle w:val="CommentReference"/>
+        </w:rPr>
+        <w:commentReference w:id="1618769223"/>
+      </w:r>
+      <w:r>
+        <w:rPr>
+          <w:sz w:val="20"/>
+          <w:szCs w:val="20"/>
+        </w:rPr>
+        <w:t xml:space="preserve"> del visitante. </w:t>
       </w:r>
     </w:p>
     <w:p>
@@ -6636,19 +6690,17 @@
           <w:ilvl w:val="0"/>
           <w:numId w:val="21"/>
         </w:numPr>
-        <w:spacing w:line="360" w:lineRule="auto"/>
-        <w:jc w:val="both"/>
-        <w:rPr>
-          <w:sz w:val="20"/>
-          <w:szCs w:val="20"/>
-        </w:rPr>
-      </w:pPr>
-      <w:r>
-        <w:rPr>
-          <w:sz w:val="20"/>
-          <w:szCs w:val="20"/>
-        </w:rPr>
-        <w:t>incrementar los niveles de seguridad,</w:t>
+        <w:rPr>
+          <w:sz w:val="20"/>
+          <w:szCs w:val="20"/>
+        </w:rPr>
+      </w:pPr>
+      <w:r>
+        <w:rPr>
+          <w:sz w:val="20"/>
+          <w:szCs w:val="20"/>
+        </w:rPr>
+        <w:t xml:space="preserve">Incrementar los niveles de seguridad. </w:t>
       </w:r>
     </w:p>
     <w:p>
@@ -6658,19 +6710,17 @@
           <w:ilvl w:val="0"/>
           <w:numId w:val="21"/>
         </w:numPr>
-        <w:spacing w:line="360" w:lineRule="auto"/>
-        <w:jc w:val="both"/>
-        <w:rPr>
-          <w:sz w:val="20"/>
-          <w:szCs w:val="20"/>
-        </w:rPr>
-      </w:pPr>
-      <w:r>
-        <w:rPr>
-          <w:sz w:val="20"/>
-          <w:szCs w:val="20"/>
-        </w:rPr>
-        <w:t>fortalecer la calidad del servicio,</w:t>
+        <w:rPr>
+          <w:sz w:val="20"/>
+          <w:szCs w:val="20"/>
+        </w:rPr>
+      </w:pPr>
+      <w:r>
+        <w:rPr>
+          <w:sz w:val="20"/>
+          <w:szCs w:val="20"/>
+        </w:rPr>
+        <w:t xml:space="preserve">Fortalecer la calidad del servicio. </w:t>
       </w:r>
     </w:p>
     <w:p>
@@ -6680,19 +6730,17 @@
           <w:ilvl w:val="0"/>
           <w:numId w:val="21"/>
         </w:numPr>
-        <w:spacing w:line="360" w:lineRule="auto"/>
-        <w:jc w:val="both"/>
-        <w:rPr>
-          <w:sz w:val="20"/>
-          <w:szCs w:val="20"/>
-        </w:rPr>
-      </w:pPr>
-      <w:r>
-        <w:rPr>
-          <w:sz w:val="20"/>
-          <w:szCs w:val="20"/>
-        </w:rPr>
-        <w:t>facilitar la operación de las actividades turísticas,</w:t>
+        <w:rPr>
+          <w:sz w:val="20"/>
+          <w:szCs w:val="20"/>
+        </w:rPr>
+      </w:pPr>
+      <w:r>
+        <w:rPr>
+          <w:sz w:val="20"/>
+          <w:szCs w:val="20"/>
+        </w:rPr>
+        <w:t xml:space="preserve">Facilitar la operación de las actividades turísticas. </w:t>
       </w:r>
     </w:p>
     <w:p>
@@ -6702,19 +6750,17 @@
           <w:ilvl w:val="0"/>
           <w:numId w:val="21"/>
         </w:numPr>
-        <w:spacing w:line="360" w:lineRule="auto"/>
-        <w:jc w:val="both"/>
-        <w:rPr>
-          <w:sz w:val="20"/>
-          <w:szCs w:val="20"/>
-        </w:rPr>
-      </w:pPr>
-      <w:r>
-        <w:rPr>
-          <w:sz w:val="20"/>
-          <w:szCs w:val="20"/>
-        </w:rPr>
-        <w:t>favorecer el desarrollo económico local,</w:t>
+        <w:rPr>
+          <w:sz w:val="20"/>
+          <w:szCs w:val="20"/>
+        </w:rPr>
+      </w:pPr>
+      <w:r>
+        <w:rPr>
+          <w:sz w:val="20"/>
+          <w:szCs w:val="20"/>
+        </w:rPr>
+        <w:t xml:space="preserve">Favorecer el desarrollo económico local. </w:t>
       </w:r>
     </w:p>
     <w:p>
@@ -6724,6 +6770,33 @@
           <w:ilvl w:val="0"/>
           <w:numId w:val="21"/>
         </w:numPr>
+        <w:rPr>
+          <w:sz w:val="20"/>
+          <w:szCs w:val="20"/>
+        </w:rPr>
+      </w:pPr>
+      <w:r>
+        <w:rPr>
+          <w:sz w:val="20"/>
+          <w:szCs w:val="20"/>
+        </w:rPr>
+        <w:t>Promover la sostenibilidad ambiental.</w:t>
+      </w:r>
+    </w:p>
+    <w:p>
+      <w:pPr>
+        <w:pStyle w:val="Prrafodelista"/>
+        <w:spacing w:line="360" w:lineRule="auto"/>
+        <w:ind w:left="720"/>
+        <w:jc w:val="both"/>
+        <w:rPr>
+          <w:sz w:val="20"/>
+          <w:szCs w:val="20"/>
+        </w:rPr>
+      </w:pPr>
+    </w:p>
+    <w:p>
+      <w:pPr>
         <w:spacing w:line="360" w:lineRule="auto"/>
         <w:jc w:val="both"/>
         <w:rPr>
@@ -6731,22 +6804,6 @@
           <w:szCs w:val="20"/>
         </w:rPr>
       </w:pPr>
-      <w:r>
-        <w:rPr>
-          <w:sz w:val="20"/>
-          <w:szCs w:val="20"/>
-        </w:rPr>
-        <w:t>y promover la sostenibilidad ambiental.</w:t>
-      </w:r>
-      <w:commentRangeEnd w:id="10"/>
-      <w:r>
-        <w:rPr>
-          <w:rStyle w:val="Refdecomentario"/>
-          <w:sz w:val="20"/>
-          <w:szCs w:val="20"/>
-        </w:rPr>
-        <w:commentReference w:id="10"/>
-      </w:r>
     </w:p>
     <w:p>
       <w:pPr>
@@ -6757,6 +6814,13 @@
           <w:szCs w:val="20"/>
         </w:rPr>
       </w:pPr>
+      <w:r>
+        <w:rPr>
+          <w:sz w:val="20"/>
+          <w:szCs w:val="20"/>
+        </w:rPr>
+        <w:t>De acuerdo con la Organización Mundial del Turismo (2021), los destinos turísticos sostenibles requieren infraestructura resiliente, segura y adaptada a las características del territorio, de manera que se garantice tanto la protección de los visitantes como la conservación del entorno.</w:t>
+      </w:r>
     </w:p>
     <w:p>
       <w:pPr>
@@ -6767,13 +6831,6 @@
           <w:szCs w:val="20"/>
         </w:rPr>
       </w:pPr>
-      <w:r>
-        <w:rPr>
-          <w:sz w:val="20"/>
-          <w:szCs w:val="20"/>
-        </w:rPr>
-        <w:t>De acuerdo con la Organización Mundial del Turismo (2021), los destinos turísticos sostenibles requieren infraestructura resiliente, segura y adaptada a las características del territorio, de manera que se garantice tanto la protección de los visitantes como la conservación del entorno.</w:t>
-      </w:r>
     </w:p>
     <w:p>
       <w:pPr>
@@ -6782,16 +6839,6 @@
         <w:rPr>
           <w:sz w:val="20"/>
           <w:szCs w:val="20"/>
-        </w:rPr>
-      </w:pPr>
-    </w:p>
-    <w:p>
-      <w:pPr>
-        <w:spacing w:line="360" w:lineRule="auto"/>
-        <w:jc w:val="both"/>
-        <w:rPr>
-          <w:sz w:val="20"/>
-          <w:szCs w:val="20"/>
           <w:lang w:val="es-MX"/>
         </w:rPr>
       </w:pPr>
@@ -6811,7 +6858,7 @@
           <w:szCs w:val="20"/>
         </w:rPr>
       </w:pPr>
-      <w:bookmarkStart w:id="12" w:name="_Toc231503883"/>
+      <w:bookmarkStart w:name="_Toc231503883" w:id="9"/>
       <w:r>
         <w:rPr>
           <w:sz w:val="20"/>
@@ -6840,7 +6887,7 @@
         </w:rPr>
         <w:t>Normatividad para el turismo de aventura</w:t>
       </w:r>
-      <w:bookmarkEnd w:id="12"/>
+      <w:bookmarkEnd w:id="9"/>
     </w:p>
     <w:p>
       <w:pPr>
@@ -7039,7 +7086,6 @@
           <w:sz w:val="20"/>
           <w:szCs w:val="20"/>
         </w:rPr>
-        <w:lastRenderedPageBreak/>
         <w:t>Según el Ministerio de Comercio, Industria y Turismo de Colombia, la regulación del sector turístico busca fortalecer la competitividad, la sostenibilidad y la formalización del turismo a nivel nacional.</w:t>
       </w:r>
     </w:p>
@@ -7111,7 +7157,7 @@
       </w:pPr>
       <w:r>
         <w:rPr>
-          <w:rStyle w:val="Fuerte"/>
+          <w:rStyle w:val="Textoennegrita"/>
           <w:rFonts w:ascii="Arial" w:hAnsi="Arial" w:cs="Arial"/>
           <w:sz w:val="20"/>
           <w:szCs w:val="20"/>
@@ -7125,6 +7171,13 @@
           <w:szCs w:val="20"/>
         </w:rPr>
         <w:br/>
+      </w:r>
+      <w:r>
+        <w:rPr>
+          <w:rFonts w:ascii="Arial" w:hAnsi="Arial" w:cs="Arial"/>
+          <w:sz w:val="20"/>
+          <w:szCs w:val="20"/>
+        </w:rPr>
         <w:t>Está orientada a minimizar los riesgos antes de la realización de las actividades turísticas, mediante la implementación de medidas de control, planificación y gestión del riesgo.</w:t>
       </w:r>
     </w:p>
@@ -7141,7 +7194,7 @@
       </w:pPr>
       <w:r>
         <w:rPr>
-          <w:rStyle w:val="Fuerte"/>
+          <w:rStyle w:val="Textoennegrita"/>
           <w:rFonts w:ascii="Arial" w:hAnsi="Arial" w:cs="Arial"/>
           <w:sz w:val="20"/>
           <w:szCs w:val="20"/>
@@ -7155,6 +7208,13 @@
           <w:szCs w:val="20"/>
         </w:rPr>
         <w:br/>
+      </w:r>
+      <w:r>
+        <w:rPr>
+          <w:rFonts w:ascii="Arial" w:hAnsi="Arial" w:cs="Arial"/>
+          <w:sz w:val="20"/>
+          <w:szCs w:val="20"/>
+        </w:rPr>
         <w:t>Incorpora estándares y requisitos relacionados con equipos, procedimientos, protocolos de seguridad y competencias del personal operativo.</w:t>
       </w:r>
     </w:p>
@@ -7171,7 +7231,7 @@
       </w:pPr>
       <w:r>
         <w:rPr>
-          <w:rStyle w:val="Fuerte"/>
+          <w:rStyle w:val="Textoennegrita"/>
           <w:rFonts w:ascii="Arial" w:hAnsi="Arial" w:cs="Arial"/>
           <w:sz w:val="20"/>
           <w:szCs w:val="20"/>
@@ -7185,6 +7245,13 @@
           <w:szCs w:val="20"/>
         </w:rPr>
         <w:br/>
+      </w:r>
+      <w:r>
+        <w:rPr>
+          <w:rFonts w:ascii="Arial" w:hAnsi="Arial" w:cs="Arial"/>
+          <w:sz w:val="20"/>
+          <w:szCs w:val="20"/>
+        </w:rPr>
         <w:t>Su cumplimiento es de carácter exigible para los prestadores de servicios turísticos, quienes deben ajustarse a las disposiciones legales y normativas vigentes.</w:t>
       </w:r>
     </w:p>
@@ -7201,7 +7268,7 @@
       </w:pPr>
       <w:r>
         <w:rPr>
-          <w:rStyle w:val="Fuerte"/>
+          <w:rStyle w:val="Textoennegrita"/>
           <w:rFonts w:ascii="Arial" w:hAnsi="Arial" w:cs="Arial"/>
           <w:sz w:val="20"/>
           <w:szCs w:val="20"/>
@@ -7215,6 +7282,13 @@
           <w:szCs w:val="20"/>
         </w:rPr>
         <w:br/>
+      </w:r>
+      <w:r>
+        <w:rPr>
+          <w:rFonts w:ascii="Arial" w:hAnsi="Arial" w:cs="Arial"/>
+          <w:sz w:val="20"/>
+          <w:szCs w:val="20"/>
+        </w:rPr>
         <w:t>Prioriza la protección de la vida, la integridad y el bienestar de las personas participantes, estableciendo condiciones mínimas para el desarrollo seguro de las actividades.</w:t>
       </w:r>
     </w:p>
@@ -7231,7 +7305,7 @@
       </w:pPr>
       <w:r>
         <w:rPr>
-          <w:rStyle w:val="Fuerte"/>
+          <w:rStyle w:val="Textoennegrita"/>
           <w:rFonts w:ascii="Arial" w:hAnsi="Arial" w:cs="Arial"/>
           <w:sz w:val="20"/>
           <w:szCs w:val="20"/>
@@ -7245,6 +7319,13 @@
           <w:szCs w:val="20"/>
         </w:rPr>
         <w:br/>
+      </w:r>
+      <w:r>
+        <w:rPr>
+          <w:rFonts w:ascii="Arial" w:hAnsi="Arial" w:cs="Arial"/>
+          <w:sz w:val="20"/>
+          <w:szCs w:val="20"/>
+        </w:rPr>
         <w:t>Promueve la adopción de prácticas responsables con el medio ambiente y las comunidades locales, fomentando el uso adecuado de los recursos naturales y la conservación del entorno.</w:t>
       </w:r>
     </w:p>
@@ -7256,7 +7337,7 @@
           <w:szCs w:val="20"/>
         </w:rPr>
       </w:pPr>
-      <w:bookmarkStart w:id="13" w:name="_Toc231503884"/>
+      <w:bookmarkStart w:name="_Toc231503884" w:id="10"/>
       <w:r>
         <w:rPr>
           <w:sz w:val="20"/>
@@ -7285,7 +7366,7 @@
         </w:rPr>
         <w:t>Aplicación de la normatividad turística</w:t>
       </w:r>
-      <w:bookmarkEnd w:id="13"/>
+      <w:bookmarkEnd w:id="10"/>
     </w:p>
     <w:p>
       <w:pPr>
@@ -7322,7 +7403,6 @@
           <w:sz w:val="20"/>
           <w:szCs w:val="20"/>
         </w:rPr>
-        <w:lastRenderedPageBreak/>
         <w:t>Entre estos requisitos se encuentran el Registro Nacional de Turismo (RNT), la implementación de protocolos de seguridad, la adquisición de pólizas y seguros, la capacitación del personal, el adecuado mantenimiento de los equipos, la gestión ambiental responsable y la formulación e implementación de planes de emergencia y contingencia.</w:t>
       </w:r>
     </w:p>
@@ -7382,12 +7462,12 @@
         <w:tblStyle w:val="Tablaconcuadrcula5oscura-nfasis3"/>
         <w:tblW w:w="0" w:type="auto"/>
         <w:tblBorders>
-          <w:top w:val="single" w:sz="4" w:space="0" w:color="auto"/>
-          <w:left w:val="single" w:sz="4" w:space="0" w:color="auto"/>
-          <w:bottom w:val="single" w:sz="4" w:space="0" w:color="auto"/>
-          <w:right w:val="single" w:sz="4" w:space="0" w:color="auto"/>
-          <w:insideH w:val="single" w:sz="4" w:space="0" w:color="auto"/>
-          <w:insideV w:val="single" w:sz="4" w:space="0" w:color="auto"/>
+          <w:top w:val="single" w:color="auto" w:sz="4" w:space="0"/>
+          <w:left w:val="single" w:color="auto" w:sz="4" w:space="0"/>
+          <w:bottom w:val="single" w:color="auto" w:sz="4" w:space="0"/>
+          <w:right w:val="single" w:color="auto" w:sz="4" w:space="0"/>
+          <w:insideH w:val="single" w:color="auto" w:sz="4" w:space="0"/>
+          <w:insideV w:val="single" w:color="auto" w:sz="4" w:space="0"/>
         </w:tblBorders>
         <w:shd w:val="clear" w:color="auto" w:fill="FFFFFF" w:themeFill="background1"/>
         <w:tblLook w:val="04A0" w:firstRow="1" w:lastRow="0" w:firstColumn="1" w:lastColumn="0" w:noHBand="0" w:noVBand="1"/>
@@ -7405,9 +7485,9 @@
             <w:cnfStyle w:val="001000000000" w:firstRow="0" w:lastRow="0" w:firstColumn="1" w:lastColumn="0" w:oddVBand="0" w:evenVBand="0" w:oddHBand="0" w:evenHBand="0" w:firstRowFirstColumn="0" w:firstRowLastColumn="0" w:lastRowFirstColumn="0" w:lastRowLastColumn="0"/>
             <w:tcW w:w="0" w:type="auto"/>
             <w:tcBorders>
-              <w:top w:val="none" w:sz="0" w:space="0" w:color="auto"/>
-              <w:left w:val="none" w:sz="0" w:space="0" w:color="auto"/>
-              <w:right w:val="none" w:sz="0" w:space="0" w:color="auto"/>
+              <w:top w:val="none" w:color="auto" w:sz="0" w:space="0"/>
+              <w:left w:val="none" w:color="auto" w:sz="0" w:space="0"/>
+              <w:right w:val="none" w:color="auto" w:sz="0" w:space="0"/>
             </w:tcBorders>
             <w:shd w:val="clear" w:color="auto" w:fill="FFFFFF" w:themeFill="background1"/>
             <w:hideMark/>
@@ -7437,9 +7517,9 @@
           <w:tcPr>
             <w:tcW w:w="0" w:type="auto"/>
             <w:tcBorders>
-              <w:top w:val="none" w:sz="0" w:space="0" w:color="auto"/>
-              <w:left w:val="none" w:sz="0" w:space="0" w:color="auto"/>
-              <w:right w:val="none" w:sz="0" w:space="0" w:color="auto"/>
+              <w:top w:val="none" w:color="auto" w:sz="0" w:space="0"/>
+              <w:left w:val="none" w:color="auto" w:sz="0" w:space="0"/>
+              <w:right w:val="none" w:color="auto" w:sz="0" w:space="0"/>
             </w:tcBorders>
             <w:shd w:val="clear" w:color="auto" w:fill="FFFFFF" w:themeFill="background1"/>
             <w:hideMark/>
@@ -7476,7 +7556,7 @@
             <w:cnfStyle w:val="001000000000" w:firstRow="0" w:lastRow="0" w:firstColumn="1" w:lastColumn="0" w:oddVBand="0" w:evenVBand="0" w:oddHBand="0" w:evenHBand="0" w:firstRowFirstColumn="0" w:firstRowLastColumn="0" w:lastRowFirstColumn="0" w:lastRowLastColumn="0"/>
             <w:tcW w:w="0" w:type="auto"/>
             <w:tcBorders>
-              <w:left w:val="none" w:sz="0" w:space="0" w:color="auto"/>
+              <w:left w:val="none" w:color="auto" w:sz="0" w:space="0"/>
             </w:tcBorders>
             <w:shd w:val="clear" w:color="auto" w:fill="FFFFFF" w:themeFill="background1"/>
             <w:hideMark/>
@@ -7535,7 +7615,7 @@
             <w:cnfStyle w:val="001000000000" w:firstRow="0" w:lastRow="0" w:firstColumn="1" w:lastColumn="0" w:oddVBand="0" w:evenVBand="0" w:oddHBand="0" w:evenHBand="0" w:firstRowFirstColumn="0" w:firstRowLastColumn="0" w:lastRowFirstColumn="0" w:lastRowLastColumn="0"/>
             <w:tcW w:w="0" w:type="auto"/>
             <w:tcBorders>
-              <w:left w:val="none" w:sz="0" w:space="0" w:color="auto"/>
+              <w:left w:val="none" w:color="auto" w:sz="0" w:space="0"/>
             </w:tcBorders>
             <w:shd w:val="clear" w:color="auto" w:fill="FFFFFF" w:themeFill="background1"/>
             <w:hideMark/>
@@ -7597,7 +7677,7 @@
             <w:cnfStyle w:val="001000000000" w:firstRow="0" w:lastRow="0" w:firstColumn="1" w:lastColumn="0" w:oddVBand="0" w:evenVBand="0" w:oddHBand="0" w:evenHBand="0" w:firstRowFirstColumn="0" w:firstRowLastColumn="0" w:lastRowFirstColumn="0" w:lastRowLastColumn="0"/>
             <w:tcW w:w="0" w:type="auto"/>
             <w:tcBorders>
-              <w:left w:val="none" w:sz="0" w:space="0" w:color="auto"/>
+              <w:left w:val="none" w:color="auto" w:sz="0" w:space="0"/>
             </w:tcBorders>
             <w:shd w:val="clear" w:color="auto" w:fill="FFFFFF" w:themeFill="background1"/>
             <w:hideMark/>
@@ -7656,7 +7736,7 @@
             <w:cnfStyle w:val="001000000000" w:firstRow="0" w:lastRow="0" w:firstColumn="1" w:lastColumn="0" w:oddVBand="0" w:evenVBand="0" w:oddHBand="0" w:evenHBand="0" w:firstRowFirstColumn="0" w:firstRowLastColumn="0" w:lastRowFirstColumn="0" w:lastRowLastColumn="0"/>
             <w:tcW w:w="0" w:type="auto"/>
             <w:tcBorders>
-              <w:left w:val="none" w:sz="0" w:space="0" w:color="auto"/>
+              <w:left w:val="none" w:color="auto" w:sz="0" w:space="0"/>
             </w:tcBorders>
             <w:shd w:val="clear" w:color="auto" w:fill="FFFFFF" w:themeFill="background1"/>
             <w:hideMark/>
@@ -7718,7 +7798,7 @@
             <w:cnfStyle w:val="001000000000" w:firstRow="0" w:lastRow="0" w:firstColumn="1" w:lastColumn="0" w:oddVBand="0" w:evenVBand="0" w:oddHBand="0" w:evenHBand="0" w:firstRowFirstColumn="0" w:firstRowLastColumn="0" w:lastRowFirstColumn="0" w:lastRowLastColumn="0"/>
             <w:tcW w:w="0" w:type="auto"/>
             <w:tcBorders>
-              <w:left w:val="none" w:sz="0" w:space="0" w:color="auto"/>
+              <w:left w:val="none" w:color="auto" w:sz="0" w:space="0"/>
             </w:tcBorders>
             <w:shd w:val="clear" w:color="auto" w:fill="FFFFFF" w:themeFill="background1"/>
             <w:hideMark/>
@@ -7777,7 +7857,7 @@
             <w:cnfStyle w:val="001000000000" w:firstRow="0" w:lastRow="0" w:firstColumn="1" w:lastColumn="0" w:oddVBand="0" w:evenVBand="0" w:oddHBand="0" w:evenHBand="0" w:firstRowFirstColumn="0" w:firstRowLastColumn="0" w:lastRowFirstColumn="0" w:lastRowLastColumn="0"/>
             <w:tcW w:w="0" w:type="auto"/>
             <w:tcBorders>
-              <w:left w:val="none" w:sz="0" w:space="0" w:color="auto"/>
+              <w:left w:val="none" w:color="auto" w:sz="0" w:space="0"/>
             </w:tcBorders>
             <w:shd w:val="clear" w:color="auto" w:fill="FFFFFF" w:themeFill="background1"/>
             <w:hideMark/>
@@ -7839,8 +7919,8 @@
             <w:cnfStyle w:val="001000000000" w:firstRow="0" w:lastRow="0" w:firstColumn="1" w:lastColumn="0" w:oddVBand="0" w:evenVBand="0" w:oddHBand="0" w:evenHBand="0" w:firstRowFirstColumn="0" w:firstRowLastColumn="0" w:lastRowFirstColumn="0" w:lastRowLastColumn="0"/>
             <w:tcW w:w="0" w:type="auto"/>
             <w:tcBorders>
-              <w:left w:val="none" w:sz="0" w:space="0" w:color="auto"/>
-              <w:bottom w:val="none" w:sz="0" w:space="0" w:color="auto"/>
+              <w:left w:val="none" w:color="auto" w:sz="0" w:space="0"/>
+              <w:bottom w:val="none" w:color="auto" w:sz="0" w:space="0"/>
             </w:tcBorders>
             <w:shd w:val="clear" w:color="auto" w:fill="FFFFFF" w:themeFill="background1"/>
             <w:hideMark/>
@@ -7907,7 +7987,7 @@
           <w:lang w:val="es-MX"/>
         </w:rPr>
       </w:pPr>
-      <w:bookmarkStart w:id="14" w:name="_Toc231503885"/>
+      <w:bookmarkStart w:name="_Toc231503885" w:id="11"/>
       <w:r>
         <w:rPr>
           <w:sz w:val="20"/>
@@ -7916,7 +7996,7 @@
         </w:rPr>
         <w:t>Prestadores de servicios turísticos en el destino</w:t>
       </w:r>
-      <w:bookmarkEnd w:id="14"/>
+      <w:bookmarkEnd w:id="11"/>
     </w:p>
     <w:p>
       <w:pPr>
@@ -8013,12 +8093,12 @@
         <w:tblStyle w:val="Tablaconcuadrcula4-nfasis6"/>
         <w:tblW w:w="0" w:type="auto"/>
         <w:tblBorders>
-          <w:top w:val="single" w:sz="4" w:space="0" w:color="auto"/>
-          <w:left w:val="single" w:sz="4" w:space="0" w:color="auto"/>
-          <w:bottom w:val="single" w:sz="4" w:space="0" w:color="auto"/>
-          <w:right w:val="single" w:sz="4" w:space="0" w:color="auto"/>
-          <w:insideH w:val="single" w:sz="4" w:space="0" w:color="auto"/>
-          <w:insideV w:val="single" w:sz="4" w:space="0" w:color="auto"/>
+          <w:top w:val="single" w:color="auto" w:sz="4" w:space="0"/>
+          <w:left w:val="single" w:color="auto" w:sz="4" w:space="0"/>
+          <w:bottom w:val="single" w:color="auto" w:sz="4" w:space="0"/>
+          <w:right w:val="single" w:color="auto" w:sz="4" w:space="0"/>
+          <w:insideH w:val="single" w:color="auto" w:sz="4" w:space="0"/>
+          <w:insideV w:val="single" w:color="auto" w:sz="4" w:space="0"/>
         </w:tblBorders>
         <w:shd w:val="clear" w:color="auto" w:fill="FFFFFF" w:themeFill="background1"/>
         <w:tblLook w:val="04A0" w:firstRow="1" w:lastRow="0" w:firstColumn="1" w:lastColumn="0" w:noHBand="0" w:noVBand="1"/>
@@ -8036,10 +8116,10 @@
             <w:cnfStyle w:val="001000000000" w:firstRow="0" w:lastRow="0" w:firstColumn="1" w:lastColumn="0" w:oddVBand="0" w:evenVBand="0" w:oddHBand="0" w:evenHBand="0" w:firstRowFirstColumn="0" w:firstRowLastColumn="0" w:lastRowFirstColumn="0" w:lastRowLastColumn="0"/>
             <w:tcW w:w="0" w:type="auto"/>
             <w:tcBorders>
-              <w:top w:val="none" w:sz="0" w:space="0" w:color="auto"/>
-              <w:left w:val="none" w:sz="0" w:space="0" w:color="auto"/>
-              <w:bottom w:val="none" w:sz="0" w:space="0" w:color="auto"/>
-              <w:right w:val="none" w:sz="0" w:space="0" w:color="auto"/>
+              <w:top w:val="none" w:color="auto" w:sz="0" w:space="0"/>
+              <w:left w:val="none" w:color="auto" w:sz="0" w:space="0"/>
+              <w:bottom w:val="none" w:color="auto" w:sz="0" w:space="0"/>
+              <w:right w:val="none" w:color="auto" w:sz="0" w:space="0"/>
             </w:tcBorders>
             <w:shd w:val="clear" w:color="auto" w:fill="FFFFFF" w:themeFill="background1"/>
             <w:hideMark/>
@@ -8069,10 +8149,10 @@
           <w:tcPr>
             <w:tcW w:w="0" w:type="auto"/>
             <w:tcBorders>
-              <w:top w:val="none" w:sz="0" w:space="0" w:color="auto"/>
-              <w:left w:val="none" w:sz="0" w:space="0" w:color="auto"/>
-              <w:bottom w:val="none" w:sz="0" w:space="0" w:color="auto"/>
-              <w:right w:val="none" w:sz="0" w:space="0" w:color="auto"/>
+              <w:top w:val="none" w:color="auto" w:sz="0" w:space="0"/>
+              <w:left w:val="none" w:color="auto" w:sz="0" w:space="0"/>
+              <w:bottom w:val="none" w:color="auto" w:sz="0" w:space="0"/>
+              <w:right w:val="none" w:color="auto" w:sz="0" w:space="0"/>
             </w:tcBorders>
             <w:shd w:val="clear" w:color="auto" w:fill="FFFFFF" w:themeFill="background1"/>
             <w:hideMark/>
@@ -8291,7 +8371,6 @@
                 <w:szCs w:val="20"/>
                 <w:lang w:val="es-MX"/>
               </w:rPr>
-              <w:lastRenderedPageBreak/>
               <w:t>Establecimientos de alojamiento</w:t>
             </w:r>
           </w:p>
@@ -8654,7 +8733,7 @@
           <w:lang w:val="es-MX"/>
         </w:rPr>
       </w:pPr>
-      <w:bookmarkStart w:id="15" w:name="_Toc231503886"/>
+      <w:bookmarkStart w:name="_Toc231503886" w:id="12"/>
       <w:r>
         <w:rPr>
           <w:sz w:val="20"/>
@@ -8671,7 +8750,7 @@
         </w:rPr>
         <w:t>Atractivo turístico</w:t>
       </w:r>
-      <w:bookmarkEnd w:id="15"/>
+      <w:bookmarkEnd w:id="12"/>
     </w:p>
     <w:p>
       <w:pPr>
@@ -8834,7 +8913,6 @@
           <w:sz w:val="20"/>
           <w:szCs w:val="20"/>
         </w:rPr>
-        <w:lastRenderedPageBreak/>
         <w:t xml:space="preserve">Cascadas. </w:t>
       </w:r>
     </w:p>
@@ -9013,7 +9091,7 @@
           <w:lang w:val="es-MX"/>
         </w:rPr>
       </w:pPr>
-      <w:bookmarkStart w:id="16" w:name="_Toc231503887"/>
+      <w:bookmarkStart w:name="_Toc231503887" w:id="13"/>
       <w:r>
         <w:rPr>
           <w:sz w:val="20"/>
@@ -9030,7 +9108,7 @@
         </w:rPr>
         <w:t>Clasificación de los atractivos turísticos según la metodología colombiana</w:t>
       </w:r>
-      <w:bookmarkEnd w:id="16"/>
+      <w:bookmarkEnd w:id="13"/>
     </w:p>
     <w:p>
       <w:pPr>
@@ -9540,12 +9618,12 @@
         <w:tblStyle w:val="Tablaconcuadrcula5oscura-nfasis6"/>
         <w:tblW w:w="0" w:type="auto"/>
         <w:tblBorders>
-          <w:top w:val="single" w:sz="4" w:space="0" w:color="auto"/>
-          <w:left w:val="single" w:sz="4" w:space="0" w:color="auto"/>
-          <w:bottom w:val="single" w:sz="4" w:space="0" w:color="auto"/>
-          <w:right w:val="single" w:sz="4" w:space="0" w:color="auto"/>
-          <w:insideH w:val="single" w:sz="4" w:space="0" w:color="auto"/>
-          <w:insideV w:val="single" w:sz="4" w:space="0" w:color="auto"/>
+          <w:top w:val="single" w:color="auto" w:sz="4" w:space="0"/>
+          <w:left w:val="single" w:color="auto" w:sz="4" w:space="0"/>
+          <w:bottom w:val="single" w:color="auto" w:sz="4" w:space="0"/>
+          <w:right w:val="single" w:color="auto" w:sz="4" w:space="0"/>
+          <w:insideH w:val="single" w:color="auto" w:sz="4" w:space="0"/>
+          <w:insideV w:val="single" w:color="auto" w:sz="4" w:space="0"/>
         </w:tblBorders>
         <w:shd w:val="clear" w:color="auto" w:fill="FFFFFF" w:themeFill="background1"/>
         <w:tblLook w:val="04A0" w:firstRow="1" w:lastRow="0" w:firstColumn="1" w:lastColumn="0" w:noHBand="0" w:noVBand="1"/>
@@ -9563,9 +9641,9 @@
             <w:cnfStyle w:val="001000000000" w:firstRow="0" w:lastRow="0" w:firstColumn="1" w:lastColumn="0" w:oddVBand="0" w:evenVBand="0" w:oddHBand="0" w:evenHBand="0" w:firstRowFirstColumn="0" w:firstRowLastColumn="0" w:lastRowFirstColumn="0" w:lastRowLastColumn="0"/>
             <w:tcW w:w="0" w:type="auto"/>
             <w:tcBorders>
-              <w:top w:val="none" w:sz="0" w:space="0" w:color="auto"/>
-              <w:left w:val="none" w:sz="0" w:space="0" w:color="auto"/>
-              <w:right w:val="none" w:sz="0" w:space="0" w:color="auto"/>
+              <w:top w:val="none" w:color="auto" w:sz="0" w:space="0"/>
+              <w:left w:val="none" w:color="auto" w:sz="0" w:space="0"/>
+              <w:right w:val="none" w:color="auto" w:sz="0" w:space="0"/>
             </w:tcBorders>
             <w:shd w:val="clear" w:color="auto" w:fill="FFFFFF" w:themeFill="background1"/>
             <w:hideMark/>
@@ -9595,9 +9673,9 @@
           <w:tcPr>
             <w:tcW w:w="0" w:type="auto"/>
             <w:tcBorders>
-              <w:top w:val="none" w:sz="0" w:space="0" w:color="auto"/>
-              <w:left w:val="none" w:sz="0" w:space="0" w:color="auto"/>
-              <w:right w:val="none" w:sz="0" w:space="0" w:color="auto"/>
+              <w:top w:val="none" w:color="auto" w:sz="0" w:space="0"/>
+              <w:left w:val="none" w:color="auto" w:sz="0" w:space="0"/>
+              <w:right w:val="none" w:color="auto" w:sz="0" w:space="0"/>
             </w:tcBorders>
             <w:shd w:val="clear" w:color="auto" w:fill="FFFFFF" w:themeFill="background1"/>
             <w:hideMark/>
@@ -9634,7 +9712,7 @@
             <w:cnfStyle w:val="001000000000" w:firstRow="0" w:lastRow="0" w:firstColumn="1" w:lastColumn="0" w:oddVBand="0" w:evenVBand="0" w:oddHBand="0" w:evenHBand="0" w:firstRowFirstColumn="0" w:firstRowLastColumn="0" w:lastRowFirstColumn="0" w:lastRowLastColumn="0"/>
             <w:tcW w:w="0" w:type="auto"/>
             <w:tcBorders>
-              <w:left w:val="none" w:sz="0" w:space="0" w:color="auto"/>
+              <w:left w:val="none" w:color="auto" w:sz="0" w:space="0"/>
             </w:tcBorders>
             <w:shd w:val="clear" w:color="auto" w:fill="FFFFFF" w:themeFill="background1"/>
             <w:hideMark/>
@@ -9693,7 +9771,7 @@
             <w:cnfStyle w:val="001000000000" w:firstRow="0" w:lastRow="0" w:firstColumn="1" w:lastColumn="0" w:oddVBand="0" w:evenVBand="0" w:oddHBand="0" w:evenHBand="0" w:firstRowFirstColumn="0" w:firstRowLastColumn="0" w:lastRowFirstColumn="0" w:lastRowLastColumn="0"/>
             <w:tcW w:w="0" w:type="auto"/>
             <w:tcBorders>
-              <w:left w:val="none" w:sz="0" w:space="0" w:color="auto"/>
+              <w:left w:val="none" w:color="auto" w:sz="0" w:space="0"/>
             </w:tcBorders>
             <w:shd w:val="clear" w:color="auto" w:fill="FFFFFF" w:themeFill="background1"/>
             <w:hideMark/>
@@ -9755,7 +9833,7 @@
             <w:cnfStyle w:val="001000000000" w:firstRow="0" w:lastRow="0" w:firstColumn="1" w:lastColumn="0" w:oddVBand="0" w:evenVBand="0" w:oddHBand="0" w:evenHBand="0" w:firstRowFirstColumn="0" w:firstRowLastColumn="0" w:lastRowFirstColumn="0" w:lastRowLastColumn="0"/>
             <w:tcW w:w="0" w:type="auto"/>
             <w:tcBorders>
-              <w:left w:val="none" w:sz="0" w:space="0" w:color="auto"/>
+              <w:left w:val="none" w:color="auto" w:sz="0" w:space="0"/>
             </w:tcBorders>
             <w:shd w:val="clear" w:color="auto" w:fill="FFFFFF" w:themeFill="background1"/>
             <w:hideMark/>
@@ -9814,7 +9892,7 @@
             <w:cnfStyle w:val="001000000000" w:firstRow="0" w:lastRow="0" w:firstColumn="1" w:lastColumn="0" w:oddVBand="0" w:evenVBand="0" w:oddHBand="0" w:evenHBand="0" w:firstRowFirstColumn="0" w:firstRowLastColumn="0" w:lastRowFirstColumn="0" w:lastRowLastColumn="0"/>
             <w:tcW w:w="0" w:type="auto"/>
             <w:tcBorders>
-              <w:left w:val="none" w:sz="0" w:space="0" w:color="auto"/>
+              <w:left w:val="none" w:color="auto" w:sz="0" w:space="0"/>
             </w:tcBorders>
             <w:shd w:val="clear" w:color="auto" w:fill="FFFFFF" w:themeFill="background1"/>
             <w:hideMark/>
@@ -9836,7 +9914,6 @@
                 <w:szCs w:val="20"/>
                 <w:lang w:val="es-MX"/>
               </w:rPr>
-              <w:lastRenderedPageBreak/>
               <w:t>Aguas lénticas</w:t>
             </w:r>
           </w:p>
@@ -9877,7 +9954,7 @@
             <w:cnfStyle w:val="001000000000" w:firstRow="0" w:lastRow="0" w:firstColumn="1" w:lastColumn="0" w:oddVBand="0" w:evenVBand="0" w:oddHBand="0" w:evenHBand="0" w:firstRowFirstColumn="0" w:firstRowLastColumn="0" w:lastRowFirstColumn="0" w:lastRowLastColumn="0"/>
             <w:tcW w:w="0" w:type="auto"/>
             <w:tcBorders>
-              <w:left w:val="none" w:sz="0" w:space="0" w:color="auto"/>
+              <w:left w:val="none" w:color="auto" w:sz="0" w:space="0"/>
             </w:tcBorders>
             <w:shd w:val="clear" w:color="auto" w:fill="FFFFFF" w:themeFill="background1"/>
             <w:hideMark/>
@@ -9936,7 +10013,7 @@
             <w:cnfStyle w:val="001000000000" w:firstRow="0" w:lastRow="0" w:firstColumn="1" w:lastColumn="0" w:oddVBand="0" w:evenVBand="0" w:oddHBand="0" w:evenHBand="0" w:firstRowFirstColumn="0" w:firstRowLastColumn="0" w:lastRowFirstColumn="0" w:lastRowLastColumn="0"/>
             <w:tcW w:w="0" w:type="auto"/>
             <w:tcBorders>
-              <w:left w:val="none" w:sz="0" w:space="0" w:color="auto"/>
+              <w:left w:val="none" w:color="auto" w:sz="0" w:space="0"/>
             </w:tcBorders>
             <w:shd w:val="clear" w:color="auto" w:fill="FFFFFF" w:themeFill="background1"/>
             <w:hideMark/>
@@ -9998,7 +10075,7 @@
             <w:cnfStyle w:val="001000000000" w:firstRow="0" w:lastRow="0" w:firstColumn="1" w:lastColumn="0" w:oddVBand="0" w:evenVBand="0" w:oddHBand="0" w:evenHBand="0" w:firstRowFirstColumn="0" w:firstRowLastColumn="0" w:lastRowFirstColumn="0" w:lastRowLastColumn="0"/>
             <w:tcW w:w="0" w:type="auto"/>
             <w:tcBorders>
-              <w:left w:val="none" w:sz="0" w:space="0" w:color="auto"/>
+              <w:left w:val="none" w:color="auto" w:sz="0" w:space="0"/>
             </w:tcBorders>
             <w:shd w:val="clear" w:color="auto" w:fill="FFFFFF" w:themeFill="background1"/>
             <w:hideMark/>
@@ -10057,7 +10134,7 @@
             <w:cnfStyle w:val="001000000000" w:firstRow="0" w:lastRow="0" w:firstColumn="1" w:lastColumn="0" w:oddVBand="0" w:evenVBand="0" w:oddHBand="0" w:evenHBand="0" w:firstRowFirstColumn="0" w:firstRowLastColumn="0" w:lastRowFirstColumn="0" w:lastRowLastColumn="0"/>
             <w:tcW w:w="0" w:type="auto"/>
             <w:tcBorders>
-              <w:left w:val="none" w:sz="0" w:space="0" w:color="auto"/>
+              <w:left w:val="none" w:color="auto" w:sz="0" w:space="0"/>
             </w:tcBorders>
             <w:shd w:val="clear" w:color="auto" w:fill="FFFFFF" w:themeFill="background1"/>
             <w:hideMark/>
@@ -10119,7 +10196,7 @@
             <w:cnfStyle w:val="001000000000" w:firstRow="0" w:lastRow="0" w:firstColumn="1" w:lastColumn="0" w:oddVBand="0" w:evenVBand="0" w:oddHBand="0" w:evenHBand="0" w:firstRowFirstColumn="0" w:firstRowLastColumn="0" w:lastRowFirstColumn="0" w:lastRowLastColumn="0"/>
             <w:tcW w:w="0" w:type="auto"/>
             <w:tcBorders>
-              <w:left w:val="none" w:sz="0" w:space="0" w:color="auto"/>
+              <w:left w:val="none" w:color="auto" w:sz="0" w:space="0"/>
             </w:tcBorders>
             <w:shd w:val="clear" w:color="auto" w:fill="FFFFFF" w:themeFill="background1"/>
             <w:hideMark/>
@@ -10178,7 +10255,7 @@
             <w:cnfStyle w:val="001000000000" w:firstRow="0" w:lastRow="0" w:firstColumn="1" w:lastColumn="0" w:oddVBand="0" w:evenVBand="0" w:oddHBand="0" w:evenHBand="0" w:firstRowFirstColumn="0" w:firstRowLastColumn="0" w:lastRowFirstColumn="0" w:lastRowLastColumn="0"/>
             <w:tcW w:w="0" w:type="auto"/>
             <w:tcBorders>
-              <w:left w:val="none" w:sz="0" w:space="0" w:color="auto"/>
+              <w:left w:val="none" w:color="auto" w:sz="0" w:space="0"/>
             </w:tcBorders>
             <w:shd w:val="clear" w:color="auto" w:fill="FFFFFF" w:themeFill="background1"/>
             <w:hideMark/>
@@ -10240,8 +10317,8 @@
             <w:cnfStyle w:val="001000000000" w:firstRow="0" w:lastRow="0" w:firstColumn="1" w:lastColumn="0" w:oddVBand="0" w:evenVBand="0" w:oddHBand="0" w:evenHBand="0" w:firstRowFirstColumn="0" w:firstRowLastColumn="0" w:lastRowFirstColumn="0" w:lastRowLastColumn="0"/>
             <w:tcW w:w="0" w:type="auto"/>
             <w:tcBorders>
-              <w:left w:val="none" w:sz="0" w:space="0" w:color="auto"/>
-              <w:bottom w:val="none" w:sz="0" w:space="0" w:color="auto"/>
+              <w:left w:val="none" w:color="auto" w:sz="0" w:space="0"/>
+              <w:bottom w:val="none" w:color="auto" w:sz="0" w:space="0"/>
             </w:tcBorders>
             <w:shd w:val="clear" w:color="auto" w:fill="FFFFFF" w:themeFill="background1"/>
             <w:hideMark/>
@@ -10751,12 +10828,12 @@
         <w:tblStyle w:val="Tablaconcuadrcula5oscura-nfasis6"/>
         <w:tblW w:w="0" w:type="auto"/>
         <w:tblBorders>
-          <w:top w:val="single" w:sz="4" w:space="0" w:color="auto"/>
-          <w:left w:val="single" w:sz="4" w:space="0" w:color="auto"/>
-          <w:bottom w:val="single" w:sz="4" w:space="0" w:color="auto"/>
-          <w:right w:val="single" w:sz="4" w:space="0" w:color="auto"/>
-          <w:insideH w:val="single" w:sz="4" w:space="0" w:color="auto"/>
-          <w:insideV w:val="single" w:sz="4" w:space="0" w:color="auto"/>
+          <w:top w:val="single" w:color="auto" w:sz="4" w:space="0"/>
+          <w:left w:val="single" w:color="auto" w:sz="4" w:space="0"/>
+          <w:bottom w:val="single" w:color="auto" w:sz="4" w:space="0"/>
+          <w:right w:val="single" w:color="auto" w:sz="4" w:space="0"/>
+          <w:insideH w:val="single" w:color="auto" w:sz="4" w:space="0"/>
+          <w:insideV w:val="single" w:color="auto" w:sz="4" w:space="0"/>
         </w:tblBorders>
         <w:shd w:val="clear" w:color="auto" w:fill="FFFFFF" w:themeFill="background1"/>
         <w:tblLook w:val="04A0" w:firstRow="1" w:lastRow="0" w:firstColumn="1" w:lastColumn="0" w:noHBand="0" w:noVBand="1"/>
@@ -10774,9 +10851,9 @@
             <w:cnfStyle w:val="001000000000" w:firstRow="0" w:lastRow="0" w:firstColumn="1" w:lastColumn="0" w:oddVBand="0" w:evenVBand="0" w:oddHBand="0" w:evenHBand="0" w:firstRowFirstColumn="0" w:firstRowLastColumn="0" w:lastRowFirstColumn="0" w:lastRowLastColumn="0"/>
             <w:tcW w:w="0" w:type="auto"/>
             <w:tcBorders>
-              <w:top w:val="none" w:sz="0" w:space="0" w:color="auto"/>
-              <w:left w:val="none" w:sz="0" w:space="0" w:color="auto"/>
-              <w:right w:val="none" w:sz="0" w:space="0" w:color="auto"/>
+              <w:top w:val="none" w:color="auto" w:sz="0" w:space="0"/>
+              <w:left w:val="none" w:color="auto" w:sz="0" w:space="0"/>
+              <w:right w:val="none" w:color="auto" w:sz="0" w:space="0"/>
             </w:tcBorders>
             <w:shd w:val="clear" w:color="auto" w:fill="FFFFFF" w:themeFill="background1"/>
             <w:hideMark/>
@@ -10806,9 +10883,9 @@
           <w:tcPr>
             <w:tcW w:w="0" w:type="auto"/>
             <w:tcBorders>
-              <w:top w:val="none" w:sz="0" w:space="0" w:color="auto"/>
-              <w:left w:val="none" w:sz="0" w:space="0" w:color="auto"/>
-              <w:right w:val="none" w:sz="0" w:space="0" w:color="auto"/>
+              <w:top w:val="none" w:color="auto" w:sz="0" w:space="0"/>
+              <w:left w:val="none" w:color="auto" w:sz="0" w:space="0"/>
+              <w:right w:val="none" w:color="auto" w:sz="0" w:space="0"/>
             </w:tcBorders>
             <w:shd w:val="clear" w:color="auto" w:fill="FFFFFF" w:themeFill="background1"/>
             <w:hideMark/>
@@ -10845,7 +10922,7 @@
             <w:cnfStyle w:val="001000000000" w:firstRow="0" w:lastRow="0" w:firstColumn="1" w:lastColumn="0" w:oddVBand="0" w:evenVBand="0" w:oddHBand="0" w:evenHBand="0" w:firstRowFirstColumn="0" w:firstRowLastColumn="0" w:lastRowFirstColumn="0" w:lastRowLastColumn="0"/>
             <w:tcW w:w="0" w:type="auto"/>
             <w:tcBorders>
-              <w:left w:val="none" w:sz="0" w:space="0" w:color="auto"/>
+              <w:left w:val="none" w:color="auto" w:sz="0" w:space="0"/>
             </w:tcBorders>
             <w:shd w:val="clear" w:color="auto" w:fill="FFFFFF" w:themeFill="background1"/>
             <w:hideMark/>
@@ -10904,7 +10981,7 @@
             <w:cnfStyle w:val="001000000000" w:firstRow="0" w:lastRow="0" w:firstColumn="1" w:lastColumn="0" w:oddVBand="0" w:evenVBand="0" w:oddHBand="0" w:evenHBand="0" w:firstRowFirstColumn="0" w:firstRowLastColumn="0" w:lastRowFirstColumn="0" w:lastRowLastColumn="0"/>
             <w:tcW w:w="0" w:type="auto"/>
             <w:tcBorders>
-              <w:left w:val="none" w:sz="0" w:space="0" w:color="auto"/>
+              <w:left w:val="none" w:color="auto" w:sz="0" w:space="0"/>
             </w:tcBorders>
             <w:shd w:val="clear" w:color="auto" w:fill="FFFFFF" w:themeFill="background1"/>
             <w:hideMark/>
@@ -10966,7 +11043,7 @@
             <w:cnfStyle w:val="001000000000" w:firstRow="0" w:lastRow="0" w:firstColumn="1" w:lastColumn="0" w:oddVBand="0" w:evenVBand="0" w:oddHBand="0" w:evenHBand="0" w:firstRowFirstColumn="0" w:firstRowLastColumn="0" w:lastRowFirstColumn="0" w:lastRowLastColumn="0"/>
             <w:tcW w:w="0" w:type="auto"/>
             <w:tcBorders>
-              <w:left w:val="none" w:sz="0" w:space="0" w:color="auto"/>
+              <w:left w:val="none" w:color="auto" w:sz="0" w:space="0"/>
             </w:tcBorders>
             <w:shd w:val="clear" w:color="auto" w:fill="FFFFFF" w:themeFill="background1"/>
             <w:hideMark/>
@@ -11025,8 +11102,8 @@
             <w:cnfStyle w:val="001000000000" w:firstRow="0" w:lastRow="0" w:firstColumn="1" w:lastColumn="0" w:oddVBand="0" w:evenVBand="0" w:oddHBand="0" w:evenHBand="0" w:firstRowFirstColumn="0" w:firstRowLastColumn="0" w:lastRowFirstColumn="0" w:lastRowLastColumn="0"/>
             <w:tcW w:w="0" w:type="auto"/>
             <w:tcBorders>
-              <w:left w:val="none" w:sz="0" w:space="0" w:color="auto"/>
-              <w:bottom w:val="none" w:sz="0" w:space="0" w:color="auto"/>
+              <w:left w:val="none" w:color="auto" w:sz="0" w:space="0"/>
+              <w:bottom w:val="none" w:color="auto" w:sz="0" w:space="0"/>
             </w:tcBorders>
             <w:shd w:val="clear" w:color="auto" w:fill="FFFFFF" w:themeFill="background1"/>
             <w:hideMark/>
@@ -11295,7 +11372,7 @@
           <w:szCs w:val="20"/>
         </w:rPr>
       </w:pPr>
-      <w:bookmarkStart w:id="17" w:name="_Toc231503888"/>
+      <w:bookmarkStart w:name="_Toc231503888" w:id="14"/>
       <w:r>
         <w:rPr>
           <w:sz w:val="20"/>
@@ -11310,7 +11387,7 @@
         </w:rPr>
         <w:t>Recurso turístico</w:t>
       </w:r>
-      <w:bookmarkEnd w:id="17"/>
+      <w:bookmarkEnd w:id="14"/>
     </w:p>
     <w:p>
       <w:pPr>
@@ -11392,12 +11469,12 @@
         <w:tblStyle w:val="Tablaconcuadrcula5oscura-nfasis6"/>
         <w:tblW w:w="0" w:type="auto"/>
         <w:tblBorders>
-          <w:top w:val="single" w:sz="4" w:space="0" w:color="auto"/>
-          <w:left w:val="single" w:sz="4" w:space="0" w:color="auto"/>
-          <w:bottom w:val="single" w:sz="4" w:space="0" w:color="auto"/>
-          <w:right w:val="single" w:sz="4" w:space="0" w:color="auto"/>
-          <w:insideH w:val="single" w:sz="4" w:space="0" w:color="auto"/>
-          <w:insideV w:val="single" w:sz="4" w:space="0" w:color="auto"/>
+          <w:top w:val="single" w:color="auto" w:sz="4" w:space="0"/>
+          <w:left w:val="single" w:color="auto" w:sz="4" w:space="0"/>
+          <w:bottom w:val="single" w:color="auto" w:sz="4" w:space="0"/>
+          <w:right w:val="single" w:color="auto" w:sz="4" w:space="0"/>
+          <w:insideH w:val="single" w:color="auto" w:sz="4" w:space="0"/>
+          <w:insideV w:val="single" w:color="auto" w:sz="4" w:space="0"/>
         </w:tblBorders>
         <w:tblLook w:val="04A0" w:firstRow="1" w:lastRow="0" w:firstColumn="1" w:lastColumn="0" w:noHBand="0" w:noVBand="1"/>
       </w:tblPr>
@@ -11414,9 +11491,9 @@
             <w:cnfStyle w:val="001000000000" w:firstRow="0" w:lastRow="0" w:firstColumn="1" w:lastColumn="0" w:oddVBand="0" w:evenVBand="0" w:oddHBand="0" w:evenHBand="0" w:firstRowFirstColumn="0" w:firstRowLastColumn="0" w:lastRowFirstColumn="0" w:lastRowLastColumn="0"/>
             <w:tcW w:w="0" w:type="auto"/>
             <w:tcBorders>
-              <w:top w:val="none" w:sz="0" w:space="0" w:color="auto"/>
-              <w:left w:val="none" w:sz="0" w:space="0" w:color="auto"/>
-              <w:right w:val="none" w:sz="0" w:space="0" w:color="auto"/>
+              <w:top w:val="none" w:color="auto" w:sz="0" w:space="0"/>
+              <w:left w:val="none" w:color="auto" w:sz="0" w:space="0"/>
+              <w:right w:val="none" w:color="auto" w:sz="0" w:space="0"/>
             </w:tcBorders>
             <w:shd w:val="clear" w:color="auto" w:fill="auto"/>
             <w:hideMark/>
@@ -11448,9 +11525,9 @@
           <w:tcPr>
             <w:tcW w:w="0" w:type="auto"/>
             <w:tcBorders>
-              <w:top w:val="none" w:sz="0" w:space="0" w:color="auto"/>
-              <w:left w:val="none" w:sz="0" w:space="0" w:color="auto"/>
-              <w:right w:val="none" w:sz="0" w:space="0" w:color="auto"/>
+              <w:top w:val="none" w:color="auto" w:sz="0" w:space="0"/>
+              <w:left w:val="none" w:color="auto" w:sz="0" w:space="0"/>
+              <w:right w:val="none" w:color="auto" w:sz="0" w:space="0"/>
             </w:tcBorders>
             <w:shd w:val="clear" w:color="auto" w:fill="auto"/>
             <w:hideMark/>
@@ -11489,7 +11566,7 @@
             <w:cnfStyle w:val="001000000000" w:firstRow="0" w:lastRow="0" w:firstColumn="1" w:lastColumn="0" w:oddVBand="0" w:evenVBand="0" w:oddHBand="0" w:evenHBand="0" w:firstRowFirstColumn="0" w:firstRowLastColumn="0" w:lastRowFirstColumn="0" w:lastRowLastColumn="0"/>
             <w:tcW w:w="0" w:type="auto"/>
             <w:tcBorders>
-              <w:left w:val="none" w:sz="0" w:space="0" w:color="auto"/>
+              <w:left w:val="none" w:color="auto" w:sz="0" w:space="0"/>
             </w:tcBorders>
             <w:shd w:val="clear" w:color="auto" w:fill="auto"/>
             <w:hideMark/>
@@ -11550,7 +11627,7 @@
             <w:cnfStyle w:val="001000000000" w:firstRow="0" w:lastRow="0" w:firstColumn="1" w:lastColumn="0" w:oddVBand="0" w:evenVBand="0" w:oddHBand="0" w:evenHBand="0" w:firstRowFirstColumn="0" w:firstRowLastColumn="0" w:lastRowFirstColumn="0" w:lastRowLastColumn="0"/>
             <w:tcW w:w="0" w:type="auto"/>
             <w:tcBorders>
-              <w:left w:val="none" w:sz="0" w:space="0" w:color="auto"/>
+              <w:left w:val="none" w:color="auto" w:sz="0" w:space="0"/>
             </w:tcBorders>
             <w:shd w:val="clear" w:color="auto" w:fill="auto"/>
             <w:hideMark/>
@@ -11614,7 +11691,7 @@
             <w:cnfStyle w:val="001000000000" w:firstRow="0" w:lastRow="0" w:firstColumn="1" w:lastColumn="0" w:oddVBand="0" w:evenVBand="0" w:oddHBand="0" w:evenHBand="0" w:firstRowFirstColumn="0" w:firstRowLastColumn="0" w:lastRowFirstColumn="0" w:lastRowLastColumn="0"/>
             <w:tcW w:w="0" w:type="auto"/>
             <w:tcBorders>
-              <w:left w:val="none" w:sz="0" w:space="0" w:color="auto"/>
+              <w:left w:val="none" w:color="auto" w:sz="0" w:space="0"/>
             </w:tcBorders>
             <w:shd w:val="clear" w:color="auto" w:fill="auto"/>
             <w:hideMark/>
@@ -11675,8 +11752,8 @@
             <w:cnfStyle w:val="001000000000" w:firstRow="0" w:lastRow="0" w:firstColumn="1" w:lastColumn="0" w:oddVBand="0" w:evenVBand="0" w:oddHBand="0" w:evenHBand="0" w:firstRowFirstColumn="0" w:firstRowLastColumn="0" w:lastRowFirstColumn="0" w:lastRowLastColumn="0"/>
             <w:tcW w:w="0" w:type="auto"/>
             <w:tcBorders>
-              <w:left w:val="none" w:sz="0" w:space="0" w:color="auto"/>
-              <w:bottom w:val="none" w:sz="0" w:space="0" w:color="auto"/>
+              <w:left w:val="none" w:color="auto" w:sz="0" w:space="0"/>
+              <w:bottom w:val="none" w:color="auto" w:sz="0" w:space="0"/>
             </w:tcBorders>
             <w:shd w:val="clear" w:color="auto" w:fill="auto"/>
             <w:hideMark/>
@@ -11756,7 +11833,6 @@
           <w:sz w:val="20"/>
           <w:szCs w:val="20"/>
         </w:rPr>
-        <w:lastRenderedPageBreak/>
         <w:t xml:space="preserve">De acuerdo con la metodología nacional de inventarios turísticos, cuando un bien natural o cultural posee potencial para el desarrollo de actividades turísticas, pero aún no cuenta con reconocimiento, adecuación o aprovechamiento dentro del mercado turístico, se clasifica como </w:t>
       </w:r>
       <w:r>
@@ -11918,8 +11994,8 @@
         </w:rPr>
         <w:t xml:space="preserve">Recursos </w:t>
       </w:r>
-      <w:commentRangeStart w:id="18"/>
-      <w:commentRangeStart w:id="19"/>
+      <w:commentRangeStart w:id="15"/>
+      <w:commentRangeStart w:id="16"/>
       <w:r>
         <w:rPr>
           <w:sz w:val="20"/>
@@ -11927,23 +12003,21 @@
         </w:rPr>
         <w:t>turísticos</w:t>
       </w:r>
-      <w:commentRangeEnd w:id="18"/>
+      <w:commentRangeEnd w:id="15"/>
       <w:r>
         <w:rPr>
           <w:rStyle w:val="Refdecomentario"/>
           <w:sz w:val="20"/>
           <w:szCs w:val="20"/>
         </w:rPr>
-        <w:commentReference w:id="18"/>
-      </w:r>
-      <w:commentRangeEnd w:id="19"/>
-      <w:r>
-        <w:rPr>
-          <w:rStyle w:val="Refdecomentario"/>
-          <w:sz w:val="20"/>
-          <w:szCs w:val="20"/>
-        </w:rPr>
-        <w:commentReference w:id="19"/>
+        <w:commentReference w:id="15"/>
+      </w:r>
+      <w:commentRangeEnd w:id="16"/>
+      <w:r>
+        <w:rPr>
+          <w:rStyle w:val="CommentReference"/>
+        </w:rPr>
+        <w:commentReference w:id="16"/>
       </w:r>
     </w:p>
     <w:p>
@@ -12032,7 +12106,6 @@
           <w:sz w:val="20"/>
           <w:szCs w:val="20"/>
         </w:rPr>
-        <w:lastRenderedPageBreak/>
         <w:t>Importancia de los recursos turísticos</w:t>
       </w:r>
     </w:p>
@@ -12095,7 +12168,7 @@
       </w:pPr>
       <w:r>
         <w:rPr>
-          <w:rStyle w:val="Fuerte"/>
+          <w:rStyle w:val="Textoennegrita"/>
           <w:rFonts w:ascii="Arial" w:hAnsi="Arial" w:cs="Arial"/>
           <w:sz w:val="20"/>
           <w:szCs w:val="20"/>
@@ -12109,6 +12182,13 @@
           <w:szCs w:val="20"/>
         </w:rPr>
         <w:br/>
+      </w:r>
+      <w:r>
+        <w:rPr>
+          <w:rFonts w:ascii="Arial" w:hAnsi="Arial" w:cs="Arial"/>
+          <w:sz w:val="20"/>
+          <w:szCs w:val="20"/>
+        </w:rPr>
         <w:t>Permiten identificar los recursos naturales y culturales que pueden ser aprovechados para el desarrollo de actividades y experiencias turísticas.</w:t>
       </w:r>
     </w:p>
@@ -12124,7 +12204,7 @@
       </w:pPr>
       <w:r>
         <w:rPr>
-          <w:rStyle w:val="Fuerte"/>
+          <w:rStyle w:val="Textoennegrita"/>
           <w:rFonts w:ascii="Arial" w:hAnsi="Arial" w:cs="Arial"/>
           <w:sz w:val="20"/>
           <w:szCs w:val="20"/>
@@ -12138,6 +12218,13 @@
           <w:szCs w:val="20"/>
         </w:rPr>
         <w:br/>
+      </w:r>
+      <w:r>
+        <w:rPr>
+          <w:rFonts w:ascii="Arial" w:hAnsi="Arial" w:cs="Arial"/>
+          <w:sz w:val="20"/>
+          <w:szCs w:val="20"/>
+        </w:rPr>
         <w:t>Sirven como punto de partida para crear rutas, experiencias, actividades y servicios que amplíen la oferta turística del destino.</w:t>
       </w:r>
     </w:p>
@@ -12153,7 +12240,7 @@
       </w:pPr>
       <w:r>
         <w:rPr>
-          <w:rStyle w:val="Fuerte"/>
+          <w:rStyle w:val="Textoennegrita"/>
           <w:rFonts w:ascii="Arial" w:hAnsi="Arial" w:cs="Arial"/>
           <w:sz w:val="20"/>
           <w:szCs w:val="20"/>
@@ -12167,6 +12254,13 @@
           <w:szCs w:val="20"/>
         </w:rPr>
         <w:br/>
+      </w:r>
+      <w:r>
+        <w:rPr>
+          <w:rFonts w:ascii="Arial" w:hAnsi="Arial" w:cs="Arial"/>
+          <w:sz w:val="20"/>
+          <w:szCs w:val="20"/>
+        </w:rPr>
         <w:t>Proporcionan información para priorizar proyectos de infraestructura, promoción, conservación y fortalecimiento de servicios turísticos.</w:t>
       </w:r>
     </w:p>
@@ -12182,7 +12276,7 @@
       </w:pPr>
       <w:r>
         <w:rPr>
-          <w:rStyle w:val="Fuerte"/>
+          <w:rStyle w:val="Textoennegrita"/>
           <w:rFonts w:ascii="Arial" w:hAnsi="Arial" w:cs="Arial"/>
           <w:sz w:val="20"/>
           <w:szCs w:val="20"/>
@@ -12196,6 +12290,13 @@
           <w:szCs w:val="20"/>
         </w:rPr>
         <w:br/>
+      </w:r>
+      <w:r>
+        <w:rPr>
+          <w:rFonts w:ascii="Arial" w:hAnsi="Arial" w:cs="Arial"/>
+          <w:sz w:val="20"/>
+          <w:szCs w:val="20"/>
+        </w:rPr>
         <w:t>Favorecen la protección y valoración de los recursos naturales y culturales, promoviendo su uso responsable y sostenible.</w:t>
       </w:r>
     </w:p>
@@ -12211,7 +12312,7 @@
       </w:pPr>
       <w:r>
         <w:rPr>
-          <w:rStyle w:val="Fuerte"/>
+          <w:rStyle w:val="Textoennegrita"/>
           <w:rFonts w:ascii="Arial" w:hAnsi="Arial" w:cs="Arial"/>
           <w:sz w:val="20"/>
           <w:szCs w:val="20"/>
@@ -12225,6 +12326,13 @@
           <w:szCs w:val="20"/>
         </w:rPr>
         <w:br/>
+      </w:r>
+      <w:r>
+        <w:rPr>
+          <w:rFonts w:ascii="Arial" w:hAnsi="Arial" w:cs="Arial"/>
+          <w:sz w:val="20"/>
+          <w:szCs w:val="20"/>
+        </w:rPr>
         <w:t>Generan oportunidades económicas para las comunidades, impulsan el empleo y contribuyen al bienestar social y ambiental del territorio.</w:t>
       </w:r>
     </w:p>
@@ -12275,7 +12383,7 @@
           <w:lang w:eastAsia="es-MX"/>
         </w:rPr>
       </w:pPr>
-      <w:bookmarkStart w:id="20" w:name="_Toc231503889"/>
+      <w:bookmarkStart w:name="_Toc231503889" w:id="17"/>
       <w:r>
         <w:rPr>
           <w:sz w:val="20"/>
@@ -12292,7 +12400,7 @@
         </w:rPr>
         <w:t>Planta turística</w:t>
       </w:r>
-      <w:bookmarkEnd w:id="20"/>
+      <w:bookmarkEnd w:id="17"/>
     </w:p>
     <w:p>
       <w:pPr>
@@ -12346,7 +12454,6 @@
           <w:szCs w:val="20"/>
           <w:lang w:val="es-MX" w:eastAsia="es-MX"/>
         </w:rPr>
-        <w:lastRenderedPageBreak/>
         <w:t>De acuerdo con Acerenza (2006), la planta turística comprende las empresas y servicios encargados de satisfacer las necesidades de alojamiento, alimentación, transporte, recreación e intermediación turística. Por esta razón, constituye uno de los componentes fundamentales del sistema turístico, ya que permite la adecuada prestación de servicios y el funcionamiento integral de la actividad turística.</w:t>
       </w:r>
     </w:p>
@@ -12417,12 +12524,12 @@
         <w:tblStyle w:val="Tabladelista3-nfasis6"/>
         <w:tblW w:w="9717" w:type="dxa"/>
         <w:tblBorders>
-          <w:top w:val="single" w:sz="4" w:space="0" w:color="auto"/>
-          <w:left w:val="single" w:sz="4" w:space="0" w:color="auto"/>
-          <w:bottom w:val="single" w:sz="4" w:space="0" w:color="auto"/>
-          <w:right w:val="single" w:sz="4" w:space="0" w:color="auto"/>
-          <w:insideH w:val="single" w:sz="4" w:space="0" w:color="auto"/>
-          <w:insideV w:val="single" w:sz="4" w:space="0" w:color="auto"/>
+          <w:top w:val="single" w:color="auto" w:sz="4" w:space="0"/>
+          <w:left w:val="single" w:color="auto" w:sz="4" w:space="0"/>
+          <w:bottom w:val="single" w:color="auto" w:sz="4" w:space="0"/>
+          <w:right w:val="single" w:color="auto" w:sz="4" w:space="0"/>
+          <w:insideH w:val="single" w:color="auto" w:sz="4" w:space="0"/>
+          <w:insideV w:val="single" w:color="auto" w:sz="4" w:space="0"/>
         </w:tblBorders>
         <w:tblLook w:val="04A0" w:firstRow="1" w:lastRow="0" w:firstColumn="1" w:lastColumn="0" w:noHBand="0" w:noVBand="1"/>
       </w:tblPr>
@@ -12883,8 +12990,8 @@
         </w:rPr>
         <w:t xml:space="preserve"> Características de la planta </w:t>
       </w:r>
-      <w:commentRangeStart w:id="21"/>
-      <w:commentRangeStart w:id="22"/>
+      <w:commentRangeStart w:id="18"/>
+      <w:commentRangeStart w:id="19"/>
       <w:r>
         <w:rPr>
           <w:sz w:val="20"/>
@@ -12892,23 +12999,21 @@
         </w:rPr>
         <w:t>turística</w:t>
       </w:r>
-      <w:commentRangeEnd w:id="21"/>
+      <w:commentRangeEnd w:id="18"/>
       <w:r>
         <w:rPr>
           <w:rStyle w:val="Refdecomentario"/>
           <w:sz w:val="20"/>
           <w:szCs w:val="20"/>
         </w:rPr>
-        <w:commentReference w:id="21"/>
-      </w:r>
-      <w:commentRangeEnd w:id="22"/>
-      <w:r>
-        <w:rPr>
-          <w:rStyle w:val="Refdecomentario"/>
-          <w:sz w:val="20"/>
-          <w:szCs w:val="20"/>
-        </w:rPr>
-        <w:commentReference w:id="22"/>
+        <w:commentReference w:id="18"/>
+      </w:r>
+      <w:commentRangeEnd w:id="19"/>
+      <w:r>
+        <w:rPr>
+          <w:rStyle w:val="CommentReference"/>
+        </w:rPr>
+        <w:commentReference w:id="19"/>
       </w:r>
     </w:p>
     <w:p>
@@ -13054,7 +13159,7 @@
           <w:szCs w:val="20"/>
         </w:rPr>
       </w:pPr>
-      <w:bookmarkStart w:id="23" w:name="_Toc231503890"/>
+      <w:bookmarkStart w:name="_Toc231503890" w:id="20"/>
       <w:r>
         <w:rPr>
           <w:sz w:val="20"/>
@@ -13069,7 +13174,7 @@
         </w:rPr>
         <w:t>Características geográficas de la zona</w:t>
       </w:r>
-      <w:bookmarkEnd w:id="23"/>
+      <w:bookmarkEnd w:id="20"/>
     </w:p>
     <w:p>
       <w:pPr>
@@ -13649,7 +13754,6 @@
           <w:szCs w:val="20"/>
           <w:lang w:val="es-MX" w:eastAsia="es-MX"/>
         </w:rPr>
-        <w:lastRenderedPageBreak/>
         <w:t>Alturas y pisos térmicos</w:t>
       </w:r>
     </w:p>
@@ -13742,12 +13846,12 @@
         <w:tblStyle w:val="Tabladelista3-nfasis6"/>
         <w:tblW w:w="10060" w:type="dxa"/>
         <w:tblBorders>
-          <w:top w:val="single" w:sz="4" w:space="0" w:color="auto"/>
-          <w:left w:val="single" w:sz="4" w:space="0" w:color="auto"/>
-          <w:bottom w:val="single" w:sz="4" w:space="0" w:color="auto"/>
-          <w:right w:val="single" w:sz="4" w:space="0" w:color="auto"/>
-          <w:insideH w:val="single" w:sz="4" w:space="0" w:color="auto"/>
-          <w:insideV w:val="single" w:sz="4" w:space="0" w:color="auto"/>
+          <w:top w:val="single" w:color="auto" w:sz="4" w:space="0"/>
+          <w:left w:val="single" w:color="auto" w:sz="4" w:space="0"/>
+          <w:bottom w:val="single" w:color="auto" w:sz="4" w:space="0"/>
+          <w:right w:val="single" w:color="auto" w:sz="4" w:space="0"/>
+          <w:insideH w:val="single" w:color="auto" w:sz="4" w:space="0"/>
+          <w:insideV w:val="single" w:color="auto" w:sz="4" w:space="0"/>
         </w:tblBorders>
         <w:tblLook w:val="04A0" w:firstRow="1" w:lastRow="0" w:firstColumn="1" w:lastColumn="0" w:noHBand="0" w:noVBand="1"/>
       </w:tblPr>
@@ -14411,7 +14515,7 @@
           <w:szCs w:val="20"/>
         </w:rPr>
       </w:pPr>
-      <w:bookmarkStart w:id="24" w:name="_Toc231503891"/>
+      <w:bookmarkStart w:name="_Toc231503891" w:id="21"/>
       <w:r>
         <w:rPr>
           <w:sz w:val="20"/>
@@ -14426,7 +14530,7 @@
         </w:rPr>
         <w:t>Cliente en turismo de aventura</w:t>
       </w:r>
-      <w:bookmarkEnd w:id="24"/>
+      <w:bookmarkEnd w:id="21"/>
     </w:p>
     <w:p>
       <w:pPr>
@@ -14609,7 +14713,6 @@
           <w:szCs w:val="20"/>
           <w:lang w:val="es-MX"/>
         </w:rPr>
-        <w:lastRenderedPageBreak/>
         <w:t>La ATTA señala que las nuevas dinámicas del mercado turístico muestran un creciente interés por experiencias responsables, sostenibles y personalizadas, donde las personas viajeras buscan conexión emocional con el territorio y participación activa con las comunidades locales.</w:t>
       </w:r>
     </w:p>
@@ -14641,7 +14744,7 @@
           <w:lang w:val="es-MX"/>
         </w:rPr>
       </w:pPr>
-      <w:bookmarkStart w:id="25" w:name="_Toc231503892"/>
+      <w:bookmarkStart w:name="_Toc231503892" w:id="22"/>
       <w:r>
         <w:rPr>
           <w:sz w:val="20"/>
@@ -14658,7 +14761,7 @@
         </w:rPr>
         <w:t>Tipologías del cliente en turismo de aventura</w:t>
       </w:r>
-      <w:bookmarkEnd w:id="25"/>
+      <w:bookmarkEnd w:id="22"/>
     </w:p>
     <w:p>
       <w:pPr>
@@ -14745,12 +14848,12 @@
         <w:tblStyle w:val="Tabladelista3-nfasis6"/>
         <w:tblW w:w="0" w:type="auto"/>
         <w:tblBorders>
-          <w:top w:val="single" w:sz="4" w:space="0" w:color="auto"/>
-          <w:left w:val="single" w:sz="4" w:space="0" w:color="auto"/>
-          <w:bottom w:val="single" w:sz="4" w:space="0" w:color="auto"/>
-          <w:right w:val="single" w:sz="4" w:space="0" w:color="auto"/>
-          <w:insideH w:val="single" w:sz="4" w:space="0" w:color="auto"/>
-          <w:insideV w:val="single" w:sz="4" w:space="0" w:color="auto"/>
+          <w:top w:val="single" w:color="auto" w:sz="4" w:space="0"/>
+          <w:left w:val="single" w:color="auto" w:sz="4" w:space="0"/>
+          <w:bottom w:val="single" w:color="auto" w:sz="4" w:space="0"/>
+          <w:right w:val="single" w:color="auto" w:sz="4" w:space="0"/>
+          <w:insideH w:val="single" w:color="auto" w:sz="4" w:space="0"/>
+          <w:insideV w:val="single" w:color="auto" w:sz="4" w:space="0"/>
         </w:tblBorders>
         <w:tblLook w:val="04A0" w:firstRow="1" w:lastRow="0" w:firstColumn="1" w:lastColumn="0" w:noHBand="0" w:noVBand="1"/>
       </w:tblPr>
@@ -14767,8 +14870,8 @@
             <w:cnfStyle w:val="001000000100" w:firstRow="0" w:lastRow="0" w:firstColumn="1" w:lastColumn="0" w:oddVBand="0" w:evenVBand="0" w:oddHBand="0" w:evenHBand="0" w:firstRowFirstColumn="1" w:firstRowLastColumn="0" w:lastRowFirstColumn="0" w:lastRowLastColumn="0"/>
             <w:tcW w:w="0" w:type="auto"/>
             <w:tcBorders>
-              <w:bottom w:val="none" w:sz="0" w:space="0" w:color="auto"/>
-              <w:right w:val="none" w:sz="0" w:space="0" w:color="auto"/>
+              <w:bottom w:val="none" w:color="auto" w:sz="0" w:space="0"/>
+              <w:right w:val="none" w:color="auto" w:sz="0" w:space="0"/>
             </w:tcBorders>
             <w:shd w:val="clear" w:color="auto" w:fill="auto"/>
             <w:hideMark/>
@@ -14832,9 +14935,9 @@
             <w:cnfStyle w:val="001000000000" w:firstRow="0" w:lastRow="0" w:firstColumn="1" w:lastColumn="0" w:oddVBand="0" w:evenVBand="0" w:oddHBand="0" w:evenHBand="0" w:firstRowFirstColumn="0" w:firstRowLastColumn="0" w:lastRowFirstColumn="0" w:lastRowLastColumn="0"/>
             <w:tcW w:w="0" w:type="auto"/>
             <w:tcBorders>
-              <w:top w:val="none" w:sz="0" w:space="0" w:color="auto"/>
-              <w:bottom w:val="none" w:sz="0" w:space="0" w:color="auto"/>
-              <w:right w:val="none" w:sz="0" w:space="0" w:color="auto"/>
+              <w:top w:val="none" w:color="auto" w:sz="0" w:space="0"/>
+              <w:bottom w:val="none" w:color="auto" w:sz="0" w:space="0"/>
+              <w:right w:val="none" w:color="auto" w:sz="0" w:space="0"/>
             </w:tcBorders>
             <w:shd w:val="clear" w:color="auto" w:fill="auto"/>
             <w:hideMark/>
@@ -14862,8 +14965,8 @@
           <w:tcPr>
             <w:tcW w:w="0" w:type="auto"/>
             <w:tcBorders>
-              <w:top w:val="none" w:sz="0" w:space="0" w:color="auto"/>
-              <w:bottom w:val="none" w:sz="0" w:space="0" w:color="auto"/>
+              <w:top w:val="none" w:color="auto" w:sz="0" w:space="0"/>
+              <w:bottom w:val="none" w:color="auto" w:sz="0" w:space="0"/>
             </w:tcBorders>
             <w:hideMark/>
           </w:tcPr>
@@ -14894,7 +14997,7 @@
             <w:cnfStyle w:val="001000000000" w:firstRow="0" w:lastRow="0" w:firstColumn="1" w:lastColumn="0" w:oddVBand="0" w:evenVBand="0" w:oddHBand="0" w:evenHBand="0" w:firstRowFirstColumn="0" w:firstRowLastColumn="0" w:lastRowFirstColumn="0" w:lastRowLastColumn="0"/>
             <w:tcW w:w="0" w:type="auto"/>
             <w:tcBorders>
-              <w:right w:val="none" w:sz="0" w:space="0" w:color="auto"/>
+              <w:right w:val="none" w:color="auto" w:sz="0" w:space="0"/>
             </w:tcBorders>
             <w:shd w:val="clear" w:color="auto" w:fill="auto"/>
             <w:hideMark/>
@@ -14953,9 +15056,9 @@
             <w:cnfStyle w:val="001000000000" w:firstRow="0" w:lastRow="0" w:firstColumn="1" w:lastColumn="0" w:oddVBand="0" w:evenVBand="0" w:oddHBand="0" w:evenHBand="0" w:firstRowFirstColumn="0" w:firstRowLastColumn="0" w:lastRowFirstColumn="0" w:lastRowLastColumn="0"/>
             <w:tcW w:w="0" w:type="auto"/>
             <w:tcBorders>
-              <w:top w:val="none" w:sz="0" w:space="0" w:color="auto"/>
-              <w:bottom w:val="none" w:sz="0" w:space="0" w:color="auto"/>
-              <w:right w:val="none" w:sz="0" w:space="0" w:color="auto"/>
+              <w:top w:val="none" w:color="auto" w:sz="0" w:space="0"/>
+              <w:bottom w:val="none" w:color="auto" w:sz="0" w:space="0"/>
+              <w:right w:val="none" w:color="auto" w:sz="0" w:space="0"/>
             </w:tcBorders>
             <w:shd w:val="clear" w:color="auto" w:fill="auto"/>
             <w:hideMark/>
@@ -14983,8 +15086,8 @@
           <w:tcPr>
             <w:tcW w:w="0" w:type="auto"/>
             <w:tcBorders>
-              <w:top w:val="none" w:sz="0" w:space="0" w:color="auto"/>
-              <w:bottom w:val="none" w:sz="0" w:space="0" w:color="auto"/>
+              <w:top w:val="none" w:color="auto" w:sz="0" w:space="0"/>
+              <w:bottom w:val="none" w:color="auto" w:sz="0" w:space="0"/>
             </w:tcBorders>
             <w:hideMark/>
           </w:tcPr>
@@ -15015,7 +15118,7 @@
             <w:cnfStyle w:val="001000000000" w:firstRow="0" w:lastRow="0" w:firstColumn="1" w:lastColumn="0" w:oddVBand="0" w:evenVBand="0" w:oddHBand="0" w:evenHBand="0" w:firstRowFirstColumn="0" w:firstRowLastColumn="0" w:lastRowFirstColumn="0" w:lastRowLastColumn="0"/>
             <w:tcW w:w="0" w:type="auto"/>
             <w:tcBorders>
-              <w:right w:val="none" w:sz="0" w:space="0" w:color="auto"/>
+              <w:right w:val="none" w:color="auto" w:sz="0" w:space="0"/>
             </w:tcBorders>
             <w:shd w:val="clear" w:color="auto" w:fill="auto"/>
             <w:hideMark/>
@@ -15074,9 +15177,9 @@
             <w:cnfStyle w:val="001000000000" w:firstRow="0" w:lastRow="0" w:firstColumn="1" w:lastColumn="0" w:oddVBand="0" w:evenVBand="0" w:oddHBand="0" w:evenHBand="0" w:firstRowFirstColumn="0" w:firstRowLastColumn="0" w:lastRowFirstColumn="0" w:lastRowLastColumn="0"/>
             <w:tcW w:w="0" w:type="auto"/>
             <w:tcBorders>
-              <w:top w:val="none" w:sz="0" w:space="0" w:color="auto"/>
-              <w:bottom w:val="none" w:sz="0" w:space="0" w:color="auto"/>
-              <w:right w:val="none" w:sz="0" w:space="0" w:color="auto"/>
+              <w:top w:val="none" w:color="auto" w:sz="0" w:space="0"/>
+              <w:bottom w:val="none" w:color="auto" w:sz="0" w:space="0"/>
+              <w:right w:val="none" w:color="auto" w:sz="0" w:space="0"/>
             </w:tcBorders>
             <w:shd w:val="clear" w:color="auto" w:fill="auto"/>
             <w:hideMark/>
@@ -15104,8 +15207,8 @@
           <w:tcPr>
             <w:tcW w:w="0" w:type="auto"/>
             <w:tcBorders>
-              <w:top w:val="none" w:sz="0" w:space="0" w:color="auto"/>
-              <w:bottom w:val="none" w:sz="0" w:space="0" w:color="auto"/>
+              <w:top w:val="none" w:color="auto" w:sz="0" w:space="0"/>
+              <w:bottom w:val="none" w:color="auto" w:sz="0" w:space="0"/>
             </w:tcBorders>
             <w:hideMark/>
           </w:tcPr>
@@ -15136,7 +15239,7 @@
             <w:cnfStyle w:val="001000000000" w:firstRow="0" w:lastRow="0" w:firstColumn="1" w:lastColumn="0" w:oddVBand="0" w:evenVBand="0" w:oddHBand="0" w:evenHBand="0" w:firstRowFirstColumn="0" w:firstRowLastColumn="0" w:lastRowFirstColumn="0" w:lastRowLastColumn="0"/>
             <w:tcW w:w="0" w:type="auto"/>
             <w:tcBorders>
-              <w:right w:val="none" w:sz="0" w:space="0" w:color="auto"/>
+              <w:right w:val="none" w:color="auto" w:sz="0" w:space="0"/>
             </w:tcBorders>
             <w:shd w:val="clear" w:color="auto" w:fill="auto"/>
             <w:hideMark/>
@@ -15195,9 +15298,9 @@
             <w:cnfStyle w:val="001000000000" w:firstRow="0" w:lastRow="0" w:firstColumn="1" w:lastColumn="0" w:oddVBand="0" w:evenVBand="0" w:oddHBand="0" w:evenHBand="0" w:firstRowFirstColumn="0" w:firstRowLastColumn="0" w:lastRowFirstColumn="0" w:lastRowLastColumn="0"/>
             <w:tcW w:w="0" w:type="auto"/>
             <w:tcBorders>
-              <w:top w:val="none" w:sz="0" w:space="0" w:color="auto"/>
-              <w:bottom w:val="none" w:sz="0" w:space="0" w:color="auto"/>
-              <w:right w:val="none" w:sz="0" w:space="0" w:color="auto"/>
+              <w:top w:val="none" w:color="auto" w:sz="0" w:space="0"/>
+              <w:bottom w:val="none" w:color="auto" w:sz="0" w:space="0"/>
+              <w:right w:val="none" w:color="auto" w:sz="0" w:space="0"/>
             </w:tcBorders>
             <w:shd w:val="clear" w:color="auto" w:fill="auto"/>
             <w:hideMark/>
@@ -15225,8 +15328,8 @@
           <w:tcPr>
             <w:tcW w:w="0" w:type="auto"/>
             <w:tcBorders>
-              <w:top w:val="none" w:sz="0" w:space="0" w:color="auto"/>
-              <w:bottom w:val="none" w:sz="0" w:space="0" w:color="auto"/>
+              <w:top w:val="none" w:color="auto" w:sz="0" w:space="0"/>
+              <w:bottom w:val="none" w:color="auto" w:sz="0" w:space="0"/>
             </w:tcBorders>
             <w:hideMark/>
           </w:tcPr>
@@ -15275,7 +15378,7 @@
             <w:cnfStyle w:val="001000000000" w:firstRow="0" w:lastRow="0" w:firstColumn="1" w:lastColumn="0" w:oddVBand="0" w:evenVBand="0" w:oddHBand="0" w:evenHBand="0" w:firstRowFirstColumn="0" w:firstRowLastColumn="0" w:lastRowFirstColumn="0" w:lastRowLastColumn="0"/>
             <w:tcW w:w="0" w:type="auto"/>
             <w:tcBorders>
-              <w:right w:val="none" w:sz="0" w:space="0" w:color="auto"/>
+              <w:right w:val="none" w:color="auto" w:sz="0" w:space="0"/>
             </w:tcBorders>
             <w:shd w:val="clear" w:color="auto" w:fill="auto"/>
             <w:hideMark/>
@@ -15581,7 +15684,6 @@
           <w:szCs w:val="20"/>
           <w:lang w:val="es-MX"/>
         </w:rPr>
-        <w:lastRenderedPageBreak/>
         <w:t xml:space="preserve">Conectividad y tecnología: </w:t>
       </w:r>
       <w:r>
@@ -15874,19 +15976,18 @@
           <w:szCs w:val="20"/>
         </w:rPr>
       </w:pPr>
-      <w:bookmarkStart w:id="26" w:name="_Toc228953666"/>
-      <w:bookmarkStart w:id="27" w:name="_Toc231503893"/>
+      <w:bookmarkStart w:name="_Toc228953666" w:id="23"/>
+      <w:bookmarkStart w:name="_Toc231503893" w:id="24"/>
       <w:r>
         <w:rPr>
           <w:bCs/>
           <w:sz w:val="20"/>
           <w:szCs w:val="20"/>
         </w:rPr>
-        <w:lastRenderedPageBreak/>
         <w:t>SÍNTESIS</w:t>
       </w:r>
-      <w:bookmarkEnd w:id="26"/>
-      <w:bookmarkEnd w:id="27"/>
+      <w:bookmarkEnd w:id="23"/>
+      <w:bookmarkEnd w:id="24"/>
       <w:r>
         <w:rPr>
           <w:bCs/>
@@ -15913,7 +16014,7 @@
         </w:rPr>
         <w:t xml:space="preserve">Un destino turístico requiere una infraestructura adecuada </w:t>
       </w:r>
-      <w:commentRangeStart w:id="28"/>
+      <w:commentRangeStart w:id="25"/>
       <w:r>
         <w:rPr>
           <w:sz w:val="20"/>
@@ -15922,7 +16023,7 @@
         </w:rPr>
         <w:t>que</w:t>
       </w:r>
-      <w:commentRangeEnd w:id="28"/>
+      <w:commentRangeEnd w:id="25"/>
       <w:r>
         <w:rPr>
           <w:rStyle w:val="Refdecomentario"/>
@@ -15930,7 +16031,7 @@
           <w:szCs w:val="20"/>
           <w:lang w:eastAsia="ja-JP"/>
         </w:rPr>
-        <w:commentReference w:id="28"/>
+        <w:commentReference w:id="25"/>
       </w:r>
       <w:r>
         <w:rPr>
@@ -15967,7 +16068,6 @@
           <w:sz w:val="20"/>
           <w:szCs w:val="20"/>
         </w:rPr>
-        <w:lastRenderedPageBreak/>
         <w:drawing>
           <wp:inline distT="0" distB="0" distL="0" distR="0" wp14:anchorId="1144198D" wp14:editId="7DB42CCB">
             <wp:extent cx="5941281" cy="8825948"/>
@@ -16020,7 +16120,7 @@
           <w:szCs w:val="20"/>
         </w:rPr>
       </w:pPr>
-      <w:bookmarkStart w:id="29" w:name="_Toc231503894"/>
+      <w:bookmarkStart w:name="_Toc231503894" w:id="26"/>
       <w:r>
         <w:rPr>
           <w:sz w:val="20"/>
@@ -16042,7 +16142,7 @@
         </w:rPr>
         <w:t>)</w:t>
       </w:r>
-      <w:bookmarkEnd w:id="29"/>
+      <w:bookmarkEnd w:id="26"/>
     </w:p>
     <w:p>
       <w:pPr>
@@ -16071,12 +16171,12 @@
         <w:tblW w:w="0" w:type="auto"/>
         <w:tblInd w:w="137" w:type="dxa"/>
         <w:tblBorders>
-          <w:top w:val="single" w:sz="4" w:space="0" w:color="000000"/>
-          <w:left w:val="single" w:sz="4" w:space="0" w:color="000000"/>
-          <w:bottom w:val="single" w:sz="4" w:space="0" w:color="000000"/>
-          <w:right w:val="single" w:sz="4" w:space="0" w:color="000000"/>
-          <w:insideH w:val="single" w:sz="4" w:space="0" w:color="000000"/>
-          <w:insideV w:val="single" w:sz="4" w:space="0" w:color="000000"/>
+          <w:top w:val="single" w:color="000000" w:sz="4" w:space="0"/>
+          <w:left w:val="single" w:color="000000" w:sz="4" w:space="0"/>
+          <w:bottom w:val="single" w:color="000000" w:sz="4" w:space="0"/>
+          <w:right w:val="single" w:color="000000" w:sz="4" w:space="0"/>
+          <w:insideH w:val="single" w:color="000000" w:sz="4" w:space="0"/>
+          <w:insideV w:val="single" w:color="000000" w:sz="4" w:space="0"/>
         </w:tblBorders>
         <w:tblLook w:val="0400" w:firstRow="0" w:lastRow="0" w:firstColumn="0" w:lastColumn="0" w:noHBand="0" w:noVBand="1"/>
       </w:tblPr>
@@ -16328,7 +16428,7 @@
               </w:rPr>
               <w:t xml:space="preserve">Para consultarlo, puede hacer clic </w:t>
             </w:r>
-            <w:hyperlink r:id="rId31" w:anchor="/curso/tema5" w:history="1">
+            <w:hyperlink w:history="1" w:anchor="/curso/tema5" r:id="rId31">
               <w:r>
                 <w:rPr>
                   <w:rStyle w:val="Hipervnculo"/>
@@ -16468,24 +16568,26 @@
           <w:numId w:val="2"/>
         </w:numPr>
         <w:pBdr>
-          <w:top w:val="nil"/>
-          <w:left w:val="nil"/>
-          <w:bottom w:val="nil"/>
-          <w:right w:val="nil"/>
-          <w:between w:val="nil"/>
+          <w:top w:val="nil" w:color="FF000000" w:sz="0" w:space="0"/>
+          <w:left w:val="nil" w:color="FF000000" w:sz="0" w:space="0"/>
+          <w:bottom w:val="nil" w:color="FF000000" w:sz="0" w:space="0"/>
+          <w:right w:val="nil" w:color="FF000000" w:sz="0" w:space="0"/>
+          <w:between w:val="nil" w:color="FF000000" w:sz="0" w:space="0"/>
         </w:pBdr>
         <w:jc w:val="both"/>
         <w:rPr>
-          <w:b/>
-          <w:color w:val="000000"/>
-          <w:sz w:val="20"/>
-          <w:szCs w:val="20"/>
-        </w:rPr>
-      </w:pPr>
-      <w:r>
-        <w:rPr>
-          <w:b/>
-          <w:color w:val="000000"/>
+          <w:b w:val="1"/>
+          <w:bCs w:val="1"/>
+          <w:color w:val="000000" w:themeColor="text1" w:themeTint="FF" w:themeShade="FF"/>
+          <w:sz w:val="20"/>
+          <w:szCs w:val="20"/>
+        </w:rPr>
+      </w:pPr>
+      <w:r>
+        <w:rPr>
+          <w:b w:val="1"/>
+          <w:bCs w:val="1"/>
+          <w:color w:val="000000" w:themeColor="text1" w:themeTint="FF" w:themeShade="FF"/>
           <w:sz w:val="20"/>
           <w:szCs w:val="20"/>
         </w:rPr>
@@ -16494,1720 +16596,1683 @@
     </w:p>
     <w:p>
       <w:pPr>
-        <w:pBdr>
-          <w:top w:val="nil"/>
-          <w:left w:val="nil"/>
-          <w:bottom w:val="nil"/>
-          <w:right w:val="nil"/>
-          <w:between w:val="nil"/>
-        </w:pBdr>
-        <w:jc w:val="both"/>
-        <w:rPr>
-          <w:color w:val="595959" w:themeColor="text1" w:themeTint="A6"/>
-          <w:sz w:val="20"/>
-          <w:szCs w:val="20"/>
-        </w:rPr>
-      </w:pPr>
-    </w:p>
-    <w:p>
-      <w:pPr>
-        <w:pBdr>
-          <w:top w:val="nil"/>
-          <w:left w:val="nil"/>
-          <w:bottom w:val="nil"/>
-          <w:right w:val="nil"/>
-          <w:between w:val="nil"/>
-        </w:pBdr>
-        <w:ind w:left="426"/>
-        <w:jc w:val="both"/>
-        <w:rPr>
-          <w:color w:val="595959" w:themeColor="text1" w:themeTint="A6"/>
-          <w:sz w:val="20"/>
-          <w:szCs w:val="20"/>
-        </w:rPr>
-      </w:pPr>
-    </w:p>
-    <w:tbl>
-      <w:tblPr>
-        <w:tblStyle w:val="af1"/>
-        <w:tblW w:w="9962" w:type="dxa"/>
-        <w:tblInd w:w="0" w:type="dxa"/>
-        <w:tblBorders>
-          <w:top w:val="single" w:sz="4" w:space="0" w:color="000000"/>
-          <w:left w:val="single" w:sz="4" w:space="0" w:color="000000"/>
-          <w:bottom w:val="single" w:sz="4" w:space="0" w:color="000000"/>
-          <w:right w:val="single" w:sz="4" w:space="0" w:color="000000"/>
-          <w:insideH w:val="single" w:sz="4" w:space="0" w:color="000000"/>
-          <w:insideV w:val="single" w:sz="4" w:space="0" w:color="000000"/>
-        </w:tblBorders>
-        <w:tblLayout w:type="fixed"/>
-        <w:tblLook w:val="0420" w:firstRow="1" w:lastRow="0" w:firstColumn="0" w:lastColumn="0" w:noHBand="0" w:noVBand="1"/>
-      </w:tblPr>
-      <w:tblGrid>
-        <w:gridCol w:w="2122"/>
-        <w:gridCol w:w="7840"/>
-      </w:tblGrid>
-      <w:tr>
-        <w:trPr>
-          <w:trHeight w:val="214"/>
-        </w:trPr>
-        <w:tc>
-          <w:tcPr>
-            <w:tcW w:w="2122" w:type="dxa"/>
-            <w:shd w:val="clear" w:color="auto" w:fill="000000" w:themeFill="text1"/>
-            <w:tcMar>
-              <w:top w:w="100" w:type="dxa"/>
-              <w:left w:w="100" w:type="dxa"/>
-              <w:bottom w:w="100" w:type="dxa"/>
-              <w:right w:w="100" w:type="dxa"/>
-            </w:tcMar>
-          </w:tcPr>
-          <w:p>
-            <w:pPr>
-              <w:jc w:val="center"/>
-              <w:rPr>
-                <w:color w:val="FFFFFF" w:themeColor="background1"/>
-                <w:sz w:val="20"/>
-                <w:szCs w:val="20"/>
-              </w:rPr>
-            </w:pPr>
-            <w:r>
-              <w:rPr>
-                <w:color w:val="FFFFFF" w:themeColor="background1"/>
-                <w:sz w:val="20"/>
-                <w:szCs w:val="20"/>
-              </w:rPr>
-              <w:t>TÉRMINO</w:t>
-            </w:r>
-          </w:p>
-        </w:tc>
-        <w:tc>
-          <w:tcPr>
-            <w:tcW w:w="7840" w:type="dxa"/>
-            <w:shd w:val="clear" w:color="auto" w:fill="000000" w:themeFill="text1"/>
-            <w:tcMar>
-              <w:top w:w="100" w:type="dxa"/>
-              <w:left w:w="100" w:type="dxa"/>
-              <w:bottom w:w="100" w:type="dxa"/>
-              <w:right w:w="100" w:type="dxa"/>
-            </w:tcMar>
-          </w:tcPr>
-          <w:p>
-            <w:pPr>
-              <w:jc w:val="center"/>
-              <w:rPr>
-                <w:color w:val="FFFFFF" w:themeColor="background1"/>
-                <w:sz w:val="20"/>
-                <w:szCs w:val="20"/>
-              </w:rPr>
-            </w:pPr>
-            <w:r>
-              <w:rPr>
-                <w:color w:val="FFFFFF" w:themeColor="background1"/>
-                <w:sz w:val="20"/>
-                <w:szCs w:val="20"/>
-              </w:rPr>
-              <w:t>SIGNIFICADO</w:t>
-            </w:r>
-          </w:p>
-        </w:tc>
-      </w:tr>
-      <w:tr>
-        <w:trPr>
-          <w:trHeight w:val="253"/>
-        </w:trPr>
-        <w:tc>
-          <w:tcPr>
-            <w:tcW w:w="2122" w:type="dxa"/>
-            <w:shd w:val="clear" w:color="auto" w:fill="auto"/>
-            <w:tcMar>
-              <w:top w:w="100" w:type="dxa"/>
-              <w:left w:w="100" w:type="dxa"/>
-              <w:bottom w:w="100" w:type="dxa"/>
-              <w:right w:w="100" w:type="dxa"/>
-            </w:tcMar>
-          </w:tcPr>
-          <w:p>
-            <w:pPr>
-              <w:jc w:val="both"/>
-              <w:rPr>
-                <w:b w:val="0"/>
-                <w:bCs/>
-                <w:sz w:val="20"/>
-                <w:szCs w:val="20"/>
-              </w:rPr>
-            </w:pPr>
-            <w:r>
-              <w:rPr>
-                <w:b w:val="0"/>
-                <w:bCs/>
-                <w:sz w:val="20"/>
-                <w:szCs w:val="20"/>
-              </w:rPr>
-              <w:t>Atractivo turístico</w:t>
-            </w:r>
-          </w:p>
-        </w:tc>
-        <w:tc>
-          <w:tcPr>
-            <w:tcW w:w="7840" w:type="dxa"/>
-            <w:shd w:val="clear" w:color="auto" w:fill="auto"/>
-            <w:tcMar>
-              <w:top w:w="100" w:type="dxa"/>
-              <w:left w:w="100" w:type="dxa"/>
-              <w:bottom w:w="100" w:type="dxa"/>
-              <w:right w:w="100" w:type="dxa"/>
-            </w:tcMar>
-          </w:tcPr>
-          <w:p>
-            <w:pPr>
-              <w:jc w:val="both"/>
-              <w:rPr>
-                <w:b w:val="0"/>
-                <w:bCs/>
-                <w:sz w:val="20"/>
-                <w:szCs w:val="20"/>
-              </w:rPr>
-            </w:pPr>
-            <w:r>
-              <w:rPr>
-                <w:b w:val="0"/>
-                <w:bCs/>
-                <w:sz w:val="20"/>
-                <w:szCs w:val="20"/>
-              </w:rPr>
-              <w:t>Factor físico, natural o cultural que posee condiciones para integrarse de manera inmediata a productos turísticos y motivar el desplazamiento de visitantes.</w:t>
-            </w:r>
-          </w:p>
-        </w:tc>
-      </w:tr>
-      <w:tr>
-        <w:trPr>
-          <w:trHeight w:val="253"/>
-        </w:trPr>
-        <w:tc>
-          <w:tcPr>
-            <w:tcW w:w="2122" w:type="dxa"/>
-            <w:shd w:val="clear" w:color="auto" w:fill="auto"/>
-            <w:tcMar>
-              <w:top w:w="100" w:type="dxa"/>
-              <w:left w:w="100" w:type="dxa"/>
-              <w:bottom w:w="100" w:type="dxa"/>
-              <w:right w:w="100" w:type="dxa"/>
-            </w:tcMar>
-          </w:tcPr>
-          <w:p>
-            <w:pPr>
-              <w:jc w:val="both"/>
-              <w:rPr>
-                <w:b w:val="0"/>
-                <w:bCs/>
-                <w:sz w:val="20"/>
-                <w:szCs w:val="20"/>
-              </w:rPr>
-            </w:pPr>
-            <w:r>
-              <w:rPr>
-                <w:b w:val="0"/>
-                <w:bCs/>
-                <w:sz w:val="20"/>
-                <w:szCs w:val="20"/>
-              </w:rPr>
-              <w:t>Cliente turístico</w:t>
-            </w:r>
-          </w:p>
-        </w:tc>
-        <w:tc>
-          <w:tcPr>
-            <w:tcW w:w="7840" w:type="dxa"/>
-            <w:shd w:val="clear" w:color="auto" w:fill="auto"/>
-            <w:tcMar>
-              <w:top w:w="100" w:type="dxa"/>
-              <w:left w:w="100" w:type="dxa"/>
-              <w:bottom w:w="100" w:type="dxa"/>
-              <w:right w:w="100" w:type="dxa"/>
-            </w:tcMar>
-          </w:tcPr>
-          <w:p>
-            <w:pPr>
-              <w:jc w:val="both"/>
-              <w:rPr>
-                <w:b w:val="0"/>
-                <w:bCs/>
-                <w:sz w:val="20"/>
-                <w:szCs w:val="20"/>
-              </w:rPr>
-            </w:pPr>
-            <w:r>
-              <w:rPr>
-                <w:b w:val="0"/>
-                <w:bCs/>
-                <w:sz w:val="20"/>
-                <w:szCs w:val="20"/>
-              </w:rPr>
-              <w:t>Persona que consume servicios y experiencias turísticas de acuerdo con sus necesidades, motivaciones y expectativas de viaje.</w:t>
-            </w:r>
-          </w:p>
-        </w:tc>
-      </w:tr>
-      <w:tr>
-        <w:trPr>
-          <w:trHeight w:val="253"/>
-        </w:trPr>
-        <w:tc>
-          <w:tcPr>
-            <w:tcW w:w="2122" w:type="dxa"/>
-            <w:shd w:val="clear" w:color="auto" w:fill="auto"/>
-            <w:tcMar>
-              <w:top w:w="100" w:type="dxa"/>
-              <w:left w:w="100" w:type="dxa"/>
-              <w:bottom w:w="100" w:type="dxa"/>
-              <w:right w:w="100" w:type="dxa"/>
-            </w:tcMar>
-          </w:tcPr>
-          <w:p>
-            <w:pPr>
-              <w:jc w:val="both"/>
-              <w:rPr>
-                <w:b w:val="0"/>
-                <w:bCs/>
-                <w:sz w:val="20"/>
-                <w:szCs w:val="20"/>
-              </w:rPr>
-            </w:pPr>
-            <w:r>
-              <w:rPr>
-                <w:b w:val="0"/>
-                <w:bCs/>
-                <w:sz w:val="20"/>
-                <w:szCs w:val="20"/>
-              </w:rPr>
-              <w:t>Cultura turística</w:t>
-            </w:r>
-          </w:p>
-        </w:tc>
-        <w:tc>
-          <w:tcPr>
-            <w:tcW w:w="7840" w:type="dxa"/>
-            <w:shd w:val="clear" w:color="auto" w:fill="auto"/>
-            <w:tcMar>
-              <w:top w:w="100" w:type="dxa"/>
-              <w:left w:w="100" w:type="dxa"/>
-              <w:bottom w:w="100" w:type="dxa"/>
-              <w:right w:w="100" w:type="dxa"/>
-            </w:tcMar>
-          </w:tcPr>
-          <w:p>
-            <w:pPr>
-              <w:jc w:val="both"/>
-              <w:rPr>
-                <w:b w:val="0"/>
-                <w:bCs/>
-                <w:sz w:val="20"/>
-                <w:szCs w:val="20"/>
-              </w:rPr>
-            </w:pPr>
-            <w:r>
-              <w:rPr>
-                <w:b w:val="0"/>
-                <w:bCs/>
-                <w:sz w:val="20"/>
-                <w:szCs w:val="20"/>
-              </w:rPr>
-              <w:t>Conjunto de valores, comportamientos, costumbres y prácticas relacionadas con la actividad turística y la interacción entre visitantes y comunidades receptoras.</w:t>
-            </w:r>
-          </w:p>
-        </w:tc>
-      </w:tr>
-      <w:tr>
-        <w:trPr>
-          <w:trHeight w:val="253"/>
-        </w:trPr>
-        <w:tc>
-          <w:tcPr>
-            <w:tcW w:w="2122" w:type="dxa"/>
-            <w:shd w:val="clear" w:color="auto" w:fill="auto"/>
-            <w:tcMar>
-              <w:top w:w="100" w:type="dxa"/>
-              <w:left w:w="100" w:type="dxa"/>
-              <w:bottom w:w="100" w:type="dxa"/>
-              <w:right w:w="100" w:type="dxa"/>
-            </w:tcMar>
-          </w:tcPr>
-          <w:p>
-            <w:pPr>
-              <w:jc w:val="both"/>
-              <w:rPr>
-                <w:b w:val="0"/>
-                <w:bCs/>
-                <w:sz w:val="20"/>
-                <w:szCs w:val="20"/>
-              </w:rPr>
-            </w:pPr>
-            <w:r>
-              <w:rPr>
-                <w:b w:val="0"/>
-                <w:bCs/>
-                <w:sz w:val="20"/>
-                <w:szCs w:val="20"/>
-              </w:rPr>
-              <w:t>Infraestructura turística</w:t>
-            </w:r>
-          </w:p>
-        </w:tc>
-        <w:tc>
-          <w:tcPr>
-            <w:tcW w:w="7840" w:type="dxa"/>
-            <w:shd w:val="clear" w:color="auto" w:fill="auto"/>
-            <w:tcMar>
-              <w:top w:w="100" w:type="dxa"/>
-              <w:left w:w="100" w:type="dxa"/>
-              <w:bottom w:w="100" w:type="dxa"/>
-              <w:right w:w="100" w:type="dxa"/>
-            </w:tcMar>
-          </w:tcPr>
-          <w:p>
-            <w:pPr>
-              <w:jc w:val="both"/>
-              <w:rPr>
-                <w:b w:val="0"/>
-                <w:bCs/>
-                <w:sz w:val="20"/>
-                <w:szCs w:val="20"/>
-              </w:rPr>
-            </w:pPr>
-            <w:r>
-              <w:rPr>
-                <w:b w:val="0"/>
-                <w:bCs/>
-                <w:sz w:val="20"/>
-                <w:szCs w:val="20"/>
-              </w:rPr>
-              <w:t>Conjunto de obras, servicios y equipamientos que facilitan el desarrollo de la actividad turística en un destino.</w:t>
-            </w:r>
-          </w:p>
-        </w:tc>
-      </w:tr>
-      <w:tr>
-        <w:trPr>
-          <w:trHeight w:val="253"/>
-        </w:trPr>
-        <w:tc>
-          <w:tcPr>
-            <w:tcW w:w="2122" w:type="dxa"/>
-            <w:shd w:val="clear" w:color="auto" w:fill="auto"/>
-            <w:tcMar>
-              <w:top w:w="100" w:type="dxa"/>
-              <w:left w:w="100" w:type="dxa"/>
-              <w:bottom w:w="100" w:type="dxa"/>
-              <w:right w:w="100" w:type="dxa"/>
-            </w:tcMar>
-          </w:tcPr>
-          <w:p>
-            <w:pPr>
-              <w:jc w:val="both"/>
-              <w:rPr>
-                <w:b w:val="0"/>
-                <w:bCs/>
-                <w:sz w:val="20"/>
-                <w:szCs w:val="20"/>
-              </w:rPr>
-            </w:pPr>
-            <w:r>
-              <w:rPr>
-                <w:b w:val="0"/>
-                <w:bCs/>
-                <w:sz w:val="20"/>
-                <w:szCs w:val="20"/>
-              </w:rPr>
-              <w:t>Inventario turístico</w:t>
-            </w:r>
-          </w:p>
-        </w:tc>
-        <w:tc>
-          <w:tcPr>
-            <w:tcW w:w="7840" w:type="dxa"/>
-            <w:shd w:val="clear" w:color="auto" w:fill="auto"/>
-            <w:tcMar>
-              <w:top w:w="100" w:type="dxa"/>
-              <w:left w:w="100" w:type="dxa"/>
-              <w:bottom w:w="100" w:type="dxa"/>
-              <w:right w:w="100" w:type="dxa"/>
-            </w:tcMar>
-          </w:tcPr>
-          <w:p>
-            <w:pPr>
-              <w:jc w:val="both"/>
-              <w:rPr>
-                <w:b w:val="0"/>
-                <w:bCs/>
-                <w:sz w:val="20"/>
-                <w:szCs w:val="20"/>
-              </w:rPr>
-            </w:pPr>
-            <w:r>
-              <w:rPr>
-                <w:b w:val="0"/>
-                <w:bCs/>
-                <w:sz w:val="20"/>
-                <w:szCs w:val="20"/>
-              </w:rPr>
-              <w:t>Proceso técnico mediante el cual se identifican, registran y valoran los recursos y atractivos turísticos de un territorio.</w:t>
-            </w:r>
-          </w:p>
-        </w:tc>
-      </w:tr>
-      <w:tr>
-        <w:trPr>
-          <w:trHeight w:val="253"/>
-        </w:trPr>
-        <w:tc>
-          <w:tcPr>
-            <w:tcW w:w="2122" w:type="dxa"/>
-            <w:shd w:val="clear" w:color="auto" w:fill="auto"/>
-            <w:tcMar>
-              <w:top w:w="100" w:type="dxa"/>
-              <w:left w:w="100" w:type="dxa"/>
-              <w:bottom w:w="100" w:type="dxa"/>
-              <w:right w:w="100" w:type="dxa"/>
-            </w:tcMar>
-          </w:tcPr>
-          <w:p>
-            <w:pPr>
-              <w:jc w:val="both"/>
-              <w:rPr>
-                <w:b w:val="0"/>
-                <w:bCs/>
-                <w:sz w:val="20"/>
-                <w:szCs w:val="20"/>
-              </w:rPr>
-            </w:pPr>
-            <w:r>
-              <w:rPr>
-                <w:b w:val="0"/>
-                <w:bCs/>
-                <w:sz w:val="20"/>
-                <w:szCs w:val="20"/>
-              </w:rPr>
-              <w:lastRenderedPageBreak/>
-              <w:t>Motivación turística</w:t>
-            </w:r>
-          </w:p>
-        </w:tc>
-        <w:tc>
-          <w:tcPr>
-            <w:tcW w:w="7840" w:type="dxa"/>
-            <w:shd w:val="clear" w:color="auto" w:fill="auto"/>
-            <w:tcMar>
-              <w:top w:w="100" w:type="dxa"/>
-              <w:left w:w="100" w:type="dxa"/>
-              <w:bottom w:w="100" w:type="dxa"/>
-              <w:right w:w="100" w:type="dxa"/>
-            </w:tcMar>
-          </w:tcPr>
-          <w:p>
-            <w:pPr>
-              <w:jc w:val="both"/>
-              <w:rPr>
-                <w:b w:val="0"/>
-                <w:bCs/>
-                <w:sz w:val="20"/>
-                <w:szCs w:val="20"/>
-              </w:rPr>
-            </w:pPr>
-            <w:r>
-              <w:rPr>
-                <w:b w:val="0"/>
-                <w:bCs/>
-                <w:sz w:val="20"/>
-                <w:szCs w:val="20"/>
-              </w:rPr>
-              <w:t>Razón o impulso que lleva a una persona a realizar un viaje o participar en una experiencia turística determinada.</w:t>
-            </w:r>
-          </w:p>
-        </w:tc>
-      </w:tr>
-      <w:tr>
-        <w:trPr>
-          <w:trHeight w:val="253"/>
-        </w:trPr>
-        <w:tc>
-          <w:tcPr>
-            <w:tcW w:w="2122" w:type="dxa"/>
-            <w:shd w:val="clear" w:color="auto" w:fill="auto"/>
-            <w:tcMar>
-              <w:top w:w="100" w:type="dxa"/>
-              <w:left w:w="100" w:type="dxa"/>
-              <w:bottom w:w="100" w:type="dxa"/>
-              <w:right w:w="100" w:type="dxa"/>
-            </w:tcMar>
-          </w:tcPr>
-          <w:p>
-            <w:pPr>
-              <w:jc w:val="both"/>
-              <w:rPr>
-                <w:b w:val="0"/>
-                <w:bCs/>
-                <w:sz w:val="20"/>
-                <w:szCs w:val="20"/>
-              </w:rPr>
-            </w:pPr>
-            <w:r>
-              <w:rPr>
-                <w:b w:val="0"/>
-                <w:bCs/>
-                <w:sz w:val="20"/>
-                <w:szCs w:val="20"/>
-              </w:rPr>
-              <w:t>Planta turística</w:t>
-            </w:r>
-          </w:p>
-        </w:tc>
-        <w:tc>
-          <w:tcPr>
-            <w:tcW w:w="7840" w:type="dxa"/>
-            <w:shd w:val="clear" w:color="auto" w:fill="auto"/>
-            <w:tcMar>
-              <w:top w:w="100" w:type="dxa"/>
-              <w:left w:w="100" w:type="dxa"/>
-              <w:bottom w:w="100" w:type="dxa"/>
-              <w:right w:w="100" w:type="dxa"/>
-            </w:tcMar>
-          </w:tcPr>
-          <w:p>
-            <w:pPr>
-              <w:jc w:val="both"/>
-              <w:rPr>
-                <w:b w:val="0"/>
-                <w:bCs/>
-                <w:sz w:val="20"/>
-                <w:szCs w:val="20"/>
-              </w:rPr>
-            </w:pPr>
-            <w:r>
-              <w:rPr>
-                <w:b w:val="0"/>
-                <w:bCs/>
-                <w:sz w:val="20"/>
-                <w:szCs w:val="20"/>
-              </w:rPr>
-              <w:t>Conjunto de empresas y servicios que atienden las necesidades de las personas visitantes, como alojamiento, alimentación, transporte y recreación.</w:t>
-            </w:r>
-          </w:p>
-        </w:tc>
-      </w:tr>
-      <w:tr>
-        <w:trPr>
-          <w:trHeight w:val="253"/>
-        </w:trPr>
-        <w:tc>
-          <w:tcPr>
-            <w:tcW w:w="2122" w:type="dxa"/>
-            <w:shd w:val="clear" w:color="auto" w:fill="auto"/>
-            <w:tcMar>
-              <w:top w:w="100" w:type="dxa"/>
-              <w:left w:w="100" w:type="dxa"/>
-              <w:bottom w:w="100" w:type="dxa"/>
-              <w:right w:w="100" w:type="dxa"/>
-            </w:tcMar>
-          </w:tcPr>
-          <w:p>
-            <w:pPr>
-              <w:jc w:val="both"/>
-              <w:rPr>
-                <w:b w:val="0"/>
-                <w:bCs/>
-                <w:sz w:val="20"/>
-                <w:szCs w:val="20"/>
-              </w:rPr>
-            </w:pPr>
-            <w:r>
-              <w:rPr>
-                <w:b w:val="0"/>
-                <w:bCs/>
-                <w:sz w:val="20"/>
-                <w:szCs w:val="20"/>
-              </w:rPr>
-              <w:t>Recurso turístico</w:t>
-            </w:r>
-          </w:p>
-        </w:tc>
-        <w:tc>
-          <w:tcPr>
-            <w:tcW w:w="7840" w:type="dxa"/>
-            <w:shd w:val="clear" w:color="auto" w:fill="auto"/>
-            <w:tcMar>
-              <w:top w:w="100" w:type="dxa"/>
-              <w:left w:w="100" w:type="dxa"/>
-              <w:bottom w:w="100" w:type="dxa"/>
-              <w:right w:w="100" w:type="dxa"/>
-            </w:tcMar>
-          </w:tcPr>
-          <w:p>
-            <w:pPr>
-              <w:jc w:val="both"/>
-              <w:rPr>
-                <w:b w:val="0"/>
-                <w:bCs/>
-                <w:sz w:val="20"/>
-                <w:szCs w:val="20"/>
-              </w:rPr>
-            </w:pPr>
-            <w:r>
-              <w:rPr>
-                <w:b w:val="0"/>
-                <w:bCs/>
-                <w:sz w:val="20"/>
-                <w:szCs w:val="20"/>
-              </w:rPr>
-              <w:t>Elemento natural o cultural con potencial de aprovechamiento turístico que aún requiere fortalecimiento o adecuación para su uso inmediato.</w:t>
-            </w:r>
-          </w:p>
-        </w:tc>
-      </w:tr>
-      <w:tr>
-        <w:trPr>
-          <w:trHeight w:val="253"/>
-        </w:trPr>
-        <w:tc>
-          <w:tcPr>
-            <w:tcW w:w="2122" w:type="dxa"/>
-            <w:shd w:val="clear" w:color="auto" w:fill="auto"/>
-            <w:tcMar>
-              <w:top w:w="100" w:type="dxa"/>
-              <w:left w:w="100" w:type="dxa"/>
-              <w:bottom w:w="100" w:type="dxa"/>
-              <w:right w:w="100" w:type="dxa"/>
-            </w:tcMar>
-          </w:tcPr>
-          <w:p>
-            <w:pPr>
-              <w:jc w:val="both"/>
-              <w:rPr>
-                <w:b w:val="0"/>
-                <w:bCs/>
-                <w:sz w:val="20"/>
-                <w:szCs w:val="20"/>
-              </w:rPr>
-            </w:pPr>
-            <w:r>
-              <w:rPr>
-                <w:b w:val="0"/>
-                <w:bCs/>
-                <w:sz w:val="20"/>
-                <w:szCs w:val="20"/>
-              </w:rPr>
-              <w:t>Sostenibilidad turística</w:t>
-            </w:r>
-          </w:p>
-        </w:tc>
-        <w:tc>
-          <w:tcPr>
-            <w:tcW w:w="7840" w:type="dxa"/>
-            <w:shd w:val="clear" w:color="auto" w:fill="auto"/>
-            <w:tcMar>
-              <w:top w:w="100" w:type="dxa"/>
-              <w:left w:w="100" w:type="dxa"/>
-              <w:bottom w:w="100" w:type="dxa"/>
-              <w:right w:w="100" w:type="dxa"/>
-            </w:tcMar>
-          </w:tcPr>
-          <w:p>
-            <w:pPr>
-              <w:jc w:val="both"/>
-              <w:rPr>
-                <w:b w:val="0"/>
-                <w:bCs/>
-                <w:sz w:val="20"/>
-                <w:szCs w:val="20"/>
-              </w:rPr>
-            </w:pPr>
-            <w:r>
-              <w:rPr>
-                <w:b w:val="0"/>
-                <w:bCs/>
-                <w:sz w:val="20"/>
-                <w:szCs w:val="20"/>
-              </w:rPr>
-              <w:t>Principio orientado al desarrollo responsable del turismo, procurando equilibrio entre aspectos ambientales, sociales, culturales y económicos.</w:t>
-            </w:r>
-          </w:p>
-        </w:tc>
-      </w:tr>
-      <w:tr>
-        <w:trPr>
-          <w:trHeight w:val="253"/>
-        </w:trPr>
-        <w:tc>
-          <w:tcPr>
-            <w:tcW w:w="2122" w:type="dxa"/>
-            <w:shd w:val="clear" w:color="auto" w:fill="auto"/>
-            <w:tcMar>
-              <w:top w:w="100" w:type="dxa"/>
-              <w:left w:w="100" w:type="dxa"/>
-              <w:bottom w:w="100" w:type="dxa"/>
-              <w:right w:w="100" w:type="dxa"/>
-            </w:tcMar>
-          </w:tcPr>
-          <w:p>
-            <w:pPr>
-              <w:jc w:val="both"/>
-              <w:rPr>
-                <w:b w:val="0"/>
-                <w:bCs/>
-                <w:sz w:val="20"/>
-                <w:szCs w:val="20"/>
-              </w:rPr>
-            </w:pPr>
-            <w:r>
-              <w:rPr>
-                <w:b w:val="0"/>
-                <w:bCs/>
-                <w:sz w:val="20"/>
-                <w:szCs w:val="20"/>
-              </w:rPr>
-              <w:t>Turismo de aventura</w:t>
-            </w:r>
-          </w:p>
-        </w:tc>
-        <w:tc>
-          <w:tcPr>
-            <w:tcW w:w="7840" w:type="dxa"/>
-            <w:shd w:val="clear" w:color="auto" w:fill="auto"/>
-            <w:tcMar>
-              <w:top w:w="100" w:type="dxa"/>
-              <w:left w:w="100" w:type="dxa"/>
-              <w:bottom w:w="100" w:type="dxa"/>
-              <w:right w:w="100" w:type="dxa"/>
-            </w:tcMar>
-          </w:tcPr>
-          <w:p>
-            <w:pPr>
-              <w:jc w:val="both"/>
-              <w:rPr>
-                <w:b w:val="0"/>
-                <w:bCs/>
-                <w:sz w:val="20"/>
-                <w:szCs w:val="20"/>
-              </w:rPr>
-            </w:pPr>
-            <w:r>
-              <w:rPr>
-                <w:b w:val="0"/>
-                <w:bCs/>
-                <w:sz w:val="20"/>
-                <w:szCs w:val="20"/>
-              </w:rPr>
-              <w:t>Modalidad turística que integra actividad física, interacción con la naturaleza y experiencias emocionales asociadas con desafíos y descubrimiento del territorio.</w:t>
-            </w:r>
-          </w:p>
-        </w:tc>
-      </w:tr>
-      <w:tr>
-        <w:trPr>
-          <w:trHeight w:val="253"/>
-        </w:trPr>
-        <w:tc>
-          <w:tcPr>
-            <w:tcW w:w="2122" w:type="dxa"/>
-            <w:shd w:val="clear" w:color="auto" w:fill="auto"/>
-            <w:tcMar>
-              <w:top w:w="100" w:type="dxa"/>
-              <w:left w:w="100" w:type="dxa"/>
-              <w:bottom w:w="100" w:type="dxa"/>
-              <w:right w:w="100" w:type="dxa"/>
-            </w:tcMar>
-          </w:tcPr>
-          <w:p>
-            <w:pPr>
-              <w:jc w:val="both"/>
-              <w:rPr>
-                <w:b w:val="0"/>
-                <w:sz w:val="20"/>
-                <w:szCs w:val="20"/>
-              </w:rPr>
-            </w:pPr>
-            <w:r>
-              <w:rPr>
-                <w:b w:val="0"/>
-                <w:sz w:val="20"/>
-                <w:szCs w:val="20"/>
-              </w:rPr>
-              <w:t>Ecosistema</w:t>
-            </w:r>
-          </w:p>
-        </w:tc>
-        <w:tc>
-          <w:tcPr>
-            <w:tcW w:w="7840" w:type="dxa"/>
-            <w:shd w:val="clear" w:color="auto" w:fill="auto"/>
-            <w:tcMar>
-              <w:top w:w="100" w:type="dxa"/>
-              <w:left w:w="100" w:type="dxa"/>
-              <w:bottom w:w="100" w:type="dxa"/>
-              <w:right w:w="100" w:type="dxa"/>
-            </w:tcMar>
-          </w:tcPr>
-          <w:p>
-            <w:pPr>
-              <w:jc w:val="both"/>
-              <w:rPr>
-                <w:b w:val="0"/>
-                <w:sz w:val="20"/>
-                <w:szCs w:val="20"/>
-              </w:rPr>
-            </w:pPr>
-            <w:r>
-              <w:rPr>
-                <w:b w:val="0"/>
-                <w:sz w:val="20"/>
-                <w:szCs w:val="20"/>
-              </w:rPr>
-              <w:t>Conjunto de seres vivos y elementos naturales que interactúan en un espacio determinado.</w:t>
-            </w:r>
-          </w:p>
-        </w:tc>
-      </w:tr>
-      <w:tr>
-        <w:trPr>
-          <w:trHeight w:val="253"/>
-        </w:trPr>
-        <w:tc>
-          <w:tcPr>
-            <w:tcW w:w="2122" w:type="dxa"/>
-            <w:shd w:val="clear" w:color="auto" w:fill="auto"/>
-            <w:tcMar>
-              <w:top w:w="100" w:type="dxa"/>
-              <w:left w:w="100" w:type="dxa"/>
-              <w:bottom w:w="100" w:type="dxa"/>
-              <w:right w:w="100" w:type="dxa"/>
-            </w:tcMar>
-          </w:tcPr>
-          <w:p>
-            <w:pPr>
-              <w:jc w:val="both"/>
-              <w:rPr>
-                <w:b w:val="0"/>
-                <w:sz w:val="20"/>
-                <w:szCs w:val="20"/>
-              </w:rPr>
-            </w:pPr>
-            <w:r>
-              <w:rPr>
-                <w:b w:val="0"/>
-                <w:sz w:val="20"/>
-                <w:szCs w:val="20"/>
-              </w:rPr>
-              <w:t>Normatividad</w:t>
-            </w:r>
-          </w:p>
-        </w:tc>
-        <w:tc>
-          <w:tcPr>
-            <w:tcW w:w="7840" w:type="dxa"/>
-            <w:shd w:val="clear" w:color="auto" w:fill="auto"/>
-            <w:tcMar>
-              <w:top w:w="100" w:type="dxa"/>
-              <w:left w:w="100" w:type="dxa"/>
-              <w:bottom w:w="100" w:type="dxa"/>
-              <w:right w:w="100" w:type="dxa"/>
-            </w:tcMar>
-          </w:tcPr>
-          <w:p>
-            <w:pPr>
-              <w:jc w:val="both"/>
-              <w:rPr>
-                <w:b w:val="0"/>
-                <w:sz w:val="20"/>
-                <w:szCs w:val="20"/>
-              </w:rPr>
-            </w:pPr>
-            <w:r>
-              <w:rPr>
-                <w:b w:val="0"/>
-                <w:sz w:val="20"/>
-                <w:szCs w:val="20"/>
-              </w:rPr>
-              <w:t>Conjunto de leyes, normas y reglamentos que regulan una actividad.</w:t>
-            </w:r>
-          </w:p>
-        </w:tc>
-      </w:tr>
-      <w:tr>
-        <w:trPr>
-          <w:trHeight w:val="253"/>
-        </w:trPr>
-        <w:tc>
-          <w:tcPr>
-            <w:tcW w:w="2122" w:type="dxa"/>
-            <w:shd w:val="clear" w:color="auto" w:fill="auto"/>
-            <w:tcMar>
-              <w:top w:w="100" w:type="dxa"/>
-              <w:left w:w="100" w:type="dxa"/>
-              <w:bottom w:w="100" w:type="dxa"/>
-              <w:right w:w="100" w:type="dxa"/>
-            </w:tcMar>
-          </w:tcPr>
-          <w:p>
-            <w:pPr>
-              <w:jc w:val="both"/>
-              <w:rPr>
-                <w:b w:val="0"/>
-                <w:i/>
-                <w:iCs/>
-                <w:sz w:val="20"/>
-                <w:szCs w:val="20"/>
-              </w:rPr>
-            </w:pPr>
-            <w:r>
-              <w:rPr>
-                <w:b w:val="0"/>
-                <w:i/>
-                <w:iCs/>
-                <w:sz w:val="20"/>
-                <w:szCs w:val="20"/>
-                <w:highlight w:val="yellow"/>
-              </w:rPr>
-              <w:t>Canopy</w:t>
-            </w:r>
-          </w:p>
-        </w:tc>
-        <w:tc>
-          <w:tcPr>
-            <w:tcW w:w="7840" w:type="dxa"/>
-            <w:shd w:val="clear" w:color="auto" w:fill="auto"/>
-            <w:tcMar>
-              <w:top w:w="100" w:type="dxa"/>
-              <w:left w:w="100" w:type="dxa"/>
-              <w:bottom w:w="100" w:type="dxa"/>
-              <w:right w:w="100" w:type="dxa"/>
-            </w:tcMar>
-          </w:tcPr>
-          <w:p>
-            <w:pPr>
-              <w:jc w:val="both"/>
-              <w:rPr>
-                <w:b w:val="0"/>
-                <w:sz w:val="20"/>
-                <w:szCs w:val="20"/>
-              </w:rPr>
-            </w:pPr>
-            <w:r>
-              <w:rPr>
-                <w:b w:val="0"/>
-                <w:sz w:val="20"/>
-                <w:szCs w:val="20"/>
-              </w:rPr>
-              <w:t>Actividad turística que consiste en desplazarse por cables suspendidos entre árboles o montañas.</w:t>
-            </w:r>
-          </w:p>
-        </w:tc>
-      </w:tr>
-      <w:tr>
-        <w:trPr>
-          <w:trHeight w:val="253"/>
-        </w:trPr>
-        <w:tc>
-          <w:tcPr>
-            <w:tcW w:w="2122" w:type="dxa"/>
-            <w:shd w:val="clear" w:color="auto" w:fill="auto"/>
-            <w:tcMar>
-              <w:top w:w="100" w:type="dxa"/>
-              <w:left w:w="100" w:type="dxa"/>
-              <w:bottom w:w="100" w:type="dxa"/>
-              <w:right w:w="100" w:type="dxa"/>
-            </w:tcMar>
-          </w:tcPr>
-          <w:p>
-            <w:pPr>
-              <w:jc w:val="both"/>
-              <w:rPr>
-                <w:b w:val="0"/>
-                <w:i/>
-                <w:iCs/>
-                <w:sz w:val="20"/>
-                <w:szCs w:val="20"/>
-              </w:rPr>
-            </w:pPr>
-            <w:r>
-              <w:rPr>
-                <w:b w:val="0"/>
-                <w:i/>
-                <w:iCs/>
-                <w:sz w:val="20"/>
-                <w:szCs w:val="20"/>
-                <w:highlight w:val="yellow"/>
-              </w:rPr>
-              <w:t>Rafting</w:t>
-            </w:r>
-          </w:p>
-        </w:tc>
-        <w:tc>
-          <w:tcPr>
-            <w:tcW w:w="7840" w:type="dxa"/>
-            <w:shd w:val="clear" w:color="auto" w:fill="auto"/>
-            <w:tcMar>
-              <w:top w:w="100" w:type="dxa"/>
-              <w:left w:w="100" w:type="dxa"/>
-              <w:bottom w:w="100" w:type="dxa"/>
-              <w:right w:w="100" w:type="dxa"/>
-            </w:tcMar>
-          </w:tcPr>
-          <w:p>
-            <w:pPr>
-              <w:jc w:val="both"/>
-              <w:rPr>
-                <w:b w:val="0"/>
-                <w:sz w:val="20"/>
-                <w:szCs w:val="20"/>
-              </w:rPr>
-            </w:pPr>
-            <w:r>
-              <w:rPr>
-                <w:b w:val="0"/>
-                <w:sz w:val="20"/>
-                <w:szCs w:val="20"/>
-              </w:rPr>
-              <w:t>Deporte de aventura realizado en ríos utilizando balsas inflables.</w:t>
-            </w:r>
-          </w:p>
-        </w:tc>
-      </w:tr>
-      <w:tr>
-        <w:trPr>
-          <w:trHeight w:val="253"/>
-        </w:trPr>
-        <w:tc>
-          <w:tcPr>
-            <w:tcW w:w="2122" w:type="dxa"/>
-            <w:shd w:val="clear" w:color="auto" w:fill="auto"/>
-            <w:tcMar>
-              <w:top w:w="100" w:type="dxa"/>
-              <w:left w:w="100" w:type="dxa"/>
-              <w:bottom w:w="100" w:type="dxa"/>
-              <w:right w:w="100" w:type="dxa"/>
-            </w:tcMar>
-          </w:tcPr>
-          <w:p>
-            <w:pPr>
-              <w:jc w:val="both"/>
-              <w:rPr>
-                <w:b w:val="0"/>
-                <w:bCs/>
-                <w:sz w:val="20"/>
-                <w:szCs w:val="20"/>
-              </w:rPr>
-            </w:pPr>
-            <w:r>
-              <w:rPr>
-                <w:b w:val="0"/>
-                <w:bCs/>
-                <w:sz w:val="20"/>
-                <w:szCs w:val="20"/>
-              </w:rPr>
-              <w:t>Senderismo</w:t>
-            </w:r>
-          </w:p>
-        </w:tc>
-        <w:tc>
-          <w:tcPr>
-            <w:tcW w:w="7840" w:type="dxa"/>
-            <w:shd w:val="clear" w:color="auto" w:fill="auto"/>
-            <w:tcMar>
-              <w:top w:w="100" w:type="dxa"/>
-              <w:left w:w="100" w:type="dxa"/>
-              <w:bottom w:w="100" w:type="dxa"/>
-              <w:right w:w="100" w:type="dxa"/>
-            </w:tcMar>
-          </w:tcPr>
-          <w:p>
-            <w:pPr>
-              <w:jc w:val="both"/>
-              <w:rPr>
-                <w:b w:val="0"/>
-                <w:bCs/>
-                <w:sz w:val="20"/>
-                <w:szCs w:val="20"/>
-              </w:rPr>
-            </w:pPr>
-            <w:r>
-              <w:rPr>
-                <w:b w:val="0"/>
-                <w:bCs/>
-                <w:sz w:val="20"/>
-                <w:szCs w:val="20"/>
-              </w:rPr>
-              <w:t>Actividad recreativa que consiste en caminar por senderos naturales.</w:t>
-            </w:r>
-          </w:p>
-        </w:tc>
-      </w:tr>
-      <w:tr>
-        <w:trPr>
-          <w:trHeight w:val="253"/>
-        </w:trPr>
-        <w:tc>
-          <w:tcPr>
-            <w:tcW w:w="2122" w:type="dxa"/>
-            <w:shd w:val="clear" w:color="auto" w:fill="auto"/>
-            <w:tcMar>
-              <w:top w:w="100" w:type="dxa"/>
-              <w:left w:w="100" w:type="dxa"/>
-              <w:bottom w:w="100" w:type="dxa"/>
-              <w:right w:w="100" w:type="dxa"/>
-            </w:tcMar>
-          </w:tcPr>
-          <w:p>
-            <w:pPr>
-              <w:jc w:val="both"/>
-              <w:rPr>
-                <w:b w:val="0"/>
-                <w:bCs/>
-                <w:sz w:val="20"/>
-                <w:szCs w:val="20"/>
-              </w:rPr>
-            </w:pPr>
-            <w:r>
-              <w:rPr>
-                <w:b w:val="0"/>
-                <w:bCs/>
-                <w:sz w:val="20"/>
-                <w:szCs w:val="20"/>
-              </w:rPr>
-              <w:t>Parapente</w:t>
-            </w:r>
-          </w:p>
-        </w:tc>
-        <w:tc>
-          <w:tcPr>
-            <w:tcW w:w="7840" w:type="dxa"/>
-            <w:shd w:val="clear" w:color="auto" w:fill="auto"/>
-            <w:tcMar>
-              <w:top w:w="100" w:type="dxa"/>
-              <w:left w:w="100" w:type="dxa"/>
-              <w:bottom w:w="100" w:type="dxa"/>
-              <w:right w:w="100" w:type="dxa"/>
-            </w:tcMar>
-          </w:tcPr>
-          <w:p>
-            <w:pPr>
-              <w:jc w:val="both"/>
-              <w:rPr>
-                <w:b w:val="0"/>
-                <w:bCs/>
-                <w:sz w:val="20"/>
-                <w:szCs w:val="20"/>
-              </w:rPr>
-            </w:pPr>
-            <w:r>
-              <w:rPr>
-                <w:b w:val="0"/>
-                <w:bCs/>
-                <w:sz w:val="20"/>
-                <w:szCs w:val="20"/>
-              </w:rPr>
-              <w:t>Deporte aéreo que permite volar utilizando un paracaídas especial.</w:t>
-            </w:r>
-          </w:p>
-        </w:tc>
-      </w:tr>
-      <w:tr>
-        <w:trPr>
-          <w:trHeight w:val="253"/>
-        </w:trPr>
-        <w:tc>
-          <w:tcPr>
-            <w:tcW w:w="2122" w:type="dxa"/>
-            <w:shd w:val="clear" w:color="auto" w:fill="auto"/>
-            <w:tcMar>
-              <w:top w:w="100" w:type="dxa"/>
-              <w:left w:w="100" w:type="dxa"/>
-              <w:bottom w:w="100" w:type="dxa"/>
-              <w:right w:w="100" w:type="dxa"/>
-            </w:tcMar>
-          </w:tcPr>
-          <w:p>
-            <w:pPr>
-              <w:jc w:val="both"/>
-              <w:rPr>
-                <w:b w:val="0"/>
-                <w:bCs/>
-                <w:sz w:val="20"/>
-                <w:szCs w:val="20"/>
-              </w:rPr>
-            </w:pPr>
-            <w:r>
-              <w:rPr>
-                <w:b w:val="0"/>
-                <w:bCs/>
-                <w:sz w:val="20"/>
-                <w:szCs w:val="20"/>
-              </w:rPr>
-              <w:t>Ciclomontañismo</w:t>
-            </w:r>
-          </w:p>
-        </w:tc>
-        <w:tc>
-          <w:tcPr>
-            <w:tcW w:w="7840" w:type="dxa"/>
-            <w:shd w:val="clear" w:color="auto" w:fill="auto"/>
-            <w:tcMar>
-              <w:top w:w="100" w:type="dxa"/>
-              <w:left w:w="100" w:type="dxa"/>
-              <w:bottom w:w="100" w:type="dxa"/>
-              <w:right w:w="100" w:type="dxa"/>
-            </w:tcMar>
-          </w:tcPr>
-          <w:p>
-            <w:pPr>
-              <w:jc w:val="both"/>
-              <w:rPr>
-                <w:b w:val="0"/>
-                <w:bCs/>
-                <w:sz w:val="20"/>
-                <w:szCs w:val="20"/>
-              </w:rPr>
-            </w:pPr>
-            <w:r>
-              <w:rPr>
-                <w:b w:val="0"/>
-                <w:bCs/>
-                <w:sz w:val="20"/>
-                <w:szCs w:val="20"/>
-              </w:rPr>
-              <w:t>Actividad deportiva realizada en bicicleta por terrenos montañosos.</w:t>
-            </w:r>
-          </w:p>
-        </w:tc>
-      </w:tr>
-      <w:tr>
-        <w:trPr>
-          <w:trHeight w:val="253"/>
-        </w:trPr>
-        <w:tc>
-          <w:tcPr>
-            <w:tcW w:w="2122" w:type="dxa"/>
-            <w:shd w:val="clear" w:color="auto" w:fill="auto"/>
-            <w:tcMar>
-              <w:top w:w="100" w:type="dxa"/>
-              <w:left w:w="100" w:type="dxa"/>
-              <w:bottom w:w="100" w:type="dxa"/>
-              <w:right w:w="100" w:type="dxa"/>
-            </w:tcMar>
-          </w:tcPr>
-          <w:p>
-            <w:pPr>
-              <w:jc w:val="both"/>
-              <w:rPr>
-                <w:b w:val="0"/>
-                <w:bCs/>
-                <w:sz w:val="20"/>
-                <w:szCs w:val="20"/>
-              </w:rPr>
-            </w:pPr>
-            <w:r>
-              <w:rPr>
-                <w:b w:val="0"/>
-                <w:bCs/>
-                <w:sz w:val="20"/>
-                <w:szCs w:val="20"/>
-              </w:rPr>
-              <w:t>Accesibilidad</w:t>
-            </w:r>
-          </w:p>
-        </w:tc>
-        <w:tc>
-          <w:tcPr>
-            <w:tcW w:w="7840" w:type="dxa"/>
-            <w:shd w:val="clear" w:color="auto" w:fill="auto"/>
-            <w:tcMar>
-              <w:top w:w="100" w:type="dxa"/>
-              <w:left w:w="100" w:type="dxa"/>
-              <w:bottom w:w="100" w:type="dxa"/>
-              <w:right w:w="100" w:type="dxa"/>
-            </w:tcMar>
-          </w:tcPr>
-          <w:p>
-            <w:pPr>
-              <w:jc w:val="both"/>
-              <w:rPr>
-                <w:b w:val="0"/>
-                <w:bCs/>
-                <w:sz w:val="20"/>
-                <w:szCs w:val="20"/>
-              </w:rPr>
-            </w:pPr>
-            <w:r>
-              <w:rPr>
-                <w:b w:val="0"/>
-                <w:bCs/>
-                <w:sz w:val="20"/>
-                <w:szCs w:val="20"/>
-              </w:rPr>
-              <w:t>Condiciones que permiten el ingreso y desplazamiento hacia un lugar turístico.</w:t>
-            </w:r>
-          </w:p>
-        </w:tc>
-      </w:tr>
-      <w:tr>
-        <w:trPr>
-          <w:trHeight w:val="253"/>
-        </w:trPr>
-        <w:tc>
-          <w:tcPr>
-            <w:tcW w:w="2122" w:type="dxa"/>
-            <w:shd w:val="clear" w:color="auto" w:fill="auto"/>
-            <w:tcMar>
-              <w:top w:w="100" w:type="dxa"/>
-              <w:left w:w="100" w:type="dxa"/>
-              <w:bottom w:w="100" w:type="dxa"/>
-              <w:right w:w="100" w:type="dxa"/>
-            </w:tcMar>
-          </w:tcPr>
-          <w:p>
-            <w:pPr>
-              <w:jc w:val="both"/>
-              <w:rPr>
-                <w:b w:val="0"/>
-                <w:bCs/>
-                <w:sz w:val="20"/>
-                <w:szCs w:val="20"/>
-              </w:rPr>
-            </w:pPr>
-            <w:r>
-              <w:rPr>
-                <w:b w:val="0"/>
-                <w:bCs/>
-                <w:sz w:val="20"/>
-                <w:szCs w:val="20"/>
-              </w:rPr>
-              <w:t>Seguridad turística</w:t>
-            </w:r>
-          </w:p>
-        </w:tc>
-        <w:tc>
-          <w:tcPr>
-            <w:tcW w:w="7840" w:type="dxa"/>
-            <w:shd w:val="clear" w:color="auto" w:fill="auto"/>
-            <w:tcMar>
-              <w:top w:w="100" w:type="dxa"/>
-              <w:left w:w="100" w:type="dxa"/>
-              <w:bottom w:w="100" w:type="dxa"/>
-              <w:right w:w="100" w:type="dxa"/>
-            </w:tcMar>
-          </w:tcPr>
-          <w:p>
-            <w:pPr>
-              <w:jc w:val="both"/>
-              <w:rPr>
-                <w:b w:val="0"/>
-                <w:bCs/>
-                <w:sz w:val="20"/>
-                <w:szCs w:val="20"/>
-              </w:rPr>
-            </w:pPr>
-            <w:r>
-              <w:rPr>
-                <w:b w:val="0"/>
-                <w:bCs/>
-                <w:sz w:val="20"/>
-                <w:szCs w:val="20"/>
-              </w:rPr>
-              <w:t>Medidas destinadas a prevenir riesgos y proteger a turistas y operadores.</w:t>
-            </w:r>
-          </w:p>
-        </w:tc>
-      </w:tr>
-      <w:tr>
-        <w:trPr>
-          <w:trHeight w:val="253"/>
-        </w:trPr>
-        <w:tc>
-          <w:tcPr>
-            <w:tcW w:w="2122" w:type="dxa"/>
-            <w:shd w:val="clear" w:color="auto" w:fill="auto"/>
-            <w:tcMar>
-              <w:top w:w="100" w:type="dxa"/>
-              <w:left w:w="100" w:type="dxa"/>
-              <w:bottom w:w="100" w:type="dxa"/>
-              <w:right w:w="100" w:type="dxa"/>
-            </w:tcMar>
-          </w:tcPr>
-          <w:p>
-            <w:pPr>
-              <w:jc w:val="both"/>
-              <w:rPr>
-                <w:b w:val="0"/>
-                <w:bCs/>
-                <w:sz w:val="20"/>
-                <w:szCs w:val="20"/>
-              </w:rPr>
-            </w:pPr>
-            <w:r>
-              <w:rPr>
-                <w:b w:val="0"/>
-                <w:bCs/>
-                <w:sz w:val="20"/>
-                <w:szCs w:val="20"/>
-              </w:rPr>
-              <w:t>Guía de turismo</w:t>
-            </w:r>
-          </w:p>
-        </w:tc>
-        <w:tc>
-          <w:tcPr>
-            <w:tcW w:w="7840" w:type="dxa"/>
-            <w:shd w:val="clear" w:color="auto" w:fill="auto"/>
-            <w:tcMar>
-              <w:top w:w="100" w:type="dxa"/>
-              <w:left w:w="100" w:type="dxa"/>
-              <w:bottom w:w="100" w:type="dxa"/>
-              <w:right w:w="100" w:type="dxa"/>
-            </w:tcMar>
-          </w:tcPr>
-          <w:p>
-            <w:pPr>
-              <w:jc w:val="both"/>
-              <w:rPr>
-                <w:b w:val="0"/>
-                <w:bCs/>
-                <w:sz w:val="20"/>
-                <w:szCs w:val="20"/>
-              </w:rPr>
-            </w:pPr>
-            <w:r>
-              <w:rPr>
-                <w:b w:val="0"/>
-                <w:bCs/>
-                <w:sz w:val="20"/>
-                <w:szCs w:val="20"/>
-              </w:rPr>
-              <w:t>Persona encargada de orientar e interpretar la experiencia turística.</w:t>
-            </w:r>
-          </w:p>
-        </w:tc>
-      </w:tr>
-      <w:tr>
-        <w:trPr>
-          <w:trHeight w:val="253"/>
-        </w:trPr>
-        <w:tc>
-          <w:tcPr>
-            <w:tcW w:w="2122" w:type="dxa"/>
-            <w:shd w:val="clear" w:color="auto" w:fill="auto"/>
-            <w:tcMar>
-              <w:top w:w="100" w:type="dxa"/>
-              <w:left w:w="100" w:type="dxa"/>
-              <w:bottom w:w="100" w:type="dxa"/>
-              <w:right w:w="100" w:type="dxa"/>
-            </w:tcMar>
-          </w:tcPr>
-          <w:p>
-            <w:pPr>
-              <w:jc w:val="both"/>
-              <w:rPr>
-                <w:b w:val="0"/>
-                <w:bCs/>
-                <w:sz w:val="20"/>
-                <w:szCs w:val="20"/>
-              </w:rPr>
-            </w:pPr>
-            <w:r>
-              <w:rPr>
-                <w:b w:val="0"/>
-                <w:bCs/>
-                <w:sz w:val="20"/>
-                <w:szCs w:val="20"/>
-              </w:rPr>
-              <w:t>Conservación ambiental</w:t>
-            </w:r>
-          </w:p>
-        </w:tc>
-        <w:tc>
-          <w:tcPr>
-            <w:tcW w:w="7840" w:type="dxa"/>
-            <w:shd w:val="clear" w:color="auto" w:fill="auto"/>
-            <w:tcMar>
-              <w:top w:w="100" w:type="dxa"/>
-              <w:left w:w="100" w:type="dxa"/>
-              <w:bottom w:w="100" w:type="dxa"/>
-              <w:right w:w="100" w:type="dxa"/>
-            </w:tcMar>
-          </w:tcPr>
-          <w:p>
-            <w:pPr>
-              <w:jc w:val="both"/>
-              <w:rPr>
-                <w:b w:val="0"/>
-                <w:bCs/>
-                <w:sz w:val="20"/>
-                <w:szCs w:val="20"/>
-              </w:rPr>
-            </w:pPr>
-            <w:r>
-              <w:rPr>
-                <w:b w:val="0"/>
-                <w:bCs/>
-                <w:sz w:val="20"/>
-                <w:szCs w:val="20"/>
-              </w:rPr>
-              <w:t>Protección y cuidado de los recursos naturales y ecosistemas.</w:t>
-            </w:r>
-          </w:p>
-        </w:tc>
-      </w:tr>
-      <w:tr>
-        <w:trPr>
-          <w:trHeight w:val="253"/>
-        </w:trPr>
-        <w:tc>
-          <w:tcPr>
-            <w:tcW w:w="2122" w:type="dxa"/>
-            <w:shd w:val="clear" w:color="auto" w:fill="auto"/>
-            <w:tcMar>
-              <w:top w:w="100" w:type="dxa"/>
-              <w:left w:w="100" w:type="dxa"/>
-              <w:bottom w:w="100" w:type="dxa"/>
-              <w:right w:w="100" w:type="dxa"/>
-            </w:tcMar>
-          </w:tcPr>
-          <w:p>
-            <w:pPr>
-              <w:jc w:val="both"/>
-              <w:rPr>
-                <w:b w:val="0"/>
-                <w:bCs/>
-                <w:sz w:val="20"/>
-                <w:szCs w:val="20"/>
-              </w:rPr>
-            </w:pPr>
-            <w:r>
-              <w:rPr>
-                <w:b w:val="0"/>
-                <w:bCs/>
-                <w:sz w:val="20"/>
-                <w:szCs w:val="20"/>
-              </w:rPr>
-              <w:t>Turismo sostenible</w:t>
-            </w:r>
-          </w:p>
-        </w:tc>
-        <w:tc>
-          <w:tcPr>
-            <w:tcW w:w="7840" w:type="dxa"/>
-            <w:shd w:val="clear" w:color="auto" w:fill="auto"/>
-            <w:tcMar>
-              <w:top w:w="100" w:type="dxa"/>
-              <w:left w:w="100" w:type="dxa"/>
-              <w:bottom w:w="100" w:type="dxa"/>
-              <w:right w:w="100" w:type="dxa"/>
-            </w:tcMar>
-          </w:tcPr>
-          <w:p>
-            <w:pPr>
-              <w:jc w:val="both"/>
-              <w:rPr>
-                <w:b w:val="0"/>
-                <w:bCs/>
-                <w:sz w:val="20"/>
-                <w:szCs w:val="20"/>
-              </w:rPr>
-            </w:pPr>
-            <w:r>
-              <w:rPr>
-                <w:b w:val="0"/>
-                <w:bCs/>
-                <w:sz w:val="20"/>
-                <w:szCs w:val="20"/>
-              </w:rPr>
-              <w:t>Turismo que minimiza impactos negativos y favorece el equilibrio ambiental, social y económico.</w:t>
-            </w:r>
-          </w:p>
-        </w:tc>
-      </w:tr>
-      <w:tr>
-        <w:trPr>
-          <w:trHeight w:val="253"/>
-        </w:trPr>
-        <w:tc>
-          <w:tcPr>
-            <w:tcW w:w="2122" w:type="dxa"/>
-            <w:shd w:val="clear" w:color="auto" w:fill="auto"/>
-            <w:tcMar>
-              <w:top w:w="100" w:type="dxa"/>
-              <w:left w:w="100" w:type="dxa"/>
-              <w:bottom w:w="100" w:type="dxa"/>
-              <w:right w:w="100" w:type="dxa"/>
-            </w:tcMar>
-          </w:tcPr>
-          <w:p>
-            <w:pPr>
-              <w:jc w:val="both"/>
-              <w:rPr>
-                <w:b w:val="0"/>
-                <w:bCs/>
-                <w:sz w:val="20"/>
-                <w:szCs w:val="20"/>
-              </w:rPr>
-            </w:pPr>
-            <w:r>
-              <w:rPr>
-                <w:b w:val="0"/>
-                <w:bCs/>
-                <w:sz w:val="20"/>
-                <w:szCs w:val="20"/>
-              </w:rPr>
-              <w:t>Cliente experiencial</w:t>
-            </w:r>
-          </w:p>
-        </w:tc>
-        <w:tc>
-          <w:tcPr>
-            <w:tcW w:w="7840" w:type="dxa"/>
-            <w:shd w:val="clear" w:color="auto" w:fill="auto"/>
-            <w:tcMar>
-              <w:top w:w="100" w:type="dxa"/>
-              <w:left w:w="100" w:type="dxa"/>
-              <w:bottom w:w="100" w:type="dxa"/>
-              <w:right w:w="100" w:type="dxa"/>
-            </w:tcMar>
-          </w:tcPr>
-          <w:p>
-            <w:pPr>
-              <w:jc w:val="both"/>
-              <w:rPr>
-                <w:b w:val="0"/>
-                <w:bCs/>
-                <w:sz w:val="20"/>
-                <w:szCs w:val="20"/>
-              </w:rPr>
-            </w:pPr>
-            <w:r>
-              <w:rPr>
-                <w:b w:val="0"/>
-                <w:bCs/>
-                <w:sz w:val="20"/>
-                <w:szCs w:val="20"/>
-              </w:rPr>
-              <w:t>Turista que busca emociones, recuerdos y experiencias significativas durante el viaje.</w:t>
-            </w:r>
-          </w:p>
-        </w:tc>
-      </w:tr>
-    </w:tbl>
-    <w:p>
-      <w:pPr>
-        <w:rPr>
-          <w:bCs/>
-          <w:sz w:val="20"/>
-          <w:szCs w:val="20"/>
-        </w:rPr>
-      </w:pPr>
-    </w:p>
-    <w:p>
-      <w:pPr>
-        <w:rPr>
-          <w:bCs/>
+        <w:spacing w:before="0" w:beforeAutospacing="off" w:after="0" w:afterAutospacing="off"/>
+      </w:pPr>
+    </w:p>
+    <w:p>
+      <w:pPr>
+        <w:spacing w:before="0" w:beforeAutospacing="off" w:after="0" w:afterAutospacing="off"/>
+        <w:rPr>
+          <w:rFonts w:ascii="Arial" w:hAnsi="Arial" w:eastAsia="Arial" w:cs="Arial"/>
+          <w:b w:val="0"/>
+          <w:bCs w:val="0"/>
+          <w:i w:val="0"/>
+          <w:iCs w:val="0"/>
+          <w:caps w:val="0"/>
+          <w:smallCaps w:val="0"/>
+          <w:noProof w:val="0"/>
+          <w:color w:val="12263F"/>
+          <w:sz w:val="20"/>
+          <w:szCs w:val="20"/>
+          <w:lang w:val="es-CO"/>
+        </w:rPr>
+      </w:pPr>
+      <w:r>
+        <w:rPr>
+          <w:rFonts w:ascii="Arial" w:hAnsi="Arial" w:eastAsia="Arial" w:cs="Arial"/>
+          <w:b w:val="1"/>
+          <w:bCs w:val="1"/>
+          <w:i w:val="0"/>
+          <w:iCs w:val="0"/>
+          <w:caps w:val="0"/>
+          <w:smallCaps w:val="0"/>
+          <w:noProof w:val="0"/>
+          <w:color w:val="12263F"/>
+          <w:sz w:val="20"/>
+          <w:szCs w:val="20"/>
+          <w:lang w:val="es-CO"/>
+        </w:rPr>
+        <w:t xml:space="preserve">Accesibilidad: </w:t>
+      </w:r>
+      <w:r>
+        <w:rPr>
+          <w:rFonts w:ascii="Arial" w:hAnsi="Arial" w:eastAsia="Arial" w:cs="Arial"/>
+          <w:b w:val="0"/>
+          <w:bCs w:val="0"/>
+          <w:i w:val="0"/>
+          <w:iCs w:val="0"/>
+          <w:caps w:val="0"/>
+          <w:smallCaps w:val="0"/>
+          <w:noProof w:val="0"/>
+          <w:color w:val="12263F"/>
+          <w:sz w:val="20"/>
+          <w:szCs w:val="20"/>
+          <w:lang w:val="es-CO"/>
+        </w:rPr>
+        <w:t>condiciones que permiten el ingreso y desplazamiento hacia un lugar turístico.</w:t>
+      </w:r>
+    </w:p>
+    <w:p>
+      <w:pPr>
+        <w:spacing w:before="0" w:beforeAutospacing="off" w:after="0" w:afterAutospacing="off"/>
+        <w:rPr>
+          <w:rFonts w:ascii="Arial" w:hAnsi="Arial" w:eastAsia="Arial" w:cs="Arial"/>
+          <w:b w:val="1"/>
+          <w:bCs w:val="1"/>
+          <w:i w:val="0"/>
+          <w:iCs w:val="0"/>
+          <w:caps w:val="0"/>
+          <w:smallCaps w:val="0"/>
+          <w:noProof w:val="0"/>
+          <w:color w:val="12263F"/>
+          <w:sz w:val="20"/>
+          <w:szCs w:val="20"/>
+          <w:lang w:val="es-CO"/>
+        </w:rPr>
+      </w:pPr>
+    </w:p>
+    <w:p>
+      <w:pPr>
+        <w:spacing w:before="0" w:beforeAutospacing="off" w:after="0" w:afterAutospacing="off"/>
+        <w:rPr>
+          <w:rFonts w:ascii="Arial" w:hAnsi="Arial" w:eastAsia="Arial" w:cs="Arial"/>
+          <w:b w:val="0"/>
+          <w:bCs w:val="0"/>
+          <w:i w:val="0"/>
+          <w:iCs w:val="0"/>
+          <w:caps w:val="0"/>
+          <w:smallCaps w:val="0"/>
+          <w:noProof w:val="0"/>
+          <w:color w:val="12263F"/>
+          <w:sz w:val="20"/>
+          <w:szCs w:val="20"/>
+          <w:lang w:val="es-CO"/>
+        </w:rPr>
+      </w:pPr>
+      <w:r>
+        <w:rPr>
+          <w:rFonts w:ascii="Arial" w:hAnsi="Arial" w:eastAsia="Arial" w:cs="Arial"/>
+          <w:b w:val="1"/>
+          <w:bCs w:val="1"/>
+          <w:i w:val="0"/>
+          <w:iCs w:val="0"/>
+          <w:caps w:val="0"/>
+          <w:smallCaps w:val="0"/>
+          <w:noProof w:val="0"/>
+          <w:color w:val="12263F"/>
+          <w:sz w:val="20"/>
+          <w:szCs w:val="20"/>
+          <w:lang w:val="es-CO"/>
+        </w:rPr>
+        <w:t xml:space="preserve">Atractivo turístico: </w:t>
+      </w:r>
+      <w:r>
+        <w:rPr>
+          <w:rFonts w:ascii="Arial" w:hAnsi="Arial" w:eastAsia="Arial" w:cs="Arial"/>
+          <w:b w:val="0"/>
+          <w:bCs w:val="0"/>
+          <w:i w:val="0"/>
+          <w:iCs w:val="0"/>
+          <w:caps w:val="0"/>
+          <w:smallCaps w:val="0"/>
+          <w:noProof w:val="0"/>
+          <w:color w:val="12263F"/>
+          <w:sz w:val="20"/>
+          <w:szCs w:val="20"/>
+          <w:lang w:val="es-CO"/>
+        </w:rPr>
+        <w:t>factor físico, natural o cultural que posee condiciones para integrarse de manera inmediata a productos turísticos y motivar el desplazamiento de visitantes.</w:t>
+      </w:r>
+    </w:p>
+    <w:p>
+      <w:pPr>
+        <w:spacing w:before="0" w:beforeAutospacing="off" w:after="0" w:afterAutospacing="off"/>
+        <w:rPr>
+          <w:rFonts w:ascii="Arial" w:hAnsi="Arial" w:eastAsia="Arial" w:cs="Arial"/>
+          <w:b w:val="1"/>
+          <w:bCs w:val="1"/>
+          <w:i w:val="1"/>
+          <w:iCs w:val="1"/>
+          <w:caps w:val="0"/>
+          <w:smallCaps w:val="0"/>
+          <w:noProof w:val="0"/>
+          <w:color w:val="12263F"/>
+          <w:sz w:val="20"/>
+          <w:szCs w:val="20"/>
+          <w:lang w:val="es-CO"/>
+        </w:rPr>
+      </w:pPr>
+    </w:p>
+    <w:p>
+      <w:pPr>
+        <w:spacing w:before="0" w:beforeAutospacing="off" w:after="0" w:afterAutospacing="off"/>
+        <w:rPr>
+          <w:rFonts w:ascii="Arial" w:hAnsi="Arial" w:eastAsia="Arial" w:cs="Arial"/>
+          <w:b w:val="0"/>
+          <w:bCs w:val="0"/>
+          <w:i w:val="0"/>
+          <w:iCs w:val="0"/>
+          <w:caps w:val="0"/>
+          <w:smallCaps w:val="0"/>
+          <w:noProof w:val="0"/>
+          <w:color w:val="12263F"/>
+          <w:sz w:val="20"/>
+          <w:szCs w:val="20"/>
+          <w:lang w:val="es-CO"/>
+        </w:rPr>
+      </w:pPr>
+      <w:r>
+        <w:rPr>
+          <w:rFonts w:ascii="Arial" w:hAnsi="Arial" w:eastAsia="Arial" w:cs="Arial"/>
+          <w:b w:val="1"/>
+          <w:bCs w:val="1"/>
+          <w:i w:val="1"/>
+          <w:iCs w:val="1"/>
+          <w:caps w:val="0"/>
+          <w:smallCaps w:val="0"/>
+          <w:noProof w:val="0"/>
+          <w:color w:val="12263F"/>
+          <w:sz w:val="20"/>
+          <w:szCs w:val="20"/>
+          <w:lang w:val="es-CO"/>
+        </w:rPr>
+        <w:t>Canopy</w:t>
+      </w:r>
+      <w:r>
+        <w:rPr>
+          <w:rFonts w:ascii="Arial" w:hAnsi="Arial" w:eastAsia="Arial" w:cs="Arial"/>
+          <w:b w:val="1"/>
+          <w:bCs w:val="1"/>
+          <w:i w:val="0"/>
+          <w:iCs w:val="0"/>
+          <w:caps w:val="0"/>
+          <w:smallCaps w:val="0"/>
+          <w:noProof w:val="0"/>
+          <w:color w:val="12263F"/>
+          <w:sz w:val="20"/>
+          <w:szCs w:val="20"/>
+          <w:lang w:val="es-CO"/>
+        </w:rPr>
+        <w:t xml:space="preserve">: </w:t>
+      </w:r>
+      <w:r>
+        <w:rPr>
+          <w:rFonts w:ascii="Arial" w:hAnsi="Arial" w:eastAsia="Arial" w:cs="Arial"/>
+          <w:b w:val="0"/>
+          <w:bCs w:val="0"/>
+          <w:i w:val="0"/>
+          <w:iCs w:val="0"/>
+          <w:caps w:val="0"/>
+          <w:smallCaps w:val="0"/>
+          <w:noProof w:val="0"/>
+          <w:color w:val="12263F"/>
+          <w:sz w:val="20"/>
+          <w:szCs w:val="20"/>
+          <w:lang w:val="es-CO"/>
+        </w:rPr>
+        <w:t>actividad turística que consiste en desplazarse por cables suspendidos entre árboles o montañas.</w:t>
+      </w:r>
+    </w:p>
+    <w:p>
+      <w:pPr>
+        <w:spacing w:before="0" w:beforeAutospacing="off" w:after="0" w:afterAutospacing="off"/>
+        <w:rPr>
+          <w:rFonts w:ascii="Arial" w:hAnsi="Arial" w:eastAsia="Arial" w:cs="Arial"/>
+          <w:b w:val="1"/>
+          <w:bCs w:val="1"/>
+          <w:i w:val="0"/>
+          <w:iCs w:val="0"/>
+          <w:caps w:val="0"/>
+          <w:smallCaps w:val="0"/>
+          <w:noProof w:val="0"/>
+          <w:color w:val="12263F"/>
+          <w:sz w:val="20"/>
+          <w:szCs w:val="20"/>
+          <w:lang w:val="es-CO"/>
+        </w:rPr>
+      </w:pPr>
+    </w:p>
+    <w:p>
+      <w:pPr>
+        <w:spacing w:before="0" w:beforeAutospacing="off" w:after="0" w:afterAutospacing="off"/>
+        <w:rPr>
+          <w:rFonts w:ascii="Arial" w:hAnsi="Arial" w:eastAsia="Arial" w:cs="Arial"/>
+          <w:b w:val="0"/>
+          <w:bCs w:val="0"/>
+          <w:i w:val="0"/>
+          <w:iCs w:val="0"/>
+          <w:caps w:val="0"/>
+          <w:smallCaps w:val="0"/>
+          <w:noProof w:val="0"/>
+          <w:color w:val="12263F"/>
+          <w:sz w:val="20"/>
+          <w:szCs w:val="20"/>
+          <w:lang w:val="es-CO"/>
+        </w:rPr>
+      </w:pPr>
+      <w:r>
+        <w:rPr>
+          <w:rFonts w:ascii="Arial" w:hAnsi="Arial" w:eastAsia="Arial" w:cs="Arial"/>
+          <w:b w:val="1"/>
+          <w:bCs w:val="1"/>
+          <w:i w:val="0"/>
+          <w:iCs w:val="0"/>
+          <w:caps w:val="0"/>
+          <w:smallCaps w:val="0"/>
+          <w:noProof w:val="0"/>
+          <w:color w:val="12263F"/>
+          <w:sz w:val="20"/>
+          <w:szCs w:val="20"/>
+          <w:lang w:val="es-CO"/>
+        </w:rPr>
+        <w:t xml:space="preserve">Ciclomontañismo: </w:t>
+      </w:r>
+      <w:r>
+        <w:rPr>
+          <w:rFonts w:ascii="Arial" w:hAnsi="Arial" w:eastAsia="Arial" w:cs="Arial"/>
+          <w:b w:val="0"/>
+          <w:bCs w:val="0"/>
+          <w:i w:val="0"/>
+          <w:iCs w:val="0"/>
+          <w:caps w:val="0"/>
+          <w:smallCaps w:val="0"/>
+          <w:noProof w:val="0"/>
+          <w:color w:val="12263F"/>
+          <w:sz w:val="20"/>
+          <w:szCs w:val="20"/>
+          <w:lang w:val="es-CO"/>
+        </w:rPr>
+        <w:t>actividad deportiva realizada en bicicleta por terrenos montañosos.</w:t>
+      </w:r>
+    </w:p>
+    <w:p>
+      <w:pPr>
+        <w:spacing w:before="0" w:beforeAutospacing="off" w:after="0" w:afterAutospacing="off"/>
+        <w:rPr>
+          <w:rFonts w:ascii="Arial" w:hAnsi="Arial" w:eastAsia="Arial" w:cs="Arial"/>
+          <w:b w:val="1"/>
+          <w:bCs w:val="1"/>
+          <w:i w:val="0"/>
+          <w:iCs w:val="0"/>
+          <w:caps w:val="0"/>
+          <w:smallCaps w:val="0"/>
+          <w:noProof w:val="0"/>
+          <w:color w:val="12263F"/>
+          <w:sz w:val="20"/>
+          <w:szCs w:val="20"/>
+          <w:lang w:val="es-CO"/>
+        </w:rPr>
+      </w:pPr>
+    </w:p>
+    <w:p>
+      <w:pPr>
+        <w:spacing w:before="0" w:beforeAutospacing="off" w:after="0" w:afterAutospacing="off"/>
+        <w:rPr>
+          <w:rFonts w:ascii="Arial" w:hAnsi="Arial" w:eastAsia="Arial" w:cs="Arial"/>
+          <w:b w:val="0"/>
+          <w:bCs w:val="0"/>
+          <w:i w:val="0"/>
+          <w:iCs w:val="0"/>
+          <w:caps w:val="0"/>
+          <w:smallCaps w:val="0"/>
+          <w:noProof w:val="0"/>
+          <w:color w:val="12263F"/>
+          <w:sz w:val="20"/>
+          <w:szCs w:val="20"/>
+          <w:lang w:val="es-CO"/>
+        </w:rPr>
+      </w:pPr>
+      <w:r>
+        <w:rPr>
+          <w:rFonts w:ascii="Arial" w:hAnsi="Arial" w:eastAsia="Arial" w:cs="Arial"/>
+          <w:b w:val="1"/>
+          <w:bCs w:val="1"/>
+          <w:i w:val="0"/>
+          <w:iCs w:val="0"/>
+          <w:caps w:val="0"/>
+          <w:smallCaps w:val="0"/>
+          <w:noProof w:val="0"/>
+          <w:color w:val="12263F"/>
+          <w:sz w:val="20"/>
+          <w:szCs w:val="20"/>
+          <w:lang w:val="es-CO"/>
+        </w:rPr>
+        <w:t xml:space="preserve">Cliente experiencial: </w:t>
+      </w:r>
+      <w:r>
+        <w:rPr>
+          <w:rFonts w:ascii="Arial" w:hAnsi="Arial" w:eastAsia="Arial" w:cs="Arial"/>
+          <w:b w:val="0"/>
+          <w:bCs w:val="0"/>
+          <w:i w:val="0"/>
+          <w:iCs w:val="0"/>
+          <w:caps w:val="0"/>
+          <w:smallCaps w:val="0"/>
+          <w:noProof w:val="0"/>
+          <w:color w:val="12263F"/>
+          <w:sz w:val="20"/>
+          <w:szCs w:val="20"/>
+          <w:lang w:val="es-CO"/>
+        </w:rPr>
+        <w:t>turista que busca emociones, recuerdos y experiencias significativas durante el viaje.</w:t>
+      </w:r>
+    </w:p>
+    <w:p>
+      <w:pPr>
+        <w:spacing w:before="0" w:beforeAutospacing="off" w:after="0" w:afterAutospacing="off"/>
+        <w:rPr>
+          <w:rFonts w:ascii="Arial" w:hAnsi="Arial" w:eastAsia="Arial" w:cs="Arial"/>
+          <w:b w:val="1"/>
+          <w:bCs w:val="1"/>
+          <w:i w:val="0"/>
+          <w:iCs w:val="0"/>
+          <w:caps w:val="0"/>
+          <w:smallCaps w:val="0"/>
+          <w:noProof w:val="0"/>
+          <w:color w:val="12263F"/>
+          <w:sz w:val="20"/>
+          <w:szCs w:val="20"/>
+          <w:lang w:val="es-CO"/>
+        </w:rPr>
+      </w:pPr>
+    </w:p>
+    <w:p>
+      <w:pPr>
+        <w:spacing w:before="0" w:beforeAutospacing="off" w:after="0" w:afterAutospacing="off"/>
+        <w:rPr>
+          <w:rFonts w:ascii="Arial" w:hAnsi="Arial" w:eastAsia="Arial" w:cs="Arial"/>
+          <w:b w:val="0"/>
+          <w:bCs w:val="0"/>
+          <w:i w:val="0"/>
+          <w:iCs w:val="0"/>
+          <w:caps w:val="0"/>
+          <w:smallCaps w:val="0"/>
+          <w:noProof w:val="0"/>
+          <w:color w:val="12263F"/>
+          <w:sz w:val="20"/>
+          <w:szCs w:val="20"/>
+          <w:lang w:val="es-CO"/>
+        </w:rPr>
+      </w:pPr>
+      <w:r>
+        <w:rPr>
+          <w:rFonts w:ascii="Arial" w:hAnsi="Arial" w:eastAsia="Arial" w:cs="Arial"/>
+          <w:b w:val="1"/>
+          <w:bCs w:val="1"/>
+          <w:i w:val="0"/>
+          <w:iCs w:val="0"/>
+          <w:caps w:val="0"/>
+          <w:smallCaps w:val="0"/>
+          <w:noProof w:val="0"/>
+          <w:color w:val="12263F"/>
+          <w:sz w:val="20"/>
+          <w:szCs w:val="20"/>
+          <w:lang w:val="es-CO"/>
+        </w:rPr>
+        <w:t xml:space="preserve">Cliente turístico: </w:t>
+      </w:r>
+      <w:r>
+        <w:rPr>
+          <w:rFonts w:ascii="Arial" w:hAnsi="Arial" w:eastAsia="Arial" w:cs="Arial"/>
+          <w:b w:val="0"/>
+          <w:bCs w:val="0"/>
+          <w:i w:val="0"/>
+          <w:iCs w:val="0"/>
+          <w:caps w:val="0"/>
+          <w:smallCaps w:val="0"/>
+          <w:noProof w:val="0"/>
+          <w:color w:val="12263F"/>
+          <w:sz w:val="20"/>
+          <w:szCs w:val="20"/>
+          <w:lang w:val="es-CO"/>
+        </w:rPr>
+        <w:t>persona que consume servicios y experiencias turísticas de acuerdo con sus necesidades, motivaciones y expectativas de viaje.</w:t>
+      </w:r>
+    </w:p>
+    <w:p>
+      <w:pPr>
+        <w:spacing w:before="0" w:beforeAutospacing="off" w:after="0" w:afterAutospacing="off"/>
+        <w:rPr>
+          <w:rFonts w:ascii="Arial" w:hAnsi="Arial" w:eastAsia="Arial" w:cs="Arial"/>
+          <w:b w:val="1"/>
+          <w:bCs w:val="1"/>
+          <w:i w:val="0"/>
+          <w:iCs w:val="0"/>
+          <w:caps w:val="0"/>
+          <w:smallCaps w:val="0"/>
+          <w:noProof w:val="0"/>
+          <w:color w:val="12263F"/>
+          <w:sz w:val="20"/>
+          <w:szCs w:val="20"/>
+          <w:lang w:val="es-CO"/>
+        </w:rPr>
+      </w:pPr>
+    </w:p>
+    <w:p>
+      <w:pPr>
+        <w:spacing w:before="0" w:beforeAutospacing="off" w:after="0" w:afterAutospacing="off"/>
+        <w:rPr>
+          <w:rFonts w:ascii="Arial" w:hAnsi="Arial" w:eastAsia="Arial" w:cs="Arial"/>
+          <w:b w:val="0"/>
+          <w:bCs w:val="0"/>
+          <w:i w:val="0"/>
+          <w:iCs w:val="0"/>
+          <w:caps w:val="0"/>
+          <w:smallCaps w:val="0"/>
+          <w:noProof w:val="0"/>
+          <w:color w:val="12263F"/>
+          <w:sz w:val="20"/>
+          <w:szCs w:val="20"/>
+          <w:lang w:val="es-CO"/>
+        </w:rPr>
+      </w:pPr>
+      <w:r>
+        <w:rPr>
+          <w:rFonts w:ascii="Arial" w:hAnsi="Arial" w:eastAsia="Arial" w:cs="Arial"/>
+          <w:b w:val="1"/>
+          <w:bCs w:val="1"/>
+          <w:i w:val="0"/>
+          <w:iCs w:val="0"/>
+          <w:caps w:val="0"/>
+          <w:smallCaps w:val="0"/>
+          <w:noProof w:val="0"/>
+          <w:color w:val="12263F"/>
+          <w:sz w:val="20"/>
+          <w:szCs w:val="20"/>
+          <w:lang w:val="es-CO"/>
+        </w:rPr>
+        <w:t xml:space="preserve">Conservación ambiental: </w:t>
+      </w:r>
+      <w:r>
+        <w:rPr>
+          <w:rFonts w:ascii="Arial" w:hAnsi="Arial" w:eastAsia="Arial" w:cs="Arial"/>
+          <w:b w:val="0"/>
+          <w:bCs w:val="0"/>
+          <w:i w:val="0"/>
+          <w:iCs w:val="0"/>
+          <w:caps w:val="0"/>
+          <w:smallCaps w:val="0"/>
+          <w:noProof w:val="0"/>
+          <w:color w:val="12263F"/>
+          <w:sz w:val="20"/>
+          <w:szCs w:val="20"/>
+          <w:lang w:val="es-CO"/>
+        </w:rPr>
+        <w:t>protección y cuidado de los recursos naturales y ecosistemas.</w:t>
+      </w:r>
+    </w:p>
+    <w:p>
+      <w:pPr>
+        <w:spacing w:before="0" w:beforeAutospacing="off" w:after="0" w:afterAutospacing="off"/>
+        <w:rPr>
+          <w:rFonts w:ascii="Arial" w:hAnsi="Arial" w:eastAsia="Arial" w:cs="Arial"/>
+          <w:b w:val="1"/>
+          <w:bCs w:val="1"/>
+          <w:i w:val="0"/>
+          <w:iCs w:val="0"/>
+          <w:caps w:val="0"/>
+          <w:smallCaps w:val="0"/>
+          <w:noProof w:val="0"/>
+          <w:color w:val="12263F"/>
+          <w:sz w:val="20"/>
+          <w:szCs w:val="20"/>
+          <w:lang w:val="es-CO"/>
+        </w:rPr>
+      </w:pPr>
+    </w:p>
+    <w:p>
+      <w:pPr>
+        <w:spacing w:before="0" w:beforeAutospacing="off" w:after="0" w:afterAutospacing="off"/>
+        <w:rPr>
+          <w:rFonts w:ascii="Arial" w:hAnsi="Arial" w:eastAsia="Arial" w:cs="Arial"/>
+          <w:b w:val="0"/>
+          <w:bCs w:val="0"/>
+          <w:i w:val="0"/>
+          <w:iCs w:val="0"/>
+          <w:caps w:val="0"/>
+          <w:smallCaps w:val="0"/>
+          <w:noProof w:val="0"/>
+          <w:color w:val="12263F"/>
+          <w:sz w:val="20"/>
+          <w:szCs w:val="20"/>
+          <w:lang w:val="es-CO"/>
+        </w:rPr>
+      </w:pPr>
+      <w:r>
+        <w:rPr>
+          <w:rFonts w:ascii="Arial" w:hAnsi="Arial" w:eastAsia="Arial" w:cs="Arial"/>
+          <w:b w:val="1"/>
+          <w:bCs w:val="1"/>
+          <w:i w:val="0"/>
+          <w:iCs w:val="0"/>
+          <w:caps w:val="0"/>
+          <w:smallCaps w:val="0"/>
+          <w:noProof w:val="0"/>
+          <w:color w:val="12263F"/>
+          <w:sz w:val="20"/>
+          <w:szCs w:val="20"/>
+          <w:lang w:val="es-CO"/>
+        </w:rPr>
+        <w:t xml:space="preserve">Cultura turística: </w:t>
+      </w:r>
+      <w:r>
+        <w:rPr>
+          <w:rFonts w:ascii="Arial" w:hAnsi="Arial" w:eastAsia="Arial" w:cs="Arial"/>
+          <w:b w:val="0"/>
+          <w:bCs w:val="0"/>
+          <w:i w:val="0"/>
+          <w:iCs w:val="0"/>
+          <w:caps w:val="0"/>
+          <w:smallCaps w:val="0"/>
+          <w:noProof w:val="0"/>
+          <w:color w:val="12263F"/>
+          <w:sz w:val="20"/>
+          <w:szCs w:val="20"/>
+          <w:lang w:val="es-CO"/>
+        </w:rPr>
+        <w:t>conjunto de valores, comportamientos, costumbres y prácticas relacionadas con la actividad turística y la interacción entre visitantes y comunidades receptoras.</w:t>
+      </w:r>
+    </w:p>
+    <w:p>
+      <w:pPr>
+        <w:spacing w:before="0" w:beforeAutospacing="off" w:after="0" w:afterAutospacing="off"/>
+        <w:rPr>
+          <w:rFonts w:ascii="Arial" w:hAnsi="Arial" w:eastAsia="Arial" w:cs="Arial"/>
+          <w:b w:val="1"/>
+          <w:bCs w:val="1"/>
+          <w:i w:val="0"/>
+          <w:iCs w:val="0"/>
+          <w:caps w:val="0"/>
+          <w:smallCaps w:val="0"/>
+          <w:noProof w:val="0"/>
+          <w:color w:val="12263F"/>
+          <w:sz w:val="20"/>
+          <w:szCs w:val="20"/>
+          <w:lang w:val="es-CO"/>
+        </w:rPr>
+      </w:pPr>
+    </w:p>
+    <w:p>
+      <w:pPr>
+        <w:spacing w:before="0" w:beforeAutospacing="off" w:after="0" w:afterAutospacing="off"/>
+        <w:rPr>
+          <w:rFonts w:ascii="Arial" w:hAnsi="Arial" w:eastAsia="Arial" w:cs="Arial"/>
+          <w:b w:val="0"/>
+          <w:bCs w:val="0"/>
+          <w:i w:val="0"/>
+          <w:iCs w:val="0"/>
+          <w:caps w:val="0"/>
+          <w:smallCaps w:val="0"/>
+          <w:noProof w:val="0"/>
+          <w:color w:val="12263F"/>
+          <w:sz w:val="20"/>
+          <w:szCs w:val="20"/>
+          <w:lang w:val="es-CO"/>
+        </w:rPr>
+      </w:pPr>
+      <w:r>
+        <w:rPr>
+          <w:rFonts w:ascii="Arial" w:hAnsi="Arial" w:eastAsia="Arial" w:cs="Arial"/>
+          <w:b w:val="1"/>
+          <w:bCs w:val="1"/>
+          <w:i w:val="0"/>
+          <w:iCs w:val="0"/>
+          <w:caps w:val="0"/>
+          <w:smallCaps w:val="0"/>
+          <w:noProof w:val="0"/>
+          <w:color w:val="12263F"/>
+          <w:sz w:val="20"/>
+          <w:szCs w:val="20"/>
+          <w:lang w:val="es-CO"/>
+        </w:rPr>
+        <w:t xml:space="preserve">Ecosistema: </w:t>
+      </w:r>
+      <w:r>
+        <w:rPr>
+          <w:rFonts w:ascii="Arial" w:hAnsi="Arial" w:eastAsia="Arial" w:cs="Arial"/>
+          <w:b w:val="0"/>
+          <w:bCs w:val="0"/>
+          <w:i w:val="0"/>
+          <w:iCs w:val="0"/>
+          <w:caps w:val="0"/>
+          <w:smallCaps w:val="0"/>
+          <w:noProof w:val="0"/>
+          <w:color w:val="12263F"/>
+          <w:sz w:val="20"/>
+          <w:szCs w:val="20"/>
+          <w:lang w:val="es-CO"/>
+        </w:rPr>
+        <w:t>conjunto de seres vivos y elementos naturales que interactúan en un espacio determinado.</w:t>
+      </w:r>
+    </w:p>
+    <w:p>
+      <w:pPr>
+        <w:spacing w:before="0" w:beforeAutospacing="off" w:after="0" w:afterAutospacing="off"/>
+        <w:rPr>
+          <w:rFonts w:ascii="Arial" w:hAnsi="Arial" w:eastAsia="Arial" w:cs="Arial"/>
+          <w:b w:val="1"/>
+          <w:bCs w:val="1"/>
+          <w:i w:val="0"/>
+          <w:iCs w:val="0"/>
+          <w:caps w:val="0"/>
+          <w:smallCaps w:val="0"/>
+          <w:noProof w:val="0"/>
+          <w:color w:val="12263F"/>
+          <w:sz w:val="20"/>
+          <w:szCs w:val="20"/>
+          <w:lang w:val="es-CO"/>
+        </w:rPr>
+      </w:pPr>
+    </w:p>
+    <w:p>
+      <w:pPr>
+        <w:spacing w:before="0" w:beforeAutospacing="off" w:after="0" w:afterAutospacing="off"/>
+        <w:rPr>
+          <w:rFonts w:ascii="Arial" w:hAnsi="Arial" w:eastAsia="Arial" w:cs="Arial"/>
+          <w:b w:val="0"/>
+          <w:bCs w:val="0"/>
+          <w:i w:val="0"/>
+          <w:iCs w:val="0"/>
+          <w:caps w:val="0"/>
+          <w:smallCaps w:val="0"/>
+          <w:noProof w:val="0"/>
+          <w:color w:val="12263F"/>
+          <w:sz w:val="20"/>
+          <w:szCs w:val="20"/>
+          <w:lang w:val="es-CO"/>
+        </w:rPr>
+      </w:pPr>
+      <w:r>
+        <w:rPr>
+          <w:rFonts w:ascii="Arial" w:hAnsi="Arial" w:eastAsia="Arial" w:cs="Arial"/>
+          <w:b w:val="1"/>
+          <w:bCs w:val="1"/>
+          <w:i w:val="0"/>
+          <w:iCs w:val="0"/>
+          <w:caps w:val="0"/>
+          <w:smallCaps w:val="0"/>
+          <w:noProof w:val="0"/>
+          <w:color w:val="12263F"/>
+          <w:sz w:val="20"/>
+          <w:szCs w:val="20"/>
+          <w:lang w:val="es-CO"/>
+        </w:rPr>
+        <w:t xml:space="preserve">Guía de turismo: </w:t>
+      </w:r>
+      <w:r>
+        <w:rPr>
+          <w:rFonts w:ascii="Arial" w:hAnsi="Arial" w:eastAsia="Arial" w:cs="Arial"/>
+          <w:b w:val="0"/>
+          <w:bCs w:val="0"/>
+          <w:i w:val="0"/>
+          <w:iCs w:val="0"/>
+          <w:caps w:val="0"/>
+          <w:smallCaps w:val="0"/>
+          <w:noProof w:val="0"/>
+          <w:color w:val="12263F"/>
+          <w:sz w:val="20"/>
+          <w:szCs w:val="20"/>
+          <w:lang w:val="es-CO"/>
+        </w:rPr>
+        <w:t>persona encargada de orientar e interpretar la experiencia turística.</w:t>
+      </w:r>
+    </w:p>
+    <w:p>
+      <w:pPr>
+        <w:spacing w:before="0" w:beforeAutospacing="off" w:after="0" w:afterAutospacing="off"/>
+        <w:rPr>
+          <w:rFonts w:ascii="Arial" w:hAnsi="Arial" w:eastAsia="Arial" w:cs="Arial"/>
+          <w:b w:val="1"/>
+          <w:bCs w:val="1"/>
+          <w:i w:val="0"/>
+          <w:iCs w:val="0"/>
+          <w:caps w:val="0"/>
+          <w:smallCaps w:val="0"/>
+          <w:noProof w:val="0"/>
+          <w:color w:val="12263F"/>
+          <w:sz w:val="20"/>
+          <w:szCs w:val="20"/>
+          <w:lang w:val="es-CO"/>
+        </w:rPr>
+      </w:pPr>
+    </w:p>
+    <w:p>
+      <w:pPr>
+        <w:spacing w:before="0" w:beforeAutospacing="off" w:after="0" w:afterAutospacing="off"/>
+        <w:rPr>
+          <w:rFonts w:ascii="Arial" w:hAnsi="Arial" w:eastAsia="Arial" w:cs="Arial"/>
+          <w:b w:val="0"/>
+          <w:bCs w:val="0"/>
+          <w:i w:val="0"/>
+          <w:iCs w:val="0"/>
+          <w:caps w:val="0"/>
+          <w:smallCaps w:val="0"/>
+          <w:noProof w:val="0"/>
+          <w:color w:val="12263F"/>
+          <w:sz w:val="20"/>
+          <w:szCs w:val="20"/>
+          <w:lang w:val="es-CO"/>
+        </w:rPr>
+      </w:pPr>
+      <w:r>
+        <w:rPr>
+          <w:rFonts w:ascii="Arial" w:hAnsi="Arial" w:eastAsia="Arial" w:cs="Arial"/>
+          <w:b w:val="1"/>
+          <w:bCs w:val="1"/>
+          <w:i w:val="0"/>
+          <w:iCs w:val="0"/>
+          <w:caps w:val="0"/>
+          <w:smallCaps w:val="0"/>
+          <w:noProof w:val="0"/>
+          <w:color w:val="12263F"/>
+          <w:sz w:val="20"/>
+          <w:szCs w:val="20"/>
+          <w:lang w:val="es-CO"/>
+        </w:rPr>
+        <w:t xml:space="preserve">Infraestructura turística: </w:t>
+      </w:r>
+      <w:r>
+        <w:rPr>
+          <w:rFonts w:ascii="Arial" w:hAnsi="Arial" w:eastAsia="Arial" w:cs="Arial"/>
+          <w:b w:val="0"/>
+          <w:bCs w:val="0"/>
+          <w:i w:val="0"/>
+          <w:iCs w:val="0"/>
+          <w:caps w:val="0"/>
+          <w:smallCaps w:val="0"/>
+          <w:noProof w:val="0"/>
+          <w:color w:val="12263F"/>
+          <w:sz w:val="20"/>
+          <w:szCs w:val="20"/>
+          <w:lang w:val="es-CO"/>
+        </w:rPr>
+        <w:t>conjunto de obras, servicios y equipamientos que facilitan el desarrollo de la actividad turística en un destino.</w:t>
+      </w:r>
+    </w:p>
+    <w:p>
+      <w:pPr>
+        <w:spacing w:before="0" w:beforeAutospacing="off" w:after="0" w:afterAutospacing="off"/>
+        <w:rPr>
+          <w:rFonts w:ascii="Arial" w:hAnsi="Arial" w:eastAsia="Arial" w:cs="Arial"/>
+          <w:b w:val="1"/>
+          <w:bCs w:val="1"/>
+          <w:i w:val="0"/>
+          <w:iCs w:val="0"/>
+          <w:caps w:val="0"/>
+          <w:smallCaps w:val="0"/>
+          <w:noProof w:val="0"/>
+          <w:color w:val="12263F"/>
+          <w:sz w:val="20"/>
+          <w:szCs w:val="20"/>
+          <w:lang w:val="es-CO"/>
+        </w:rPr>
+      </w:pPr>
+    </w:p>
+    <w:p>
+      <w:pPr>
+        <w:spacing w:before="0" w:beforeAutospacing="off" w:after="0" w:afterAutospacing="off"/>
+        <w:rPr>
+          <w:rFonts w:ascii="Arial" w:hAnsi="Arial" w:eastAsia="Arial" w:cs="Arial"/>
+          <w:b w:val="0"/>
+          <w:bCs w:val="0"/>
+          <w:i w:val="0"/>
+          <w:iCs w:val="0"/>
+          <w:caps w:val="0"/>
+          <w:smallCaps w:val="0"/>
+          <w:noProof w:val="0"/>
+          <w:color w:val="12263F"/>
+          <w:sz w:val="20"/>
+          <w:szCs w:val="20"/>
+          <w:lang w:val="es-CO"/>
+        </w:rPr>
+      </w:pPr>
+      <w:r>
+        <w:rPr>
+          <w:rFonts w:ascii="Arial" w:hAnsi="Arial" w:eastAsia="Arial" w:cs="Arial"/>
+          <w:b w:val="1"/>
+          <w:bCs w:val="1"/>
+          <w:i w:val="0"/>
+          <w:iCs w:val="0"/>
+          <w:caps w:val="0"/>
+          <w:smallCaps w:val="0"/>
+          <w:noProof w:val="0"/>
+          <w:color w:val="12263F"/>
+          <w:sz w:val="20"/>
+          <w:szCs w:val="20"/>
+          <w:lang w:val="es-CO"/>
+        </w:rPr>
+        <w:t xml:space="preserve">Inventario turístico: </w:t>
+      </w:r>
+      <w:r>
+        <w:rPr>
+          <w:rFonts w:ascii="Arial" w:hAnsi="Arial" w:eastAsia="Arial" w:cs="Arial"/>
+          <w:b w:val="0"/>
+          <w:bCs w:val="0"/>
+          <w:i w:val="0"/>
+          <w:iCs w:val="0"/>
+          <w:caps w:val="0"/>
+          <w:smallCaps w:val="0"/>
+          <w:noProof w:val="0"/>
+          <w:color w:val="12263F"/>
+          <w:sz w:val="20"/>
+          <w:szCs w:val="20"/>
+          <w:lang w:val="es-CO"/>
+        </w:rPr>
+        <w:t>proceso técnico mediante el cual se identifican, registran y valoran los recursos y atractivos turísticos de un territorio.</w:t>
+      </w:r>
+    </w:p>
+    <w:p>
+      <w:pPr>
+        <w:spacing w:before="0" w:beforeAutospacing="off" w:after="0" w:afterAutospacing="off"/>
+        <w:rPr>
+          <w:rFonts w:ascii="Arial" w:hAnsi="Arial" w:eastAsia="Arial" w:cs="Arial"/>
+          <w:b w:val="1"/>
+          <w:bCs w:val="1"/>
+          <w:i w:val="0"/>
+          <w:iCs w:val="0"/>
+          <w:caps w:val="0"/>
+          <w:smallCaps w:val="0"/>
+          <w:noProof w:val="0"/>
+          <w:color w:val="12263F"/>
+          <w:sz w:val="20"/>
+          <w:szCs w:val="20"/>
+          <w:lang w:val="es-CO"/>
+        </w:rPr>
+      </w:pPr>
+    </w:p>
+    <w:p>
+      <w:pPr>
+        <w:spacing w:before="0" w:beforeAutospacing="off" w:after="0" w:afterAutospacing="off"/>
+        <w:rPr>
+          <w:rFonts w:ascii="Arial" w:hAnsi="Arial" w:eastAsia="Arial" w:cs="Arial"/>
+          <w:b w:val="0"/>
+          <w:bCs w:val="0"/>
+          <w:i w:val="0"/>
+          <w:iCs w:val="0"/>
+          <w:caps w:val="0"/>
+          <w:smallCaps w:val="0"/>
+          <w:noProof w:val="0"/>
+          <w:color w:val="12263F"/>
+          <w:sz w:val="20"/>
+          <w:szCs w:val="20"/>
+          <w:lang w:val="es-CO"/>
+        </w:rPr>
+      </w:pPr>
+      <w:r>
+        <w:rPr>
+          <w:rFonts w:ascii="Arial" w:hAnsi="Arial" w:eastAsia="Arial" w:cs="Arial"/>
+          <w:b w:val="1"/>
+          <w:bCs w:val="1"/>
+          <w:i w:val="0"/>
+          <w:iCs w:val="0"/>
+          <w:caps w:val="0"/>
+          <w:smallCaps w:val="0"/>
+          <w:noProof w:val="0"/>
+          <w:color w:val="12263F"/>
+          <w:sz w:val="20"/>
+          <w:szCs w:val="20"/>
+          <w:lang w:val="es-CO"/>
+        </w:rPr>
+        <w:t xml:space="preserve">Motivación turística: </w:t>
+      </w:r>
+      <w:r>
+        <w:rPr>
+          <w:rFonts w:ascii="Arial" w:hAnsi="Arial" w:eastAsia="Arial" w:cs="Arial"/>
+          <w:b w:val="0"/>
+          <w:bCs w:val="0"/>
+          <w:i w:val="0"/>
+          <w:iCs w:val="0"/>
+          <w:caps w:val="0"/>
+          <w:smallCaps w:val="0"/>
+          <w:noProof w:val="0"/>
+          <w:color w:val="12263F"/>
+          <w:sz w:val="20"/>
+          <w:szCs w:val="20"/>
+          <w:lang w:val="es-CO"/>
+        </w:rPr>
+        <w:t>razón o impulso que lleva a una persona a realizar un viaje o participar en una experiencia turística determinada.</w:t>
+      </w:r>
+    </w:p>
+    <w:p>
+      <w:pPr>
+        <w:spacing w:before="0" w:beforeAutospacing="off" w:after="0" w:afterAutospacing="off"/>
+        <w:rPr>
+          <w:rFonts w:ascii="Arial" w:hAnsi="Arial" w:eastAsia="Arial" w:cs="Arial"/>
+          <w:b w:val="1"/>
+          <w:bCs w:val="1"/>
+          <w:i w:val="0"/>
+          <w:iCs w:val="0"/>
+          <w:caps w:val="0"/>
+          <w:smallCaps w:val="0"/>
+          <w:noProof w:val="0"/>
+          <w:color w:val="12263F"/>
+          <w:sz w:val="20"/>
+          <w:szCs w:val="20"/>
+          <w:lang w:val="es-CO"/>
+        </w:rPr>
+      </w:pPr>
+    </w:p>
+    <w:p>
+      <w:pPr>
+        <w:spacing w:before="0" w:beforeAutospacing="off" w:after="0" w:afterAutospacing="off"/>
+        <w:rPr>
+          <w:rFonts w:ascii="Arial" w:hAnsi="Arial" w:eastAsia="Arial" w:cs="Arial"/>
+          <w:b w:val="0"/>
+          <w:bCs w:val="0"/>
+          <w:i w:val="0"/>
+          <w:iCs w:val="0"/>
+          <w:caps w:val="0"/>
+          <w:smallCaps w:val="0"/>
+          <w:noProof w:val="0"/>
+          <w:color w:val="12263F"/>
+          <w:sz w:val="20"/>
+          <w:szCs w:val="20"/>
+          <w:lang w:val="es-CO"/>
+        </w:rPr>
+      </w:pPr>
+      <w:r>
+        <w:rPr>
+          <w:rFonts w:ascii="Arial" w:hAnsi="Arial" w:eastAsia="Arial" w:cs="Arial"/>
+          <w:b w:val="1"/>
+          <w:bCs w:val="1"/>
+          <w:i w:val="0"/>
+          <w:iCs w:val="0"/>
+          <w:caps w:val="0"/>
+          <w:smallCaps w:val="0"/>
+          <w:noProof w:val="0"/>
+          <w:color w:val="12263F"/>
+          <w:sz w:val="20"/>
+          <w:szCs w:val="20"/>
+          <w:lang w:val="es-CO"/>
+        </w:rPr>
+        <w:t xml:space="preserve">Normatividad: </w:t>
+      </w:r>
+      <w:r>
+        <w:rPr>
+          <w:rFonts w:ascii="Arial" w:hAnsi="Arial" w:eastAsia="Arial" w:cs="Arial"/>
+          <w:b w:val="0"/>
+          <w:bCs w:val="0"/>
+          <w:i w:val="0"/>
+          <w:iCs w:val="0"/>
+          <w:caps w:val="0"/>
+          <w:smallCaps w:val="0"/>
+          <w:noProof w:val="0"/>
+          <w:color w:val="12263F"/>
+          <w:sz w:val="20"/>
+          <w:szCs w:val="20"/>
+          <w:lang w:val="es-CO"/>
+        </w:rPr>
+        <w:t>conjunto de leyes, normas y reglamentos que regulan una actividad.</w:t>
+      </w:r>
+    </w:p>
+    <w:p>
+      <w:pPr>
+        <w:spacing w:before="0" w:beforeAutospacing="off" w:after="0" w:afterAutospacing="off"/>
+        <w:rPr>
+          <w:rFonts w:ascii="Arial" w:hAnsi="Arial" w:eastAsia="Arial" w:cs="Arial"/>
+          <w:b w:val="1"/>
+          <w:bCs w:val="1"/>
+          <w:i w:val="0"/>
+          <w:iCs w:val="0"/>
+          <w:caps w:val="0"/>
+          <w:smallCaps w:val="0"/>
+          <w:noProof w:val="0"/>
+          <w:color w:val="12263F"/>
+          <w:sz w:val="20"/>
+          <w:szCs w:val="20"/>
+          <w:lang w:val="es-CO"/>
+        </w:rPr>
+      </w:pPr>
+    </w:p>
+    <w:p>
+      <w:pPr>
+        <w:spacing w:before="0" w:beforeAutospacing="off" w:after="0" w:afterAutospacing="off"/>
+        <w:rPr>
+          <w:rFonts w:ascii="Arial" w:hAnsi="Arial" w:eastAsia="Arial" w:cs="Arial"/>
+          <w:b w:val="0"/>
+          <w:bCs w:val="0"/>
+          <w:i w:val="0"/>
+          <w:iCs w:val="0"/>
+          <w:caps w:val="0"/>
+          <w:smallCaps w:val="0"/>
+          <w:noProof w:val="0"/>
+          <w:color w:val="12263F"/>
+          <w:sz w:val="20"/>
+          <w:szCs w:val="20"/>
+          <w:lang w:val="es-CO"/>
+        </w:rPr>
+      </w:pPr>
+      <w:r>
+        <w:rPr>
+          <w:rFonts w:ascii="Arial" w:hAnsi="Arial" w:eastAsia="Arial" w:cs="Arial"/>
+          <w:b w:val="1"/>
+          <w:bCs w:val="1"/>
+          <w:i w:val="0"/>
+          <w:iCs w:val="0"/>
+          <w:caps w:val="0"/>
+          <w:smallCaps w:val="0"/>
+          <w:noProof w:val="0"/>
+          <w:color w:val="12263F"/>
+          <w:sz w:val="20"/>
+          <w:szCs w:val="20"/>
+          <w:lang w:val="es-CO"/>
+        </w:rPr>
+        <w:t xml:space="preserve">Parapente: </w:t>
+      </w:r>
+      <w:r>
+        <w:rPr>
+          <w:rFonts w:ascii="Arial" w:hAnsi="Arial" w:eastAsia="Arial" w:cs="Arial"/>
+          <w:b w:val="0"/>
+          <w:bCs w:val="0"/>
+          <w:i w:val="0"/>
+          <w:iCs w:val="0"/>
+          <w:caps w:val="0"/>
+          <w:smallCaps w:val="0"/>
+          <w:noProof w:val="0"/>
+          <w:color w:val="12263F"/>
+          <w:sz w:val="20"/>
+          <w:szCs w:val="20"/>
+          <w:lang w:val="es-CO"/>
+        </w:rPr>
+        <w:t>deporte aéreo que permite volar utilizando un paracaídas especial.</w:t>
+      </w:r>
+    </w:p>
+    <w:p>
+      <w:pPr>
+        <w:spacing w:before="0" w:beforeAutospacing="off" w:after="0" w:afterAutospacing="off"/>
+        <w:rPr>
+          <w:rFonts w:ascii="Arial" w:hAnsi="Arial" w:eastAsia="Arial" w:cs="Arial"/>
+          <w:b w:val="1"/>
+          <w:bCs w:val="1"/>
+          <w:i w:val="0"/>
+          <w:iCs w:val="0"/>
+          <w:caps w:val="0"/>
+          <w:smallCaps w:val="0"/>
+          <w:noProof w:val="0"/>
+          <w:color w:val="12263F"/>
+          <w:sz w:val="20"/>
+          <w:szCs w:val="20"/>
+          <w:lang w:val="es-CO"/>
+        </w:rPr>
+      </w:pPr>
+    </w:p>
+    <w:p>
+      <w:pPr>
+        <w:spacing w:before="0" w:beforeAutospacing="off" w:after="0" w:afterAutospacing="off"/>
+        <w:rPr>
+          <w:rFonts w:ascii="Arial" w:hAnsi="Arial" w:eastAsia="Arial" w:cs="Arial"/>
+          <w:b w:val="0"/>
+          <w:bCs w:val="0"/>
+          <w:i w:val="0"/>
+          <w:iCs w:val="0"/>
+          <w:caps w:val="0"/>
+          <w:smallCaps w:val="0"/>
+          <w:noProof w:val="0"/>
+          <w:color w:val="12263F"/>
+          <w:sz w:val="20"/>
+          <w:szCs w:val="20"/>
+          <w:lang w:val="es-CO"/>
+        </w:rPr>
+      </w:pPr>
+      <w:r>
+        <w:rPr>
+          <w:rFonts w:ascii="Arial" w:hAnsi="Arial" w:eastAsia="Arial" w:cs="Arial"/>
+          <w:b w:val="1"/>
+          <w:bCs w:val="1"/>
+          <w:i w:val="0"/>
+          <w:iCs w:val="0"/>
+          <w:caps w:val="0"/>
+          <w:smallCaps w:val="0"/>
+          <w:noProof w:val="0"/>
+          <w:color w:val="12263F"/>
+          <w:sz w:val="20"/>
+          <w:szCs w:val="20"/>
+          <w:lang w:val="es-CO"/>
+        </w:rPr>
+        <w:t xml:space="preserve">Planta turística: </w:t>
+      </w:r>
+      <w:r>
+        <w:rPr>
+          <w:rFonts w:ascii="Arial" w:hAnsi="Arial" w:eastAsia="Arial" w:cs="Arial"/>
+          <w:b w:val="0"/>
+          <w:bCs w:val="0"/>
+          <w:i w:val="0"/>
+          <w:iCs w:val="0"/>
+          <w:caps w:val="0"/>
+          <w:smallCaps w:val="0"/>
+          <w:noProof w:val="0"/>
+          <w:color w:val="12263F"/>
+          <w:sz w:val="20"/>
+          <w:szCs w:val="20"/>
+          <w:lang w:val="es-CO"/>
+        </w:rPr>
+        <w:t>conjunto de empresas y servicios que atienden las necesidades de las personas visitantes, como alojamiento, alimentación, transporte y recreación.</w:t>
+      </w:r>
+    </w:p>
+    <w:p>
+      <w:pPr>
+        <w:spacing w:before="0" w:beforeAutospacing="off" w:after="0" w:afterAutospacing="off"/>
+        <w:rPr>
+          <w:rFonts w:ascii="Arial" w:hAnsi="Arial" w:eastAsia="Arial" w:cs="Arial"/>
+          <w:b w:val="1"/>
+          <w:bCs w:val="1"/>
+          <w:i w:val="1"/>
+          <w:iCs w:val="1"/>
+          <w:caps w:val="0"/>
+          <w:smallCaps w:val="0"/>
+          <w:noProof w:val="0"/>
+          <w:color w:val="12263F"/>
+          <w:sz w:val="20"/>
+          <w:szCs w:val="20"/>
+          <w:lang w:val="es-CO"/>
+        </w:rPr>
+      </w:pPr>
+    </w:p>
+    <w:p>
+      <w:pPr>
+        <w:spacing w:before="0" w:beforeAutospacing="off" w:after="0" w:afterAutospacing="off"/>
+        <w:rPr>
+          <w:rFonts w:ascii="Arial" w:hAnsi="Arial" w:eastAsia="Arial" w:cs="Arial"/>
+          <w:b w:val="0"/>
+          <w:bCs w:val="0"/>
+          <w:i w:val="0"/>
+          <w:iCs w:val="0"/>
+          <w:caps w:val="0"/>
+          <w:smallCaps w:val="0"/>
+          <w:noProof w:val="0"/>
+          <w:color w:val="12263F"/>
+          <w:sz w:val="20"/>
+          <w:szCs w:val="20"/>
+          <w:lang w:val="es-CO"/>
+        </w:rPr>
+      </w:pPr>
+      <w:r>
+        <w:rPr>
+          <w:rFonts w:ascii="Arial" w:hAnsi="Arial" w:eastAsia="Arial" w:cs="Arial"/>
+          <w:b w:val="1"/>
+          <w:bCs w:val="1"/>
+          <w:i w:val="1"/>
+          <w:iCs w:val="1"/>
+          <w:caps w:val="0"/>
+          <w:smallCaps w:val="0"/>
+          <w:noProof w:val="0"/>
+          <w:color w:val="12263F"/>
+          <w:sz w:val="20"/>
+          <w:szCs w:val="20"/>
+          <w:lang w:val="es-CO"/>
+        </w:rPr>
+        <w:t>Rafting</w:t>
+      </w:r>
+      <w:r>
+        <w:rPr>
+          <w:rFonts w:ascii="Arial" w:hAnsi="Arial" w:eastAsia="Arial" w:cs="Arial"/>
+          <w:b w:val="1"/>
+          <w:bCs w:val="1"/>
+          <w:i w:val="0"/>
+          <w:iCs w:val="0"/>
+          <w:caps w:val="0"/>
+          <w:smallCaps w:val="0"/>
+          <w:noProof w:val="0"/>
+          <w:color w:val="12263F"/>
+          <w:sz w:val="20"/>
+          <w:szCs w:val="20"/>
+          <w:lang w:val="es-CO"/>
+        </w:rPr>
+        <w:t xml:space="preserve">: </w:t>
+      </w:r>
+      <w:r>
+        <w:rPr>
+          <w:rFonts w:ascii="Arial" w:hAnsi="Arial" w:eastAsia="Arial" w:cs="Arial"/>
+          <w:b w:val="0"/>
+          <w:bCs w:val="0"/>
+          <w:i w:val="0"/>
+          <w:iCs w:val="0"/>
+          <w:caps w:val="0"/>
+          <w:smallCaps w:val="0"/>
+          <w:noProof w:val="0"/>
+          <w:color w:val="12263F"/>
+          <w:sz w:val="20"/>
+          <w:szCs w:val="20"/>
+          <w:lang w:val="es-CO"/>
+        </w:rPr>
+        <w:t>deporte de aventura realizado en ríos utilizando balsas inflables.</w:t>
+      </w:r>
+    </w:p>
+    <w:p>
+      <w:pPr>
+        <w:spacing w:before="0" w:beforeAutospacing="off" w:after="0" w:afterAutospacing="off"/>
+        <w:rPr>
+          <w:rFonts w:ascii="Arial" w:hAnsi="Arial" w:eastAsia="Arial" w:cs="Arial"/>
+          <w:b w:val="1"/>
+          <w:bCs w:val="1"/>
+          <w:i w:val="0"/>
+          <w:iCs w:val="0"/>
+          <w:caps w:val="0"/>
+          <w:smallCaps w:val="0"/>
+          <w:noProof w:val="0"/>
+          <w:color w:val="12263F"/>
+          <w:sz w:val="20"/>
+          <w:szCs w:val="20"/>
+          <w:lang w:val="es-CO"/>
+        </w:rPr>
+      </w:pPr>
+    </w:p>
+    <w:p>
+      <w:pPr>
+        <w:spacing w:before="0" w:beforeAutospacing="off" w:after="0" w:afterAutospacing="off"/>
+        <w:rPr>
+          <w:rFonts w:ascii="Arial" w:hAnsi="Arial" w:eastAsia="Arial" w:cs="Arial"/>
+          <w:b w:val="0"/>
+          <w:bCs w:val="0"/>
+          <w:i w:val="0"/>
+          <w:iCs w:val="0"/>
+          <w:caps w:val="0"/>
+          <w:smallCaps w:val="0"/>
+          <w:noProof w:val="0"/>
+          <w:color w:val="12263F"/>
+          <w:sz w:val="20"/>
+          <w:szCs w:val="20"/>
+          <w:lang w:val="es-CO"/>
+        </w:rPr>
+      </w:pPr>
+      <w:r>
+        <w:rPr>
+          <w:rFonts w:ascii="Arial" w:hAnsi="Arial" w:eastAsia="Arial" w:cs="Arial"/>
+          <w:b w:val="1"/>
+          <w:bCs w:val="1"/>
+          <w:i w:val="0"/>
+          <w:iCs w:val="0"/>
+          <w:caps w:val="0"/>
+          <w:smallCaps w:val="0"/>
+          <w:noProof w:val="0"/>
+          <w:color w:val="12263F"/>
+          <w:sz w:val="20"/>
+          <w:szCs w:val="20"/>
+          <w:lang w:val="es-CO"/>
+        </w:rPr>
+        <w:t xml:space="preserve">Recurso turístico: </w:t>
+      </w:r>
+      <w:r>
+        <w:rPr>
+          <w:rFonts w:ascii="Arial" w:hAnsi="Arial" w:eastAsia="Arial" w:cs="Arial"/>
+          <w:b w:val="0"/>
+          <w:bCs w:val="0"/>
+          <w:i w:val="0"/>
+          <w:iCs w:val="0"/>
+          <w:caps w:val="0"/>
+          <w:smallCaps w:val="0"/>
+          <w:noProof w:val="0"/>
+          <w:color w:val="12263F"/>
+          <w:sz w:val="20"/>
+          <w:szCs w:val="20"/>
+          <w:lang w:val="es-CO"/>
+        </w:rPr>
+        <w:t>elemento natural o cultural con potencial de aprovechamiento turístico que aún requiere fortalecimiento o adecuación para su uso inmediato.</w:t>
+      </w:r>
+    </w:p>
+    <w:p>
+      <w:pPr>
+        <w:spacing w:before="0" w:beforeAutospacing="off" w:after="0" w:afterAutospacing="off"/>
+        <w:rPr>
+          <w:rFonts w:ascii="Arial" w:hAnsi="Arial" w:eastAsia="Arial" w:cs="Arial"/>
+          <w:b w:val="1"/>
+          <w:bCs w:val="1"/>
+          <w:i w:val="0"/>
+          <w:iCs w:val="0"/>
+          <w:caps w:val="0"/>
+          <w:smallCaps w:val="0"/>
+          <w:noProof w:val="0"/>
+          <w:color w:val="12263F"/>
+          <w:sz w:val="20"/>
+          <w:szCs w:val="20"/>
+          <w:lang w:val="es-CO"/>
+        </w:rPr>
+      </w:pPr>
+    </w:p>
+    <w:p>
+      <w:pPr>
+        <w:spacing w:before="0" w:beforeAutospacing="off" w:after="0" w:afterAutospacing="off"/>
+        <w:rPr>
+          <w:rFonts w:ascii="Arial" w:hAnsi="Arial" w:eastAsia="Arial" w:cs="Arial"/>
+          <w:b w:val="0"/>
+          <w:bCs w:val="0"/>
+          <w:i w:val="0"/>
+          <w:iCs w:val="0"/>
+          <w:caps w:val="0"/>
+          <w:smallCaps w:val="0"/>
+          <w:noProof w:val="0"/>
+          <w:color w:val="12263F"/>
+          <w:sz w:val="20"/>
+          <w:szCs w:val="20"/>
+          <w:lang w:val="es-CO"/>
+        </w:rPr>
+      </w:pPr>
+      <w:r>
+        <w:rPr>
+          <w:rFonts w:ascii="Arial" w:hAnsi="Arial" w:eastAsia="Arial" w:cs="Arial"/>
+          <w:b w:val="1"/>
+          <w:bCs w:val="1"/>
+          <w:i w:val="0"/>
+          <w:iCs w:val="0"/>
+          <w:caps w:val="0"/>
+          <w:smallCaps w:val="0"/>
+          <w:noProof w:val="0"/>
+          <w:color w:val="12263F"/>
+          <w:sz w:val="20"/>
+          <w:szCs w:val="20"/>
+          <w:lang w:val="es-CO"/>
+        </w:rPr>
+        <w:t xml:space="preserve">Seguridad turística: </w:t>
+      </w:r>
+      <w:r>
+        <w:rPr>
+          <w:rFonts w:ascii="Arial" w:hAnsi="Arial" w:eastAsia="Arial" w:cs="Arial"/>
+          <w:b w:val="0"/>
+          <w:bCs w:val="0"/>
+          <w:i w:val="0"/>
+          <w:iCs w:val="0"/>
+          <w:caps w:val="0"/>
+          <w:smallCaps w:val="0"/>
+          <w:noProof w:val="0"/>
+          <w:color w:val="12263F"/>
+          <w:sz w:val="20"/>
+          <w:szCs w:val="20"/>
+          <w:lang w:val="es-CO"/>
+        </w:rPr>
+        <w:t>medidas destinadas a prevenir riesgos y proteger a turistas y operadores.</w:t>
+      </w:r>
+    </w:p>
+    <w:p>
+      <w:pPr>
+        <w:spacing w:before="0" w:beforeAutospacing="off" w:after="0" w:afterAutospacing="off"/>
+        <w:rPr>
+          <w:rFonts w:ascii="Arial" w:hAnsi="Arial" w:eastAsia="Arial" w:cs="Arial"/>
+          <w:b w:val="1"/>
+          <w:bCs w:val="1"/>
+          <w:i w:val="0"/>
+          <w:iCs w:val="0"/>
+          <w:caps w:val="0"/>
+          <w:smallCaps w:val="0"/>
+          <w:noProof w:val="0"/>
+          <w:color w:val="12263F"/>
+          <w:sz w:val="20"/>
+          <w:szCs w:val="20"/>
+          <w:lang w:val="es-CO"/>
+        </w:rPr>
+      </w:pPr>
+    </w:p>
+    <w:p>
+      <w:pPr>
+        <w:spacing w:before="0" w:beforeAutospacing="off" w:after="0" w:afterAutospacing="off"/>
+        <w:rPr>
+          <w:rFonts w:ascii="Arial" w:hAnsi="Arial" w:eastAsia="Arial" w:cs="Arial"/>
+          <w:b w:val="0"/>
+          <w:bCs w:val="0"/>
+          <w:i w:val="0"/>
+          <w:iCs w:val="0"/>
+          <w:caps w:val="0"/>
+          <w:smallCaps w:val="0"/>
+          <w:noProof w:val="0"/>
+          <w:color w:val="12263F"/>
+          <w:sz w:val="20"/>
+          <w:szCs w:val="20"/>
+          <w:lang w:val="es-CO"/>
+        </w:rPr>
+      </w:pPr>
+      <w:r>
+        <w:rPr>
+          <w:rFonts w:ascii="Arial" w:hAnsi="Arial" w:eastAsia="Arial" w:cs="Arial"/>
+          <w:b w:val="1"/>
+          <w:bCs w:val="1"/>
+          <w:i w:val="0"/>
+          <w:iCs w:val="0"/>
+          <w:caps w:val="0"/>
+          <w:smallCaps w:val="0"/>
+          <w:noProof w:val="0"/>
+          <w:color w:val="12263F"/>
+          <w:sz w:val="20"/>
+          <w:szCs w:val="20"/>
+          <w:lang w:val="es-CO"/>
+        </w:rPr>
+        <w:t xml:space="preserve">Senderismo: </w:t>
+      </w:r>
+      <w:r>
+        <w:rPr>
+          <w:rFonts w:ascii="Arial" w:hAnsi="Arial" w:eastAsia="Arial" w:cs="Arial"/>
+          <w:b w:val="0"/>
+          <w:bCs w:val="0"/>
+          <w:i w:val="0"/>
+          <w:iCs w:val="0"/>
+          <w:caps w:val="0"/>
+          <w:smallCaps w:val="0"/>
+          <w:noProof w:val="0"/>
+          <w:color w:val="12263F"/>
+          <w:sz w:val="20"/>
+          <w:szCs w:val="20"/>
+          <w:lang w:val="es-CO"/>
+        </w:rPr>
+        <w:t>actividad recreativa que consiste en caminar por senderos naturales.</w:t>
+      </w:r>
+    </w:p>
+    <w:p>
+      <w:pPr>
+        <w:spacing w:before="0" w:beforeAutospacing="off" w:after="0" w:afterAutospacing="off"/>
+        <w:rPr>
+          <w:rFonts w:ascii="Arial" w:hAnsi="Arial" w:eastAsia="Arial" w:cs="Arial"/>
+          <w:b w:val="1"/>
+          <w:bCs w:val="1"/>
+          <w:i w:val="0"/>
+          <w:iCs w:val="0"/>
+          <w:caps w:val="0"/>
+          <w:smallCaps w:val="0"/>
+          <w:noProof w:val="0"/>
+          <w:color w:val="12263F"/>
+          <w:sz w:val="20"/>
+          <w:szCs w:val="20"/>
+          <w:lang w:val="es-CO"/>
+        </w:rPr>
+      </w:pPr>
+    </w:p>
+    <w:p>
+      <w:pPr>
+        <w:spacing w:before="0" w:beforeAutospacing="off" w:after="0" w:afterAutospacing="off"/>
+        <w:rPr>
+          <w:rFonts w:ascii="Arial" w:hAnsi="Arial" w:eastAsia="Arial" w:cs="Arial"/>
+          <w:b w:val="0"/>
+          <w:bCs w:val="0"/>
+          <w:i w:val="0"/>
+          <w:iCs w:val="0"/>
+          <w:caps w:val="0"/>
+          <w:smallCaps w:val="0"/>
+          <w:noProof w:val="0"/>
+          <w:color w:val="12263F"/>
+          <w:sz w:val="20"/>
+          <w:szCs w:val="20"/>
+          <w:lang w:val="es-CO"/>
+        </w:rPr>
+      </w:pPr>
+      <w:r>
+        <w:rPr>
+          <w:rFonts w:ascii="Arial" w:hAnsi="Arial" w:eastAsia="Arial" w:cs="Arial"/>
+          <w:b w:val="1"/>
+          <w:bCs w:val="1"/>
+          <w:i w:val="0"/>
+          <w:iCs w:val="0"/>
+          <w:caps w:val="0"/>
+          <w:smallCaps w:val="0"/>
+          <w:noProof w:val="0"/>
+          <w:color w:val="12263F"/>
+          <w:sz w:val="20"/>
+          <w:szCs w:val="20"/>
+          <w:lang w:val="es-CO"/>
+        </w:rPr>
+        <w:t xml:space="preserve">Sostenibilidad turística: </w:t>
+      </w:r>
+      <w:r>
+        <w:rPr>
+          <w:rFonts w:ascii="Arial" w:hAnsi="Arial" w:eastAsia="Arial" w:cs="Arial"/>
+          <w:b w:val="0"/>
+          <w:bCs w:val="0"/>
+          <w:i w:val="0"/>
+          <w:iCs w:val="0"/>
+          <w:caps w:val="0"/>
+          <w:smallCaps w:val="0"/>
+          <w:noProof w:val="0"/>
+          <w:color w:val="12263F"/>
+          <w:sz w:val="20"/>
+          <w:szCs w:val="20"/>
+          <w:lang w:val="es-CO"/>
+        </w:rPr>
+        <w:t>principio orientado al desarrollo responsable del turismo, procurando equilibrio entre aspectos ambientales, sociales, culturales y económicos.</w:t>
+      </w:r>
+    </w:p>
+    <w:p>
+      <w:pPr>
+        <w:spacing w:before="0" w:beforeAutospacing="off" w:after="0" w:afterAutospacing="off"/>
+        <w:rPr>
+          <w:rFonts w:ascii="Arial" w:hAnsi="Arial" w:eastAsia="Arial" w:cs="Arial"/>
+          <w:b w:val="1"/>
+          <w:bCs w:val="1"/>
+          <w:i w:val="0"/>
+          <w:iCs w:val="0"/>
+          <w:caps w:val="0"/>
+          <w:smallCaps w:val="0"/>
+          <w:noProof w:val="0"/>
+          <w:color w:val="12263F"/>
+          <w:sz w:val="20"/>
+          <w:szCs w:val="20"/>
+          <w:lang w:val="es-CO"/>
+        </w:rPr>
+      </w:pPr>
+    </w:p>
+    <w:p>
+      <w:pPr>
+        <w:spacing w:before="0" w:beforeAutospacing="off" w:after="0" w:afterAutospacing="off"/>
+        <w:rPr>
+          <w:rFonts w:ascii="Arial" w:hAnsi="Arial" w:eastAsia="Arial" w:cs="Arial"/>
+          <w:b w:val="0"/>
+          <w:bCs w:val="0"/>
+          <w:i w:val="0"/>
+          <w:iCs w:val="0"/>
+          <w:caps w:val="0"/>
+          <w:smallCaps w:val="0"/>
+          <w:noProof w:val="0"/>
+          <w:color w:val="12263F"/>
+          <w:sz w:val="20"/>
+          <w:szCs w:val="20"/>
+          <w:lang w:val="es-CO"/>
+        </w:rPr>
+      </w:pPr>
+      <w:r>
+        <w:rPr>
+          <w:rFonts w:ascii="Arial" w:hAnsi="Arial" w:eastAsia="Arial" w:cs="Arial"/>
+          <w:b w:val="1"/>
+          <w:bCs w:val="1"/>
+          <w:i w:val="0"/>
+          <w:iCs w:val="0"/>
+          <w:caps w:val="0"/>
+          <w:smallCaps w:val="0"/>
+          <w:noProof w:val="0"/>
+          <w:color w:val="12263F"/>
+          <w:sz w:val="20"/>
+          <w:szCs w:val="20"/>
+          <w:lang w:val="es-CO"/>
+        </w:rPr>
+        <w:t xml:space="preserve">Turismo de aventura: </w:t>
+      </w:r>
+      <w:r>
+        <w:rPr>
+          <w:rFonts w:ascii="Arial" w:hAnsi="Arial" w:eastAsia="Arial" w:cs="Arial"/>
+          <w:b w:val="0"/>
+          <w:bCs w:val="0"/>
+          <w:i w:val="0"/>
+          <w:iCs w:val="0"/>
+          <w:caps w:val="0"/>
+          <w:smallCaps w:val="0"/>
+          <w:noProof w:val="0"/>
+          <w:color w:val="12263F"/>
+          <w:sz w:val="20"/>
+          <w:szCs w:val="20"/>
+          <w:lang w:val="es-CO"/>
+        </w:rPr>
+        <w:t>modalidad turística que integra actividad física, interacción con la naturaleza y experiencias emocionales asociadas con desafíos y descubrimiento del territorio.</w:t>
+      </w:r>
+    </w:p>
+    <w:p>
+      <w:pPr>
+        <w:spacing w:before="0" w:beforeAutospacing="off" w:after="0" w:afterAutospacing="off"/>
+        <w:rPr>
+          <w:rFonts w:ascii="Arial" w:hAnsi="Arial" w:eastAsia="Arial" w:cs="Arial"/>
+          <w:b w:val="1"/>
+          <w:bCs w:val="1"/>
+          <w:i w:val="0"/>
+          <w:iCs w:val="0"/>
+          <w:caps w:val="0"/>
+          <w:smallCaps w:val="0"/>
+          <w:noProof w:val="0"/>
+          <w:color w:val="12263F"/>
+          <w:sz w:val="20"/>
+          <w:szCs w:val="20"/>
+          <w:lang w:val="es-CO"/>
+        </w:rPr>
+      </w:pPr>
+    </w:p>
+    <w:p>
+      <w:pPr>
+        <w:spacing w:before="0" w:beforeAutospacing="off" w:after="0" w:afterAutospacing="off"/>
+        <w:rPr>
+          <w:rFonts w:ascii="Arial" w:hAnsi="Arial" w:eastAsia="Arial" w:cs="Arial"/>
+          <w:b w:val="0"/>
+          <w:bCs w:val="0"/>
+          <w:i w:val="0"/>
+          <w:iCs w:val="0"/>
+          <w:caps w:val="0"/>
+          <w:smallCaps w:val="0"/>
+          <w:noProof w:val="0"/>
+          <w:color w:val="12263F"/>
+          <w:sz w:val="20"/>
+          <w:szCs w:val="20"/>
+          <w:lang w:val="es-CO"/>
+        </w:rPr>
+      </w:pPr>
+      <w:r>
+        <w:rPr>
+          <w:rFonts w:ascii="Arial" w:hAnsi="Arial" w:eastAsia="Arial" w:cs="Arial"/>
+          <w:b w:val="1"/>
+          <w:bCs w:val="1"/>
+          <w:i w:val="0"/>
+          <w:iCs w:val="0"/>
+          <w:caps w:val="0"/>
+          <w:smallCaps w:val="0"/>
+          <w:noProof w:val="0"/>
+          <w:color w:val="12263F"/>
+          <w:sz w:val="20"/>
+          <w:szCs w:val="20"/>
+          <w:lang w:val="es-CO"/>
+        </w:rPr>
+        <w:t xml:space="preserve">Turismo sostenible: </w:t>
+      </w:r>
+      <w:r>
+        <w:rPr>
+          <w:rFonts w:ascii="Arial" w:hAnsi="Arial" w:eastAsia="Arial" w:cs="Arial"/>
+          <w:b w:val="0"/>
+          <w:bCs w:val="0"/>
+          <w:i w:val="0"/>
+          <w:iCs w:val="0"/>
+          <w:caps w:val="0"/>
+          <w:smallCaps w:val="0"/>
+          <w:noProof w:val="0"/>
+          <w:color w:val="12263F"/>
+          <w:sz w:val="20"/>
+          <w:szCs w:val="20"/>
+          <w:lang w:val="es-CO"/>
+        </w:rPr>
+        <w:t>turismo que minimiza impactos negativos y favorece el equilibrio ambiental, social y económico.</w:t>
+      </w:r>
+    </w:p>
+    <w:p>
+      <w:pPr>
+        <w:rPr>
           <w:sz w:val="20"/>
           <w:szCs w:val="20"/>
         </w:rPr>
@@ -18254,7 +18319,6 @@
           <w:rFonts w:ascii="Arial" w:hAnsi="Arial" w:cs="Arial"/>
           <w:sz w:val="20"/>
           <w:szCs w:val="20"/>
-          <w:lang w:val="en-US"/>
         </w:rPr>
       </w:pPr>
       <w:r>
@@ -18280,16 +18344,7 @@
           <w:sz w:val="20"/>
           <w:szCs w:val="20"/>
         </w:rPr>
-        <w:t xml:space="preserve">. </w:t>
-      </w:r>
-      <w:r>
-        <w:rPr>
-          <w:rFonts w:ascii="Arial" w:hAnsi="Arial" w:cs="Arial"/>
-          <w:sz w:val="20"/>
-          <w:szCs w:val="20"/>
-          <w:lang w:val="en-US"/>
-        </w:rPr>
-        <w:t>Trillas.</w:t>
+        <w:t>. Trillas.</w:t>
       </w:r>
     </w:p>
     <w:p>
@@ -18308,7 +18363,6 @@
           <w:rFonts w:ascii="Arial" w:hAnsi="Arial" w:cs="Arial"/>
           <w:sz w:val="20"/>
           <w:szCs w:val="20"/>
-          <w:lang w:val="en-US"/>
         </w:rPr>
         <w:t xml:space="preserve">Adventure Travel Trade Association. (2023). </w:t>
       </w:r>
@@ -18318,7 +18372,6 @@
           <w:rFonts w:ascii="Arial" w:hAnsi="Arial" w:cs="Arial"/>
           <w:sz w:val="20"/>
           <w:szCs w:val="20"/>
-          <w:lang w:val="en-US"/>
         </w:rPr>
         <w:t>Adventure travel trends and insights</w:t>
       </w:r>
@@ -18327,17 +18380,8 @@
           <w:rFonts w:ascii="Arial" w:hAnsi="Arial" w:cs="Arial"/>
           <w:sz w:val="20"/>
           <w:szCs w:val="20"/>
-          <w:lang w:val="en-US"/>
-        </w:rPr>
-        <w:t xml:space="preserve">. </w:t>
-      </w:r>
-      <w:r>
-        <w:rPr>
-          <w:rFonts w:ascii="Arial" w:hAnsi="Arial" w:cs="Arial"/>
-          <w:sz w:val="20"/>
-          <w:szCs w:val="20"/>
-        </w:rPr>
-        <w:t>Adventure Travel Trade Association.</w:t>
+        </w:rPr>
+        <w:t>. Adventure Travel Trade Association.</w:t>
       </w:r>
     </w:p>
     <w:p>
@@ -18357,7 +18401,6 @@
           <w:sz w:val="20"/>
           <w:szCs w:val="20"/>
         </w:rPr>
-        <w:lastRenderedPageBreak/>
         <w:t xml:space="preserve">Boullón, R. C. (2006). </w:t>
       </w:r>
       <w:r>
@@ -18609,7 +18652,6 @@
           <w:rFonts w:ascii="Arial" w:hAnsi="Arial" w:cs="Arial"/>
           <w:sz w:val="20"/>
           <w:szCs w:val="20"/>
-          <w:lang w:val="en-US"/>
         </w:rPr>
       </w:pPr>
       <w:r>
@@ -18618,16 +18660,7 @@
           <w:sz w:val="20"/>
           <w:szCs w:val="20"/>
         </w:rPr>
-        <w:t xml:space="preserve">Organización Mundial del Turismo. </w:t>
-      </w:r>
-      <w:r>
-        <w:rPr>
-          <w:rFonts w:ascii="Arial" w:hAnsi="Arial" w:cs="Arial"/>
-          <w:sz w:val="20"/>
-          <w:szCs w:val="20"/>
-          <w:lang w:val="en-US"/>
-        </w:rPr>
-        <w:t xml:space="preserve">(2014). </w:t>
+        <w:t xml:space="preserve">Organización Mundial del Turismo. (2014). </w:t>
       </w:r>
       <w:r>
         <w:rPr>
@@ -18635,7 +18668,6 @@
           <w:rFonts w:ascii="Arial" w:hAnsi="Arial" w:cs="Arial"/>
           <w:sz w:val="20"/>
           <w:szCs w:val="20"/>
-          <w:lang w:val="en-US"/>
         </w:rPr>
         <w:t>Global report on adventure tourism</w:t>
       </w:r>
@@ -18644,7 +18676,6 @@
           <w:rFonts w:ascii="Arial" w:hAnsi="Arial" w:cs="Arial"/>
           <w:sz w:val="20"/>
           <w:szCs w:val="20"/>
-          <w:lang w:val="en-US"/>
         </w:rPr>
         <w:t>.</w:t>
       </w:r>
@@ -18658,7 +18689,6 @@
           <w:rFonts w:ascii="Arial" w:hAnsi="Arial" w:cs="Arial"/>
           <w:sz w:val="20"/>
           <w:szCs w:val="20"/>
-          <w:lang w:val="en-US"/>
         </w:rPr>
       </w:pPr>
       <w:r>
@@ -18666,7 +18696,6 @@
           <w:rFonts w:ascii="Arial" w:hAnsi="Arial" w:cs="Arial"/>
           <w:sz w:val="20"/>
           <w:szCs w:val="20"/>
-          <w:lang w:val="en-US"/>
         </w:rPr>
         <w:t xml:space="preserve">Organización Mundial del Turismo. (2021). </w:t>
       </w:r>
@@ -18676,7 +18705,6 @@
           <w:rFonts w:ascii="Arial" w:hAnsi="Arial" w:cs="Arial"/>
           <w:sz w:val="20"/>
           <w:szCs w:val="20"/>
-          <w:lang w:val="en-US"/>
         </w:rPr>
         <w:t>Tourism and rural development</w:t>
       </w:r>
@@ -18685,7 +18713,6 @@
           <w:rFonts w:ascii="Arial" w:hAnsi="Arial" w:cs="Arial"/>
           <w:sz w:val="20"/>
           <w:szCs w:val="20"/>
-          <w:lang w:val="en-US"/>
         </w:rPr>
         <w:t>.</w:t>
       </w:r>
@@ -18699,7 +18726,6 @@
           <w:rFonts w:ascii="Arial" w:hAnsi="Arial" w:cs="Arial"/>
           <w:sz w:val="20"/>
           <w:szCs w:val="20"/>
-          <w:lang w:val="en-US"/>
         </w:rPr>
       </w:pPr>
       <w:r>
@@ -18707,7 +18733,6 @@
           <w:rFonts w:ascii="Arial" w:hAnsi="Arial" w:cs="Arial"/>
           <w:sz w:val="20"/>
           <w:szCs w:val="20"/>
-          <w:lang w:val="en-US"/>
         </w:rPr>
         <w:t xml:space="preserve">Sung, H. H. (2004). Classification of adventure travelers: Behavior, decision making, and target markets. </w:t>
       </w:r>
@@ -18717,7 +18742,6 @@
           <w:rFonts w:ascii="Arial" w:hAnsi="Arial" w:cs="Arial"/>
           <w:sz w:val="20"/>
           <w:szCs w:val="20"/>
-          <w:lang w:val="en-US"/>
         </w:rPr>
         <w:t>Journal of Travel Research, 42</w:t>
       </w:r>
@@ -18726,7 +18750,6 @@
           <w:rFonts w:ascii="Arial" w:hAnsi="Arial" w:cs="Arial"/>
           <w:sz w:val="20"/>
           <w:szCs w:val="20"/>
-          <w:lang w:val="en-US"/>
         </w:rPr>
         <w:t>(4), 343–356.</w:t>
       </w:r>
@@ -18747,7 +18770,6 @@
           <w:rFonts w:ascii="Arial" w:hAnsi="Arial" w:cs="Arial"/>
           <w:sz w:val="20"/>
           <w:szCs w:val="20"/>
-          <w:lang w:val="en-US"/>
         </w:rPr>
         <w:t xml:space="preserve">Swarbrooke, J., Beard, C., Leckie, S., &amp; Pomfret, G. (2003). </w:t>
       </w:r>
@@ -18757,7 +18779,6 @@
           <w:rFonts w:ascii="Arial" w:hAnsi="Arial" w:cs="Arial"/>
           <w:sz w:val="20"/>
           <w:szCs w:val="20"/>
-          <w:lang w:val="en-US"/>
         </w:rPr>
         <w:t>Adventure tourism: The new frontier</w:t>
       </w:r>
@@ -18766,17 +18787,8 @@
           <w:rFonts w:ascii="Arial" w:hAnsi="Arial" w:cs="Arial"/>
           <w:sz w:val="20"/>
           <w:szCs w:val="20"/>
-          <w:lang w:val="en-US"/>
-        </w:rPr>
-        <w:t xml:space="preserve">. </w:t>
-      </w:r>
-      <w:r>
-        <w:rPr>
-          <w:rFonts w:ascii="Arial" w:hAnsi="Arial" w:cs="Arial"/>
-          <w:sz w:val="20"/>
-          <w:szCs w:val="20"/>
-        </w:rPr>
-        <w:t>Butterworth-Heinemann.</w:t>
+        </w:rPr>
+        <w:t>. Butterworth-Heinemann.</w:t>
       </w:r>
     </w:p>
     <w:p>
@@ -18874,12 +18886,12 @@
         <w:tblW w:w="9967" w:type="dxa"/>
         <w:tblInd w:w="0" w:type="dxa"/>
         <w:tblBorders>
-          <w:top w:val="single" w:sz="4" w:space="0" w:color="000000"/>
-          <w:left w:val="single" w:sz="4" w:space="0" w:color="000000"/>
-          <w:bottom w:val="single" w:sz="4" w:space="0" w:color="000000"/>
-          <w:right w:val="single" w:sz="4" w:space="0" w:color="000000"/>
-          <w:insideH w:val="single" w:sz="4" w:space="0" w:color="000000"/>
-          <w:insideV w:val="single" w:sz="4" w:space="0" w:color="000000"/>
+          <w:top w:val="single" w:color="000000" w:sz="4" w:space="0"/>
+          <w:left w:val="single" w:color="000000" w:sz="4" w:space="0"/>
+          <w:bottom w:val="single" w:color="000000" w:sz="4" w:space="0"/>
+          <w:right w:val="single" w:color="000000" w:sz="4" w:space="0"/>
+          <w:insideH w:val="single" w:color="000000" w:sz="4" w:space="0"/>
+          <w:insideV w:val="single" w:color="000000" w:sz="4" w:space="0"/>
         </w:tblBorders>
         <w:tblLayout w:type="fixed"/>
         <w:tblLook w:val="0420" w:firstRow="1" w:lastRow="0" w:firstColumn="0" w:lastColumn="0" w:noHBand="0" w:noVBand="1"/>
@@ -19209,7 +19221,6 @@
           <w:sz w:val="20"/>
           <w:szCs w:val="20"/>
         </w:rPr>
-        <w:lastRenderedPageBreak/>
         <w:t xml:space="preserve">CONTROL DE CAMBIOS </w:t>
       </w:r>
     </w:p>
@@ -19237,12 +19248,12 @@
         <w:tblW w:w="9967" w:type="dxa"/>
         <w:tblInd w:w="0" w:type="dxa"/>
         <w:tblBorders>
-          <w:top w:val="single" w:sz="4" w:space="0" w:color="000000"/>
-          <w:left w:val="single" w:sz="4" w:space="0" w:color="000000"/>
-          <w:bottom w:val="single" w:sz="4" w:space="0" w:color="000000"/>
-          <w:right w:val="single" w:sz="4" w:space="0" w:color="000000"/>
-          <w:insideH w:val="single" w:sz="4" w:space="0" w:color="000000"/>
-          <w:insideV w:val="single" w:sz="4" w:space="0" w:color="000000"/>
+          <w:top w:val="single" w:color="000000" w:sz="4" w:space="0"/>
+          <w:left w:val="single" w:color="000000" w:sz="4" w:space="0"/>
+          <w:bottom w:val="single" w:color="000000" w:sz="4" w:space="0"/>
+          <w:right w:val="single" w:color="000000" w:sz="4" w:space="0"/>
+          <w:insideH w:val="single" w:color="000000" w:sz="4" w:space="0"/>
+          <w:insideV w:val="single" w:color="000000" w:sz="4" w:space="0"/>
         </w:tblBorders>
         <w:tblLayout w:type="fixed"/>
         <w:tblLook w:val="0420" w:firstRow="1" w:lastRow="0" w:firstColumn="0" w:lastColumn="0" w:noHBand="0" w:noVBand="1"/>
@@ -19591,7 +19602,7 @@
       <w:footerReference w:type="default" r:id="rId35"/>
       <w:headerReference w:type="first" r:id="rId36"/>
       <w:footerReference w:type="first" r:id="rId37"/>
-      <w:pgSz w:w="12240" w:h="15840"/>
+      <w:pgSz w:w="12240" w:h="15840" w:orient="portrait"/>
       <w:pgMar w:top="1701" w:right="1134" w:bottom="1134" w:left="1134" w:header="720" w:footer="0" w:gutter="0"/>
       <w:pgNumType w:start="1"/>
       <w:cols w:space="720"/>
@@ -19601,8 +19612,8 @@
 </file>
 
 <file path=word/comments.xml><?xml version="1.0" encoding="utf-8"?>
-<w:comments xmlns:wpc="http://schemas.microsoft.com/office/word/2010/wordprocessingCanvas" xmlns:cx="http://schemas.microsoft.com/office/drawing/2014/chartex" xmlns:cx1="http://schemas.microsoft.com/office/drawing/2015/9/8/chartex" xmlns:cx2="http://schemas.microsoft.com/office/drawing/2015/10/21/chartex" xmlns:cx3="http://schemas.microsoft.com/office/drawing/2016/5/9/chartex" xmlns:cx4="http://schemas.microsoft.com/office/drawing/2016/5/10/chartex" xmlns:cx5="http://schemas.microsoft.com/office/drawing/2016/5/11/chartex" xmlns:cx6="http://schemas.microsoft.com/office/drawing/2016/5/12/chartex" xmlns:cx7="http://schemas.microsoft.com/office/drawing/2016/5/13/chartex" xmlns:cx8="http://schemas.microsoft.com/office/drawing/2016/5/14/chartex" xmlns:mc="http://schemas.openxmlformats.org/markup-compatibility/2006" xmlns:m="http://schemas.openxmlformats.org/officeDocument/2006/math" xmlns:aink="http://schemas.microsoft.com/office/drawing/2016/ink" xmlns:am3d="http://schemas.microsoft.com/office/drawing/2017/model3d" xmlns:oel="http://schemas.microsoft.com/office/2019/extlst" xmlns:r="http://schemas.openxmlformats.org/officeDocument/2006/relationships" xmlns:wp14="http://schemas.microsoft.com/office/word/2010/wordprocessingDrawing" xmlns:wp="http://schemas.openxmlformats.org/drawingml/2006/wordprocessingDrawing" xmlns:wpg="http://schemas.microsoft.com/office/word/2010/wordprocessingGroup" xmlns:wpi="http://schemas.microsoft.com/office/word/2010/wordprocessingInk" xmlns:wps="http://schemas.microsoft.com/office/word/2010/wordprocessingShape" xmlns:o="urn:schemas-microsoft-com:office:office" xmlns:v="urn:schemas-microsoft-com:vml" xmlns:w10="urn:schemas-microsoft-com:office:word" xmlns:w="http://schemas.openxmlformats.org/wordprocessingml/2006/main" xmlns:w14="http://schemas.microsoft.com/office/word/2010/wordml" xmlns:w15="http://schemas.microsoft.com/office/word/2012/wordml" xmlns:w16cex="http://schemas.microsoft.com/office/word/2018/wordml/cex" xmlns:w16cid="http://schemas.microsoft.com/office/word/2016/wordml/cid" xmlns:w16="http://schemas.microsoft.com/office/word/2018/wordml" xmlns:w16sdtdh="http://schemas.microsoft.com/office/word/2020/wordml/sdtdatahash" xmlns:w16sdtfl="http://schemas.microsoft.com/office/word/2024/wordml/sdtformatlock" xmlns:w16se="http://schemas.microsoft.com/office/word/2015/wordml/symex" xmlns:w16du="http://schemas.microsoft.com/office/word/2023/wordml/word16du" xmlns:wne="http://schemas.microsoft.com/office/word/2006/wordml" mc:Ignorable="w14 w15 w16se w16cid w16 w16cex w16sdtdh w16sdtfl w16du wp14">
-  <w:comment w:id="3" w:author="Erika Fernanda Mejía" w:date="2026-06-04T22:32:00Z" w:initials="EFM">
+<w:comments xmlns:wpc="http://schemas.microsoft.com/office/word/2010/wordprocessingCanvas" xmlns:cx="http://schemas.microsoft.com/office/drawing/2014/chartex" xmlns:cx1="http://schemas.microsoft.com/office/drawing/2015/9/8/chartex" xmlns:cx2="http://schemas.microsoft.com/office/drawing/2015/10/21/chartex" xmlns:cx3="http://schemas.microsoft.com/office/drawing/2016/5/9/chartex" xmlns:cx4="http://schemas.microsoft.com/office/drawing/2016/5/10/chartex" xmlns:cx5="http://schemas.microsoft.com/office/drawing/2016/5/11/chartex" xmlns:cx6="http://schemas.microsoft.com/office/drawing/2016/5/12/chartex" xmlns:cx7="http://schemas.microsoft.com/office/drawing/2016/5/13/chartex" xmlns:cx8="http://schemas.microsoft.com/office/drawing/2016/5/14/chartex" xmlns:mc="http://schemas.openxmlformats.org/markup-compatibility/2006" xmlns:aink="http://schemas.microsoft.com/office/drawing/2016/ink" xmlns:am3d="http://schemas.microsoft.com/office/drawing/2017/model3d" xmlns:o="urn:schemas-microsoft-com:office:office" xmlns:oel="http://schemas.microsoft.com/office/2019/extlst" xmlns:r="http://schemas.openxmlformats.org/officeDocument/2006/relationships" xmlns:m="http://schemas.openxmlformats.org/officeDocument/2006/math" xmlns:v="urn:schemas-microsoft-com:vml" xmlns:wp14="http://schemas.microsoft.com/office/word/2010/wordprocessingDrawing" xmlns:wp="http://schemas.openxmlformats.org/drawingml/2006/wordprocessingDrawing" xmlns:w10="urn:schemas-microsoft-com:office:word" xmlns:w="http://schemas.openxmlformats.org/wordprocessingml/2006/main" xmlns:w14="http://schemas.microsoft.com/office/word/2010/wordml" xmlns:w15="http://schemas.microsoft.com/office/word/2012/wordml" xmlns:w16cex="http://schemas.microsoft.com/office/word/2018/wordml/cex" xmlns:w16cid="http://schemas.microsoft.com/office/word/2016/wordml/cid" xmlns:w16="http://schemas.microsoft.com/office/word/2018/wordml" xmlns:w16du="http://schemas.microsoft.com/office/word/2023/wordml/word16du" xmlns:w16sdtdh="http://schemas.microsoft.com/office/word/2020/wordml/sdtdatahash" xmlns:w16sdtfl="http://schemas.microsoft.com/office/word/2024/wordml/sdtformatlock" xmlns:w16se="http://schemas.microsoft.com/office/word/2015/wordml/symex" xmlns:wpg="http://schemas.microsoft.com/office/word/2010/wordprocessingGroup" xmlns:wpi="http://schemas.microsoft.com/office/word/2010/wordprocessingInk" xmlns:wne="http://schemas.microsoft.com/office/word/2006/wordml" xmlns:wps="http://schemas.microsoft.com/office/word/2010/wordprocessingShape" mc:Ignorable="w14 w15 w16se w16cid w16 w16cex w16sdtdh w16sdtfl w16du wp14">
+  <w:comment w:initials="EFM" w:author="Erika Fernanda Mejía" w:date="2026-06-04T22:32:00Z" w:id="3">
     <w:p>
       <w:pPr>
         <w:pStyle w:val="Textocomentario"/>
@@ -19618,7 +19629,7 @@
       </w:r>
     </w:p>
   </w:comment>
-  <w:comment w:id="8" w:author="Erika Fernanda Mejía" w:date="2026-06-04T22:25:00Z" w:initials="EFM">
+  <w:comment w:initials="EFM" w:author="Erika Fernanda Mejía" w:date="2026-06-04T22:25:00Z" w:id="8">
     <w:p>
       <w:pPr>
         <w:pStyle w:val="Textocomentario"/>
@@ -19634,149 +19645,145 @@
       </w:r>
     </w:p>
   </w:comment>
-  <w:comment w:id="9" w:author="Yineth Ibette Gonzalez Quintero" w:date="2026-06-06T13:06:00Z" w:initials="YQ">
-    <w:p>
-      <w:r>
+  <w:comment w:initials="EFM" w:author="Erika Fernanda Mejía" w:date="2026-06-04T22:08:00Z" w:id="15">
+    <w:p>
+      <w:pPr>
+        <w:pStyle w:val="Textocomentario"/>
+      </w:pPr>
+      <w:r>
+        <w:rPr>
+          <w:rStyle w:val="Refdecomentario"/>
+        </w:rPr>
         <w:annotationRef/>
       </w:r>
       <w:r>
+        <w:t>C</w:t>
+      </w:r>
+      <w:r>
+        <w:t>lasifica los recursos turísticos en cinco categorías: potencialidad, necesidad de intervención, valor patrimonial, vulnerabilidad y transformación turística, destacando su importancia para el desarrollo y gestión del turismo.</w:t>
+      </w:r>
+    </w:p>
+  </w:comment>
+  <w:comment w:initials="EFM" w:author="Erika Fernanda Mejía" w:date="2026-06-04T22:08:00Z" w:id="16">
+    <w:p>
+      <w:pPr>
+        <w:pStyle w:val="Textocomentario"/>
+      </w:pPr>
+      <w:r>
+        <w:rPr>
+          <w:rStyle w:val="Refdecomentario"/>
+        </w:rPr>
+        <w:annotationRef/>
+      </w:r>
+      <w:r>
+        <w:t>Rediseñar la figura</w:t>
+      </w:r>
+    </w:p>
+  </w:comment>
+  <w:comment w:initials="EFM" w:author="Erika Fernanda Mejía" w:date="2026-06-04T21:08:00Z" w:id="18">
+    <w:p>
+      <w:pPr>
+        <w:pStyle w:val="Textocomentario"/>
+      </w:pPr>
+      <w:r>
+        <w:rPr>
+          <w:rStyle w:val="Refdecomentario"/>
+        </w:rPr>
+        <w:annotationRef/>
+      </w:r>
+      <w:r>
+        <w:t>P</w:t>
+      </w:r>
+      <w:r>
+        <w:t>resenta las principales características de la planta turística: complementariedad, calidad del servicio, formalización, adaptación al territorio y sostenibilidad. Estas garantizan que los servicios turísticos funcionen de manera integrada, cumplan la normatividad vigente, respondan a las necesidades del destino y promuevan una operación responsable y de calidad.</w:t>
+      </w:r>
+    </w:p>
+  </w:comment>
+  <w:comment w:initials="EFM" w:author="Erika Fernanda Mejía" w:date="2026-06-04T22:08:00Z" w:id="19">
+    <w:p>
+      <w:pPr>
+        <w:pStyle w:val="Textocomentario"/>
+      </w:pPr>
+      <w:r>
+        <w:rPr>
+          <w:rStyle w:val="Refdecomentario"/>
+        </w:rPr>
+        <w:annotationRef/>
+      </w:r>
+      <w:r>
+        <w:t xml:space="preserve">Rediseñar la figura </w:t>
+      </w:r>
+    </w:p>
+  </w:comment>
+  <w:comment w:initials="EFM" w:author="Erika Fernanda Mejía" w:date="2026-06-04T22:36:00Z" w:id="25">
+    <w:p>
+      <w:pPr>
+        <w:pStyle w:val="Textocomentario"/>
+      </w:pPr>
+      <w:r>
+        <w:rPr>
+          <w:rStyle w:val="Refdecomentario"/>
+        </w:rPr>
+        <w:annotationRef/>
+      </w:r>
+      <w:r>
+        <w:t>M</w:t>
+      </w:r>
+      <w:r>
+        <w:t>uestra sus principales componentes: destino turístico, gestión y regulación, potencial del territorio y cliente, con elementos como infraestructura, seguridad, normatividad, atractivos naturales y culturales, y motivaciones del visitante.</w:t>
+      </w:r>
+    </w:p>
+  </w:comment>
+  <w:comment xmlns:w="http://schemas.openxmlformats.org/wordprocessingml/2006/main" w:initials="YQ" w:author="Yineth Ibette Gonzalez Quintero" w:date="2026-06-06T13:06:14" w:id="702146280">
+    <w:p xmlns:w14="http://schemas.microsoft.com/office/word/2010/wordml" xmlns:w="http://schemas.openxmlformats.org/wordprocessingml/2006/main">
+      <w:pPr>
+        <w:pStyle w:val="CommentText"/>
+      </w:pPr>
+      <w:r>
+        <w:rPr>
+          <w:rStyle w:val="CommentReference"/>
+        </w:rPr>
+        <w:annotationRef/>
+      </w:r>
+      <w:r>
         <w:t>Para diseño:</w:t>
       </w:r>
     </w:p>
-    <w:p>
+    <w:p xmlns:w14="http://schemas.microsoft.com/office/word/2010/wordml" xmlns:w="http://schemas.openxmlformats.org/wordprocessingml/2006/main">
+      <w:pPr>
+        <w:pStyle w:val="CommentText"/>
+      </w:pPr>
       <w:r>
         <w:t xml:space="preserve">Este es el texto que la instruccional incluyó en el pódcast, no va en el xd. Debe realizar una invitación como: </w:t>
       </w:r>
     </w:p>
-    <w:p/>
-    <w:p>
+    <w:p xmlns:w14="http://schemas.microsoft.com/office/word/2010/wordml" xmlns:w="http://schemas.openxmlformats.org/wordprocessingml/2006/main">
+      <w:pPr>
+        <w:pStyle w:val="CommentText"/>
+      </w:pPr>
+    </w:p>
+    <w:p xmlns:w14="http://schemas.microsoft.com/office/word/2010/wordml" xmlns:w="http://schemas.openxmlformats.org/wordprocessingml/2006/main">
+      <w:pPr>
+        <w:pStyle w:val="CommentText"/>
+      </w:pPr>
       <w:r>
         <w:t>Se presenta el pódcast "Infraestructura turística local", donde se detallada a profundidad el tema propuesto.</w:t>
       </w:r>
     </w:p>
   </w:comment>
-  <w:comment w:id="10" w:author="Marcos Yamid Rubiano Avellaneda" w:date="2026-06-12T01:17:00Z" w:initials="MA">
-    <w:p>
-      <w:r>
+  <w:comment xmlns:w="http://schemas.openxmlformats.org/wordprocessingml/2006/main" w:initials="EP" w:author="Erika Fernanda Mejia Pinzon" w:date="2026-08-11T09:05:46" w:id="1618769223">
+    <w:p xmlns:w14="http://schemas.microsoft.com/office/word/2010/wordml" xmlns:w="http://schemas.openxmlformats.org/wordprocessingml/2006/main">
+      <w:pPr>
+        <w:pStyle w:val="CommentText"/>
+      </w:pPr>
+      <w:r>
+        <w:rPr>
+          <w:rStyle w:val="CommentReference"/>
+        </w:rPr>
         <w:annotationRef/>
       </w:r>
       <w:r>
-        <w:fldChar w:fldCharType="begin"/>
-      </w:r>
-      <w:r>
-        <w:instrText xml:space="preserve"> HYPERLINK "mailto:yigonzalez@sena.edu.co"</w:instrText>
-      </w:r>
-      <w:bookmarkStart w:id="11" w:name="_@_A85E45236DF546BAB0B15598B533A00EZ"/>
-      <w:r>
-        <w:fldChar w:fldCharType="separate"/>
-      </w:r>
-      <w:bookmarkEnd w:id="11"/>
-      <w:r>
-        <w:rPr>
-          <w:noProof/>
-        </w:rPr>
-        <w:t>@Yineth Ibette Gonzalez Quintero</w:t>
-      </w:r>
-      <w:r>
-        <w:fldChar w:fldCharType="end"/>
-      </w:r>
-      <w:r>
-        <w:t xml:space="preserve"> estos textos van así? inician en minuscula y terminan en coma? el ultimo inicia con y, quedo atento.</w:t>
-      </w:r>
-    </w:p>
-    <w:p/>
-    <w:p>
-      <w:r>
-        <w:t>En el 1.2 tambien encuetro lo mismo, quedo atento.</w:t>
-      </w:r>
-    </w:p>
-  </w:comment>
-  <w:comment w:id="18" w:author="Erika Fernanda Mejía" w:date="2026-06-04T22:08:00Z" w:initials="EFM">
-    <w:p>
-      <w:pPr>
-        <w:pStyle w:val="Textocomentario"/>
-      </w:pPr>
-      <w:r>
-        <w:rPr>
-          <w:rStyle w:val="Refdecomentario"/>
-        </w:rPr>
-        <w:annotationRef/>
-      </w:r>
-      <w:r>
-        <w:t>C</w:t>
-      </w:r>
-      <w:r>
-        <w:t>lasifica los recursos turísticos en cinco categorías: potencialidad, necesidad de intervención, valor patrimonial, vulnerabilidad y transformación turística, destacando su importancia para el desarrollo y gestión del turismo.</w:t>
-      </w:r>
-    </w:p>
-  </w:comment>
-  <w:comment w:id="19" w:author="Erika Fernanda Mejía" w:date="2026-06-04T22:08:00Z" w:initials="EFM">
-    <w:p>
-      <w:pPr>
-        <w:pStyle w:val="Textocomentario"/>
-      </w:pPr>
-      <w:r>
-        <w:rPr>
-          <w:rStyle w:val="Refdecomentario"/>
-        </w:rPr>
-        <w:annotationRef/>
-      </w:r>
-      <w:r>
-        <w:t>Rediseñar la figura</w:t>
-      </w:r>
-    </w:p>
-  </w:comment>
-  <w:comment w:id="21" w:author="Erika Fernanda Mejía" w:date="2026-06-04T21:08:00Z" w:initials="EFM">
-    <w:p>
-      <w:pPr>
-        <w:pStyle w:val="Textocomentario"/>
-      </w:pPr>
-      <w:r>
-        <w:rPr>
-          <w:rStyle w:val="Refdecomentario"/>
-        </w:rPr>
-        <w:annotationRef/>
-      </w:r>
-      <w:r>
-        <w:t>P</w:t>
-      </w:r>
-      <w:r>
-        <w:t>resenta las principales características de la planta turística: complementariedad, calidad del servicio, formalización, adaptación al territorio y sostenibilidad. Estas garantizan que los servicios turísticos funcionen de manera integrada, cumplan la normatividad vigente, respondan a las necesidades del destino y promuevan una operación responsable y de calidad.</w:t>
-      </w:r>
-    </w:p>
-  </w:comment>
-  <w:comment w:id="22" w:author="Erika Fernanda Mejía" w:date="2026-06-04T22:08:00Z" w:initials="EFM">
-    <w:p>
-      <w:pPr>
-        <w:pStyle w:val="Textocomentario"/>
-      </w:pPr>
-      <w:r>
-        <w:rPr>
-          <w:rStyle w:val="Refdecomentario"/>
-        </w:rPr>
-        <w:annotationRef/>
-      </w:r>
-      <w:r>
-        <w:t xml:space="preserve">Rediseñar la figura </w:t>
-      </w:r>
-    </w:p>
-  </w:comment>
-  <w:comment w:id="28" w:author="Erika Fernanda Mejía" w:date="2026-06-04T22:36:00Z" w:initials="EFM">
-    <w:p>
-      <w:pPr>
-        <w:pStyle w:val="Textocomentario"/>
-      </w:pPr>
-      <w:r>
-        <w:rPr>
-          <w:rStyle w:val="Refdecomentario"/>
-        </w:rPr>
-        <w:annotationRef/>
-      </w:r>
-      <w:r>
-        <w:t>M</w:t>
-      </w:r>
-      <w:r>
-        <w:t>uestra sus principales componentes: destino turístico, gestión y regulación, potencial del territorio y cliente, con elementos como infraestructura, seguridad, normatividad, atractivos naturales y culturales, y motivaciones del visitante.</w:t>
+        <w:t>se realizan ajustes en las mayusculas.</w:t>
       </w:r>
     </w:p>
   </w:comment>
@@ -19784,49 +19791,49 @@
 </file>
 
 <file path=word/commentsExtended.xml><?xml version="1.0" encoding="utf-8"?>
-<w15:commentsEx xmlns:wpc="http://schemas.microsoft.com/office/word/2010/wordprocessingCanvas" xmlns:cx="http://schemas.microsoft.com/office/drawing/2014/chartex" xmlns:cx1="http://schemas.microsoft.com/office/drawing/2015/9/8/chartex" xmlns:cx2="http://schemas.microsoft.com/office/drawing/2015/10/21/chartex" xmlns:cx3="http://schemas.microsoft.com/office/drawing/2016/5/9/chartex" xmlns:cx4="http://schemas.microsoft.com/office/drawing/2016/5/10/chartex" xmlns:cx5="http://schemas.microsoft.com/office/drawing/2016/5/11/chartex" xmlns:cx6="http://schemas.microsoft.com/office/drawing/2016/5/12/chartex" xmlns:cx7="http://schemas.microsoft.com/office/drawing/2016/5/13/chartex" xmlns:cx8="http://schemas.microsoft.com/office/drawing/2016/5/14/chartex" xmlns:mc="http://schemas.openxmlformats.org/markup-compatibility/2006" xmlns:m="http://schemas.openxmlformats.org/officeDocument/2006/math" xmlns:aink="http://schemas.microsoft.com/office/drawing/2016/ink" xmlns:am3d="http://schemas.microsoft.com/office/drawing/2017/model3d" xmlns:oel="http://schemas.microsoft.com/office/2019/extlst" xmlns:r="http://schemas.openxmlformats.org/officeDocument/2006/relationships" xmlns:wp14="http://schemas.microsoft.com/office/word/2010/wordprocessingDrawing" xmlns:wp="http://schemas.openxmlformats.org/drawingml/2006/wordprocessingDrawing" xmlns:wpg="http://schemas.microsoft.com/office/word/2010/wordprocessingGroup" xmlns:wpi="http://schemas.microsoft.com/office/word/2010/wordprocessingInk" xmlns:wps="http://schemas.microsoft.com/office/word/2010/wordprocessingShape" xmlns:o="urn:schemas-microsoft-com:office:office" xmlns:v="urn:schemas-microsoft-com:vml" xmlns:w10="urn:schemas-microsoft-com:office:word" xmlns:w="http://schemas.openxmlformats.org/wordprocessingml/2006/main" xmlns:w14="http://schemas.microsoft.com/office/word/2010/wordml" xmlns:w15="http://schemas.microsoft.com/office/word/2012/wordml" xmlns:w16cex="http://schemas.microsoft.com/office/word/2018/wordml/cex" xmlns:w16cid="http://schemas.microsoft.com/office/word/2016/wordml/cid" xmlns:w16="http://schemas.microsoft.com/office/word/2018/wordml" xmlns:w16sdtdh="http://schemas.microsoft.com/office/word/2020/wordml/sdtdatahash" xmlns:w16sdtfl="http://schemas.microsoft.com/office/word/2024/wordml/sdtformatlock" xmlns:w16se="http://schemas.microsoft.com/office/word/2015/wordml/symex" xmlns:w16du="http://schemas.microsoft.com/office/word/2023/wordml/word16du" xmlns:wne="http://schemas.microsoft.com/office/word/2006/wordml" mc:Ignorable="w14 w15 w16se w16cid w16 w16cex w16sdtdh w16sdtfl w16du wp14">
-  <w15:commentEx w15:paraId="494A1DFD" w15:done="0"/>
-  <w15:commentEx w15:paraId="3FA08BB0" w15:done="0"/>
-  <w15:commentEx w15:paraId="3CA7D507" w15:paraIdParent="3FA08BB0" w15:done="0"/>
-  <w15:commentEx w15:paraId="7394E64F" w15:done="0"/>
-  <w15:commentEx w15:paraId="664BC104" w15:done="0"/>
-  <w15:commentEx w15:paraId="12224097" w15:paraIdParent="664BC104" w15:done="0"/>
-  <w15:commentEx w15:paraId="54598B4F" w15:done="0"/>
-  <w15:commentEx w15:paraId="6BEA79F5" w15:paraIdParent="54598B4F" w15:done="0"/>
-  <w15:commentEx w15:paraId="1A59D916" w15:done="0"/>
+<w15:commentsEx xmlns:mc="http://schemas.openxmlformats.org/markup-compatibility/2006" xmlns:w15="http://schemas.microsoft.com/office/word/2012/wordml" mc:Ignorable="w15">
+  <w15:commentEx w15:done="0" w15:paraId="494A1DFD"/>
+  <w15:commentEx w15:done="0" w15:paraId="3FA08BB0"/>
+  <w15:commentEx w15:done="0" w15:paraId="664BC104"/>
+  <w15:commentEx w15:done="0" w15:paraId="12224097" w15:paraIdParent="664BC104"/>
+  <w15:commentEx w15:done="0" w15:paraId="54598B4F"/>
+  <w15:commentEx w15:done="0" w15:paraId="6BEA79F5" w15:paraIdParent="54598B4F"/>
+  <w15:commentEx w15:done="0" w15:paraId="1A59D916"/>
+  <w15:commentEx w15:done="0" w15:paraId="3CA7D507" w15:paraIdParent="3FA08BB0"/>
+  <w15:commentEx w15:done="0" w15:paraId="02685808"/>
 </w15:commentsEx>
 </file>
 
 <file path=word/commentsExtensible.xml><?xml version="1.0" encoding="utf-8"?>
-<w16cex:commentsExtensible xmlns:wpc="http://schemas.microsoft.com/office/word/2010/wordprocessingCanvas" xmlns:cx="http://schemas.microsoft.com/office/drawing/2014/chartex" xmlns:cx1="http://schemas.microsoft.com/office/drawing/2015/9/8/chartex" xmlns:cx2="http://schemas.microsoft.com/office/drawing/2015/10/21/chartex" xmlns:cx3="http://schemas.microsoft.com/office/drawing/2016/5/9/chartex" xmlns:cx4="http://schemas.microsoft.com/office/drawing/2016/5/10/chartex" xmlns:cx5="http://schemas.microsoft.com/office/drawing/2016/5/11/chartex" xmlns:cx6="http://schemas.microsoft.com/office/drawing/2016/5/12/chartex" xmlns:cx7="http://schemas.microsoft.com/office/drawing/2016/5/13/chartex" xmlns:cx8="http://schemas.microsoft.com/office/drawing/2016/5/14/chartex" xmlns:cr="http://schemas.microsoft.com/office/comments/2020/reactions" xmlns:mc="http://schemas.openxmlformats.org/markup-compatibility/2006" xmlns:m="http://schemas.openxmlformats.org/officeDocument/2006/math" xmlns:aink="http://schemas.microsoft.com/office/drawing/2016/ink" xmlns:am3d="http://schemas.microsoft.com/office/drawing/2017/model3d" xmlns:oel="http://schemas.microsoft.com/office/2019/extlst" xmlns:r="http://schemas.openxmlformats.org/officeDocument/2006/relationships" xmlns:wp14="http://schemas.microsoft.com/office/word/2010/wordprocessingDrawing" xmlns:wp="http://schemas.openxmlformats.org/drawingml/2006/wordprocessingDrawing" xmlns:wpg="http://schemas.microsoft.com/office/word/2010/wordprocessingGroup" xmlns:wpi="http://schemas.microsoft.com/office/word/2010/wordprocessingInk" xmlns:wps="http://schemas.microsoft.com/office/word/2010/wordprocessingShape" xmlns:o="urn:schemas-microsoft-com:office:office" xmlns:v="urn:schemas-microsoft-com:vml" xmlns:w10="urn:schemas-microsoft-com:office:word" xmlns:w="http://schemas.openxmlformats.org/wordprocessingml/2006/main" xmlns:w14="http://schemas.microsoft.com/office/word/2010/wordml" xmlns:w15="http://schemas.microsoft.com/office/word/2012/wordml" xmlns:w16cex="http://schemas.microsoft.com/office/word/2018/wordml/cex" xmlns:w16cid="http://schemas.microsoft.com/office/word/2016/wordml/cid" xmlns:w16="http://schemas.microsoft.com/office/word/2018/wordml" xmlns:w16sdtdh="http://schemas.microsoft.com/office/word/2020/wordml/sdtdatahash" xmlns:w16sdtfl="http://schemas.microsoft.com/office/word/2024/wordml/sdtformatlock" xmlns:w16se="http://schemas.microsoft.com/office/word/2015/wordml/symex" xmlns:w16du="http://schemas.microsoft.com/office/word/2023/wordml/word16du" xmlns:wne="http://schemas.microsoft.com/office/word/2006/wordml" mc:Ignorable="w14 w15 w16se w16cid w16 w16cex w16sdtdh w16sdtfl cr w16du wp14">
+<w16cex:commentsExtensible xmlns:w16="http://schemas.microsoft.com/office/word/2018/wordml" xmlns:w16cex="http://schemas.microsoft.com/office/word/2018/wordml/cex" xmlns:mc="http://schemas.openxmlformats.org/markup-compatibility/2006" mc:Ignorable="w16 w16cex">
   <w16cex:commentExtensible w16cex:durableId="2DCC7B77" w16cex:dateUtc="2026-06-05T03:32:00Z"/>
   <w16cex:commentExtensible w16cex:durableId="2DCC79DD" w16cex:dateUtc="2026-06-05T03:25:00Z"/>
-  <w16cex:commentExtensible w16cex:durableId="6DA72B63" w16cex:dateUtc="2026-06-06T18:06:00Z"/>
-  <w16cex:commentExtensible w16cex:durableId="1BCF5979" w16cex:dateUtc="2026-06-12T06:17:00Z"/>
   <w16cex:commentExtensible w16cex:durableId="2DCC75D5" w16cex:dateUtc="2026-06-05T03:08:00Z"/>
   <w16cex:commentExtensible w16cex:durableId="2DCC75E0" w16cex:dateUtc="2026-06-05T03:08:00Z"/>
   <w16cex:commentExtensible w16cex:durableId="2DCC67D7" w16cex:dateUtc="2026-06-05T02:08:00Z"/>
   <w16cex:commentExtensible w16cex:durableId="2DCC75EC" w16cex:dateUtc="2026-06-05T03:08:00Z"/>
   <w16cex:commentExtensible w16cex:durableId="2DCC7C7A" w16cex:dateUtc="2026-06-05T03:36:00Z"/>
+  <w16cex:commentExtensible w16cex:durableId="6DA72B63" w16cex:dateUtc="2026-06-06T18:06:14.546Z"/>
+  <w16cex:commentExtensible w16cex:durableId="68392DEB" w16cex:dateUtc="2026-08-11T14:05:46.749Z"/>
 </w16cex:commentsExtensible>
 </file>
 
 <file path=word/commentsIds.xml><?xml version="1.0" encoding="utf-8"?>
-<w16cid:commentsIds xmlns:wpc="http://schemas.microsoft.com/office/word/2010/wordprocessingCanvas" xmlns:cx="http://schemas.microsoft.com/office/drawing/2014/chartex" xmlns:cx1="http://schemas.microsoft.com/office/drawing/2015/9/8/chartex" xmlns:cx2="http://schemas.microsoft.com/office/drawing/2015/10/21/chartex" xmlns:cx3="http://schemas.microsoft.com/office/drawing/2016/5/9/chartex" xmlns:cx4="http://schemas.microsoft.com/office/drawing/2016/5/10/chartex" xmlns:cx5="http://schemas.microsoft.com/office/drawing/2016/5/11/chartex" xmlns:cx6="http://schemas.microsoft.com/office/drawing/2016/5/12/chartex" xmlns:cx7="http://schemas.microsoft.com/office/drawing/2016/5/13/chartex" xmlns:cx8="http://schemas.microsoft.com/office/drawing/2016/5/14/chartex" xmlns:mc="http://schemas.openxmlformats.org/markup-compatibility/2006" xmlns:m="http://schemas.openxmlformats.org/officeDocument/2006/math" xmlns:aink="http://schemas.microsoft.com/office/drawing/2016/ink" xmlns:am3d="http://schemas.microsoft.com/office/drawing/2017/model3d" xmlns:oel="http://schemas.microsoft.com/office/2019/extlst" xmlns:r="http://schemas.openxmlformats.org/officeDocument/2006/relationships" xmlns:wp14="http://schemas.microsoft.com/office/word/2010/wordprocessingDrawing" xmlns:wp="http://schemas.openxmlformats.org/drawingml/2006/wordprocessingDrawing" xmlns:wpg="http://schemas.microsoft.com/office/word/2010/wordprocessingGroup" xmlns:wpi="http://schemas.microsoft.com/office/word/2010/wordprocessingInk" xmlns:wps="http://schemas.microsoft.com/office/word/2010/wordprocessingShape" xmlns:o="urn:schemas-microsoft-com:office:office" xmlns:v="urn:schemas-microsoft-com:vml" xmlns:w10="urn:schemas-microsoft-com:office:word" xmlns:w="http://schemas.openxmlformats.org/wordprocessingml/2006/main" xmlns:w14="http://schemas.microsoft.com/office/word/2010/wordml" xmlns:w15="http://schemas.microsoft.com/office/word/2012/wordml" xmlns:w16cex="http://schemas.microsoft.com/office/word/2018/wordml/cex" xmlns:w16cid="http://schemas.microsoft.com/office/word/2016/wordml/cid" xmlns:w16="http://schemas.microsoft.com/office/word/2018/wordml" xmlns:w16sdtdh="http://schemas.microsoft.com/office/word/2020/wordml/sdtdatahash" xmlns:w16sdtfl="http://schemas.microsoft.com/office/word/2024/wordml/sdtformatlock" xmlns:w16se="http://schemas.microsoft.com/office/word/2015/wordml/symex" xmlns:w16du="http://schemas.microsoft.com/office/word/2023/wordml/word16du" xmlns:wne="http://schemas.microsoft.com/office/word/2006/wordml" mc:Ignorable="w14 w15 w16se w16cid w16 w16cex w16sdtdh w16sdtfl w16du wp14">
+<w16cid:commentsIds xmlns:mc="http://schemas.openxmlformats.org/markup-compatibility/2006" xmlns:w16cid="http://schemas.microsoft.com/office/word/2016/wordml/cid" mc:Ignorable="w16cid">
   <w16cid:commentId w16cid:paraId="494A1DFD" w16cid:durableId="2DCC7B77"/>
   <w16cid:commentId w16cid:paraId="3FA08BB0" w16cid:durableId="2DCC79DD"/>
-  <w16cid:commentId w16cid:paraId="3CA7D507" w16cid:durableId="6DA72B63"/>
-  <w16cid:commentId w16cid:paraId="7394E64F" w16cid:durableId="1BCF5979"/>
   <w16cid:commentId w16cid:paraId="664BC104" w16cid:durableId="2DCC75D5"/>
   <w16cid:commentId w16cid:paraId="12224097" w16cid:durableId="2DCC75E0"/>
   <w16cid:commentId w16cid:paraId="54598B4F" w16cid:durableId="2DCC67D7"/>
   <w16cid:commentId w16cid:paraId="6BEA79F5" w16cid:durableId="2DCC75EC"/>
   <w16cid:commentId w16cid:paraId="1A59D916" w16cid:durableId="2DCC7C7A"/>
+  <w16cid:commentId w16cid:paraId="3CA7D507" w16cid:durableId="6DA72B63"/>
+  <w16cid:commentId w16cid:paraId="02685808" w16cid:durableId="68392DEB"/>
 </w16cid:commentsIds>
 </file>
 
 <file path=word/endnotes.xml><?xml version="1.0" encoding="utf-8"?>
-<w:endnotes xmlns:wpc="http://schemas.microsoft.com/office/word/2010/wordprocessingCanvas" xmlns:cx="http://schemas.microsoft.com/office/drawing/2014/chartex" xmlns:cx1="http://schemas.microsoft.com/office/drawing/2015/9/8/chartex" xmlns:cx2="http://schemas.microsoft.com/office/drawing/2015/10/21/chartex" xmlns:cx3="http://schemas.microsoft.com/office/drawing/2016/5/9/chartex" xmlns:cx4="http://schemas.microsoft.com/office/drawing/2016/5/10/chartex" xmlns:cx5="http://schemas.microsoft.com/office/drawing/2016/5/11/chartex" xmlns:cx6="http://schemas.microsoft.com/office/drawing/2016/5/12/chartex" xmlns:cx7="http://schemas.microsoft.com/office/drawing/2016/5/13/chartex" xmlns:cx8="http://schemas.microsoft.com/office/drawing/2016/5/14/chartex" xmlns:mc="http://schemas.openxmlformats.org/markup-compatibility/2006" xmlns:m="http://schemas.openxmlformats.org/officeDocument/2006/math" xmlns:aink="http://schemas.microsoft.com/office/drawing/2016/ink" xmlns:am3d="http://schemas.microsoft.com/office/drawing/2017/model3d" xmlns:oel="http://schemas.microsoft.com/office/2019/extlst" xmlns:r="http://schemas.openxmlformats.org/officeDocument/2006/relationships" xmlns:wp14="http://schemas.microsoft.com/office/word/2010/wordprocessingDrawing" xmlns:wp="http://schemas.openxmlformats.org/drawingml/2006/wordprocessingDrawing" xmlns:wpg="http://schemas.microsoft.com/office/word/2010/wordprocessingGroup" xmlns:wpi="http://schemas.microsoft.com/office/word/2010/wordprocessingInk" xmlns:wps="http://schemas.microsoft.com/office/word/2010/wordprocessingShape" xmlns:o="urn:schemas-microsoft-com:office:office" xmlns:v="urn:schemas-microsoft-com:vml" xmlns:w10="urn:schemas-microsoft-com:office:word" xmlns:w="http://schemas.openxmlformats.org/wordprocessingml/2006/main" xmlns:w14="http://schemas.microsoft.com/office/word/2010/wordml" xmlns:w15="http://schemas.microsoft.com/office/word/2012/wordml" xmlns:w16cex="http://schemas.microsoft.com/office/word/2018/wordml/cex" xmlns:w16cid="http://schemas.microsoft.com/office/word/2016/wordml/cid" xmlns:w16="http://schemas.microsoft.com/office/word/2018/wordml" xmlns:w16sdtdh="http://schemas.microsoft.com/office/word/2020/wordml/sdtdatahash" xmlns:w16sdtfl="http://schemas.microsoft.com/office/word/2024/wordml/sdtformatlock" xmlns:w16se="http://schemas.microsoft.com/office/word/2015/wordml/symex" xmlns:w16du="http://schemas.microsoft.com/office/word/2023/wordml/word16du" xmlns:wne="http://schemas.microsoft.com/office/word/2006/wordml" mc:Ignorable="w14 w15 w16se w16cid w16 w16cex w16sdtdh w16sdtfl w16du wp14">
+<w:endnotes xmlns:wpc="http://schemas.microsoft.com/office/word/2010/wordprocessingCanvas" xmlns:cx="http://schemas.microsoft.com/office/drawing/2014/chartex" xmlns:cx1="http://schemas.microsoft.com/office/drawing/2015/9/8/chartex" xmlns:cx2="http://schemas.microsoft.com/office/drawing/2015/10/21/chartex" xmlns:cx3="http://schemas.microsoft.com/office/drawing/2016/5/9/chartex" xmlns:cx4="http://schemas.microsoft.com/office/drawing/2016/5/10/chartex" xmlns:cx5="http://schemas.microsoft.com/office/drawing/2016/5/11/chartex" xmlns:cx6="http://schemas.microsoft.com/office/drawing/2016/5/12/chartex" xmlns:cx7="http://schemas.microsoft.com/office/drawing/2016/5/13/chartex" xmlns:cx8="http://schemas.microsoft.com/office/drawing/2016/5/14/chartex" xmlns:mc="http://schemas.openxmlformats.org/markup-compatibility/2006" xmlns:aink="http://schemas.microsoft.com/office/drawing/2016/ink" xmlns:am3d="http://schemas.microsoft.com/office/drawing/2017/model3d" xmlns:o="urn:schemas-microsoft-com:office:office" xmlns:oel="http://schemas.microsoft.com/office/2019/extlst" xmlns:r="http://schemas.openxmlformats.org/officeDocument/2006/relationships" xmlns:m="http://schemas.openxmlformats.org/officeDocument/2006/math" xmlns:v="urn:schemas-microsoft-com:vml" xmlns:wp14="http://schemas.microsoft.com/office/word/2010/wordprocessingDrawing" xmlns:wp="http://schemas.openxmlformats.org/drawingml/2006/wordprocessingDrawing" xmlns:w10="urn:schemas-microsoft-com:office:word" xmlns:w="http://schemas.openxmlformats.org/wordprocessingml/2006/main" xmlns:w14="http://schemas.microsoft.com/office/word/2010/wordml" xmlns:w15="http://schemas.microsoft.com/office/word/2012/wordml" xmlns:w16cex="http://schemas.microsoft.com/office/word/2018/wordml/cex" xmlns:w16cid="http://schemas.microsoft.com/office/word/2016/wordml/cid" xmlns:w16="http://schemas.microsoft.com/office/word/2018/wordml" xmlns:w16du="http://schemas.microsoft.com/office/word/2023/wordml/word16du" xmlns:w16sdtdh="http://schemas.microsoft.com/office/word/2020/wordml/sdtdatahash" xmlns:w16sdtfl="http://schemas.microsoft.com/office/word/2024/wordml/sdtformatlock" xmlns:w16se="http://schemas.microsoft.com/office/word/2015/wordml/symex" xmlns:wpg="http://schemas.microsoft.com/office/word/2010/wordprocessingGroup" xmlns:wpi="http://schemas.microsoft.com/office/word/2010/wordprocessingInk" xmlns:wne="http://schemas.microsoft.com/office/word/2006/wordml" xmlns:wps="http://schemas.microsoft.com/office/word/2010/wordprocessingShape" mc:Ignorable="w14 w15 w16se w16cid w16 w16cex w16sdtdh w16sdtfl w16du wp14">
   <w:endnote w:type="separator" w:id="-1">
     <w:p>
       <w:pPr>
@@ -19851,7 +19858,7 @@
 </file>
 
 <file path=word/footer1.xml><?xml version="1.0" encoding="utf-8"?>
-<w:ftr xmlns:wpc="http://schemas.microsoft.com/office/word/2010/wordprocessingCanvas" xmlns:cx="http://schemas.microsoft.com/office/drawing/2014/chartex" xmlns:cx1="http://schemas.microsoft.com/office/drawing/2015/9/8/chartex" xmlns:cx2="http://schemas.microsoft.com/office/drawing/2015/10/21/chartex" xmlns:cx3="http://schemas.microsoft.com/office/drawing/2016/5/9/chartex" xmlns:cx4="http://schemas.microsoft.com/office/drawing/2016/5/10/chartex" xmlns:cx5="http://schemas.microsoft.com/office/drawing/2016/5/11/chartex" xmlns:cx6="http://schemas.microsoft.com/office/drawing/2016/5/12/chartex" xmlns:cx7="http://schemas.microsoft.com/office/drawing/2016/5/13/chartex" xmlns:cx8="http://schemas.microsoft.com/office/drawing/2016/5/14/chartex" xmlns:mc="http://schemas.openxmlformats.org/markup-compatibility/2006" xmlns:m="http://schemas.openxmlformats.org/officeDocument/2006/math" xmlns:aink="http://schemas.microsoft.com/office/drawing/2016/ink" xmlns:am3d="http://schemas.microsoft.com/office/drawing/2017/model3d" xmlns:oel="http://schemas.microsoft.com/office/2019/extlst" xmlns:r="http://schemas.openxmlformats.org/officeDocument/2006/relationships" xmlns:wp14="http://schemas.microsoft.com/office/word/2010/wordprocessingDrawing" xmlns:wp="http://schemas.openxmlformats.org/drawingml/2006/wordprocessingDrawing" xmlns:wpg="http://schemas.microsoft.com/office/word/2010/wordprocessingGroup" xmlns:wpi="http://schemas.microsoft.com/office/word/2010/wordprocessingInk" xmlns:wps="http://schemas.microsoft.com/office/word/2010/wordprocessingShape" xmlns:o="urn:schemas-microsoft-com:office:office" xmlns:v="urn:schemas-microsoft-com:vml" xmlns:w10="urn:schemas-microsoft-com:office:word" xmlns:w="http://schemas.openxmlformats.org/wordprocessingml/2006/main" xmlns:w14="http://schemas.microsoft.com/office/word/2010/wordml" xmlns:w15="http://schemas.microsoft.com/office/word/2012/wordml" xmlns:w16cex="http://schemas.microsoft.com/office/word/2018/wordml/cex" xmlns:w16cid="http://schemas.microsoft.com/office/word/2016/wordml/cid" xmlns:w16="http://schemas.microsoft.com/office/word/2018/wordml" xmlns:w16sdtdh="http://schemas.microsoft.com/office/word/2020/wordml/sdtdatahash" xmlns:w16sdtfl="http://schemas.microsoft.com/office/word/2024/wordml/sdtformatlock" xmlns:w16se="http://schemas.microsoft.com/office/word/2015/wordml/symex" xmlns:w16du="http://schemas.microsoft.com/office/word/2023/wordml/word16du" xmlns:wne="http://schemas.microsoft.com/office/word/2006/wordml" mc:Ignorable="w14 w15 w16se w16cid w16 w16cex w16sdtdh w16sdtfl w16du wp14">
+<w:ftr xmlns:wpc="http://schemas.microsoft.com/office/word/2010/wordprocessingCanvas" xmlns:cx="http://schemas.microsoft.com/office/drawing/2014/chartex" xmlns:cx1="http://schemas.microsoft.com/office/drawing/2015/9/8/chartex" xmlns:cx2="http://schemas.microsoft.com/office/drawing/2015/10/21/chartex" xmlns:cx3="http://schemas.microsoft.com/office/drawing/2016/5/9/chartex" xmlns:cx4="http://schemas.microsoft.com/office/drawing/2016/5/10/chartex" xmlns:cx5="http://schemas.microsoft.com/office/drawing/2016/5/11/chartex" xmlns:cx6="http://schemas.microsoft.com/office/drawing/2016/5/12/chartex" xmlns:cx7="http://schemas.microsoft.com/office/drawing/2016/5/13/chartex" xmlns:cx8="http://schemas.microsoft.com/office/drawing/2016/5/14/chartex" xmlns:mc="http://schemas.openxmlformats.org/markup-compatibility/2006" xmlns:aink="http://schemas.microsoft.com/office/drawing/2016/ink" xmlns:am3d="http://schemas.microsoft.com/office/drawing/2017/model3d" xmlns:o="urn:schemas-microsoft-com:office:office" xmlns:oel="http://schemas.microsoft.com/office/2019/extlst" xmlns:r="http://schemas.openxmlformats.org/officeDocument/2006/relationships" xmlns:m="http://schemas.openxmlformats.org/officeDocument/2006/math" xmlns:v="urn:schemas-microsoft-com:vml" xmlns:wp14="http://schemas.microsoft.com/office/word/2010/wordprocessingDrawing" xmlns:wp="http://schemas.openxmlformats.org/drawingml/2006/wordprocessingDrawing" xmlns:w10="urn:schemas-microsoft-com:office:word" xmlns:w="http://schemas.openxmlformats.org/wordprocessingml/2006/main" xmlns:w14="http://schemas.microsoft.com/office/word/2010/wordml" xmlns:w15="http://schemas.microsoft.com/office/word/2012/wordml" xmlns:w16cex="http://schemas.microsoft.com/office/word/2018/wordml/cex" xmlns:w16cid="http://schemas.microsoft.com/office/word/2016/wordml/cid" xmlns:w16="http://schemas.microsoft.com/office/word/2018/wordml" xmlns:w16du="http://schemas.microsoft.com/office/word/2023/wordml/word16du" xmlns:w16sdtdh="http://schemas.microsoft.com/office/word/2020/wordml/sdtdatahash" xmlns:w16sdtfl="http://schemas.microsoft.com/office/word/2024/wordml/sdtformatlock" xmlns:w16se="http://schemas.microsoft.com/office/word/2015/wordml/symex" xmlns:wpg="http://schemas.microsoft.com/office/word/2010/wordprocessingGroup" xmlns:wpi="http://schemas.microsoft.com/office/word/2010/wordprocessingInk" xmlns:wne="http://schemas.microsoft.com/office/word/2006/wordml" xmlns:wps="http://schemas.microsoft.com/office/word/2010/wordprocessingShape" mc:Ignorable="w14 w15 w16se w16cid w16 w16cex w16sdtdh w16sdtfl w16du wp14">
   <w:p>
     <w:pPr>
       <w:pStyle w:val="Piedepgina"/>
@@ -19861,7 +19868,7 @@
 </file>
 
 <file path=word/footer2.xml><?xml version="1.0" encoding="utf-8"?>
-<w:ftr xmlns:wpc="http://schemas.microsoft.com/office/word/2010/wordprocessingCanvas" xmlns:cx="http://schemas.microsoft.com/office/drawing/2014/chartex" xmlns:cx1="http://schemas.microsoft.com/office/drawing/2015/9/8/chartex" xmlns:cx2="http://schemas.microsoft.com/office/drawing/2015/10/21/chartex" xmlns:cx3="http://schemas.microsoft.com/office/drawing/2016/5/9/chartex" xmlns:cx4="http://schemas.microsoft.com/office/drawing/2016/5/10/chartex" xmlns:cx5="http://schemas.microsoft.com/office/drawing/2016/5/11/chartex" xmlns:cx6="http://schemas.microsoft.com/office/drawing/2016/5/12/chartex" xmlns:cx7="http://schemas.microsoft.com/office/drawing/2016/5/13/chartex" xmlns:cx8="http://schemas.microsoft.com/office/drawing/2016/5/14/chartex" xmlns:mc="http://schemas.openxmlformats.org/markup-compatibility/2006" xmlns:m="http://schemas.openxmlformats.org/officeDocument/2006/math" xmlns:aink="http://schemas.microsoft.com/office/drawing/2016/ink" xmlns:am3d="http://schemas.microsoft.com/office/drawing/2017/model3d" xmlns:oel="http://schemas.microsoft.com/office/2019/extlst" xmlns:r="http://schemas.openxmlformats.org/officeDocument/2006/relationships" xmlns:wp14="http://schemas.microsoft.com/office/word/2010/wordprocessingDrawing" xmlns:wp="http://schemas.openxmlformats.org/drawingml/2006/wordprocessingDrawing" xmlns:wpg="http://schemas.microsoft.com/office/word/2010/wordprocessingGroup" xmlns:wpi="http://schemas.microsoft.com/office/word/2010/wordprocessingInk" xmlns:wps="http://schemas.microsoft.com/office/word/2010/wordprocessingShape" xmlns:o="urn:schemas-microsoft-com:office:office" xmlns:v="urn:schemas-microsoft-com:vml" xmlns:w10="urn:schemas-microsoft-com:office:word" xmlns:w="http://schemas.openxmlformats.org/wordprocessingml/2006/main" xmlns:w14="http://schemas.microsoft.com/office/word/2010/wordml" xmlns:w15="http://schemas.microsoft.com/office/word/2012/wordml" xmlns:w16cex="http://schemas.microsoft.com/office/word/2018/wordml/cex" xmlns:w16cid="http://schemas.microsoft.com/office/word/2016/wordml/cid" xmlns:w16="http://schemas.microsoft.com/office/word/2018/wordml" xmlns:w16sdtdh="http://schemas.microsoft.com/office/word/2020/wordml/sdtdatahash" xmlns:w16sdtfl="http://schemas.microsoft.com/office/word/2024/wordml/sdtformatlock" xmlns:w16se="http://schemas.microsoft.com/office/word/2015/wordml/symex" xmlns:w16du="http://schemas.microsoft.com/office/word/2023/wordml/word16du" xmlns:wne="http://schemas.microsoft.com/office/word/2006/wordml" mc:Ignorable="w14 w15 w16se w16cid w16 w16cex w16sdtdh w16sdtfl w16du wp14">
+<w:ftr xmlns:wpc="http://schemas.microsoft.com/office/word/2010/wordprocessingCanvas" xmlns:cx="http://schemas.microsoft.com/office/drawing/2014/chartex" xmlns:cx1="http://schemas.microsoft.com/office/drawing/2015/9/8/chartex" xmlns:cx2="http://schemas.microsoft.com/office/drawing/2015/10/21/chartex" xmlns:cx3="http://schemas.microsoft.com/office/drawing/2016/5/9/chartex" xmlns:cx4="http://schemas.microsoft.com/office/drawing/2016/5/10/chartex" xmlns:cx5="http://schemas.microsoft.com/office/drawing/2016/5/11/chartex" xmlns:cx6="http://schemas.microsoft.com/office/drawing/2016/5/12/chartex" xmlns:cx7="http://schemas.microsoft.com/office/drawing/2016/5/13/chartex" xmlns:cx8="http://schemas.microsoft.com/office/drawing/2016/5/14/chartex" xmlns:mc="http://schemas.openxmlformats.org/markup-compatibility/2006" xmlns:aink="http://schemas.microsoft.com/office/drawing/2016/ink" xmlns:am3d="http://schemas.microsoft.com/office/drawing/2017/model3d" xmlns:o="urn:schemas-microsoft-com:office:office" xmlns:oel="http://schemas.microsoft.com/office/2019/extlst" xmlns:r="http://schemas.openxmlformats.org/officeDocument/2006/relationships" xmlns:m="http://schemas.openxmlformats.org/officeDocument/2006/math" xmlns:v="urn:schemas-microsoft-com:vml" xmlns:wp14="http://schemas.microsoft.com/office/word/2010/wordprocessingDrawing" xmlns:wp="http://schemas.openxmlformats.org/drawingml/2006/wordprocessingDrawing" xmlns:w10="urn:schemas-microsoft-com:office:word" xmlns:w="http://schemas.openxmlformats.org/wordprocessingml/2006/main" xmlns:w14="http://schemas.microsoft.com/office/word/2010/wordml" xmlns:w15="http://schemas.microsoft.com/office/word/2012/wordml" xmlns:w16cex="http://schemas.microsoft.com/office/word/2018/wordml/cex" xmlns:w16cid="http://schemas.microsoft.com/office/word/2016/wordml/cid" xmlns:w16="http://schemas.microsoft.com/office/word/2018/wordml" xmlns:w16du="http://schemas.microsoft.com/office/word/2023/wordml/word16du" xmlns:w16sdtdh="http://schemas.microsoft.com/office/word/2020/wordml/sdtdatahash" xmlns:w16sdtfl="http://schemas.microsoft.com/office/word/2024/wordml/sdtformatlock" xmlns:w16se="http://schemas.microsoft.com/office/word/2015/wordml/symex" xmlns:wpg="http://schemas.microsoft.com/office/word/2010/wordprocessingGroup" xmlns:wpi="http://schemas.microsoft.com/office/word/2010/wordprocessingInk" xmlns:wne="http://schemas.microsoft.com/office/word/2006/wordml" xmlns:wps="http://schemas.microsoft.com/office/word/2010/wordprocessingShape" mc:Ignorable="w14 w15 w16se w16cid w16 w16cex w16sdtdh w16sdtfl w16du wp14">
   <w:p>
     <w:pPr>
       <w:pBdr>
@@ -19892,7 +19899,7 @@
       <w:ind w:left="-2" w:hanging="2"/>
       <w:jc w:val="right"/>
       <w:rPr>
-        <w:rFonts w:ascii="Times New Roman" w:eastAsia="Times New Roman" w:hAnsi="Times New Roman" w:cs="Times New Roman"/>
+        <w:rFonts w:ascii="Times New Roman" w:hAnsi="Times New Roman" w:eastAsia="Times New Roman" w:cs="Times New Roman"/>
         <w:sz w:val="24"/>
         <w:szCs w:val="24"/>
       </w:rPr>
@@ -19902,7 +19909,7 @@
     <w:pPr>
       <w:spacing w:line="240" w:lineRule="auto"/>
       <w:rPr>
-        <w:rFonts w:ascii="Times New Roman" w:eastAsia="Times New Roman" w:hAnsi="Times New Roman" w:cs="Times New Roman"/>
+        <w:rFonts w:ascii="Times New Roman" w:hAnsi="Times New Roman" w:eastAsia="Times New Roman" w:cs="Times New Roman"/>
         <w:sz w:val="24"/>
         <w:szCs w:val="24"/>
       </w:rPr>
@@ -19960,7 +19967,7 @@
 </file>
 
 <file path=word/footer3.xml><?xml version="1.0" encoding="utf-8"?>
-<w:ftr xmlns:wpc="http://schemas.microsoft.com/office/word/2010/wordprocessingCanvas" xmlns:cx="http://schemas.microsoft.com/office/drawing/2014/chartex" xmlns:cx1="http://schemas.microsoft.com/office/drawing/2015/9/8/chartex" xmlns:cx2="http://schemas.microsoft.com/office/drawing/2015/10/21/chartex" xmlns:cx3="http://schemas.microsoft.com/office/drawing/2016/5/9/chartex" xmlns:cx4="http://schemas.microsoft.com/office/drawing/2016/5/10/chartex" xmlns:cx5="http://schemas.microsoft.com/office/drawing/2016/5/11/chartex" xmlns:cx6="http://schemas.microsoft.com/office/drawing/2016/5/12/chartex" xmlns:cx7="http://schemas.microsoft.com/office/drawing/2016/5/13/chartex" xmlns:cx8="http://schemas.microsoft.com/office/drawing/2016/5/14/chartex" xmlns:mc="http://schemas.openxmlformats.org/markup-compatibility/2006" xmlns:m="http://schemas.openxmlformats.org/officeDocument/2006/math" xmlns:aink="http://schemas.microsoft.com/office/drawing/2016/ink" xmlns:am3d="http://schemas.microsoft.com/office/drawing/2017/model3d" xmlns:oel="http://schemas.microsoft.com/office/2019/extlst" xmlns:r="http://schemas.openxmlformats.org/officeDocument/2006/relationships" xmlns:wp14="http://schemas.microsoft.com/office/word/2010/wordprocessingDrawing" xmlns:wp="http://schemas.openxmlformats.org/drawingml/2006/wordprocessingDrawing" xmlns:wpg="http://schemas.microsoft.com/office/word/2010/wordprocessingGroup" xmlns:wpi="http://schemas.microsoft.com/office/word/2010/wordprocessingInk" xmlns:wps="http://schemas.microsoft.com/office/word/2010/wordprocessingShape" xmlns:o="urn:schemas-microsoft-com:office:office" xmlns:v="urn:schemas-microsoft-com:vml" xmlns:w10="urn:schemas-microsoft-com:office:word" xmlns:w="http://schemas.openxmlformats.org/wordprocessingml/2006/main" xmlns:w14="http://schemas.microsoft.com/office/word/2010/wordml" xmlns:w15="http://schemas.microsoft.com/office/word/2012/wordml" xmlns:w16cex="http://schemas.microsoft.com/office/word/2018/wordml/cex" xmlns:w16cid="http://schemas.microsoft.com/office/word/2016/wordml/cid" xmlns:w16="http://schemas.microsoft.com/office/word/2018/wordml" xmlns:w16sdtdh="http://schemas.microsoft.com/office/word/2020/wordml/sdtdatahash" xmlns:w16sdtfl="http://schemas.microsoft.com/office/word/2024/wordml/sdtformatlock" xmlns:w16se="http://schemas.microsoft.com/office/word/2015/wordml/symex" xmlns:w16du="http://schemas.microsoft.com/office/word/2023/wordml/word16du" xmlns:wne="http://schemas.microsoft.com/office/word/2006/wordml" mc:Ignorable="w14 w15 w16se w16cid w16 w16cex w16sdtdh w16sdtfl w16du wp14">
+<w:ftr xmlns:wpc="http://schemas.microsoft.com/office/word/2010/wordprocessingCanvas" xmlns:cx="http://schemas.microsoft.com/office/drawing/2014/chartex" xmlns:cx1="http://schemas.microsoft.com/office/drawing/2015/9/8/chartex" xmlns:cx2="http://schemas.microsoft.com/office/drawing/2015/10/21/chartex" xmlns:cx3="http://schemas.microsoft.com/office/drawing/2016/5/9/chartex" xmlns:cx4="http://schemas.microsoft.com/office/drawing/2016/5/10/chartex" xmlns:cx5="http://schemas.microsoft.com/office/drawing/2016/5/11/chartex" xmlns:cx6="http://schemas.microsoft.com/office/drawing/2016/5/12/chartex" xmlns:cx7="http://schemas.microsoft.com/office/drawing/2016/5/13/chartex" xmlns:cx8="http://schemas.microsoft.com/office/drawing/2016/5/14/chartex" xmlns:mc="http://schemas.openxmlformats.org/markup-compatibility/2006" xmlns:aink="http://schemas.microsoft.com/office/drawing/2016/ink" xmlns:am3d="http://schemas.microsoft.com/office/drawing/2017/model3d" xmlns:o="urn:schemas-microsoft-com:office:office" xmlns:oel="http://schemas.microsoft.com/office/2019/extlst" xmlns:r="http://schemas.openxmlformats.org/officeDocument/2006/relationships" xmlns:m="http://schemas.openxmlformats.org/officeDocument/2006/math" xmlns:v="urn:schemas-microsoft-com:vml" xmlns:wp14="http://schemas.microsoft.com/office/word/2010/wordprocessingDrawing" xmlns:wp="http://schemas.openxmlformats.org/drawingml/2006/wordprocessingDrawing" xmlns:w10="urn:schemas-microsoft-com:office:word" xmlns:w="http://schemas.openxmlformats.org/wordprocessingml/2006/main" xmlns:w14="http://schemas.microsoft.com/office/word/2010/wordml" xmlns:w15="http://schemas.microsoft.com/office/word/2012/wordml" xmlns:w16cex="http://schemas.microsoft.com/office/word/2018/wordml/cex" xmlns:w16cid="http://schemas.microsoft.com/office/word/2016/wordml/cid" xmlns:w16="http://schemas.microsoft.com/office/word/2018/wordml" xmlns:w16du="http://schemas.microsoft.com/office/word/2023/wordml/word16du" xmlns:w16sdtdh="http://schemas.microsoft.com/office/word/2020/wordml/sdtdatahash" xmlns:w16sdtfl="http://schemas.microsoft.com/office/word/2024/wordml/sdtformatlock" xmlns:w16se="http://schemas.microsoft.com/office/word/2015/wordml/symex" xmlns:wpg="http://schemas.microsoft.com/office/word/2010/wordprocessingGroup" xmlns:wpi="http://schemas.microsoft.com/office/word/2010/wordprocessingInk" xmlns:wne="http://schemas.microsoft.com/office/word/2006/wordml" xmlns:wps="http://schemas.microsoft.com/office/word/2010/wordprocessingShape" mc:Ignorable="w14 w15 w16se w16cid w16 w16cex w16sdtdh w16sdtfl w16du wp14">
   <w:p>
     <w:pPr>
       <w:pStyle w:val="Piedepgina"/>
@@ -19970,7 +19977,7 @@
 </file>
 
 <file path=word/footnotes.xml><?xml version="1.0" encoding="utf-8"?>
-<w:footnotes xmlns:wpc="http://schemas.microsoft.com/office/word/2010/wordprocessingCanvas" xmlns:cx="http://schemas.microsoft.com/office/drawing/2014/chartex" xmlns:cx1="http://schemas.microsoft.com/office/drawing/2015/9/8/chartex" xmlns:cx2="http://schemas.microsoft.com/office/drawing/2015/10/21/chartex" xmlns:cx3="http://schemas.microsoft.com/office/drawing/2016/5/9/chartex" xmlns:cx4="http://schemas.microsoft.com/office/drawing/2016/5/10/chartex" xmlns:cx5="http://schemas.microsoft.com/office/drawing/2016/5/11/chartex" xmlns:cx6="http://schemas.microsoft.com/office/drawing/2016/5/12/chartex" xmlns:cx7="http://schemas.microsoft.com/office/drawing/2016/5/13/chartex" xmlns:cx8="http://schemas.microsoft.com/office/drawing/2016/5/14/chartex" xmlns:mc="http://schemas.openxmlformats.org/markup-compatibility/2006" xmlns:m="http://schemas.openxmlformats.org/officeDocument/2006/math" xmlns:aink="http://schemas.microsoft.com/office/drawing/2016/ink" xmlns:am3d="http://schemas.microsoft.com/office/drawing/2017/model3d" xmlns:oel="http://schemas.microsoft.com/office/2019/extlst" xmlns:r="http://schemas.openxmlformats.org/officeDocument/2006/relationships" xmlns:wp14="http://schemas.microsoft.com/office/word/2010/wordprocessingDrawing" xmlns:wp="http://schemas.openxmlformats.org/drawingml/2006/wordprocessingDrawing" xmlns:wpg="http://schemas.microsoft.com/office/word/2010/wordprocessingGroup" xmlns:wpi="http://schemas.microsoft.com/office/word/2010/wordprocessingInk" xmlns:wps="http://schemas.microsoft.com/office/word/2010/wordprocessingShape" xmlns:o="urn:schemas-microsoft-com:office:office" xmlns:v="urn:schemas-microsoft-com:vml" xmlns:w10="urn:schemas-microsoft-com:office:word" xmlns:w="http://schemas.openxmlformats.org/wordprocessingml/2006/main" xmlns:w14="http://schemas.microsoft.com/office/word/2010/wordml" xmlns:w15="http://schemas.microsoft.com/office/word/2012/wordml" xmlns:w16cex="http://schemas.microsoft.com/office/word/2018/wordml/cex" xmlns:w16cid="http://schemas.microsoft.com/office/word/2016/wordml/cid" xmlns:w16="http://schemas.microsoft.com/office/word/2018/wordml" xmlns:w16sdtdh="http://schemas.microsoft.com/office/word/2020/wordml/sdtdatahash" xmlns:w16sdtfl="http://schemas.microsoft.com/office/word/2024/wordml/sdtformatlock" xmlns:w16se="http://schemas.microsoft.com/office/word/2015/wordml/symex" xmlns:w16du="http://schemas.microsoft.com/office/word/2023/wordml/word16du" xmlns:wne="http://schemas.microsoft.com/office/word/2006/wordml" mc:Ignorable="w14 w15 w16se w16cid w16 w16cex w16sdtdh w16sdtfl w16du wp14">
+<w:footnotes xmlns:wpc="http://schemas.microsoft.com/office/word/2010/wordprocessingCanvas" xmlns:cx="http://schemas.microsoft.com/office/drawing/2014/chartex" xmlns:cx1="http://schemas.microsoft.com/office/drawing/2015/9/8/chartex" xmlns:cx2="http://schemas.microsoft.com/office/drawing/2015/10/21/chartex" xmlns:cx3="http://schemas.microsoft.com/office/drawing/2016/5/9/chartex" xmlns:cx4="http://schemas.microsoft.com/office/drawing/2016/5/10/chartex" xmlns:cx5="http://schemas.microsoft.com/office/drawing/2016/5/11/chartex" xmlns:cx6="http://schemas.microsoft.com/office/drawing/2016/5/12/chartex" xmlns:cx7="http://schemas.microsoft.com/office/drawing/2016/5/13/chartex" xmlns:cx8="http://schemas.microsoft.com/office/drawing/2016/5/14/chartex" xmlns:mc="http://schemas.openxmlformats.org/markup-compatibility/2006" xmlns:aink="http://schemas.microsoft.com/office/drawing/2016/ink" xmlns:am3d="http://schemas.microsoft.com/office/drawing/2017/model3d" xmlns:o="urn:schemas-microsoft-com:office:office" xmlns:oel="http://schemas.microsoft.com/office/2019/extlst" xmlns:r="http://schemas.openxmlformats.org/officeDocument/2006/relationships" xmlns:m="http://schemas.openxmlformats.org/officeDocument/2006/math" xmlns:v="urn:schemas-microsoft-com:vml" xmlns:wp14="http://schemas.microsoft.com/office/word/2010/wordprocessingDrawing" xmlns:wp="http://schemas.openxmlformats.org/drawingml/2006/wordprocessingDrawing" xmlns:w10="urn:schemas-microsoft-com:office:word" xmlns:w="http://schemas.openxmlformats.org/wordprocessingml/2006/main" xmlns:w14="http://schemas.microsoft.com/office/word/2010/wordml" xmlns:w15="http://schemas.microsoft.com/office/word/2012/wordml" xmlns:w16cex="http://schemas.microsoft.com/office/word/2018/wordml/cex" xmlns:w16cid="http://schemas.microsoft.com/office/word/2016/wordml/cid" xmlns:w16="http://schemas.microsoft.com/office/word/2018/wordml" xmlns:w16du="http://schemas.microsoft.com/office/word/2023/wordml/word16du" xmlns:w16sdtdh="http://schemas.microsoft.com/office/word/2020/wordml/sdtdatahash" xmlns:w16sdtfl="http://schemas.microsoft.com/office/word/2024/wordml/sdtformatlock" xmlns:w16se="http://schemas.microsoft.com/office/word/2015/wordml/symex" xmlns:wpg="http://schemas.microsoft.com/office/word/2010/wordprocessingGroup" xmlns:wpi="http://schemas.microsoft.com/office/word/2010/wordprocessingInk" xmlns:wne="http://schemas.microsoft.com/office/word/2006/wordml" xmlns:wps="http://schemas.microsoft.com/office/word/2010/wordprocessingShape" mc:Ignorable="w14 w15 w16se w16cid w16 w16cex w16sdtdh w16sdtfl w16du wp14">
   <w:footnote w:type="separator" w:id="-1">
     <w:p>
       <w:pPr>
@@ -19995,7 +20002,7 @@
 </file>
 
 <file path=word/header1.xml><?xml version="1.0" encoding="utf-8"?>
-<w:hdr xmlns:wpc="http://schemas.microsoft.com/office/word/2010/wordprocessingCanvas" xmlns:cx="http://schemas.microsoft.com/office/drawing/2014/chartex" xmlns:cx1="http://schemas.microsoft.com/office/drawing/2015/9/8/chartex" xmlns:cx2="http://schemas.microsoft.com/office/drawing/2015/10/21/chartex" xmlns:cx3="http://schemas.microsoft.com/office/drawing/2016/5/9/chartex" xmlns:cx4="http://schemas.microsoft.com/office/drawing/2016/5/10/chartex" xmlns:cx5="http://schemas.microsoft.com/office/drawing/2016/5/11/chartex" xmlns:cx6="http://schemas.microsoft.com/office/drawing/2016/5/12/chartex" xmlns:cx7="http://schemas.microsoft.com/office/drawing/2016/5/13/chartex" xmlns:cx8="http://schemas.microsoft.com/office/drawing/2016/5/14/chartex" xmlns:mc="http://schemas.openxmlformats.org/markup-compatibility/2006" xmlns:m="http://schemas.openxmlformats.org/officeDocument/2006/math" xmlns:aink="http://schemas.microsoft.com/office/drawing/2016/ink" xmlns:am3d="http://schemas.microsoft.com/office/drawing/2017/model3d" xmlns:oel="http://schemas.microsoft.com/office/2019/extlst" xmlns:r="http://schemas.openxmlformats.org/officeDocument/2006/relationships" xmlns:wp14="http://schemas.microsoft.com/office/word/2010/wordprocessingDrawing" xmlns:wp="http://schemas.openxmlformats.org/drawingml/2006/wordprocessingDrawing" xmlns:wpg="http://schemas.microsoft.com/office/word/2010/wordprocessingGroup" xmlns:wpi="http://schemas.microsoft.com/office/word/2010/wordprocessingInk" xmlns:wps="http://schemas.microsoft.com/office/word/2010/wordprocessingShape" xmlns:o="urn:schemas-microsoft-com:office:office" xmlns:v="urn:schemas-microsoft-com:vml" xmlns:w10="urn:schemas-microsoft-com:office:word" xmlns:w="http://schemas.openxmlformats.org/wordprocessingml/2006/main" xmlns:w14="http://schemas.microsoft.com/office/word/2010/wordml" xmlns:w15="http://schemas.microsoft.com/office/word/2012/wordml" xmlns:w16cex="http://schemas.microsoft.com/office/word/2018/wordml/cex" xmlns:w16cid="http://schemas.microsoft.com/office/word/2016/wordml/cid" xmlns:w16="http://schemas.microsoft.com/office/word/2018/wordml" xmlns:w16sdtdh="http://schemas.microsoft.com/office/word/2020/wordml/sdtdatahash" xmlns:w16sdtfl="http://schemas.microsoft.com/office/word/2024/wordml/sdtformatlock" xmlns:w16se="http://schemas.microsoft.com/office/word/2015/wordml/symex" xmlns:w16du="http://schemas.microsoft.com/office/word/2023/wordml/word16du" xmlns:wne="http://schemas.microsoft.com/office/word/2006/wordml" mc:Ignorable="w14 w15 w16se w16cid w16 w16cex w16sdtdh w16sdtfl w16du wp14">
+<w:hdr xmlns:wpc="http://schemas.microsoft.com/office/word/2010/wordprocessingCanvas" xmlns:cx="http://schemas.microsoft.com/office/drawing/2014/chartex" xmlns:cx1="http://schemas.microsoft.com/office/drawing/2015/9/8/chartex" xmlns:cx2="http://schemas.microsoft.com/office/drawing/2015/10/21/chartex" xmlns:cx3="http://schemas.microsoft.com/office/drawing/2016/5/9/chartex" xmlns:cx4="http://schemas.microsoft.com/office/drawing/2016/5/10/chartex" xmlns:cx5="http://schemas.microsoft.com/office/drawing/2016/5/11/chartex" xmlns:cx6="http://schemas.microsoft.com/office/drawing/2016/5/12/chartex" xmlns:cx7="http://schemas.microsoft.com/office/drawing/2016/5/13/chartex" xmlns:cx8="http://schemas.microsoft.com/office/drawing/2016/5/14/chartex" xmlns:mc="http://schemas.openxmlformats.org/markup-compatibility/2006" xmlns:aink="http://schemas.microsoft.com/office/drawing/2016/ink" xmlns:am3d="http://schemas.microsoft.com/office/drawing/2017/model3d" xmlns:o="urn:schemas-microsoft-com:office:office" xmlns:oel="http://schemas.microsoft.com/office/2019/extlst" xmlns:r="http://schemas.openxmlformats.org/officeDocument/2006/relationships" xmlns:m="http://schemas.openxmlformats.org/officeDocument/2006/math" xmlns:v="urn:schemas-microsoft-com:vml" xmlns:wp14="http://schemas.microsoft.com/office/word/2010/wordprocessingDrawing" xmlns:wp="http://schemas.openxmlformats.org/drawingml/2006/wordprocessingDrawing" xmlns:w10="urn:schemas-microsoft-com:office:word" xmlns:w="http://schemas.openxmlformats.org/wordprocessingml/2006/main" xmlns:w14="http://schemas.microsoft.com/office/word/2010/wordml" xmlns:w15="http://schemas.microsoft.com/office/word/2012/wordml" xmlns:w16cex="http://schemas.microsoft.com/office/word/2018/wordml/cex" xmlns:w16cid="http://schemas.microsoft.com/office/word/2016/wordml/cid" xmlns:w16="http://schemas.microsoft.com/office/word/2018/wordml" xmlns:w16du="http://schemas.microsoft.com/office/word/2023/wordml/word16du" xmlns:w16sdtdh="http://schemas.microsoft.com/office/word/2020/wordml/sdtdatahash" xmlns:w16sdtfl="http://schemas.microsoft.com/office/word/2024/wordml/sdtformatlock" xmlns:w16se="http://schemas.microsoft.com/office/word/2015/wordml/symex" xmlns:wpg="http://schemas.microsoft.com/office/word/2010/wordprocessingGroup" xmlns:wpi="http://schemas.microsoft.com/office/word/2010/wordprocessingInk" xmlns:wne="http://schemas.microsoft.com/office/word/2006/wordml" xmlns:wps="http://schemas.microsoft.com/office/word/2010/wordprocessingShape" mc:Ignorable="w14 w15 w16se w16cid w16 w16cex w16sdtdh w16sdtfl w16du wp14">
   <w:p>
     <w:pPr>
       <w:pStyle w:val="Encabezado"/>
@@ -20005,7 +20012,7 @@
 </file>
 
 <file path=word/header2.xml><?xml version="1.0" encoding="utf-8"?>
-<w:hdr xmlns:wpc="http://schemas.microsoft.com/office/word/2010/wordprocessingCanvas" xmlns:cx="http://schemas.microsoft.com/office/drawing/2014/chartex" xmlns:cx1="http://schemas.microsoft.com/office/drawing/2015/9/8/chartex" xmlns:cx2="http://schemas.microsoft.com/office/drawing/2015/10/21/chartex" xmlns:cx3="http://schemas.microsoft.com/office/drawing/2016/5/9/chartex" xmlns:cx4="http://schemas.microsoft.com/office/drawing/2016/5/10/chartex" xmlns:cx5="http://schemas.microsoft.com/office/drawing/2016/5/11/chartex" xmlns:cx6="http://schemas.microsoft.com/office/drawing/2016/5/12/chartex" xmlns:cx7="http://schemas.microsoft.com/office/drawing/2016/5/13/chartex" xmlns:cx8="http://schemas.microsoft.com/office/drawing/2016/5/14/chartex" xmlns:mc="http://schemas.openxmlformats.org/markup-compatibility/2006" xmlns:m="http://schemas.openxmlformats.org/officeDocument/2006/math" xmlns:aink="http://schemas.microsoft.com/office/drawing/2016/ink" xmlns:am3d="http://schemas.microsoft.com/office/drawing/2017/model3d" xmlns:oel="http://schemas.microsoft.com/office/2019/extlst" xmlns:r="http://schemas.openxmlformats.org/officeDocument/2006/relationships" xmlns:wp14="http://schemas.microsoft.com/office/word/2010/wordprocessingDrawing" xmlns:wp="http://schemas.openxmlformats.org/drawingml/2006/wordprocessingDrawing" xmlns:wpg="http://schemas.microsoft.com/office/word/2010/wordprocessingGroup" xmlns:wpi="http://schemas.microsoft.com/office/word/2010/wordprocessingInk" xmlns:wps="http://schemas.microsoft.com/office/word/2010/wordprocessingShape" xmlns:o="urn:schemas-microsoft-com:office:office" xmlns:v="urn:schemas-microsoft-com:vml" xmlns:w10="urn:schemas-microsoft-com:office:word" xmlns:w="http://schemas.openxmlformats.org/wordprocessingml/2006/main" xmlns:w14="http://schemas.microsoft.com/office/word/2010/wordml" xmlns:w15="http://schemas.microsoft.com/office/word/2012/wordml" xmlns:w16cex="http://schemas.microsoft.com/office/word/2018/wordml/cex" xmlns:w16cid="http://schemas.microsoft.com/office/word/2016/wordml/cid" xmlns:w16="http://schemas.microsoft.com/office/word/2018/wordml" xmlns:w16sdtdh="http://schemas.microsoft.com/office/word/2020/wordml/sdtdatahash" xmlns:w16sdtfl="http://schemas.microsoft.com/office/word/2024/wordml/sdtformatlock" xmlns:w16se="http://schemas.microsoft.com/office/word/2015/wordml/symex" xmlns:w16du="http://schemas.microsoft.com/office/word/2023/wordml/word16du" xmlns:wne="http://schemas.microsoft.com/office/word/2006/wordml" mc:Ignorable="w14 w15 w16se w16cid w16 w16cex w16sdtdh w16sdtfl w16du wp14">
+<w:hdr xmlns:wpc="http://schemas.microsoft.com/office/word/2010/wordprocessingCanvas" xmlns:cx="http://schemas.microsoft.com/office/drawing/2014/chartex" xmlns:cx1="http://schemas.microsoft.com/office/drawing/2015/9/8/chartex" xmlns:cx2="http://schemas.microsoft.com/office/drawing/2015/10/21/chartex" xmlns:cx3="http://schemas.microsoft.com/office/drawing/2016/5/9/chartex" xmlns:cx4="http://schemas.microsoft.com/office/drawing/2016/5/10/chartex" xmlns:cx5="http://schemas.microsoft.com/office/drawing/2016/5/11/chartex" xmlns:cx6="http://schemas.microsoft.com/office/drawing/2016/5/12/chartex" xmlns:cx7="http://schemas.microsoft.com/office/drawing/2016/5/13/chartex" xmlns:cx8="http://schemas.microsoft.com/office/drawing/2016/5/14/chartex" xmlns:mc="http://schemas.openxmlformats.org/markup-compatibility/2006" xmlns:aink="http://schemas.microsoft.com/office/drawing/2016/ink" xmlns:am3d="http://schemas.microsoft.com/office/drawing/2017/model3d" xmlns:o="urn:schemas-microsoft-com:office:office" xmlns:oel="http://schemas.microsoft.com/office/2019/extlst" xmlns:r="http://schemas.openxmlformats.org/officeDocument/2006/relationships" xmlns:m="http://schemas.openxmlformats.org/officeDocument/2006/math" xmlns:v="urn:schemas-microsoft-com:vml" xmlns:wp14="http://schemas.microsoft.com/office/word/2010/wordprocessingDrawing" xmlns:wp="http://schemas.openxmlformats.org/drawingml/2006/wordprocessingDrawing" xmlns:w10="urn:schemas-microsoft-com:office:word" xmlns:w="http://schemas.openxmlformats.org/wordprocessingml/2006/main" xmlns:w14="http://schemas.microsoft.com/office/word/2010/wordml" xmlns:w15="http://schemas.microsoft.com/office/word/2012/wordml" xmlns:w16cex="http://schemas.microsoft.com/office/word/2018/wordml/cex" xmlns:w16cid="http://schemas.microsoft.com/office/word/2016/wordml/cid" xmlns:w16="http://schemas.microsoft.com/office/word/2018/wordml" xmlns:w16du="http://schemas.microsoft.com/office/word/2023/wordml/word16du" xmlns:w16sdtdh="http://schemas.microsoft.com/office/word/2020/wordml/sdtdatahash" xmlns:w16sdtfl="http://schemas.microsoft.com/office/word/2024/wordml/sdtformatlock" xmlns:w16se="http://schemas.microsoft.com/office/word/2015/wordml/symex" xmlns:wpg="http://schemas.microsoft.com/office/word/2010/wordprocessingGroup" xmlns:wpi="http://schemas.microsoft.com/office/word/2010/wordprocessingInk" xmlns:wne="http://schemas.microsoft.com/office/word/2006/wordml" xmlns:wps="http://schemas.microsoft.com/office/word/2010/wordprocessingShape" xmlns:a="http://schemas.openxmlformats.org/drawingml/2006/main" xmlns:adec="http://schemas.microsoft.com/office/drawing/2017/decorative" xmlns:pic="http://schemas.openxmlformats.org/drawingml/2006/picture" xmlns:a14="http://schemas.microsoft.com/office/drawing/2010/main" mc:Ignorable="w14 w15 w16se w16cid w16 w16cex w16sdtdh w16sdtfl w16du wp14">
   <w:p>
     <w:pPr>
       <w:pBdr>
@@ -20120,7 +20127,7 @@
 </file>
 
 <file path=word/header3.xml><?xml version="1.0" encoding="utf-8"?>
-<w:hdr xmlns:wpc="http://schemas.microsoft.com/office/word/2010/wordprocessingCanvas" xmlns:cx="http://schemas.microsoft.com/office/drawing/2014/chartex" xmlns:cx1="http://schemas.microsoft.com/office/drawing/2015/9/8/chartex" xmlns:cx2="http://schemas.microsoft.com/office/drawing/2015/10/21/chartex" xmlns:cx3="http://schemas.microsoft.com/office/drawing/2016/5/9/chartex" xmlns:cx4="http://schemas.microsoft.com/office/drawing/2016/5/10/chartex" xmlns:cx5="http://schemas.microsoft.com/office/drawing/2016/5/11/chartex" xmlns:cx6="http://schemas.microsoft.com/office/drawing/2016/5/12/chartex" xmlns:cx7="http://schemas.microsoft.com/office/drawing/2016/5/13/chartex" xmlns:cx8="http://schemas.microsoft.com/office/drawing/2016/5/14/chartex" xmlns:mc="http://schemas.openxmlformats.org/markup-compatibility/2006" xmlns:m="http://schemas.openxmlformats.org/officeDocument/2006/math" xmlns:aink="http://schemas.microsoft.com/office/drawing/2016/ink" xmlns:am3d="http://schemas.microsoft.com/office/drawing/2017/model3d" xmlns:oel="http://schemas.microsoft.com/office/2019/extlst" xmlns:r="http://schemas.openxmlformats.org/officeDocument/2006/relationships" xmlns:wp14="http://schemas.microsoft.com/office/word/2010/wordprocessingDrawing" xmlns:wp="http://schemas.openxmlformats.org/drawingml/2006/wordprocessingDrawing" xmlns:wpg="http://schemas.microsoft.com/office/word/2010/wordprocessingGroup" xmlns:wpi="http://schemas.microsoft.com/office/word/2010/wordprocessingInk" xmlns:wps="http://schemas.microsoft.com/office/word/2010/wordprocessingShape" xmlns:o="urn:schemas-microsoft-com:office:office" xmlns:v="urn:schemas-microsoft-com:vml" xmlns:w10="urn:schemas-microsoft-com:office:word" xmlns:w="http://schemas.openxmlformats.org/wordprocessingml/2006/main" xmlns:w14="http://schemas.microsoft.com/office/word/2010/wordml" xmlns:w15="http://schemas.microsoft.com/office/word/2012/wordml" xmlns:w16cex="http://schemas.microsoft.com/office/word/2018/wordml/cex" xmlns:w16cid="http://schemas.microsoft.com/office/word/2016/wordml/cid" xmlns:w16="http://schemas.microsoft.com/office/word/2018/wordml" xmlns:w16sdtdh="http://schemas.microsoft.com/office/word/2020/wordml/sdtdatahash" xmlns:w16sdtfl="http://schemas.microsoft.com/office/word/2024/wordml/sdtformatlock" xmlns:w16se="http://schemas.microsoft.com/office/word/2015/wordml/symex" xmlns:w16du="http://schemas.microsoft.com/office/word/2023/wordml/word16du" xmlns:wne="http://schemas.microsoft.com/office/word/2006/wordml" mc:Ignorable="w14 w15 w16se w16cid w16 w16cex w16sdtdh w16sdtfl w16du wp14">
+<w:hdr xmlns:wpc="http://schemas.microsoft.com/office/word/2010/wordprocessingCanvas" xmlns:cx="http://schemas.microsoft.com/office/drawing/2014/chartex" xmlns:cx1="http://schemas.microsoft.com/office/drawing/2015/9/8/chartex" xmlns:cx2="http://schemas.microsoft.com/office/drawing/2015/10/21/chartex" xmlns:cx3="http://schemas.microsoft.com/office/drawing/2016/5/9/chartex" xmlns:cx4="http://schemas.microsoft.com/office/drawing/2016/5/10/chartex" xmlns:cx5="http://schemas.microsoft.com/office/drawing/2016/5/11/chartex" xmlns:cx6="http://schemas.microsoft.com/office/drawing/2016/5/12/chartex" xmlns:cx7="http://schemas.microsoft.com/office/drawing/2016/5/13/chartex" xmlns:cx8="http://schemas.microsoft.com/office/drawing/2016/5/14/chartex" xmlns:mc="http://schemas.openxmlformats.org/markup-compatibility/2006" xmlns:aink="http://schemas.microsoft.com/office/drawing/2016/ink" xmlns:am3d="http://schemas.microsoft.com/office/drawing/2017/model3d" xmlns:o="urn:schemas-microsoft-com:office:office" xmlns:oel="http://schemas.microsoft.com/office/2019/extlst" xmlns:r="http://schemas.openxmlformats.org/officeDocument/2006/relationships" xmlns:m="http://schemas.openxmlformats.org/officeDocument/2006/math" xmlns:v="urn:schemas-microsoft-com:vml" xmlns:wp14="http://schemas.microsoft.com/office/word/2010/wordprocessingDrawing" xmlns:wp="http://schemas.openxmlformats.org/drawingml/2006/wordprocessingDrawing" xmlns:w10="urn:schemas-microsoft-com:office:word" xmlns:w="http://schemas.openxmlformats.org/wordprocessingml/2006/main" xmlns:w14="http://schemas.microsoft.com/office/word/2010/wordml" xmlns:w15="http://schemas.microsoft.com/office/word/2012/wordml" xmlns:w16cex="http://schemas.microsoft.com/office/word/2018/wordml/cex" xmlns:w16cid="http://schemas.microsoft.com/office/word/2016/wordml/cid" xmlns:w16="http://schemas.microsoft.com/office/word/2018/wordml" xmlns:w16du="http://schemas.microsoft.com/office/word/2023/wordml/word16du" xmlns:w16sdtdh="http://schemas.microsoft.com/office/word/2020/wordml/sdtdatahash" xmlns:w16sdtfl="http://schemas.microsoft.com/office/word/2024/wordml/sdtformatlock" xmlns:w16se="http://schemas.microsoft.com/office/word/2015/wordml/symex" xmlns:wpg="http://schemas.microsoft.com/office/word/2010/wordprocessingGroup" xmlns:wpi="http://schemas.microsoft.com/office/word/2010/wordprocessingInk" xmlns:wne="http://schemas.microsoft.com/office/word/2006/wordml" xmlns:wps="http://schemas.microsoft.com/office/word/2010/wordprocessingShape" mc:Ignorable="w14 w15 w16se w16cid w16 w16cex w16sdtdh w16sdtfl w16du wp14">
   <w:p>
     <w:pPr>
       <w:pStyle w:val="Encabezado"/>
@@ -20130,7 +20137,7 @@
 </file>
 
 <file path=word/numbering.xml><?xml version="1.0" encoding="utf-8"?>
-<w:numbering xmlns:wpc="http://schemas.microsoft.com/office/word/2010/wordprocessingCanvas" xmlns:cx="http://schemas.microsoft.com/office/drawing/2014/chartex" xmlns:cx1="http://schemas.microsoft.com/office/drawing/2015/9/8/chartex" xmlns:cx2="http://schemas.microsoft.com/office/drawing/2015/10/21/chartex" xmlns:cx3="http://schemas.microsoft.com/office/drawing/2016/5/9/chartex" xmlns:cx4="http://schemas.microsoft.com/office/drawing/2016/5/10/chartex" xmlns:cx5="http://schemas.microsoft.com/office/drawing/2016/5/11/chartex" xmlns:cx6="http://schemas.microsoft.com/office/drawing/2016/5/12/chartex" xmlns:cx7="http://schemas.microsoft.com/office/drawing/2016/5/13/chartex" xmlns:cx8="http://schemas.microsoft.com/office/drawing/2016/5/14/chartex" xmlns:mc="http://schemas.openxmlformats.org/markup-compatibility/2006" xmlns:m="http://schemas.openxmlformats.org/officeDocument/2006/math" xmlns:aink="http://schemas.microsoft.com/office/drawing/2016/ink" xmlns:am3d="http://schemas.microsoft.com/office/drawing/2017/model3d" xmlns:oel="http://schemas.microsoft.com/office/2019/extlst" xmlns:r="http://schemas.openxmlformats.org/officeDocument/2006/relationships" xmlns:wp14="http://schemas.microsoft.com/office/word/2010/wordprocessingDrawing" xmlns:wp="http://schemas.openxmlformats.org/drawingml/2006/wordprocessingDrawing" xmlns:wpg="http://schemas.microsoft.com/office/word/2010/wordprocessingGroup" xmlns:wpi="http://schemas.microsoft.com/office/word/2010/wordprocessingInk" xmlns:wps="http://schemas.microsoft.com/office/word/2010/wordprocessingShape" xmlns:o="urn:schemas-microsoft-com:office:office" xmlns:v="urn:schemas-microsoft-com:vml" xmlns:w10="urn:schemas-microsoft-com:office:word" xmlns:w="http://schemas.openxmlformats.org/wordprocessingml/2006/main" xmlns:w14="http://schemas.microsoft.com/office/word/2010/wordml" xmlns:w15="http://schemas.microsoft.com/office/word/2012/wordml" xmlns:w16cex="http://schemas.microsoft.com/office/word/2018/wordml/cex" xmlns:w16cid="http://schemas.microsoft.com/office/word/2016/wordml/cid" xmlns:w16="http://schemas.microsoft.com/office/word/2018/wordml" xmlns:w16sdtdh="http://schemas.microsoft.com/office/word/2020/wordml/sdtdatahash" xmlns:w16sdtfl="http://schemas.microsoft.com/office/word/2024/wordml/sdtformatlock" xmlns:w16se="http://schemas.microsoft.com/office/word/2015/wordml/symex" xmlns:w16du="http://schemas.microsoft.com/office/word/2023/wordml/word16du" xmlns:wne="http://schemas.microsoft.com/office/word/2006/wordml" mc:Ignorable="w14 w15 w16se w16cid w16 w16cex w16sdtdh w16sdtfl w16du wp14">
+<w:numbering xmlns:wpc="http://schemas.microsoft.com/office/word/2010/wordprocessingCanvas" xmlns:cx="http://schemas.microsoft.com/office/drawing/2014/chartex" xmlns:cx1="http://schemas.microsoft.com/office/drawing/2015/9/8/chartex" xmlns:cx2="http://schemas.microsoft.com/office/drawing/2015/10/21/chartex" xmlns:cx3="http://schemas.microsoft.com/office/drawing/2016/5/9/chartex" xmlns:cx4="http://schemas.microsoft.com/office/drawing/2016/5/10/chartex" xmlns:cx5="http://schemas.microsoft.com/office/drawing/2016/5/11/chartex" xmlns:cx6="http://schemas.microsoft.com/office/drawing/2016/5/12/chartex" xmlns:cx7="http://schemas.microsoft.com/office/drawing/2016/5/13/chartex" xmlns:cx8="http://schemas.microsoft.com/office/drawing/2016/5/14/chartex" xmlns:mc="http://schemas.openxmlformats.org/markup-compatibility/2006" xmlns:aink="http://schemas.microsoft.com/office/drawing/2016/ink" xmlns:am3d="http://schemas.microsoft.com/office/drawing/2017/model3d" xmlns:o="urn:schemas-microsoft-com:office:office" xmlns:oel="http://schemas.microsoft.com/office/2019/extlst" xmlns:r="http://schemas.openxmlformats.org/officeDocument/2006/relationships" xmlns:m="http://schemas.openxmlformats.org/officeDocument/2006/math" xmlns:v="urn:schemas-microsoft-com:vml" xmlns:wp14="http://schemas.microsoft.com/office/word/2010/wordprocessingDrawing" xmlns:wp="http://schemas.openxmlformats.org/drawingml/2006/wordprocessingDrawing" xmlns:w10="urn:schemas-microsoft-com:office:word" xmlns:w="http://schemas.openxmlformats.org/wordprocessingml/2006/main" xmlns:w14="http://schemas.microsoft.com/office/word/2010/wordml" xmlns:w15="http://schemas.microsoft.com/office/word/2012/wordml" xmlns:w16cex="http://schemas.microsoft.com/office/word/2018/wordml/cex" xmlns:w16cid="http://schemas.microsoft.com/office/word/2016/wordml/cid" xmlns:w16="http://schemas.microsoft.com/office/word/2018/wordml" xmlns:w16du="http://schemas.microsoft.com/office/word/2023/wordml/word16du" xmlns:w16sdtdh="http://schemas.microsoft.com/office/word/2020/wordml/sdtdatahash" xmlns:w16sdtfl="http://schemas.microsoft.com/office/word/2024/wordml/sdtformatlock" xmlns:w16se="http://schemas.microsoft.com/office/word/2015/wordml/symex" xmlns:wpg="http://schemas.microsoft.com/office/word/2010/wordprocessingGroup" xmlns:wpi="http://schemas.microsoft.com/office/word/2010/wordprocessingInk" xmlns:wne="http://schemas.microsoft.com/office/word/2006/wordml" xmlns:wps="http://schemas.microsoft.com/office/word/2010/wordprocessingShape" mc:Ignorable="w14 w15 w16se w16cid w16 w16cex w16sdtdh w16sdtfl w16du wp14">
   <w:abstractNum w:abstractNumId="0" w15:restartNumberingAfterBreak="0">
     <w:nsid w:val="002D6343"/>
     <w:multiLevelType w:val="multilevel"/>
@@ -20147,7 +20154,7 @@
         <w:ind w:left="360" w:hanging="360"/>
       </w:pPr>
       <w:rPr>
-        <w:rFonts w:ascii="Symbol" w:hAnsi="Symbol" w:hint="default"/>
+        <w:rFonts w:hint="default" w:ascii="Symbol" w:hAnsi="Symbol"/>
         <w:sz w:val="20"/>
       </w:rPr>
     </w:lvl>
@@ -20163,7 +20170,7 @@
         <w:ind w:left="1440" w:hanging="360"/>
       </w:pPr>
       <w:rPr>
-        <w:rFonts w:ascii="Courier New" w:hAnsi="Courier New" w:hint="default"/>
+        <w:rFonts w:hint="default" w:ascii="Courier New" w:hAnsi="Courier New"/>
         <w:sz w:val="20"/>
       </w:rPr>
     </w:lvl>
@@ -20179,7 +20186,7 @@
         <w:ind w:left="2160" w:hanging="360"/>
       </w:pPr>
       <w:rPr>
-        <w:rFonts w:ascii="Wingdings" w:hAnsi="Wingdings" w:hint="default"/>
+        <w:rFonts w:hint="default" w:ascii="Wingdings" w:hAnsi="Wingdings"/>
         <w:sz w:val="20"/>
       </w:rPr>
     </w:lvl>
@@ -20195,7 +20202,7 @@
         <w:ind w:left="2880" w:hanging="360"/>
       </w:pPr>
       <w:rPr>
-        <w:rFonts w:ascii="Wingdings" w:hAnsi="Wingdings" w:hint="default"/>
+        <w:rFonts w:hint="default" w:ascii="Wingdings" w:hAnsi="Wingdings"/>
         <w:sz w:val="20"/>
       </w:rPr>
     </w:lvl>
@@ -20211,7 +20218,7 @@
         <w:ind w:left="3600" w:hanging="360"/>
       </w:pPr>
       <w:rPr>
-        <w:rFonts w:ascii="Wingdings" w:hAnsi="Wingdings" w:hint="default"/>
+        <w:rFonts w:hint="default" w:ascii="Wingdings" w:hAnsi="Wingdings"/>
         <w:sz w:val="20"/>
       </w:rPr>
     </w:lvl>
@@ -20227,7 +20234,7 @@
         <w:ind w:left="4320" w:hanging="360"/>
       </w:pPr>
       <w:rPr>
-        <w:rFonts w:ascii="Wingdings" w:hAnsi="Wingdings" w:hint="default"/>
+        <w:rFonts w:hint="default" w:ascii="Wingdings" w:hAnsi="Wingdings"/>
         <w:sz w:val="20"/>
       </w:rPr>
     </w:lvl>
@@ -20243,7 +20250,7 @@
         <w:ind w:left="5040" w:hanging="360"/>
       </w:pPr>
       <w:rPr>
-        <w:rFonts w:ascii="Wingdings" w:hAnsi="Wingdings" w:hint="default"/>
+        <w:rFonts w:hint="default" w:ascii="Wingdings" w:hAnsi="Wingdings"/>
         <w:sz w:val="20"/>
       </w:rPr>
     </w:lvl>
@@ -20259,7 +20266,7 @@
         <w:ind w:left="5760" w:hanging="360"/>
       </w:pPr>
       <w:rPr>
-        <w:rFonts w:ascii="Wingdings" w:hAnsi="Wingdings" w:hint="default"/>
+        <w:rFonts w:hint="default" w:ascii="Wingdings" w:hAnsi="Wingdings"/>
         <w:sz w:val="20"/>
       </w:rPr>
     </w:lvl>
@@ -20275,7 +20282,7 @@
         <w:ind w:left="6480" w:hanging="360"/>
       </w:pPr>
       <w:rPr>
-        <w:rFonts w:ascii="Wingdings" w:hAnsi="Wingdings" w:hint="default"/>
+        <w:rFonts w:hint="default" w:ascii="Wingdings" w:hAnsi="Wingdings"/>
         <w:sz w:val="20"/>
       </w:rPr>
     </w:lvl>
@@ -20296,7 +20303,7 @@
         <w:ind w:left="360" w:hanging="360"/>
       </w:pPr>
       <w:rPr>
-        <w:rFonts w:ascii="Symbol" w:hAnsi="Symbol" w:hint="default"/>
+        <w:rFonts w:hint="default" w:ascii="Symbol" w:hAnsi="Symbol"/>
         <w:sz w:val="20"/>
       </w:rPr>
     </w:lvl>
@@ -20312,7 +20319,7 @@
         <w:ind w:left="1440" w:hanging="360"/>
       </w:pPr>
       <w:rPr>
-        <w:rFonts w:ascii="Courier New" w:hAnsi="Courier New" w:hint="default"/>
+        <w:rFonts w:hint="default" w:ascii="Courier New" w:hAnsi="Courier New"/>
         <w:sz w:val="20"/>
       </w:rPr>
     </w:lvl>
@@ -20328,7 +20335,7 @@
         <w:ind w:left="2160" w:hanging="360"/>
       </w:pPr>
       <w:rPr>
-        <w:rFonts w:ascii="Wingdings" w:hAnsi="Wingdings" w:hint="default"/>
+        <w:rFonts w:hint="default" w:ascii="Wingdings" w:hAnsi="Wingdings"/>
         <w:sz w:val="20"/>
       </w:rPr>
     </w:lvl>
@@ -20344,7 +20351,7 @@
         <w:ind w:left="2880" w:hanging="360"/>
       </w:pPr>
       <w:rPr>
-        <w:rFonts w:ascii="Wingdings" w:hAnsi="Wingdings" w:hint="default"/>
+        <w:rFonts w:hint="default" w:ascii="Wingdings" w:hAnsi="Wingdings"/>
         <w:sz w:val="20"/>
       </w:rPr>
     </w:lvl>
@@ -20360,7 +20367,7 @@
         <w:ind w:left="3600" w:hanging="360"/>
       </w:pPr>
       <w:rPr>
-        <w:rFonts w:ascii="Wingdings" w:hAnsi="Wingdings" w:hint="default"/>
+        <w:rFonts w:hint="default" w:ascii="Wingdings" w:hAnsi="Wingdings"/>
         <w:sz w:val="20"/>
       </w:rPr>
     </w:lvl>
@@ -20376,7 +20383,7 @@
         <w:ind w:left="4320" w:hanging="360"/>
       </w:pPr>
       <w:rPr>
-        <w:rFonts w:ascii="Wingdings" w:hAnsi="Wingdings" w:hint="default"/>
+        <w:rFonts w:hint="default" w:ascii="Wingdings" w:hAnsi="Wingdings"/>
         <w:sz w:val="20"/>
       </w:rPr>
     </w:lvl>
@@ -20392,7 +20399,7 @@
         <w:ind w:left="5040" w:hanging="360"/>
       </w:pPr>
       <w:rPr>
-        <w:rFonts w:ascii="Wingdings" w:hAnsi="Wingdings" w:hint="default"/>
+        <w:rFonts w:hint="default" w:ascii="Wingdings" w:hAnsi="Wingdings"/>
         <w:sz w:val="20"/>
       </w:rPr>
     </w:lvl>
@@ -20408,7 +20415,7 @@
         <w:ind w:left="5760" w:hanging="360"/>
       </w:pPr>
       <w:rPr>
-        <w:rFonts w:ascii="Wingdings" w:hAnsi="Wingdings" w:hint="default"/>
+        <w:rFonts w:hint="default" w:ascii="Wingdings" w:hAnsi="Wingdings"/>
         <w:sz w:val="20"/>
       </w:rPr>
     </w:lvl>
@@ -20424,7 +20431,7 @@
         <w:ind w:left="6480" w:hanging="360"/>
       </w:pPr>
       <w:rPr>
-        <w:rFonts w:ascii="Wingdings" w:hAnsi="Wingdings" w:hint="default"/>
+        <w:rFonts w:hint="default" w:ascii="Wingdings" w:hAnsi="Wingdings"/>
         <w:sz w:val="20"/>
       </w:rPr>
     </w:lvl>
@@ -20445,7 +20452,7 @@
         <w:ind w:left="360" w:hanging="360"/>
       </w:pPr>
       <w:rPr>
-        <w:rFonts w:ascii="Symbol" w:hAnsi="Symbol" w:hint="default"/>
+        <w:rFonts w:hint="default" w:ascii="Symbol" w:hAnsi="Symbol"/>
         <w:sz w:val="20"/>
       </w:rPr>
     </w:lvl>
@@ -20461,7 +20468,7 @@
         <w:ind w:left="1440" w:hanging="360"/>
       </w:pPr>
       <w:rPr>
-        <w:rFonts w:ascii="Courier New" w:hAnsi="Courier New" w:hint="default"/>
+        <w:rFonts w:hint="default" w:ascii="Courier New" w:hAnsi="Courier New"/>
         <w:sz w:val="20"/>
       </w:rPr>
     </w:lvl>
@@ -20477,7 +20484,7 @@
         <w:ind w:left="2160" w:hanging="360"/>
       </w:pPr>
       <w:rPr>
-        <w:rFonts w:ascii="Wingdings" w:hAnsi="Wingdings" w:hint="default"/>
+        <w:rFonts w:hint="default" w:ascii="Wingdings" w:hAnsi="Wingdings"/>
         <w:sz w:val="20"/>
       </w:rPr>
     </w:lvl>
@@ -20493,7 +20500,7 @@
         <w:ind w:left="2880" w:hanging="360"/>
       </w:pPr>
       <w:rPr>
-        <w:rFonts w:ascii="Wingdings" w:hAnsi="Wingdings" w:hint="default"/>
+        <w:rFonts w:hint="default" w:ascii="Wingdings" w:hAnsi="Wingdings"/>
         <w:sz w:val="20"/>
       </w:rPr>
     </w:lvl>
@@ -20509,7 +20516,7 @@
         <w:ind w:left="3600" w:hanging="360"/>
       </w:pPr>
       <w:rPr>
-        <w:rFonts w:ascii="Wingdings" w:hAnsi="Wingdings" w:hint="default"/>
+        <w:rFonts w:hint="default" w:ascii="Wingdings" w:hAnsi="Wingdings"/>
         <w:sz w:val="20"/>
       </w:rPr>
     </w:lvl>
@@ -20525,7 +20532,7 @@
         <w:ind w:left="4320" w:hanging="360"/>
       </w:pPr>
       <w:rPr>
-        <w:rFonts w:ascii="Wingdings" w:hAnsi="Wingdings" w:hint="default"/>
+        <w:rFonts w:hint="default" w:ascii="Wingdings" w:hAnsi="Wingdings"/>
         <w:sz w:val="20"/>
       </w:rPr>
     </w:lvl>
@@ -20541,7 +20548,7 @@
         <w:ind w:left="5040" w:hanging="360"/>
       </w:pPr>
       <w:rPr>
-        <w:rFonts w:ascii="Wingdings" w:hAnsi="Wingdings" w:hint="default"/>
+        <w:rFonts w:hint="default" w:ascii="Wingdings" w:hAnsi="Wingdings"/>
         <w:sz w:val="20"/>
       </w:rPr>
     </w:lvl>
@@ -20557,7 +20564,7 @@
         <w:ind w:left="5760" w:hanging="360"/>
       </w:pPr>
       <w:rPr>
-        <w:rFonts w:ascii="Wingdings" w:hAnsi="Wingdings" w:hint="default"/>
+        <w:rFonts w:hint="default" w:ascii="Wingdings" w:hAnsi="Wingdings"/>
         <w:sz w:val="20"/>
       </w:rPr>
     </w:lvl>
@@ -20573,7 +20580,7 @@
         <w:ind w:left="6480" w:hanging="360"/>
       </w:pPr>
       <w:rPr>
-        <w:rFonts w:ascii="Wingdings" w:hAnsi="Wingdings" w:hint="default"/>
+        <w:rFonts w:hint="default" w:ascii="Wingdings" w:hAnsi="Wingdings"/>
         <w:sz w:val="20"/>
       </w:rPr>
     </w:lvl>
@@ -20594,7 +20601,7 @@
         <w:ind w:left="360" w:hanging="360"/>
       </w:pPr>
       <w:rPr>
-        <w:rFonts w:ascii="Symbol" w:hAnsi="Symbol" w:hint="default"/>
+        <w:rFonts w:hint="default" w:ascii="Symbol" w:hAnsi="Symbol"/>
         <w:sz w:val="20"/>
       </w:rPr>
     </w:lvl>
@@ -20610,7 +20617,7 @@
         <w:ind w:left="1440" w:hanging="360"/>
       </w:pPr>
       <w:rPr>
-        <w:rFonts w:ascii="Courier New" w:hAnsi="Courier New" w:hint="default"/>
+        <w:rFonts w:hint="default" w:ascii="Courier New" w:hAnsi="Courier New"/>
         <w:sz w:val="20"/>
       </w:rPr>
     </w:lvl>
@@ -20626,7 +20633,7 @@
         <w:ind w:left="2160" w:hanging="360"/>
       </w:pPr>
       <w:rPr>
-        <w:rFonts w:ascii="Wingdings" w:hAnsi="Wingdings" w:hint="default"/>
+        <w:rFonts w:hint="default" w:ascii="Wingdings" w:hAnsi="Wingdings"/>
         <w:sz w:val="20"/>
       </w:rPr>
     </w:lvl>
@@ -20642,7 +20649,7 @@
         <w:ind w:left="2880" w:hanging="360"/>
       </w:pPr>
       <w:rPr>
-        <w:rFonts w:ascii="Wingdings" w:hAnsi="Wingdings" w:hint="default"/>
+        <w:rFonts w:hint="default" w:ascii="Wingdings" w:hAnsi="Wingdings"/>
         <w:sz w:val="20"/>
       </w:rPr>
     </w:lvl>
@@ -20658,7 +20665,7 @@
         <w:ind w:left="3600" w:hanging="360"/>
       </w:pPr>
       <w:rPr>
-        <w:rFonts w:ascii="Wingdings" w:hAnsi="Wingdings" w:hint="default"/>
+        <w:rFonts w:hint="default" w:ascii="Wingdings" w:hAnsi="Wingdings"/>
         <w:sz w:val="20"/>
       </w:rPr>
     </w:lvl>
@@ -20674,7 +20681,7 @@
         <w:ind w:left="4320" w:hanging="360"/>
       </w:pPr>
       <w:rPr>
-        <w:rFonts w:ascii="Wingdings" w:hAnsi="Wingdings" w:hint="default"/>
+        <w:rFonts w:hint="default" w:ascii="Wingdings" w:hAnsi="Wingdings"/>
         <w:sz w:val="20"/>
       </w:rPr>
     </w:lvl>
@@ -20690,7 +20697,7 @@
         <w:ind w:left="5040" w:hanging="360"/>
       </w:pPr>
       <w:rPr>
-        <w:rFonts w:ascii="Wingdings" w:hAnsi="Wingdings" w:hint="default"/>
+        <w:rFonts w:hint="default" w:ascii="Wingdings" w:hAnsi="Wingdings"/>
         <w:sz w:val="20"/>
       </w:rPr>
     </w:lvl>
@@ -20706,7 +20713,7 @@
         <w:ind w:left="5760" w:hanging="360"/>
       </w:pPr>
       <w:rPr>
-        <w:rFonts w:ascii="Wingdings" w:hAnsi="Wingdings" w:hint="default"/>
+        <w:rFonts w:hint="default" w:ascii="Wingdings" w:hAnsi="Wingdings"/>
         <w:sz w:val="20"/>
       </w:rPr>
     </w:lvl>
@@ -20722,7 +20729,7 @@
         <w:ind w:left="6480" w:hanging="360"/>
       </w:pPr>
       <w:rPr>
-        <w:rFonts w:ascii="Wingdings" w:hAnsi="Wingdings" w:hint="default"/>
+        <w:rFonts w:hint="default" w:ascii="Wingdings" w:hAnsi="Wingdings"/>
         <w:sz w:val="20"/>
       </w:rPr>
     </w:lvl>
@@ -20743,7 +20750,7 @@
         <w:ind w:left="720" w:hanging="360"/>
       </w:pPr>
       <w:rPr>
-        <w:rFonts w:ascii="Symbol" w:hAnsi="Symbol" w:hint="default"/>
+        <w:rFonts w:hint="default" w:ascii="Symbol" w:hAnsi="Symbol"/>
         <w:sz w:val="20"/>
       </w:rPr>
     </w:lvl>
@@ -20759,7 +20766,7 @@
         <w:ind w:left="1440" w:hanging="360"/>
       </w:pPr>
       <w:rPr>
-        <w:rFonts w:ascii="Courier New" w:hAnsi="Courier New" w:hint="default"/>
+        <w:rFonts w:hint="default" w:ascii="Courier New" w:hAnsi="Courier New"/>
         <w:sz w:val="20"/>
       </w:rPr>
     </w:lvl>
@@ -20775,7 +20782,7 @@
         <w:ind w:left="2160" w:hanging="360"/>
       </w:pPr>
       <w:rPr>
-        <w:rFonts w:ascii="Wingdings" w:hAnsi="Wingdings" w:hint="default"/>
+        <w:rFonts w:hint="default" w:ascii="Wingdings" w:hAnsi="Wingdings"/>
         <w:sz w:val="20"/>
       </w:rPr>
     </w:lvl>
@@ -20791,7 +20798,7 @@
         <w:ind w:left="2880" w:hanging="360"/>
       </w:pPr>
       <w:rPr>
-        <w:rFonts w:ascii="Wingdings" w:hAnsi="Wingdings" w:hint="default"/>
+        <w:rFonts w:hint="default" w:ascii="Wingdings" w:hAnsi="Wingdings"/>
         <w:sz w:val="20"/>
       </w:rPr>
     </w:lvl>
@@ -20807,7 +20814,7 @@
         <w:ind w:left="3600" w:hanging="360"/>
       </w:pPr>
       <w:rPr>
-        <w:rFonts w:ascii="Wingdings" w:hAnsi="Wingdings" w:hint="default"/>
+        <w:rFonts w:hint="default" w:ascii="Wingdings" w:hAnsi="Wingdings"/>
         <w:sz w:val="20"/>
       </w:rPr>
     </w:lvl>
@@ -20823,7 +20830,7 @@
         <w:ind w:left="4320" w:hanging="360"/>
       </w:pPr>
       <w:rPr>
-        <w:rFonts w:ascii="Wingdings" w:hAnsi="Wingdings" w:hint="default"/>
+        <w:rFonts w:hint="default" w:ascii="Wingdings" w:hAnsi="Wingdings"/>
         <w:sz w:val="20"/>
       </w:rPr>
     </w:lvl>
@@ -20839,7 +20846,7 @@
         <w:ind w:left="5040" w:hanging="360"/>
       </w:pPr>
       <w:rPr>
-        <w:rFonts w:ascii="Wingdings" w:hAnsi="Wingdings" w:hint="default"/>
+        <w:rFonts w:hint="default" w:ascii="Wingdings" w:hAnsi="Wingdings"/>
         <w:sz w:val="20"/>
       </w:rPr>
     </w:lvl>
@@ -20855,7 +20862,7 @@
         <w:ind w:left="5760" w:hanging="360"/>
       </w:pPr>
       <w:rPr>
-        <w:rFonts w:ascii="Wingdings" w:hAnsi="Wingdings" w:hint="default"/>
+        <w:rFonts w:hint="default" w:ascii="Wingdings" w:hAnsi="Wingdings"/>
         <w:sz w:val="20"/>
       </w:rPr>
     </w:lvl>
@@ -20871,7 +20878,7 @@
         <w:ind w:left="6480" w:hanging="360"/>
       </w:pPr>
       <w:rPr>
-        <w:rFonts w:ascii="Wingdings" w:hAnsi="Wingdings" w:hint="default"/>
+        <w:rFonts w:hint="default" w:ascii="Wingdings" w:hAnsi="Wingdings"/>
         <w:sz w:val="20"/>
       </w:rPr>
     </w:lvl>
@@ -20889,7 +20896,7 @@
         <w:ind w:left="360" w:hanging="360"/>
       </w:pPr>
       <w:rPr>
-        <w:rFonts w:ascii="Symbol" w:hAnsi="Symbol" w:hint="default"/>
+        <w:rFonts w:hint="default" w:ascii="Symbol" w:hAnsi="Symbol"/>
       </w:rPr>
     </w:lvl>
     <w:lvl w:ilvl="1" w:tplc="080A0003" w:tentative="1">
@@ -20901,7 +20908,7 @@
         <w:ind w:left="1080" w:hanging="360"/>
       </w:pPr>
       <w:rPr>
-        <w:rFonts w:ascii="Courier New" w:hAnsi="Courier New" w:cs="Courier New" w:hint="default"/>
+        <w:rFonts w:hint="default" w:ascii="Courier New" w:hAnsi="Courier New" w:cs="Courier New"/>
       </w:rPr>
     </w:lvl>
     <w:lvl w:ilvl="2" w:tplc="080A0005" w:tentative="1">
@@ -20913,7 +20920,7 @@
         <w:ind w:left="1800" w:hanging="360"/>
       </w:pPr>
       <w:rPr>
-        <w:rFonts w:ascii="Wingdings" w:hAnsi="Wingdings" w:hint="default"/>
+        <w:rFonts w:hint="default" w:ascii="Wingdings" w:hAnsi="Wingdings"/>
       </w:rPr>
     </w:lvl>
     <w:lvl w:ilvl="3" w:tplc="080A0001" w:tentative="1">
@@ -20925,7 +20932,7 @@
         <w:ind w:left="2520" w:hanging="360"/>
       </w:pPr>
       <w:rPr>
-        <w:rFonts w:ascii="Symbol" w:hAnsi="Symbol" w:hint="default"/>
+        <w:rFonts w:hint="default" w:ascii="Symbol" w:hAnsi="Symbol"/>
       </w:rPr>
     </w:lvl>
     <w:lvl w:ilvl="4" w:tplc="080A0003" w:tentative="1">
@@ -20937,7 +20944,7 @@
         <w:ind w:left="3240" w:hanging="360"/>
       </w:pPr>
       <w:rPr>
-        <w:rFonts w:ascii="Courier New" w:hAnsi="Courier New" w:cs="Courier New" w:hint="default"/>
+        <w:rFonts w:hint="default" w:ascii="Courier New" w:hAnsi="Courier New" w:cs="Courier New"/>
       </w:rPr>
     </w:lvl>
     <w:lvl w:ilvl="5" w:tplc="080A0005" w:tentative="1">
@@ -20949,7 +20956,7 @@
         <w:ind w:left="3960" w:hanging="360"/>
       </w:pPr>
       <w:rPr>
-        <w:rFonts w:ascii="Wingdings" w:hAnsi="Wingdings" w:hint="default"/>
+        <w:rFonts w:hint="default" w:ascii="Wingdings" w:hAnsi="Wingdings"/>
       </w:rPr>
     </w:lvl>
     <w:lvl w:ilvl="6" w:tplc="080A0001" w:tentative="1">
@@ -20961,7 +20968,7 @@
         <w:ind w:left="4680" w:hanging="360"/>
       </w:pPr>
       <w:rPr>
-        <w:rFonts w:ascii="Symbol" w:hAnsi="Symbol" w:hint="default"/>
+        <w:rFonts w:hint="default" w:ascii="Symbol" w:hAnsi="Symbol"/>
       </w:rPr>
     </w:lvl>
     <w:lvl w:ilvl="7" w:tplc="080A0003" w:tentative="1">
@@ -20973,7 +20980,7 @@
         <w:ind w:left="5400" w:hanging="360"/>
       </w:pPr>
       <w:rPr>
-        <w:rFonts w:ascii="Courier New" w:hAnsi="Courier New" w:cs="Courier New" w:hint="default"/>
+        <w:rFonts w:hint="default" w:ascii="Courier New" w:hAnsi="Courier New" w:cs="Courier New"/>
       </w:rPr>
     </w:lvl>
     <w:lvl w:ilvl="8" w:tplc="080A0005" w:tentative="1">
@@ -20985,7 +20992,7 @@
         <w:ind w:left="6120" w:hanging="360"/>
       </w:pPr>
       <w:rPr>
-        <w:rFonts w:ascii="Wingdings" w:hAnsi="Wingdings" w:hint="default"/>
+        <w:rFonts w:hint="default" w:ascii="Wingdings" w:hAnsi="Wingdings"/>
       </w:rPr>
     </w:lvl>
   </w:abstractNum>
@@ -21005,7 +21012,7 @@
         <w:ind w:left="360" w:hanging="360"/>
       </w:pPr>
       <w:rPr>
-        <w:rFonts w:ascii="Symbol" w:hAnsi="Symbol" w:hint="default"/>
+        <w:rFonts w:hint="default" w:ascii="Symbol" w:hAnsi="Symbol"/>
         <w:sz w:val="20"/>
       </w:rPr>
     </w:lvl>
@@ -21021,7 +21028,7 @@
         <w:ind w:left="1440" w:hanging="360"/>
       </w:pPr>
       <w:rPr>
-        <w:rFonts w:ascii="Courier New" w:hAnsi="Courier New" w:hint="default"/>
+        <w:rFonts w:hint="default" w:ascii="Courier New" w:hAnsi="Courier New"/>
         <w:sz w:val="20"/>
       </w:rPr>
     </w:lvl>
@@ -21037,7 +21044,7 @@
         <w:ind w:left="2160" w:hanging="360"/>
       </w:pPr>
       <w:rPr>
-        <w:rFonts w:ascii="Wingdings" w:hAnsi="Wingdings" w:hint="default"/>
+        <w:rFonts w:hint="default" w:ascii="Wingdings" w:hAnsi="Wingdings"/>
         <w:sz w:val="20"/>
       </w:rPr>
     </w:lvl>
@@ -21053,7 +21060,7 @@
         <w:ind w:left="2880" w:hanging="360"/>
       </w:pPr>
       <w:rPr>
-        <w:rFonts w:ascii="Wingdings" w:hAnsi="Wingdings" w:hint="default"/>
+        <w:rFonts w:hint="default" w:ascii="Wingdings" w:hAnsi="Wingdings"/>
         <w:sz w:val="20"/>
       </w:rPr>
     </w:lvl>
@@ -21069,7 +21076,7 @@
         <w:ind w:left="3600" w:hanging="360"/>
       </w:pPr>
       <w:rPr>
-        <w:rFonts w:ascii="Wingdings" w:hAnsi="Wingdings" w:hint="default"/>
+        <w:rFonts w:hint="default" w:ascii="Wingdings" w:hAnsi="Wingdings"/>
         <w:sz w:val="20"/>
       </w:rPr>
     </w:lvl>
@@ -21085,7 +21092,7 @@
         <w:ind w:left="4320" w:hanging="360"/>
       </w:pPr>
       <w:rPr>
-        <w:rFonts w:ascii="Wingdings" w:hAnsi="Wingdings" w:hint="default"/>
+        <w:rFonts w:hint="default" w:ascii="Wingdings" w:hAnsi="Wingdings"/>
         <w:sz w:val="20"/>
       </w:rPr>
     </w:lvl>
@@ -21101,7 +21108,7 @@
         <w:ind w:left="5040" w:hanging="360"/>
       </w:pPr>
       <w:rPr>
-        <w:rFonts w:ascii="Wingdings" w:hAnsi="Wingdings" w:hint="default"/>
+        <w:rFonts w:hint="default" w:ascii="Wingdings" w:hAnsi="Wingdings"/>
         <w:sz w:val="20"/>
       </w:rPr>
     </w:lvl>
@@ -21117,7 +21124,7 @@
         <w:ind w:left="5760" w:hanging="360"/>
       </w:pPr>
       <w:rPr>
-        <w:rFonts w:ascii="Wingdings" w:hAnsi="Wingdings" w:hint="default"/>
+        <w:rFonts w:hint="default" w:ascii="Wingdings" w:hAnsi="Wingdings"/>
         <w:sz w:val="20"/>
       </w:rPr>
     </w:lvl>
@@ -21133,7 +21140,7 @@
         <w:ind w:left="6480" w:hanging="360"/>
       </w:pPr>
       <w:rPr>
-        <w:rFonts w:ascii="Wingdings" w:hAnsi="Wingdings" w:hint="default"/>
+        <w:rFonts w:hint="default" w:ascii="Wingdings" w:hAnsi="Wingdings"/>
         <w:sz w:val="20"/>
       </w:rPr>
     </w:lvl>
@@ -21154,7 +21161,7 @@
         <w:ind w:left="720" w:hanging="360"/>
       </w:pPr>
       <w:rPr>
-        <w:rFonts w:ascii="Symbol" w:hAnsi="Symbol" w:hint="default"/>
+        <w:rFonts w:hint="default" w:ascii="Symbol" w:hAnsi="Symbol"/>
         <w:sz w:val="20"/>
       </w:rPr>
     </w:lvl>
@@ -21170,7 +21177,7 @@
         <w:ind w:left="1440" w:hanging="360"/>
       </w:pPr>
       <w:rPr>
-        <w:rFonts w:ascii="Courier New" w:hAnsi="Courier New" w:hint="default"/>
+        <w:rFonts w:hint="default" w:ascii="Courier New" w:hAnsi="Courier New"/>
         <w:sz w:val="20"/>
       </w:rPr>
     </w:lvl>
@@ -21186,7 +21193,7 @@
         <w:ind w:left="2160" w:hanging="360"/>
       </w:pPr>
       <w:rPr>
-        <w:rFonts w:ascii="Wingdings" w:hAnsi="Wingdings" w:hint="default"/>
+        <w:rFonts w:hint="default" w:ascii="Wingdings" w:hAnsi="Wingdings"/>
         <w:sz w:val="20"/>
       </w:rPr>
     </w:lvl>
@@ -21202,7 +21209,7 @@
         <w:ind w:left="2880" w:hanging="360"/>
       </w:pPr>
       <w:rPr>
-        <w:rFonts w:ascii="Wingdings" w:hAnsi="Wingdings" w:hint="default"/>
+        <w:rFonts w:hint="default" w:ascii="Wingdings" w:hAnsi="Wingdings"/>
         <w:sz w:val="20"/>
       </w:rPr>
     </w:lvl>
@@ -21218,7 +21225,7 @@
         <w:ind w:left="3600" w:hanging="360"/>
       </w:pPr>
       <w:rPr>
-        <w:rFonts w:ascii="Wingdings" w:hAnsi="Wingdings" w:hint="default"/>
+        <w:rFonts w:hint="default" w:ascii="Wingdings" w:hAnsi="Wingdings"/>
         <w:sz w:val="20"/>
       </w:rPr>
     </w:lvl>
@@ -21234,7 +21241,7 @@
         <w:ind w:left="4320" w:hanging="360"/>
       </w:pPr>
       <w:rPr>
-        <w:rFonts w:ascii="Wingdings" w:hAnsi="Wingdings" w:hint="default"/>
+        <w:rFonts w:hint="default" w:ascii="Wingdings" w:hAnsi="Wingdings"/>
         <w:sz w:val="20"/>
       </w:rPr>
     </w:lvl>
@@ -21250,7 +21257,7 @@
         <w:ind w:left="5040" w:hanging="360"/>
       </w:pPr>
       <w:rPr>
-        <w:rFonts w:ascii="Wingdings" w:hAnsi="Wingdings" w:hint="default"/>
+        <w:rFonts w:hint="default" w:ascii="Wingdings" w:hAnsi="Wingdings"/>
         <w:sz w:val="20"/>
       </w:rPr>
     </w:lvl>
@@ -21266,7 +21273,7 @@
         <w:ind w:left="5760" w:hanging="360"/>
       </w:pPr>
       <w:rPr>
-        <w:rFonts w:ascii="Wingdings" w:hAnsi="Wingdings" w:hint="default"/>
+        <w:rFonts w:hint="default" w:ascii="Wingdings" w:hAnsi="Wingdings"/>
         <w:sz w:val="20"/>
       </w:rPr>
     </w:lvl>
@@ -21282,7 +21289,7 @@
         <w:ind w:left="6480" w:hanging="360"/>
       </w:pPr>
       <w:rPr>
-        <w:rFonts w:ascii="Wingdings" w:hAnsi="Wingdings" w:hint="default"/>
+        <w:rFonts w:hint="default" w:ascii="Wingdings" w:hAnsi="Wingdings"/>
         <w:sz w:val="20"/>
       </w:rPr>
     </w:lvl>
@@ -21300,7 +21307,7 @@
         <w:ind w:left="720" w:hanging="360"/>
       </w:pPr>
       <w:rPr>
-        <w:rFonts w:ascii="Symbol" w:hAnsi="Symbol" w:hint="default"/>
+        <w:rFonts w:hint="default" w:ascii="Symbol" w:hAnsi="Symbol"/>
       </w:rPr>
     </w:lvl>
     <w:lvl w:ilvl="1" w:tplc="240A0003" w:tentative="1">
@@ -21312,7 +21319,7 @@
         <w:ind w:left="1440" w:hanging="360"/>
       </w:pPr>
       <w:rPr>
-        <w:rFonts w:ascii="Courier New" w:hAnsi="Courier New" w:cs="Courier New" w:hint="default"/>
+        <w:rFonts w:hint="default" w:ascii="Courier New" w:hAnsi="Courier New" w:cs="Courier New"/>
       </w:rPr>
     </w:lvl>
     <w:lvl w:ilvl="2" w:tplc="240A0005" w:tentative="1">
@@ -21324,7 +21331,7 @@
         <w:ind w:left="2160" w:hanging="360"/>
       </w:pPr>
       <w:rPr>
-        <w:rFonts w:ascii="Wingdings" w:hAnsi="Wingdings" w:hint="default"/>
+        <w:rFonts w:hint="default" w:ascii="Wingdings" w:hAnsi="Wingdings"/>
       </w:rPr>
     </w:lvl>
     <w:lvl w:ilvl="3" w:tplc="240A0001" w:tentative="1">
@@ -21336,7 +21343,7 @@
         <w:ind w:left="2880" w:hanging="360"/>
       </w:pPr>
       <w:rPr>
-        <w:rFonts w:ascii="Symbol" w:hAnsi="Symbol" w:hint="default"/>
+        <w:rFonts w:hint="default" w:ascii="Symbol" w:hAnsi="Symbol"/>
       </w:rPr>
     </w:lvl>
     <w:lvl w:ilvl="4" w:tplc="240A0003" w:tentative="1">
@@ -21348,7 +21355,7 @@
         <w:ind w:left="3600" w:hanging="360"/>
       </w:pPr>
       <w:rPr>
-        <w:rFonts w:ascii="Courier New" w:hAnsi="Courier New" w:cs="Courier New" w:hint="default"/>
+        <w:rFonts w:hint="default" w:ascii="Courier New" w:hAnsi="Courier New" w:cs="Courier New"/>
       </w:rPr>
     </w:lvl>
     <w:lvl w:ilvl="5" w:tplc="240A0005" w:tentative="1">
@@ -21360,7 +21367,7 @@
         <w:ind w:left="4320" w:hanging="360"/>
       </w:pPr>
       <w:rPr>
-        <w:rFonts w:ascii="Wingdings" w:hAnsi="Wingdings" w:hint="default"/>
+        <w:rFonts w:hint="default" w:ascii="Wingdings" w:hAnsi="Wingdings"/>
       </w:rPr>
     </w:lvl>
     <w:lvl w:ilvl="6" w:tplc="240A0001" w:tentative="1">
@@ -21372,7 +21379,7 @@
         <w:ind w:left="5040" w:hanging="360"/>
       </w:pPr>
       <w:rPr>
-        <w:rFonts w:ascii="Symbol" w:hAnsi="Symbol" w:hint="default"/>
+        <w:rFonts w:hint="default" w:ascii="Symbol" w:hAnsi="Symbol"/>
       </w:rPr>
     </w:lvl>
     <w:lvl w:ilvl="7" w:tplc="240A0003" w:tentative="1">
@@ -21384,7 +21391,7 @@
         <w:ind w:left="5760" w:hanging="360"/>
       </w:pPr>
       <w:rPr>
-        <w:rFonts w:ascii="Courier New" w:hAnsi="Courier New" w:cs="Courier New" w:hint="default"/>
+        <w:rFonts w:hint="default" w:ascii="Courier New" w:hAnsi="Courier New" w:cs="Courier New"/>
       </w:rPr>
     </w:lvl>
     <w:lvl w:ilvl="8" w:tplc="240A0005" w:tentative="1">
@@ -21396,7 +21403,7 @@
         <w:ind w:left="6480" w:hanging="360"/>
       </w:pPr>
       <w:rPr>
-        <w:rFonts w:ascii="Wingdings" w:hAnsi="Wingdings" w:hint="default"/>
+        <w:rFonts w:hint="default" w:ascii="Wingdings" w:hAnsi="Wingdings"/>
       </w:rPr>
     </w:lvl>
   </w:abstractNum>
@@ -21416,7 +21423,7 @@
         <w:ind w:left="720" w:hanging="360"/>
       </w:pPr>
       <w:rPr>
-        <w:rFonts w:ascii="Symbol" w:hAnsi="Symbol" w:hint="default"/>
+        <w:rFonts w:hint="default" w:ascii="Symbol" w:hAnsi="Symbol"/>
         <w:sz w:val="20"/>
       </w:rPr>
     </w:lvl>
@@ -21432,7 +21439,7 @@
         <w:ind w:left="1440" w:hanging="360"/>
       </w:pPr>
       <w:rPr>
-        <w:rFonts w:ascii="Courier New" w:hAnsi="Courier New" w:hint="default"/>
+        <w:rFonts w:hint="default" w:ascii="Courier New" w:hAnsi="Courier New"/>
         <w:sz w:val="20"/>
       </w:rPr>
     </w:lvl>
@@ -21448,7 +21455,7 @@
         <w:ind w:left="2160" w:hanging="360"/>
       </w:pPr>
       <w:rPr>
-        <w:rFonts w:ascii="Wingdings" w:hAnsi="Wingdings" w:hint="default"/>
+        <w:rFonts w:hint="default" w:ascii="Wingdings" w:hAnsi="Wingdings"/>
         <w:sz w:val="20"/>
       </w:rPr>
     </w:lvl>
@@ -21464,7 +21471,7 @@
         <w:ind w:left="2880" w:hanging="360"/>
       </w:pPr>
       <w:rPr>
-        <w:rFonts w:ascii="Wingdings" w:hAnsi="Wingdings" w:hint="default"/>
+        <w:rFonts w:hint="default" w:ascii="Wingdings" w:hAnsi="Wingdings"/>
         <w:sz w:val="20"/>
       </w:rPr>
     </w:lvl>
@@ -21480,7 +21487,7 @@
         <w:ind w:left="3600" w:hanging="360"/>
       </w:pPr>
       <w:rPr>
-        <w:rFonts w:ascii="Wingdings" w:hAnsi="Wingdings" w:hint="default"/>
+        <w:rFonts w:hint="default" w:ascii="Wingdings" w:hAnsi="Wingdings"/>
         <w:sz w:val="20"/>
       </w:rPr>
     </w:lvl>
@@ -21496,7 +21503,7 @@
         <w:ind w:left="4320" w:hanging="360"/>
       </w:pPr>
       <w:rPr>
-        <w:rFonts w:ascii="Wingdings" w:hAnsi="Wingdings" w:hint="default"/>
+        <w:rFonts w:hint="default" w:ascii="Wingdings" w:hAnsi="Wingdings"/>
         <w:sz w:val="20"/>
       </w:rPr>
     </w:lvl>
@@ -21512,7 +21519,7 @@
         <w:ind w:left="5040" w:hanging="360"/>
       </w:pPr>
       <w:rPr>
-        <w:rFonts w:ascii="Wingdings" w:hAnsi="Wingdings" w:hint="default"/>
+        <w:rFonts w:hint="default" w:ascii="Wingdings" w:hAnsi="Wingdings"/>
         <w:sz w:val="20"/>
       </w:rPr>
     </w:lvl>
@@ -21528,7 +21535,7 @@
         <w:ind w:left="5760" w:hanging="360"/>
       </w:pPr>
       <w:rPr>
-        <w:rFonts w:ascii="Wingdings" w:hAnsi="Wingdings" w:hint="default"/>
+        <w:rFonts w:hint="default" w:ascii="Wingdings" w:hAnsi="Wingdings"/>
         <w:sz w:val="20"/>
       </w:rPr>
     </w:lvl>
@@ -21544,7 +21551,7 @@
         <w:ind w:left="6480" w:hanging="360"/>
       </w:pPr>
       <w:rPr>
-        <w:rFonts w:ascii="Wingdings" w:hAnsi="Wingdings" w:hint="default"/>
+        <w:rFonts w:hint="default" w:ascii="Wingdings" w:hAnsi="Wingdings"/>
         <w:sz w:val="20"/>
       </w:rPr>
     </w:lvl>
@@ -21565,7 +21572,7 @@
         <w:ind w:left="360" w:hanging="360"/>
       </w:pPr>
       <w:rPr>
-        <w:rFonts w:ascii="Symbol" w:hAnsi="Symbol" w:hint="default"/>
+        <w:rFonts w:hint="default" w:ascii="Symbol" w:hAnsi="Symbol"/>
         <w:sz w:val="20"/>
       </w:rPr>
     </w:lvl>
@@ -21581,7 +21588,7 @@
         <w:ind w:left="1440" w:hanging="360"/>
       </w:pPr>
       <w:rPr>
-        <w:rFonts w:ascii="Courier New" w:hAnsi="Courier New" w:hint="default"/>
+        <w:rFonts w:hint="default" w:ascii="Courier New" w:hAnsi="Courier New"/>
         <w:sz w:val="20"/>
       </w:rPr>
     </w:lvl>
@@ -21597,7 +21604,7 @@
         <w:ind w:left="2160" w:hanging="360"/>
       </w:pPr>
       <w:rPr>
-        <w:rFonts w:ascii="Wingdings" w:hAnsi="Wingdings" w:hint="default"/>
+        <w:rFonts w:hint="default" w:ascii="Wingdings" w:hAnsi="Wingdings"/>
         <w:sz w:val="20"/>
       </w:rPr>
     </w:lvl>
@@ -21613,7 +21620,7 @@
         <w:ind w:left="2880" w:hanging="360"/>
       </w:pPr>
       <w:rPr>
-        <w:rFonts w:ascii="Wingdings" w:hAnsi="Wingdings" w:hint="default"/>
+        <w:rFonts w:hint="default" w:ascii="Wingdings" w:hAnsi="Wingdings"/>
         <w:sz w:val="20"/>
       </w:rPr>
     </w:lvl>
@@ -21629,7 +21636,7 @@
         <w:ind w:left="3600" w:hanging="360"/>
       </w:pPr>
       <w:rPr>
-        <w:rFonts w:ascii="Wingdings" w:hAnsi="Wingdings" w:hint="default"/>
+        <w:rFonts w:hint="default" w:ascii="Wingdings" w:hAnsi="Wingdings"/>
         <w:sz w:val="20"/>
       </w:rPr>
     </w:lvl>
@@ -21645,7 +21652,7 @@
         <w:ind w:left="4320" w:hanging="360"/>
       </w:pPr>
       <w:rPr>
-        <w:rFonts w:ascii="Wingdings" w:hAnsi="Wingdings" w:hint="default"/>
+        <w:rFonts w:hint="default" w:ascii="Wingdings" w:hAnsi="Wingdings"/>
         <w:sz w:val="20"/>
       </w:rPr>
     </w:lvl>
@@ -21661,7 +21668,7 @@
         <w:ind w:left="5040" w:hanging="360"/>
       </w:pPr>
       <w:rPr>
-        <w:rFonts w:ascii="Wingdings" w:hAnsi="Wingdings" w:hint="default"/>
+        <w:rFonts w:hint="default" w:ascii="Wingdings" w:hAnsi="Wingdings"/>
         <w:sz w:val="20"/>
       </w:rPr>
     </w:lvl>
@@ -21677,7 +21684,7 @@
         <w:ind w:left="5760" w:hanging="360"/>
       </w:pPr>
       <w:rPr>
-        <w:rFonts w:ascii="Wingdings" w:hAnsi="Wingdings" w:hint="default"/>
+        <w:rFonts w:hint="default" w:ascii="Wingdings" w:hAnsi="Wingdings"/>
         <w:sz w:val="20"/>
       </w:rPr>
     </w:lvl>
@@ -21693,7 +21700,7 @@
         <w:ind w:left="6480" w:hanging="360"/>
       </w:pPr>
       <w:rPr>
-        <w:rFonts w:ascii="Wingdings" w:hAnsi="Wingdings" w:hint="default"/>
+        <w:rFonts w:hint="default" w:ascii="Wingdings" w:hAnsi="Wingdings"/>
         <w:sz w:val="20"/>
       </w:rPr>
     </w:lvl>
@@ -21805,7 +21812,7 @@
         <w:ind w:left="360" w:hanging="360"/>
       </w:pPr>
       <w:rPr>
-        <w:rFonts w:ascii="Symbol" w:hAnsi="Symbol" w:hint="default"/>
+        <w:rFonts w:hint="default" w:ascii="Symbol" w:hAnsi="Symbol"/>
         <w:sz w:val="20"/>
       </w:rPr>
     </w:lvl>
@@ -21821,7 +21828,7 @@
         <w:ind w:left="1440" w:hanging="360"/>
       </w:pPr>
       <w:rPr>
-        <w:rFonts w:ascii="Courier New" w:hAnsi="Courier New" w:hint="default"/>
+        <w:rFonts w:hint="default" w:ascii="Courier New" w:hAnsi="Courier New"/>
         <w:sz w:val="20"/>
       </w:rPr>
     </w:lvl>
@@ -21837,7 +21844,7 @@
         <w:ind w:left="2160" w:hanging="360"/>
       </w:pPr>
       <w:rPr>
-        <w:rFonts w:ascii="Wingdings" w:hAnsi="Wingdings" w:hint="default"/>
+        <w:rFonts w:hint="default" w:ascii="Wingdings" w:hAnsi="Wingdings"/>
         <w:sz w:val="20"/>
       </w:rPr>
     </w:lvl>
@@ -21853,7 +21860,7 @@
         <w:ind w:left="2880" w:hanging="360"/>
       </w:pPr>
       <w:rPr>
-        <w:rFonts w:ascii="Wingdings" w:hAnsi="Wingdings" w:hint="default"/>
+        <w:rFonts w:hint="default" w:ascii="Wingdings" w:hAnsi="Wingdings"/>
         <w:sz w:val="20"/>
       </w:rPr>
     </w:lvl>
@@ -21869,7 +21876,7 @@
         <w:ind w:left="3600" w:hanging="360"/>
       </w:pPr>
       <w:rPr>
-        <w:rFonts w:ascii="Wingdings" w:hAnsi="Wingdings" w:hint="default"/>
+        <w:rFonts w:hint="default" w:ascii="Wingdings" w:hAnsi="Wingdings"/>
         <w:sz w:val="20"/>
       </w:rPr>
     </w:lvl>
@@ -21885,7 +21892,7 @@
         <w:ind w:left="4320" w:hanging="360"/>
       </w:pPr>
       <w:rPr>
-        <w:rFonts w:ascii="Wingdings" w:hAnsi="Wingdings" w:hint="default"/>
+        <w:rFonts w:hint="default" w:ascii="Wingdings" w:hAnsi="Wingdings"/>
         <w:sz w:val="20"/>
       </w:rPr>
     </w:lvl>
@@ -21901,7 +21908,7 @@
         <w:ind w:left="5040" w:hanging="360"/>
       </w:pPr>
       <w:rPr>
-        <w:rFonts w:ascii="Wingdings" w:hAnsi="Wingdings" w:hint="default"/>
+        <w:rFonts w:hint="default" w:ascii="Wingdings" w:hAnsi="Wingdings"/>
         <w:sz w:val="20"/>
       </w:rPr>
     </w:lvl>
@@ -21917,7 +21924,7 @@
         <w:ind w:left="5760" w:hanging="360"/>
       </w:pPr>
       <w:rPr>
-        <w:rFonts w:ascii="Wingdings" w:hAnsi="Wingdings" w:hint="default"/>
+        <w:rFonts w:hint="default" w:ascii="Wingdings" w:hAnsi="Wingdings"/>
         <w:sz w:val="20"/>
       </w:rPr>
     </w:lvl>
@@ -21933,7 +21940,7 @@
         <w:ind w:left="6480" w:hanging="360"/>
       </w:pPr>
       <w:rPr>
-        <w:rFonts w:ascii="Wingdings" w:hAnsi="Wingdings" w:hint="default"/>
+        <w:rFonts w:hint="default" w:ascii="Wingdings" w:hAnsi="Wingdings"/>
         <w:sz w:val="20"/>
       </w:rPr>
     </w:lvl>
@@ -21951,7 +21958,7 @@
         <w:ind w:left="720" w:hanging="360"/>
       </w:pPr>
       <w:rPr>
-        <w:rFonts w:ascii="Symbol" w:hAnsi="Symbol" w:hint="default"/>
+        <w:rFonts w:hint="default" w:ascii="Symbol" w:hAnsi="Symbol"/>
       </w:rPr>
     </w:lvl>
     <w:lvl w:ilvl="1" w:tplc="240A0003" w:tentative="1">
@@ -21963,7 +21970,7 @@
         <w:ind w:left="1440" w:hanging="360"/>
       </w:pPr>
       <w:rPr>
-        <w:rFonts w:ascii="Courier New" w:hAnsi="Courier New" w:cs="Courier New" w:hint="default"/>
+        <w:rFonts w:hint="default" w:ascii="Courier New" w:hAnsi="Courier New" w:cs="Courier New"/>
       </w:rPr>
     </w:lvl>
     <w:lvl w:ilvl="2" w:tplc="240A0005" w:tentative="1">
@@ -21975,7 +21982,7 @@
         <w:ind w:left="2160" w:hanging="360"/>
       </w:pPr>
       <w:rPr>
-        <w:rFonts w:ascii="Wingdings" w:hAnsi="Wingdings" w:hint="default"/>
+        <w:rFonts w:hint="default" w:ascii="Wingdings" w:hAnsi="Wingdings"/>
       </w:rPr>
     </w:lvl>
     <w:lvl w:ilvl="3" w:tplc="240A0001" w:tentative="1">
@@ -21987,7 +21994,7 @@
         <w:ind w:left="2880" w:hanging="360"/>
       </w:pPr>
       <w:rPr>
-        <w:rFonts w:ascii="Symbol" w:hAnsi="Symbol" w:hint="default"/>
+        <w:rFonts w:hint="default" w:ascii="Symbol" w:hAnsi="Symbol"/>
       </w:rPr>
     </w:lvl>
     <w:lvl w:ilvl="4" w:tplc="240A0003" w:tentative="1">
@@ -21999,7 +22006,7 @@
         <w:ind w:left="3600" w:hanging="360"/>
       </w:pPr>
       <w:rPr>
-        <w:rFonts w:ascii="Courier New" w:hAnsi="Courier New" w:cs="Courier New" w:hint="default"/>
+        <w:rFonts w:hint="default" w:ascii="Courier New" w:hAnsi="Courier New" w:cs="Courier New"/>
       </w:rPr>
     </w:lvl>
     <w:lvl w:ilvl="5" w:tplc="240A0005" w:tentative="1">
@@ -22011,7 +22018,7 @@
         <w:ind w:left="4320" w:hanging="360"/>
       </w:pPr>
       <w:rPr>
-        <w:rFonts w:ascii="Wingdings" w:hAnsi="Wingdings" w:hint="default"/>
+        <w:rFonts w:hint="default" w:ascii="Wingdings" w:hAnsi="Wingdings"/>
       </w:rPr>
     </w:lvl>
     <w:lvl w:ilvl="6" w:tplc="240A0001" w:tentative="1">
@@ -22023,7 +22030,7 @@
         <w:ind w:left="5040" w:hanging="360"/>
       </w:pPr>
       <w:rPr>
-        <w:rFonts w:ascii="Symbol" w:hAnsi="Symbol" w:hint="default"/>
+        <w:rFonts w:hint="default" w:ascii="Symbol" w:hAnsi="Symbol"/>
       </w:rPr>
     </w:lvl>
     <w:lvl w:ilvl="7" w:tplc="240A0003" w:tentative="1">
@@ -22035,7 +22042,7 @@
         <w:ind w:left="5760" w:hanging="360"/>
       </w:pPr>
       <w:rPr>
-        <w:rFonts w:ascii="Courier New" w:hAnsi="Courier New" w:cs="Courier New" w:hint="default"/>
+        <w:rFonts w:hint="default" w:ascii="Courier New" w:hAnsi="Courier New" w:cs="Courier New"/>
       </w:rPr>
     </w:lvl>
     <w:lvl w:ilvl="8" w:tplc="240A0005" w:tentative="1">
@@ -22047,7 +22054,7 @@
         <w:ind w:left="6480" w:hanging="360"/>
       </w:pPr>
       <w:rPr>
-        <w:rFonts w:ascii="Wingdings" w:hAnsi="Wingdings" w:hint="default"/>
+        <w:rFonts w:hint="default" w:ascii="Wingdings" w:hAnsi="Wingdings"/>
       </w:rPr>
     </w:lvl>
   </w:abstractNum>
@@ -22067,7 +22074,7 @@
         <w:ind w:left="360" w:hanging="360"/>
       </w:pPr>
       <w:rPr>
-        <w:rFonts w:ascii="Symbol" w:hAnsi="Symbol" w:hint="default"/>
+        <w:rFonts w:hint="default" w:ascii="Symbol" w:hAnsi="Symbol"/>
         <w:sz w:val="20"/>
       </w:rPr>
     </w:lvl>
@@ -22083,7 +22090,7 @@
         <w:ind w:left="1440" w:hanging="360"/>
       </w:pPr>
       <w:rPr>
-        <w:rFonts w:ascii="Courier New" w:hAnsi="Courier New" w:hint="default"/>
+        <w:rFonts w:hint="default" w:ascii="Courier New" w:hAnsi="Courier New"/>
         <w:sz w:val="20"/>
       </w:rPr>
     </w:lvl>
@@ -22099,7 +22106,7 @@
         <w:ind w:left="2160" w:hanging="360"/>
       </w:pPr>
       <w:rPr>
-        <w:rFonts w:ascii="Wingdings" w:hAnsi="Wingdings" w:hint="default"/>
+        <w:rFonts w:hint="default" w:ascii="Wingdings" w:hAnsi="Wingdings"/>
         <w:sz w:val="20"/>
       </w:rPr>
     </w:lvl>
@@ -22115,7 +22122,7 @@
         <w:ind w:left="2880" w:hanging="360"/>
       </w:pPr>
       <w:rPr>
-        <w:rFonts w:ascii="Wingdings" w:hAnsi="Wingdings" w:hint="default"/>
+        <w:rFonts w:hint="default" w:ascii="Wingdings" w:hAnsi="Wingdings"/>
         <w:sz w:val="20"/>
       </w:rPr>
     </w:lvl>
@@ -22131,7 +22138,7 @@
         <w:ind w:left="3600" w:hanging="360"/>
       </w:pPr>
       <w:rPr>
-        <w:rFonts w:ascii="Wingdings" w:hAnsi="Wingdings" w:hint="default"/>
+        <w:rFonts w:hint="default" w:ascii="Wingdings" w:hAnsi="Wingdings"/>
         <w:sz w:val="20"/>
       </w:rPr>
     </w:lvl>
@@ -22147,7 +22154,7 @@
         <w:ind w:left="4320" w:hanging="360"/>
       </w:pPr>
       <w:rPr>
-        <w:rFonts w:ascii="Wingdings" w:hAnsi="Wingdings" w:hint="default"/>
+        <w:rFonts w:hint="default" w:ascii="Wingdings" w:hAnsi="Wingdings"/>
         <w:sz w:val="20"/>
       </w:rPr>
     </w:lvl>
@@ -22163,7 +22170,7 @@
         <w:ind w:left="5040" w:hanging="360"/>
       </w:pPr>
       <w:rPr>
-        <w:rFonts w:ascii="Wingdings" w:hAnsi="Wingdings" w:hint="default"/>
+        <w:rFonts w:hint="default" w:ascii="Wingdings" w:hAnsi="Wingdings"/>
         <w:sz w:val="20"/>
       </w:rPr>
     </w:lvl>
@@ -22179,7 +22186,7 @@
         <w:ind w:left="5760" w:hanging="360"/>
       </w:pPr>
       <w:rPr>
-        <w:rFonts w:ascii="Wingdings" w:hAnsi="Wingdings" w:hint="default"/>
+        <w:rFonts w:hint="default" w:ascii="Wingdings" w:hAnsi="Wingdings"/>
         <w:sz w:val="20"/>
       </w:rPr>
     </w:lvl>
@@ -22195,7 +22202,7 @@
         <w:ind w:left="6480" w:hanging="360"/>
       </w:pPr>
       <w:rPr>
-        <w:rFonts w:ascii="Wingdings" w:hAnsi="Wingdings" w:hint="default"/>
+        <w:rFonts w:hint="default" w:ascii="Wingdings" w:hAnsi="Wingdings"/>
         <w:sz w:val="20"/>
       </w:rPr>
     </w:lvl>
@@ -22216,7 +22223,7 @@
         <w:ind w:left="720" w:hanging="360"/>
       </w:pPr>
       <w:rPr>
-        <w:rFonts w:ascii="Symbol" w:hAnsi="Symbol" w:hint="default"/>
+        <w:rFonts w:hint="default" w:ascii="Symbol" w:hAnsi="Symbol"/>
         <w:sz w:val="20"/>
       </w:rPr>
     </w:lvl>
@@ -22232,7 +22239,7 @@
         <w:ind w:left="1440" w:hanging="360"/>
       </w:pPr>
       <w:rPr>
-        <w:rFonts w:ascii="Courier New" w:hAnsi="Courier New" w:hint="default"/>
+        <w:rFonts w:hint="default" w:ascii="Courier New" w:hAnsi="Courier New"/>
         <w:sz w:val="20"/>
       </w:rPr>
     </w:lvl>
@@ -22248,7 +22255,7 @@
         <w:ind w:left="2160" w:hanging="360"/>
       </w:pPr>
       <w:rPr>
-        <w:rFonts w:ascii="Wingdings" w:hAnsi="Wingdings" w:hint="default"/>
+        <w:rFonts w:hint="default" w:ascii="Wingdings" w:hAnsi="Wingdings"/>
         <w:sz w:val="20"/>
       </w:rPr>
     </w:lvl>
@@ -22264,7 +22271,7 @@
         <w:ind w:left="2880" w:hanging="360"/>
       </w:pPr>
       <w:rPr>
-        <w:rFonts w:ascii="Wingdings" w:hAnsi="Wingdings" w:hint="default"/>
+        <w:rFonts w:hint="default" w:ascii="Wingdings" w:hAnsi="Wingdings"/>
         <w:sz w:val="20"/>
       </w:rPr>
     </w:lvl>
@@ -22280,7 +22287,7 @@
         <w:ind w:left="3600" w:hanging="360"/>
       </w:pPr>
       <w:rPr>
-        <w:rFonts w:ascii="Wingdings" w:hAnsi="Wingdings" w:hint="default"/>
+        <w:rFonts w:hint="default" w:ascii="Wingdings" w:hAnsi="Wingdings"/>
         <w:sz w:val="20"/>
       </w:rPr>
     </w:lvl>
@@ -22296,7 +22303,7 @@
         <w:ind w:left="4320" w:hanging="360"/>
       </w:pPr>
       <w:rPr>
-        <w:rFonts w:ascii="Wingdings" w:hAnsi="Wingdings" w:hint="default"/>
+        <w:rFonts w:hint="default" w:ascii="Wingdings" w:hAnsi="Wingdings"/>
         <w:sz w:val="20"/>
       </w:rPr>
     </w:lvl>
@@ -22312,7 +22319,7 @@
         <w:ind w:left="5040" w:hanging="360"/>
       </w:pPr>
       <w:rPr>
-        <w:rFonts w:ascii="Wingdings" w:hAnsi="Wingdings" w:hint="default"/>
+        <w:rFonts w:hint="default" w:ascii="Wingdings" w:hAnsi="Wingdings"/>
         <w:sz w:val="20"/>
       </w:rPr>
     </w:lvl>
@@ -22328,7 +22335,7 @@
         <w:ind w:left="5760" w:hanging="360"/>
       </w:pPr>
       <w:rPr>
-        <w:rFonts w:ascii="Wingdings" w:hAnsi="Wingdings" w:hint="default"/>
+        <w:rFonts w:hint="default" w:ascii="Wingdings" w:hAnsi="Wingdings"/>
         <w:sz w:val="20"/>
       </w:rPr>
     </w:lvl>
@@ -22344,7 +22351,7 @@
         <w:ind w:left="6480" w:hanging="360"/>
       </w:pPr>
       <w:rPr>
-        <w:rFonts w:ascii="Wingdings" w:hAnsi="Wingdings" w:hint="default"/>
+        <w:rFonts w:hint="default" w:ascii="Wingdings" w:hAnsi="Wingdings"/>
         <w:sz w:val="20"/>
       </w:rPr>
     </w:lvl>
@@ -22365,7 +22372,7 @@
         <w:ind w:left="720" w:hanging="360"/>
       </w:pPr>
       <w:rPr>
-        <w:rFonts w:ascii="Symbol" w:hAnsi="Symbol" w:hint="default"/>
+        <w:rFonts w:hint="default" w:ascii="Symbol" w:hAnsi="Symbol"/>
         <w:sz w:val="20"/>
       </w:rPr>
     </w:lvl>
@@ -22393,7 +22400,7 @@
         <w:ind w:left="2160" w:hanging="360"/>
       </w:pPr>
       <w:rPr>
-        <w:rFonts w:ascii="Wingdings" w:hAnsi="Wingdings" w:hint="default"/>
+        <w:rFonts w:hint="default" w:ascii="Wingdings" w:hAnsi="Wingdings"/>
         <w:sz w:val="20"/>
       </w:rPr>
     </w:lvl>
@@ -22409,7 +22416,7 @@
         <w:ind w:left="2880" w:hanging="360"/>
       </w:pPr>
       <w:rPr>
-        <w:rFonts w:ascii="Wingdings" w:hAnsi="Wingdings" w:hint="default"/>
+        <w:rFonts w:hint="default" w:ascii="Wingdings" w:hAnsi="Wingdings"/>
         <w:sz w:val="20"/>
       </w:rPr>
     </w:lvl>
@@ -22425,7 +22432,7 @@
         <w:ind w:left="3600" w:hanging="360"/>
       </w:pPr>
       <w:rPr>
-        <w:rFonts w:ascii="Wingdings" w:hAnsi="Wingdings" w:hint="default"/>
+        <w:rFonts w:hint="default" w:ascii="Wingdings" w:hAnsi="Wingdings"/>
         <w:sz w:val="20"/>
       </w:rPr>
     </w:lvl>
@@ -22441,7 +22448,7 @@
         <w:ind w:left="4320" w:hanging="360"/>
       </w:pPr>
       <w:rPr>
-        <w:rFonts w:ascii="Wingdings" w:hAnsi="Wingdings" w:hint="default"/>
+        <w:rFonts w:hint="default" w:ascii="Wingdings" w:hAnsi="Wingdings"/>
         <w:sz w:val="20"/>
       </w:rPr>
     </w:lvl>
@@ -22457,7 +22464,7 @@
         <w:ind w:left="5040" w:hanging="360"/>
       </w:pPr>
       <w:rPr>
-        <w:rFonts w:ascii="Wingdings" w:hAnsi="Wingdings" w:hint="default"/>
+        <w:rFonts w:hint="default" w:ascii="Wingdings" w:hAnsi="Wingdings"/>
         <w:sz w:val="20"/>
       </w:rPr>
     </w:lvl>
@@ -22473,7 +22480,7 @@
         <w:ind w:left="5760" w:hanging="360"/>
       </w:pPr>
       <w:rPr>
-        <w:rFonts w:ascii="Wingdings" w:hAnsi="Wingdings" w:hint="default"/>
+        <w:rFonts w:hint="default" w:ascii="Wingdings" w:hAnsi="Wingdings"/>
         <w:sz w:val="20"/>
       </w:rPr>
     </w:lvl>
@@ -22489,7 +22496,7 @@
         <w:ind w:left="6480" w:hanging="360"/>
       </w:pPr>
       <w:rPr>
-        <w:rFonts w:ascii="Wingdings" w:hAnsi="Wingdings" w:hint="default"/>
+        <w:rFonts w:hint="default" w:ascii="Wingdings" w:hAnsi="Wingdings"/>
         <w:sz w:val="20"/>
       </w:rPr>
     </w:lvl>
@@ -22510,7 +22517,7 @@
         <w:ind w:left="360" w:hanging="360"/>
       </w:pPr>
       <w:rPr>
-        <w:rFonts w:ascii="Symbol" w:hAnsi="Symbol" w:hint="default"/>
+        <w:rFonts w:hint="default" w:ascii="Symbol" w:hAnsi="Symbol"/>
         <w:sz w:val="20"/>
       </w:rPr>
     </w:lvl>
@@ -22526,7 +22533,7 @@
         <w:ind w:left="1440" w:hanging="360"/>
       </w:pPr>
       <w:rPr>
-        <w:rFonts w:ascii="Courier New" w:hAnsi="Courier New" w:hint="default"/>
+        <w:rFonts w:hint="default" w:ascii="Courier New" w:hAnsi="Courier New"/>
         <w:sz w:val="20"/>
       </w:rPr>
     </w:lvl>
@@ -22542,7 +22549,7 @@
         <w:ind w:left="2160" w:hanging="360"/>
       </w:pPr>
       <w:rPr>
-        <w:rFonts w:ascii="Wingdings" w:hAnsi="Wingdings" w:hint="default"/>
+        <w:rFonts w:hint="default" w:ascii="Wingdings" w:hAnsi="Wingdings"/>
         <w:sz w:val="20"/>
       </w:rPr>
     </w:lvl>
@@ -22558,7 +22565,7 @@
         <w:ind w:left="2880" w:hanging="360"/>
       </w:pPr>
       <w:rPr>
-        <w:rFonts w:ascii="Wingdings" w:hAnsi="Wingdings" w:hint="default"/>
+        <w:rFonts w:hint="default" w:ascii="Wingdings" w:hAnsi="Wingdings"/>
         <w:sz w:val="20"/>
       </w:rPr>
     </w:lvl>
@@ -22574,7 +22581,7 @@
         <w:ind w:left="3600" w:hanging="360"/>
       </w:pPr>
       <w:rPr>
-        <w:rFonts w:ascii="Wingdings" w:hAnsi="Wingdings" w:hint="default"/>
+        <w:rFonts w:hint="default" w:ascii="Wingdings" w:hAnsi="Wingdings"/>
         <w:sz w:val="20"/>
       </w:rPr>
     </w:lvl>
@@ -22590,7 +22597,7 @@
         <w:ind w:left="4320" w:hanging="360"/>
       </w:pPr>
       <w:rPr>
-        <w:rFonts w:ascii="Wingdings" w:hAnsi="Wingdings" w:hint="default"/>
+        <w:rFonts w:hint="default" w:ascii="Wingdings" w:hAnsi="Wingdings"/>
         <w:sz w:val="20"/>
       </w:rPr>
     </w:lvl>
@@ -22606,7 +22613,7 @@
         <w:ind w:left="5040" w:hanging="360"/>
       </w:pPr>
       <w:rPr>
-        <w:rFonts w:ascii="Wingdings" w:hAnsi="Wingdings" w:hint="default"/>
+        <w:rFonts w:hint="default" w:ascii="Wingdings" w:hAnsi="Wingdings"/>
         <w:sz w:val="20"/>
       </w:rPr>
     </w:lvl>
@@ -22622,7 +22629,7 @@
         <w:ind w:left="5760" w:hanging="360"/>
       </w:pPr>
       <w:rPr>
-        <w:rFonts w:ascii="Wingdings" w:hAnsi="Wingdings" w:hint="default"/>
+        <w:rFonts w:hint="default" w:ascii="Wingdings" w:hAnsi="Wingdings"/>
         <w:sz w:val="20"/>
       </w:rPr>
     </w:lvl>
@@ -22638,7 +22645,7 @@
         <w:ind w:left="6480" w:hanging="360"/>
       </w:pPr>
       <w:rPr>
-        <w:rFonts w:ascii="Wingdings" w:hAnsi="Wingdings" w:hint="default"/>
+        <w:rFonts w:hint="default" w:ascii="Wingdings" w:hAnsi="Wingdings"/>
         <w:sz w:val="20"/>
       </w:rPr>
     </w:lvl>
@@ -22659,7 +22666,7 @@
         <w:ind w:left="720" w:hanging="360"/>
       </w:pPr>
       <w:rPr>
-        <w:rFonts w:ascii="Symbol" w:hAnsi="Symbol" w:hint="default"/>
+        <w:rFonts w:hint="default" w:ascii="Symbol" w:hAnsi="Symbol"/>
         <w:sz w:val="20"/>
       </w:rPr>
     </w:lvl>
@@ -22675,7 +22682,7 @@
         <w:ind w:left="1440" w:hanging="360"/>
       </w:pPr>
       <w:rPr>
-        <w:rFonts w:ascii="Courier New" w:hAnsi="Courier New" w:hint="default"/>
+        <w:rFonts w:hint="default" w:ascii="Courier New" w:hAnsi="Courier New"/>
         <w:sz w:val="20"/>
       </w:rPr>
     </w:lvl>
@@ -22691,7 +22698,7 @@
         <w:ind w:left="2160" w:hanging="360"/>
       </w:pPr>
       <w:rPr>
-        <w:rFonts w:ascii="Wingdings" w:hAnsi="Wingdings" w:hint="default"/>
+        <w:rFonts w:hint="default" w:ascii="Wingdings" w:hAnsi="Wingdings"/>
         <w:sz w:val="20"/>
       </w:rPr>
     </w:lvl>
@@ -22707,7 +22714,7 @@
         <w:ind w:left="2880" w:hanging="360"/>
       </w:pPr>
       <w:rPr>
-        <w:rFonts w:ascii="Wingdings" w:hAnsi="Wingdings" w:hint="default"/>
+        <w:rFonts w:hint="default" w:ascii="Wingdings" w:hAnsi="Wingdings"/>
         <w:sz w:val="20"/>
       </w:rPr>
     </w:lvl>
@@ -22723,7 +22730,7 @@
         <w:ind w:left="3600" w:hanging="360"/>
       </w:pPr>
       <w:rPr>
-        <w:rFonts w:ascii="Wingdings" w:hAnsi="Wingdings" w:hint="default"/>
+        <w:rFonts w:hint="default" w:ascii="Wingdings" w:hAnsi="Wingdings"/>
         <w:sz w:val="20"/>
       </w:rPr>
     </w:lvl>
@@ -22739,7 +22746,7 @@
         <w:ind w:left="4320" w:hanging="360"/>
       </w:pPr>
       <w:rPr>
-        <w:rFonts w:ascii="Wingdings" w:hAnsi="Wingdings" w:hint="default"/>
+        <w:rFonts w:hint="default" w:ascii="Wingdings" w:hAnsi="Wingdings"/>
         <w:sz w:val="20"/>
       </w:rPr>
     </w:lvl>
@@ -22755,7 +22762,7 @@
         <w:ind w:left="5040" w:hanging="360"/>
       </w:pPr>
       <w:rPr>
-        <w:rFonts w:ascii="Wingdings" w:hAnsi="Wingdings" w:hint="default"/>
+        <w:rFonts w:hint="default" w:ascii="Wingdings" w:hAnsi="Wingdings"/>
         <w:sz w:val="20"/>
       </w:rPr>
     </w:lvl>
@@ -22771,7 +22778,7 @@
         <w:ind w:left="5760" w:hanging="360"/>
       </w:pPr>
       <w:rPr>
-        <w:rFonts w:ascii="Wingdings" w:hAnsi="Wingdings" w:hint="default"/>
+        <w:rFonts w:hint="default" w:ascii="Wingdings" w:hAnsi="Wingdings"/>
         <w:sz w:val="20"/>
       </w:rPr>
     </w:lvl>
@@ -22787,7 +22794,7 @@
         <w:ind w:left="6480" w:hanging="360"/>
       </w:pPr>
       <w:rPr>
-        <w:rFonts w:ascii="Wingdings" w:hAnsi="Wingdings" w:hint="default"/>
+        <w:rFonts w:hint="default" w:ascii="Wingdings" w:hAnsi="Wingdings"/>
         <w:sz w:val="20"/>
       </w:rPr>
     </w:lvl>
@@ -22808,7 +22815,7 @@
         <w:ind w:left="360" w:hanging="360"/>
       </w:pPr>
       <w:rPr>
-        <w:rFonts w:ascii="Symbol" w:hAnsi="Symbol" w:hint="default"/>
+        <w:rFonts w:hint="default" w:ascii="Symbol" w:hAnsi="Symbol"/>
         <w:sz w:val="20"/>
       </w:rPr>
     </w:lvl>
@@ -22824,7 +22831,7 @@
         <w:ind w:left="1080" w:hanging="360"/>
       </w:pPr>
       <w:rPr>
-        <w:rFonts w:ascii="Courier New" w:hAnsi="Courier New" w:hint="default"/>
+        <w:rFonts w:hint="default" w:ascii="Courier New" w:hAnsi="Courier New"/>
         <w:sz w:val="20"/>
       </w:rPr>
     </w:lvl>
@@ -22840,7 +22847,7 @@
         <w:ind w:left="1800" w:hanging="360"/>
       </w:pPr>
       <w:rPr>
-        <w:rFonts w:ascii="Wingdings" w:hAnsi="Wingdings" w:hint="default"/>
+        <w:rFonts w:hint="default" w:ascii="Wingdings" w:hAnsi="Wingdings"/>
         <w:sz w:val="20"/>
       </w:rPr>
     </w:lvl>
@@ -22856,7 +22863,7 @@
         <w:ind w:left="2520" w:hanging="360"/>
       </w:pPr>
       <w:rPr>
-        <w:rFonts w:ascii="Wingdings" w:hAnsi="Wingdings" w:hint="default"/>
+        <w:rFonts w:hint="default" w:ascii="Wingdings" w:hAnsi="Wingdings"/>
         <w:sz w:val="20"/>
       </w:rPr>
     </w:lvl>
@@ -22872,7 +22879,7 @@
         <w:ind w:left="3240" w:hanging="360"/>
       </w:pPr>
       <w:rPr>
-        <w:rFonts w:ascii="Wingdings" w:hAnsi="Wingdings" w:hint="default"/>
+        <w:rFonts w:hint="default" w:ascii="Wingdings" w:hAnsi="Wingdings"/>
         <w:sz w:val="20"/>
       </w:rPr>
     </w:lvl>
@@ -22888,7 +22895,7 @@
         <w:ind w:left="3960" w:hanging="360"/>
       </w:pPr>
       <w:rPr>
-        <w:rFonts w:ascii="Wingdings" w:hAnsi="Wingdings" w:hint="default"/>
+        <w:rFonts w:hint="default" w:ascii="Wingdings" w:hAnsi="Wingdings"/>
         <w:sz w:val="20"/>
       </w:rPr>
     </w:lvl>
@@ -22904,7 +22911,7 @@
         <w:ind w:left="4680" w:hanging="360"/>
       </w:pPr>
       <w:rPr>
-        <w:rFonts w:ascii="Wingdings" w:hAnsi="Wingdings" w:hint="default"/>
+        <w:rFonts w:hint="default" w:ascii="Wingdings" w:hAnsi="Wingdings"/>
         <w:sz w:val="20"/>
       </w:rPr>
     </w:lvl>
@@ -22920,7 +22927,7 @@
         <w:ind w:left="5400" w:hanging="360"/>
       </w:pPr>
       <w:rPr>
-        <w:rFonts w:ascii="Wingdings" w:hAnsi="Wingdings" w:hint="default"/>
+        <w:rFonts w:hint="default" w:ascii="Wingdings" w:hAnsi="Wingdings"/>
         <w:sz w:val="20"/>
       </w:rPr>
     </w:lvl>
@@ -22936,7 +22943,7 @@
         <w:ind w:left="6120" w:hanging="360"/>
       </w:pPr>
       <w:rPr>
-        <w:rFonts w:ascii="Wingdings" w:hAnsi="Wingdings" w:hint="default"/>
+        <w:rFonts w:hint="default" w:ascii="Wingdings" w:hAnsi="Wingdings"/>
         <w:sz w:val="20"/>
       </w:rPr>
     </w:lvl>
@@ -22957,7 +22964,7 @@
         <w:ind w:left="360" w:hanging="360"/>
       </w:pPr>
       <w:rPr>
-        <w:rFonts w:ascii="Symbol" w:hAnsi="Symbol" w:hint="default"/>
+        <w:rFonts w:hint="default" w:ascii="Symbol" w:hAnsi="Symbol"/>
         <w:sz w:val="20"/>
       </w:rPr>
     </w:lvl>
@@ -22973,7 +22980,7 @@
         <w:ind w:left="1440" w:hanging="360"/>
       </w:pPr>
       <w:rPr>
-        <w:rFonts w:ascii="Courier New" w:hAnsi="Courier New" w:hint="default"/>
+        <w:rFonts w:hint="default" w:ascii="Courier New" w:hAnsi="Courier New"/>
         <w:sz w:val="20"/>
       </w:rPr>
     </w:lvl>
@@ -22989,7 +22996,7 @@
         <w:ind w:left="2160" w:hanging="360"/>
       </w:pPr>
       <w:rPr>
-        <w:rFonts w:ascii="Wingdings" w:hAnsi="Wingdings" w:hint="default"/>
+        <w:rFonts w:hint="default" w:ascii="Wingdings" w:hAnsi="Wingdings"/>
         <w:sz w:val="20"/>
       </w:rPr>
     </w:lvl>
@@ -23005,7 +23012,7 @@
         <w:ind w:left="2880" w:hanging="360"/>
       </w:pPr>
       <w:rPr>
-        <w:rFonts w:ascii="Wingdings" w:hAnsi="Wingdings" w:hint="default"/>
+        <w:rFonts w:hint="default" w:ascii="Wingdings" w:hAnsi="Wingdings"/>
         <w:sz w:val="20"/>
       </w:rPr>
     </w:lvl>
@@ -23021,7 +23028,7 @@
         <w:ind w:left="3600" w:hanging="360"/>
       </w:pPr>
       <w:rPr>
-        <w:rFonts w:ascii="Wingdings" w:hAnsi="Wingdings" w:hint="default"/>
+        <w:rFonts w:hint="default" w:ascii="Wingdings" w:hAnsi="Wingdings"/>
         <w:sz w:val="20"/>
       </w:rPr>
     </w:lvl>
@@ -23037,7 +23044,7 @@
         <w:ind w:left="4320" w:hanging="360"/>
       </w:pPr>
       <w:rPr>
-        <w:rFonts w:ascii="Wingdings" w:hAnsi="Wingdings" w:hint="default"/>
+        <w:rFonts w:hint="default" w:ascii="Wingdings" w:hAnsi="Wingdings"/>
         <w:sz w:val="20"/>
       </w:rPr>
     </w:lvl>
@@ -23053,7 +23060,7 @@
         <w:ind w:left="5040" w:hanging="360"/>
       </w:pPr>
       <w:rPr>
-        <w:rFonts w:ascii="Wingdings" w:hAnsi="Wingdings" w:hint="default"/>
+        <w:rFonts w:hint="default" w:ascii="Wingdings" w:hAnsi="Wingdings"/>
         <w:sz w:val="20"/>
       </w:rPr>
     </w:lvl>
@@ -23069,7 +23076,7 @@
         <w:ind w:left="5760" w:hanging="360"/>
       </w:pPr>
       <w:rPr>
-        <w:rFonts w:ascii="Wingdings" w:hAnsi="Wingdings" w:hint="default"/>
+        <w:rFonts w:hint="default" w:ascii="Wingdings" w:hAnsi="Wingdings"/>
         <w:sz w:val="20"/>
       </w:rPr>
     </w:lvl>
@@ -23085,7 +23092,7 @@
         <w:ind w:left="6480" w:hanging="360"/>
       </w:pPr>
       <w:rPr>
-        <w:rFonts w:ascii="Wingdings" w:hAnsi="Wingdings" w:hint="default"/>
+        <w:rFonts w:hint="default" w:ascii="Wingdings" w:hAnsi="Wingdings"/>
         <w:sz w:val="20"/>
       </w:rPr>
     </w:lvl>
@@ -23106,7 +23113,7 @@
         <w:ind w:left="720" w:hanging="360"/>
       </w:pPr>
       <w:rPr>
-        <w:rFonts w:ascii="Symbol" w:hAnsi="Symbol" w:hint="default"/>
+        <w:rFonts w:hint="default" w:ascii="Symbol" w:hAnsi="Symbol"/>
         <w:sz w:val="20"/>
       </w:rPr>
     </w:lvl>
@@ -23122,7 +23129,7 @@
         <w:ind w:left="1440" w:hanging="360"/>
       </w:pPr>
       <w:rPr>
-        <w:rFonts w:ascii="Courier New" w:hAnsi="Courier New" w:hint="default"/>
+        <w:rFonts w:hint="default" w:ascii="Courier New" w:hAnsi="Courier New"/>
         <w:sz w:val="20"/>
       </w:rPr>
     </w:lvl>
@@ -23138,7 +23145,7 @@
         <w:ind w:left="2160" w:hanging="360"/>
       </w:pPr>
       <w:rPr>
-        <w:rFonts w:ascii="Wingdings" w:hAnsi="Wingdings" w:hint="default"/>
+        <w:rFonts w:hint="default" w:ascii="Wingdings" w:hAnsi="Wingdings"/>
         <w:sz w:val="20"/>
       </w:rPr>
     </w:lvl>
@@ -23154,7 +23161,7 @@
         <w:ind w:left="2880" w:hanging="360"/>
       </w:pPr>
       <w:rPr>
-        <w:rFonts w:ascii="Wingdings" w:hAnsi="Wingdings" w:hint="default"/>
+        <w:rFonts w:hint="default" w:ascii="Wingdings" w:hAnsi="Wingdings"/>
         <w:sz w:val="20"/>
       </w:rPr>
     </w:lvl>
@@ -23170,7 +23177,7 @@
         <w:ind w:left="3600" w:hanging="360"/>
       </w:pPr>
       <w:rPr>
-        <w:rFonts w:ascii="Wingdings" w:hAnsi="Wingdings" w:hint="default"/>
+        <w:rFonts w:hint="default" w:ascii="Wingdings" w:hAnsi="Wingdings"/>
         <w:sz w:val="20"/>
       </w:rPr>
     </w:lvl>
@@ -23186,7 +23193,7 @@
         <w:ind w:left="4320" w:hanging="360"/>
       </w:pPr>
       <w:rPr>
-        <w:rFonts w:ascii="Wingdings" w:hAnsi="Wingdings" w:hint="default"/>
+        <w:rFonts w:hint="default" w:ascii="Wingdings" w:hAnsi="Wingdings"/>
         <w:sz w:val="20"/>
       </w:rPr>
     </w:lvl>
@@ -23202,7 +23209,7 @@
         <w:ind w:left="5040" w:hanging="360"/>
       </w:pPr>
       <w:rPr>
-        <w:rFonts w:ascii="Wingdings" w:hAnsi="Wingdings" w:hint="default"/>
+        <w:rFonts w:hint="default" w:ascii="Wingdings" w:hAnsi="Wingdings"/>
         <w:sz w:val="20"/>
       </w:rPr>
     </w:lvl>
@@ -23218,7 +23225,7 @@
         <w:ind w:left="5760" w:hanging="360"/>
       </w:pPr>
       <w:rPr>
-        <w:rFonts w:ascii="Wingdings" w:hAnsi="Wingdings" w:hint="default"/>
+        <w:rFonts w:hint="default" w:ascii="Wingdings" w:hAnsi="Wingdings"/>
         <w:sz w:val="20"/>
       </w:rPr>
     </w:lvl>
@@ -23234,7 +23241,7 @@
         <w:ind w:left="6480" w:hanging="360"/>
       </w:pPr>
       <w:rPr>
-        <w:rFonts w:ascii="Wingdings" w:hAnsi="Wingdings" w:hint="default"/>
+        <w:rFonts w:hint="default" w:ascii="Wingdings" w:hAnsi="Wingdings"/>
         <w:sz w:val="20"/>
       </w:rPr>
     </w:lvl>
@@ -23255,7 +23262,7 @@
         <w:ind w:left="360" w:hanging="360"/>
       </w:pPr>
       <w:rPr>
-        <w:rFonts w:ascii="Symbol" w:hAnsi="Symbol" w:hint="default"/>
+        <w:rFonts w:hint="default" w:ascii="Symbol" w:hAnsi="Symbol"/>
         <w:sz w:val="20"/>
       </w:rPr>
     </w:lvl>
@@ -23271,7 +23278,7 @@
         <w:ind w:left="1080" w:hanging="360"/>
       </w:pPr>
       <w:rPr>
-        <w:rFonts w:ascii="Courier New" w:hAnsi="Courier New" w:hint="default"/>
+        <w:rFonts w:hint="default" w:ascii="Courier New" w:hAnsi="Courier New"/>
         <w:sz w:val="20"/>
       </w:rPr>
     </w:lvl>
@@ -23287,7 +23294,7 @@
         <w:ind w:left="1800" w:hanging="360"/>
       </w:pPr>
       <w:rPr>
-        <w:rFonts w:ascii="Wingdings" w:hAnsi="Wingdings" w:hint="default"/>
+        <w:rFonts w:hint="default" w:ascii="Wingdings" w:hAnsi="Wingdings"/>
         <w:sz w:val="20"/>
       </w:rPr>
     </w:lvl>
@@ -23303,7 +23310,7 @@
         <w:ind w:left="2520" w:hanging="360"/>
       </w:pPr>
       <w:rPr>
-        <w:rFonts w:ascii="Wingdings" w:hAnsi="Wingdings" w:hint="default"/>
+        <w:rFonts w:hint="default" w:ascii="Wingdings" w:hAnsi="Wingdings"/>
         <w:sz w:val="20"/>
       </w:rPr>
     </w:lvl>
@@ -23319,7 +23326,7 @@
         <w:ind w:left="3240" w:hanging="360"/>
       </w:pPr>
       <w:rPr>
-        <w:rFonts w:ascii="Wingdings" w:hAnsi="Wingdings" w:hint="default"/>
+        <w:rFonts w:hint="default" w:ascii="Wingdings" w:hAnsi="Wingdings"/>
         <w:sz w:val="20"/>
       </w:rPr>
     </w:lvl>
@@ -23335,7 +23342,7 @@
         <w:ind w:left="3960" w:hanging="360"/>
       </w:pPr>
       <w:rPr>
-        <w:rFonts w:ascii="Wingdings" w:hAnsi="Wingdings" w:hint="default"/>
+        <w:rFonts w:hint="default" w:ascii="Wingdings" w:hAnsi="Wingdings"/>
         <w:sz w:val="20"/>
       </w:rPr>
     </w:lvl>
@@ -23351,7 +23358,7 @@
         <w:ind w:left="4680" w:hanging="360"/>
       </w:pPr>
       <w:rPr>
-        <w:rFonts w:ascii="Wingdings" w:hAnsi="Wingdings" w:hint="default"/>
+        <w:rFonts w:hint="default" w:ascii="Wingdings" w:hAnsi="Wingdings"/>
         <w:sz w:val="20"/>
       </w:rPr>
     </w:lvl>
@@ -23367,7 +23374,7 @@
         <w:ind w:left="5400" w:hanging="360"/>
       </w:pPr>
       <w:rPr>
-        <w:rFonts w:ascii="Wingdings" w:hAnsi="Wingdings" w:hint="default"/>
+        <w:rFonts w:hint="default" w:ascii="Wingdings" w:hAnsi="Wingdings"/>
         <w:sz w:val="20"/>
       </w:rPr>
     </w:lvl>
@@ -23383,7 +23390,7 @@
         <w:ind w:left="6120" w:hanging="360"/>
       </w:pPr>
       <w:rPr>
-        <w:rFonts w:ascii="Wingdings" w:hAnsi="Wingdings" w:hint="default"/>
+        <w:rFonts w:hint="default" w:ascii="Wingdings" w:hAnsi="Wingdings"/>
         <w:sz w:val="20"/>
       </w:rPr>
     </w:lvl>
@@ -23493,7 +23500,7 @@
         <w:ind w:left="720" w:hanging="360"/>
       </w:pPr>
       <w:rPr>
-        <w:rFonts w:ascii="Symbol" w:hAnsi="Symbol" w:hint="default"/>
+        <w:rFonts w:hint="default" w:ascii="Symbol" w:hAnsi="Symbol"/>
         <w:sz w:val="20"/>
       </w:rPr>
     </w:lvl>
@@ -23509,7 +23516,7 @@
         <w:ind w:left="1440" w:hanging="360"/>
       </w:pPr>
       <w:rPr>
-        <w:rFonts w:ascii="Courier New" w:hAnsi="Courier New" w:hint="default"/>
+        <w:rFonts w:hint="default" w:ascii="Courier New" w:hAnsi="Courier New"/>
         <w:sz w:val="20"/>
       </w:rPr>
     </w:lvl>
@@ -23525,7 +23532,7 @@
         <w:ind w:left="2160" w:hanging="360"/>
       </w:pPr>
       <w:rPr>
-        <w:rFonts w:ascii="Wingdings" w:hAnsi="Wingdings" w:hint="default"/>
+        <w:rFonts w:hint="default" w:ascii="Wingdings" w:hAnsi="Wingdings"/>
         <w:sz w:val="20"/>
       </w:rPr>
     </w:lvl>
@@ -23541,7 +23548,7 @@
         <w:ind w:left="2880" w:hanging="360"/>
       </w:pPr>
       <w:rPr>
-        <w:rFonts w:ascii="Wingdings" w:hAnsi="Wingdings" w:hint="default"/>
+        <w:rFonts w:hint="default" w:ascii="Wingdings" w:hAnsi="Wingdings"/>
         <w:sz w:val="20"/>
       </w:rPr>
     </w:lvl>
@@ -23557,7 +23564,7 @@
         <w:ind w:left="3600" w:hanging="360"/>
       </w:pPr>
       <w:rPr>
-        <w:rFonts w:ascii="Wingdings" w:hAnsi="Wingdings" w:hint="default"/>
+        <w:rFonts w:hint="default" w:ascii="Wingdings" w:hAnsi="Wingdings"/>
         <w:sz w:val="20"/>
       </w:rPr>
     </w:lvl>
@@ -23573,7 +23580,7 @@
         <w:ind w:left="4320" w:hanging="360"/>
       </w:pPr>
       <w:rPr>
-        <w:rFonts w:ascii="Wingdings" w:hAnsi="Wingdings" w:hint="default"/>
+        <w:rFonts w:hint="default" w:ascii="Wingdings" w:hAnsi="Wingdings"/>
         <w:sz w:val="20"/>
       </w:rPr>
     </w:lvl>
@@ -23589,7 +23596,7 @@
         <w:ind w:left="5040" w:hanging="360"/>
       </w:pPr>
       <w:rPr>
-        <w:rFonts w:ascii="Wingdings" w:hAnsi="Wingdings" w:hint="default"/>
+        <w:rFonts w:hint="default" w:ascii="Wingdings" w:hAnsi="Wingdings"/>
         <w:sz w:val="20"/>
       </w:rPr>
     </w:lvl>
@@ -23605,7 +23612,7 @@
         <w:ind w:left="5760" w:hanging="360"/>
       </w:pPr>
       <w:rPr>
-        <w:rFonts w:ascii="Wingdings" w:hAnsi="Wingdings" w:hint="default"/>
+        <w:rFonts w:hint="default" w:ascii="Wingdings" w:hAnsi="Wingdings"/>
         <w:sz w:val="20"/>
       </w:rPr>
     </w:lvl>
@@ -23621,7 +23628,7 @@
         <w:ind w:left="6480" w:hanging="360"/>
       </w:pPr>
       <w:rPr>
-        <w:rFonts w:ascii="Wingdings" w:hAnsi="Wingdings" w:hint="default"/>
+        <w:rFonts w:hint="default" w:ascii="Wingdings" w:hAnsi="Wingdings"/>
         <w:sz w:val="20"/>
       </w:rPr>
     </w:lvl>
@@ -23642,7 +23649,7 @@
         <w:ind w:left="720" w:hanging="360"/>
       </w:pPr>
       <w:rPr>
-        <w:rFonts w:ascii="Symbol" w:hAnsi="Symbol" w:hint="default"/>
+        <w:rFonts w:hint="default" w:ascii="Symbol" w:hAnsi="Symbol"/>
         <w:sz w:val="20"/>
       </w:rPr>
     </w:lvl>
@@ -23658,7 +23665,7 @@
         <w:ind w:left="1440" w:hanging="360"/>
       </w:pPr>
       <w:rPr>
-        <w:rFonts w:ascii="Courier New" w:hAnsi="Courier New" w:hint="default"/>
+        <w:rFonts w:hint="default" w:ascii="Courier New" w:hAnsi="Courier New"/>
         <w:sz w:val="20"/>
       </w:rPr>
     </w:lvl>
@@ -23674,7 +23681,7 @@
         <w:ind w:left="2160" w:hanging="360"/>
       </w:pPr>
       <w:rPr>
-        <w:rFonts w:ascii="Wingdings" w:hAnsi="Wingdings" w:hint="default"/>
+        <w:rFonts w:hint="default" w:ascii="Wingdings" w:hAnsi="Wingdings"/>
         <w:sz w:val="20"/>
       </w:rPr>
     </w:lvl>
@@ -23690,7 +23697,7 @@
         <w:ind w:left="2880" w:hanging="360"/>
       </w:pPr>
       <w:rPr>
-        <w:rFonts w:ascii="Wingdings" w:hAnsi="Wingdings" w:hint="default"/>
+        <w:rFonts w:hint="default" w:ascii="Wingdings" w:hAnsi="Wingdings"/>
         <w:sz w:val="20"/>
       </w:rPr>
     </w:lvl>
@@ -23706,7 +23713,7 @@
         <w:ind w:left="3600" w:hanging="360"/>
       </w:pPr>
       <w:rPr>
-        <w:rFonts w:ascii="Wingdings" w:hAnsi="Wingdings" w:hint="default"/>
+        <w:rFonts w:hint="default" w:ascii="Wingdings" w:hAnsi="Wingdings"/>
         <w:sz w:val="20"/>
       </w:rPr>
     </w:lvl>
@@ -23722,7 +23729,7 @@
         <w:ind w:left="4320" w:hanging="360"/>
       </w:pPr>
       <w:rPr>
-        <w:rFonts w:ascii="Wingdings" w:hAnsi="Wingdings" w:hint="default"/>
+        <w:rFonts w:hint="default" w:ascii="Wingdings" w:hAnsi="Wingdings"/>
         <w:sz w:val="20"/>
       </w:rPr>
     </w:lvl>
@@ -23738,7 +23745,7 @@
         <w:ind w:left="5040" w:hanging="360"/>
       </w:pPr>
       <w:rPr>
-        <w:rFonts w:ascii="Wingdings" w:hAnsi="Wingdings" w:hint="default"/>
+        <w:rFonts w:hint="default" w:ascii="Wingdings" w:hAnsi="Wingdings"/>
         <w:sz w:val="20"/>
       </w:rPr>
     </w:lvl>
@@ -23754,7 +23761,7 @@
         <w:ind w:left="5760" w:hanging="360"/>
       </w:pPr>
       <w:rPr>
-        <w:rFonts w:ascii="Wingdings" w:hAnsi="Wingdings" w:hint="default"/>
+        <w:rFonts w:hint="default" w:ascii="Wingdings" w:hAnsi="Wingdings"/>
         <w:sz w:val="20"/>
       </w:rPr>
     </w:lvl>
@@ -23770,7 +23777,7 @@
         <w:ind w:left="6480" w:hanging="360"/>
       </w:pPr>
       <w:rPr>
-        <w:rFonts w:ascii="Wingdings" w:hAnsi="Wingdings" w:hint="default"/>
+        <w:rFonts w:hint="default" w:ascii="Wingdings" w:hAnsi="Wingdings"/>
         <w:sz w:val="20"/>
       </w:rPr>
     </w:lvl>
@@ -23882,7 +23889,7 @@
         <w:ind w:left="360" w:hanging="360"/>
       </w:pPr>
       <w:rPr>
-        <w:rFonts w:ascii="Symbol" w:hAnsi="Symbol" w:hint="default"/>
+        <w:rFonts w:hint="default" w:ascii="Symbol" w:hAnsi="Symbol"/>
         <w:sz w:val="20"/>
       </w:rPr>
     </w:lvl>
@@ -23898,7 +23905,7 @@
         <w:ind w:left="1440" w:hanging="360"/>
       </w:pPr>
       <w:rPr>
-        <w:rFonts w:ascii="Courier New" w:hAnsi="Courier New" w:hint="default"/>
+        <w:rFonts w:hint="default" w:ascii="Courier New" w:hAnsi="Courier New"/>
         <w:sz w:val="20"/>
       </w:rPr>
     </w:lvl>
@@ -23914,7 +23921,7 @@
         <w:ind w:left="2160" w:hanging="360"/>
       </w:pPr>
       <w:rPr>
-        <w:rFonts w:ascii="Wingdings" w:hAnsi="Wingdings" w:hint="default"/>
+        <w:rFonts w:hint="default" w:ascii="Wingdings" w:hAnsi="Wingdings"/>
         <w:sz w:val="20"/>
       </w:rPr>
     </w:lvl>
@@ -23930,7 +23937,7 @@
         <w:ind w:left="2880" w:hanging="360"/>
       </w:pPr>
       <w:rPr>
-        <w:rFonts w:ascii="Wingdings" w:hAnsi="Wingdings" w:hint="default"/>
+        <w:rFonts w:hint="default" w:ascii="Wingdings" w:hAnsi="Wingdings"/>
         <w:sz w:val="20"/>
       </w:rPr>
     </w:lvl>
@@ -23946,7 +23953,7 @@
         <w:ind w:left="3600" w:hanging="360"/>
       </w:pPr>
       <w:rPr>
-        <w:rFonts w:ascii="Wingdings" w:hAnsi="Wingdings" w:hint="default"/>
+        <w:rFonts w:hint="default" w:ascii="Wingdings" w:hAnsi="Wingdings"/>
         <w:sz w:val="20"/>
       </w:rPr>
     </w:lvl>
@@ -23962,7 +23969,7 @@
         <w:ind w:left="4320" w:hanging="360"/>
       </w:pPr>
       <w:rPr>
-        <w:rFonts w:ascii="Wingdings" w:hAnsi="Wingdings" w:hint="default"/>
+        <w:rFonts w:hint="default" w:ascii="Wingdings" w:hAnsi="Wingdings"/>
         <w:sz w:val="20"/>
       </w:rPr>
     </w:lvl>
@@ -23978,7 +23985,7 @@
         <w:ind w:left="5040" w:hanging="360"/>
       </w:pPr>
       <w:rPr>
-        <w:rFonts w:ascii="Wingdings" w:hAnsi="Wingdings" w:hint="default"/>
+        <w:rFonts w:hint="default" w:ascii="Wingdings" w:hAnsi="Wingdings"/>
         <w:sz w:val="20"/>
       </w:rPr>
     </w:lvl>
@@ -23994,7 +24001,7 @@
         <w:ind w:left="5760" w:hanging="360"/>
       </w:pPr>
       <w:rPr>
-        <w:rFonts w:ascii="Wingdings" w:hAnsi="Wingdings" w:hint="default"/>
+        <w:rFonts w:hint="default" w:ascii="Wingdings" w:hAnsi="Wingdings"/>
         <w:sz w:val="20"/>
       </w:rPr>
     </w:lvl>
@@ -24010,7 +24017,7 @@
         <w:ind w:left="6480" w:hanging="360"/>
       </w:pPr>
       <w:rPr>
-        <w:rFonts w:ascii="Wingdings" w:hAnsi="Wingdings" w:hint="default"/>
+        <w:rFonts w:hint="default" w:ascii="Wingdings" w:hAnsi="Wingdings"/>
         <w:sz w:val="20"/>
       </w:rPr>
     </w:lvl>
@@ -24031,7 +24038,7 @@
         <w:ind w:left="360" w:hanging="360"/>
       </w:pPr>
       <w:rPr>
-        <w:rFonts w:ascii="Symbol" w:hAnsi="Symbol" w:hint="default"/>
+        <w:rFonts w:hint="default" w:ascii="Symbol" w:hAnsi="Symbol"/>
         <w:sz w:val="20"/>
       </w:rPr>
     </w:lvl>
@@ -24047,7 +24054,7 @@
         <w:ind w:left="1440" w:hanging="360"/>
       </w:pPr>
       <w:rPr>
-        <w:rFonts w:ascii="Courier New" w:hAnsi="Courier New" w:hint="default"/>
+        <w:rFonts w:hint="default" w:ascii="Courier New" w:hAnsi="Courier New"/>
         <w:sz w:val="20"/>
       </w:rPr>
     </w:lvl>
@@ -24063,7 +24070,7 @@
         <w:ind w:left="2160" w:hanging="360"/>
       </w:pPr>
       <w:rPr>
-        <w:rFonts w:ascii="Wingdings" w:hAnsi="Wingdings" w:hint="default"/>
+        <w:rFonts w:hint="default" w:ascii="Wingdings" w:hAnsi="Wingdings"/>
         <w:sz w:val="20"/>
       </w:rPr>
     </w:lvl>
@@ -24079,7 +24086,7 @@
         <w:ind w:left="2880" w:hanging="360"/>
       </w:pPr>
       <w:rPr>
-        <w:rFonts w:ascii="Wingdings" w:hAnsi="Wingdings" w:hint="default"/>
+        <w:rFonts w:hint="default" w:ascii="Wingdings" w:hAnsi="Wingdings"/>
         <w:sz w:val="20"/>
       </w:rPr>
     </w:lvl>
@@ -24095,7 +24102,7 @@
         <w:ind w:left="3600" w:hanging="360"/>
       </w:pPr>
       <w:rPr>
-        <w:rFonts w:ascii="Wingdings" w:hAnsi="Wingdings" w:hint="default"/>
+        <w:rFonts w:hint="default" w:ascii="Wingdings" w:hAnsi="Wingdings"/>
         <w:sz w:val="20"/>
       </w:rPr>
     </w:lvl>
@@ -24111,7 +24118,7 @@
         <w:ind w:left="4320" w:hanging="360"/>
       </w:pPr>
       <w:rPr>
-        <w:rFonts w:ascii="Wingdings" w:hAnsi="Wingdings" w:hint="default"/>
+        <w:rFonts w:hint="default" w:ascii="Wingdings" w:hAnsi="Wingdings"/>
         <w:sz w:val="20"/>
       </w:rPr>
     </w:lvl>
@@ -24127,7 +24134,7 @@
         <w:ind w:left="5040" w:hanging="360"/>
       </w:pPr>
       <w:rPr>
-        <w:rFonts w:ascii="Wingdings" w:hAnsi="Wingdings" w:hint="default"/>
+        <w:rFonts w:hint="default" w:ascii="Wingdings" w:hAnsi="Wingdings"/>
         <w:sz w:val="20"/>
       </w:rPr>
     </w:lvl>
@@ -24143,7 +24150,7 @@
         <w:ind w:left="5760" w:hanging="360"/>
       </w:pPr>
       <w:rPr>
-        <w:rFonts w:ascii="Wingdings" w:hAnsi="Wingdings" w:hint="default"/>
+        <w:rFonts w:hint="default" w:ascii="Wingdings" w:hAnsi="Wingdings"/>
         <w:sz w:val="20"/>
       </w:rPr>
     </w:lvl>
@@ -24159,7 +24166,7 @@
         <w:ind w:left="6480" w:hanging="360"/>
       </w:pPr>
       <w:rPr>
-        <w:rFonts w:ascii="Wingdings" w:hAnsi="Wingdings" w:hint="default"/>
+        <w:rFonts w:hint="default" w:ascii="Wingdings" w:hAnsi="Wingdings"/>
         <w:sz w:val="20"/>
       </w:rPr>
     </w:lvl>
@@ -24256,25 +24263,25 @@
 </file>
 
 <file path=word/people.xml><?xml version="1.0" encoding="utf-8"?>
-<w15:people xmlns:wpc="http://schemas.microsoft.com/office/word/2010/wordprocessingCanvas" xmlns:cx="http://schemas.microsoft.com/office/drawing/2014/chartex" xmlns:cx1="http://schemas.microsoft.com/office/drawing/2015/9/8/chartex" xmlns:cx2="http://schemas.microsoft.com/office/drawing/2015/10/21/chartex" xmlns:cx3="http://schemas.microsoft.com/office/drawing/2016/5/9/chartex" xmlns:cx4="http://schemas.microsoft.com/office/drawing/2016/5/10/chartex" xmlns:cx5="http://schemas.microsoft.com/office/drawing/2016/5/11/chartex" xmlns:cx6="http://schemas.microsoft.com/office/drawing/2016/5/12/chartex" xmlns:cx7="http://schemas.microsoft.com/office/drawing/2016/5/13/chartex" xmlns:cx8="http://schemas.microsoft.com/office/drawing/2016/5/14/chartex" xmlns:mc="http://schemas.openxmlformats.org/markup-compatibility/2006" xmlns:m="http://schemas.openxmlformats.org/officeDocument/2006/math" xmlns:aink="http://schemas.microsoft.com/office/drawing/2016/ink" xmlns:am3d="http://schemas.microsoft.com/office/drawing/2017/model3d" xmlns:oel="http://schemas.microsoft.com/office/2019/extlst" xmlns:r="http://schemas.openxmlformats.org/officeDocument/2006/relationships" xmlns:wp14="http://schemas.microsoft.com/office/word/2010/wordprocessingDrawing" xmlns:wp="http://schemas.openxmlformats.org/drawingml/2006/wordprocessingDrawing" xmlns:wpg="http://schemas.microsoft.com/office/word/2010/wordprocessingGroup" xmlns:wpi="http://schemas.microsoft.com/office/word/2010/wordprocessingInk" xmlns:wps="http://schemas.microsoft.com/office/word/2010/wordprocessingShape" xmlns:o="urn:schemas-microsoft-com:office:office" xmlns:v="urn:schemas-microsoft-com:vml" xmlns:w10="urn:schemas-microsoft-com:office:word" xmlns:w="http://schemas.openxmlformats.org/wordprocessingml/2006/main" xmlns:w14="http://schemas.microsoft.com/office/word/2010/wordml" xmlns:w15="http://schemas.microsoft.com/office/word/2012/wordml" xmlns:w16cex="http://schemas.microsoft.com/office/word/2018/wordml/cex" xmlns:w16cid="http://schemas.microsoft.com/office/word/2016/wordml/cid" xmlns:w16="http://schemas.microsoft.com/office/word/2018/wordml" xmlns:w16sdtdh="http://schemas.microsoft.com/office/word/2020/wordml/sdtdatahash" xmlns:w16sdtfl="http://schemas.microsoft.com/office/word/2024/wordml/sdtformatlock" xmlns:w16se="http://schemas.microsoft.com/office/word/2015/wordml/symex" xmlns:w16du="http://schemas.microsoft.com/office/word/2023/wordml/word16du" xmlns:wne="http://schemas.microsoft.com/office/word/2006/wordml" mc:Ignorable="w14 w15 w16se w16cid w16 w16cex w16sdtdh w16sdtfl w16du wp14">
+<w15:people xmlns:mc="http://schemas.openxmlformats.org/markup-compatibility/2006" xmlns:w15="http://schemas.microsoft.com/office/word/2012/wordml" mc:Ignorable="w15">
   <w15:person w15:author="Erika Fernanda Mejía">
     <w15:presenceInfo w15:providerId="Windows Live" w15:userId="66091db1a4f566d9"/>
   </w15:person>
   <w15:person w15:author="Yineth Ibette Gonzalez Quintero">
     <w15:presenceInfo w15:providerId="AD" w15:userId="S::yigonzalez@sena.edu.co::922bc87e-b9dc-4dc9-be36-b8100381aee7"/>
   </w15:person>
-  <w15:person w15:author="Marcos Yamid Rubiano Avellaneda">
-    <w15:presenceInfo w15:providerId="AD" w15:userId="S::mrubianoa@sena.edu.co::387926d3-55ce-4ff1-97c5-3ab9305f37bd"/>
+  <w15:person w15:author="Erika Fernanda Mejia Pinzon">
+    <w15:presenceInfo w15:providerId="AD" w15:userId="S::efmejiap@sena.edu.co::eb9d2e3d-d03c-4a81-b18e-c9d302fec61c"/>
   </w15:person>
 </w15:people>
 </file>
 
 <file path=word/styles.xml><?xml version="1.0" encoding="utf-8"?>
-<w:styles xmlns:mc="http://schemas.openxmlformats.org/markup-compatibility/2006" xmlns:r="http://schemas.openxmlformats.org/officeDocument/2006/relationships" xmlns:w="http://schemas.openxmlformats.org/wordprocessingml/2006/main" xmlns:w14="http://schemas.microsoft.com/office/word/2010/wordml" xmlns:w15="http://schemas.microsoft.com/office/word/2012/wordml" xmlns:w16cex="http://schemas.microsoft.com/office/word/2018/wordml/cex" xmlns:w16cid="http://schemas.microsoft.com/office/word/2016/wordml/cid" xmlns:w16="http://schemas.microsoft.com/office/word/2018/wordml" xmlns:w16sdtdh="http://schemas.microsoft.com/office/word/2020/wordml/sdtdatahash" xmlns:w16sdtfl="http://schemas.microsoft.com/office/word/2024/wordml/sdtformatlock" xmlns:w16se="http://schemas.microsoft.com/office/word/2015/wordml/symex" xmlns:w16du="http://schemas.microsoft.com/office/word/2023/wordml/word16du" mc:Ignorable="w14 w15 w16se w16cid w16 w16cex w16sdtdh w16sdtfl w16du">
+<w:styles xmlns:wp14="http://schemas.microsoft.com/office/word/2010/wordprocessingDrawing" xmlns:mc="http://schemas.openxmlformats.org/markup-compatibility/2006" xmlns:r="http://schemas.openxmlformats.org/officeDocument/2006/relationships" xmlns:w="http://schemas.openxmlformats.org/wordprocessingml/2006/main" xmlns:w14="http://schemas.microsoft.com/office/word/2010/wordml" xmlns:w15="http://schemas.microsoft.com/office/word/2012/wordml" xmlns:w16cex="http://schemas.microsoft.com/office/word/2018/wordml/cex" xmlns:w16cid="http://schemas.microsoft.com/office/word/2016/wordml/cid" xmlns:w16="http://schemas.microsoft.com/office/word/2018/wordml" xmlns:w16du="http://schemas.microsoft.com/office/word/2023/wordml/word16du" xmlns:w16sdtdh="http://schemas.microsoft.com/office/word/2020/wordml/sdtdatahash" xmlns:w16sdtfl="http://schemas.microsoft.com/office/word/2024/wordml/sdtformatlock" xmlns:w16se="http://schemas.microsoft.com/office/word/2015/wordml/symex" mc:Ignorable="w14 w15 w16se w16cid w16 w16cex w16sdtdh w16sdtfl w16du wp14">
   <w:docDefaults>
     <w:rPrDefault>
       <w:rPr>
-        <w:rFonts w:ascii="Arial" w:eastAsia="Arial" w:hAnsi="Arial" w:cs="Arial"/>
+        <w:rFonts w:ascii="Arial" w:hAnsi="Arial" w:eastAsia="Arial" w:cs="Arial"/>
         <w:sz w:val="22"/>
         <w:szCs w:val="22"/>
         <w:lang w:val="es-CO" w:eastAsia="es-CO" w:bidi="ar-SA"/>
@@ -24289,14 +24296,14 @@
   <w:latentStyles w:defLockedState="0" w:defUIPriority="99" w:defSemiHidden="0" w:defUnhideWhenUsed="0" w:defQFormat="0" w:count="376">
     <w:lsdException w:name="Normal" w:uiPriority="0" w:qFormat="1"/>
     <w:lsdException w:name="heading 1" w:uiPriority="9" w:qFormat="1"/>
-    <w:lsdException w:name="heading 2" w:semiHidden="1" w:uiPriority="9" w:unhideWhenUsed="1" w:qFormat="1"/>
-    <w:lsdException w:name="heading 3" w:semiHidden="1" w:uiPriority="9" w:unhideWhenUsed="1" w:qFormat="1"/>
-    <w:lsdException w:name="heading 4" w:semiHidden="1" w:uiPriority="9" w:unhideWhenUsed="1" w:qFormat="1"/>
-    <w:lsdException w:name="heading 5" w:semiHidden="1" w:uiPriority="9" w:unhideWhenUsed="1" w:qFormat="1"/>
-    <w:lsdException w:name="heading 6" w:semiHidden="1" w:uiPriority="9" w:unhideWhenUsed="1" w:qFormat="1"/>
-    <w:lsdException w:name="heading 7" w:semiHidden="1" w:uiPriority="9" w:unhideWhenUsed="1" w:qFormat="1"/>
-    <w:lsdException w:name="heading 8" w:semiHidden="1" w:uiPriority="9" w:unhideWhenUsed="1" w:qFormat="1"/>
-    <w:lsdException w:name="heading 9" w:semiHidden="1" w:uiPriority="9" w:unhideWhenUsed="1" w:qFormat="1"/>
+    <w:lsdException w:name="heading 2" w:uiPriority="9" w:semiHidden="1" w:unhideWhenUsed="1" w:qFormat="1"/>
+    <w:lsdException w:name="heading 3" w:uiPriority="9" w:semiHidden="1" w:unhideWhenUsed="1" w:qFormat="1"/>
+    <w:lsdException w:name="heading 4" w:uiPriority="9" w:semiHidden="1" w:unhideWhenUsed="1" w:qFormat="1"/>
+    <w:lsdException w:name="heading 5" w:uiPriority="9" w:semiHidden="1" w:unhideWhenUsed="1" w:qFormat="1"/>
+    <w:lsdException w:name="heading 6" w:uiPriority="9" w:semiHidden="1" w:unhideWhenUsed="1" w:qFormat="1"/>
+    <w:lsdException w:name="heading 7" w:uiPriority="9" w:semiHidden="1" w:unhideWhenUsed="1" w:qFormat="1"/>
+    <w:lsdException w:name="heading 8" w:uiPriority="9" w:semiHidden="1" w:unhideWhenUsed="1" w:qFormat="1"/>
+    <w:lsdException w:name="heading 9" w:uiPriority="9" w:semiHidden="1" w:unhideWhenUsed="1" w:qFormat="1"/>
     <w:lsdException w:name="index 1" w:semiHidden="1" w:unhideWhenUsed="1"/>
     <w:lsdException w:name="index 2" w:semiHidden="1" w:unhideWhenUsed="1"/>
     <w:lsdException w:name="index 3" w:semiHidden="1" w:unhideWhenUsed="1"/>
@@ -24306,22 +24313,22 @@
     <w:lsdException w:name="index 7" w:semiHidden="1" w:unhideWhenUsed="1"/>
     <w:lsdException w:name="index 8" w:semiHidden="1" w:unhideWhenUsed="1"/>
     <w:lsdException w:name="index 9" w:semiHidden="1" w:unhideWhenUsed="1"/>
-    <w:lsdException w:name="toc 1" w:semiHidden="1" w:uiPriority="39" w:unhideWhenUsed="1"/>
-    <w:lsdException w:name="toc 2" w:semiHidden="1" w:uiPriority="39" w:unhideWhenUsed="1"/>
-    <w:lsdException w:name="toc 3" w:semiHidden="1" w:uiPriority="39" w:unhideWhenUsed="1"/>
-    <w:lsdException w:name="toc 4" w:semiHidden="1" w:uiPriority="39" w:unhideWhenUsed="1"/>
-    <w:lsdException w:name="toc 5" w:semiHidden="1" w:uiPriority="39" w:unhideWhenUsed="1"/>
-    <w:lsdException w:name="toc 6" w:semiHidden="1" w:uiPriority="39" w:unhideWhenUsed="1"/>
-    <w:lsdException w:name="toc 7" w:semiHidden="1" w:uiPriority="39" w:unhideWhenUsed="1"/>
-    <w:lsdException w:name="toc 8" w:semiHidden="1" w:uiPriority="39" w:unhideWhenUsed="1"/>
-    <w:lsdException w:name="toc 9" w:semiHidden="1" w:uiPriority="39" w:unhideWhenUsed="1"/>
+    <w:lsdException w:name="toc 1" w:uiPriority="39" w:semiHidden="1" w:unhideWhenUsed="1"/>
+    <w:lsdException w:name="toc 2" w:uiPriority="39" w:semiHidden="1" w:unhideWhenUsed="1"/>
+    <w:lsdException w:name="toc 3" w:uiPriority="39" w:semiHidden="1" w:unhideWhenUsed="1"/>
+    <w:lsdException w:name="toc 4" w:uiPriority="39" w:semiHidden="1" w:unhideWhenUsed="1"/>
+    <w:lsdException w:name="toc 5" w:uiPriority="39" w:semiHidden="1" w:unhideWhenUsed="1"/>
+    <w:lsdException w:name="toc 6" w:uiPriority="39" w:semiHidden="1" w:unhideWhenUsed="1"/>
+    <w:lsdException w:name="toc 7" w:uiPriority="39" w:semiHidden="1" w:unhideWhenUsed="1"/>
+    <w:lsdException w:name="toc 8" w:uiPriority="39" w:semiHidden="1" w:unhideWhenUsed="1"/>
+    <w:lsdException w:name="toc 9" w:uiPriority="39" w:semiHidden="1" w:unhideWhenUsed="1"/>
     <w:lsdException w:name="Normal Indent" w:semiHidden="1" w:unhideWhenUsed="1"/>
     <w:lsdException w:name="footnote text" w:semiHidden="1" w:unhideWhenUsed="1"/>
     <w:lsdException w:name="annotation text" w:semiHidden="1" w:unhideWhenUsed="1"/>
     <w:lsdException w:name="header" w:semiHidden="1" w:unhideWhenUsed="1"/>
     <w:lsdException w:name="footer" w:semiHidden="1" w:unhideWhenUsed="1"/>
     <w:lsdException w:name="index heading" w:semiHidden="1" w:unhideWhenUsed="1"/>
-    <w:lsdException w:name="caption" w:semiHidden="1" w:uiPriority="35" w:unhideWhenUsed="1" w:qFormat="1"/>
+    <w:lsdException w:name="caption" w:uiPriority="35" w:semiHidden="1" w:unhideWhenUsed="1" w:qFormat="1"/>
     <w:lsdException w:name="table of figures" w:semiHidden="1" w:unhideWhenUsed="1"/>
     <w:lsdException w:name="envelope address" w:semiHidden="1" w:unhideWhenUsed="1"/>
     <w:lsdException w:name="envelope return" w:semiHidden="1" w:unhideWhenUsed="1"/>
@@ -24352,7 +24359,7 @@
     <w:lsdException w:name="Title" w:uiPriority="10" w:qFormat="1"/>
     <w:lsdException w:name="Closing" w:semiHidden="1" w:unhideWhenUsed="1"/>
     <w:lsdException w:name="Signature" w:semiHidden="1" w:unhideWhenUsed="1"/>
-    <w:lsdException w:name="Default Paragraph Font" w:semiHidden="1" w:uiPriority="1" w:unhideWhenUsed="1"/>
+    <w:lsdException w:name="Default Paragraph Font" w:uiPriority="1" w:semiHidden="1" w:unhideWhenUsed="1"/>
     <w:lsdException w:name="Body Text" w:semiHidden="1" w:unhideWhenUsed="1"/>
     <w:lsdException w:name="Body Text Indent" w:semiHidden="1" w:unhideWhenUsed="1"/>
     <w:lsdException w:name="List Continue" w:semiHidden="1" w:unhideWhenUsed="1"/>
@@ -24552,8 +24559,8 @@
     <w:lsdException w:name="Subtle Reference" w:uiPriority="31" w:qFormat="1"/>
     <w:lsdException w:name="Intense Reference" w:uiPriority="32" w:qFormat="1"/>
     <w:lsdException w:name="Book Title" w:uiPriority="33" w:qFormat="1"/>
-    <w:lsdException w:name="Bibliography" w:semiHidden="1" w:uiPriority="37" w:unhideWhenUsed="1"/>
-    <w:lsdException w:name="TOC Heading" w:semiHidden="1" w:uiPriority="39" w:unhideWhenUsed="1" w:qFormat="1"/>
+    <w:lsdException w:name="Bibliography" w:uiPriority="37" w:semiHidden="1" w:unhideWhenUsed="1"/>
+    <w:lsdException w:name="TOC Heading" w:uiPriority="39" w:semiHidden="1" w:unhideWhenUsed="1" w:qFormat="1"/>
     <w:lsdException w:name="Plain Table 1" w:uiPriority="41"/>
     <w:lsdException w:name="Plain Table 2" w:uiPriority="42"/>
     <w:lsdException w:name="Plain Table 3" w:uiPriority="43"/>
@@ -24664,7 +24671,7 @@
     <w:lsdException w:name="Unresolved Mention" w:semiHidden="1" w:unhideWhenUsed="1"/>
     <w:lsdException w:name="Smart Link" w:semiHidden="1" w:unhideWhenUsed="1"/>
   </w:latentStyles>
-  <w:style w:type="paragraph" w:default="1" w:styleId="Normal">
+  <w:style w:type="paragraph" w:styleId="Normal" w:default="1">
     <w:name w:val="Normal"/>
     <w:qFormat/>
     <w:rsid w:val="00280F84"/>
@@ -24783,13 +24790,13 @@
       <w:color w:val="666666"/>
     </w:rPr>
   </w:style>
-  <w:style w:type="character" w:default="1" w:styleId="Fuentedeprrafopredeter">
+  <w:style w:type="character" w:styleId="Fuentedeprrafopredeter" w:default="1">
     <w:name w:val="Default Paragraph Font"/>
     <w:uiPriority w:val="1"/>
     <w:semiHidden/>
     <w:unhideWhenUsed/>
   </w:style>
-  <w:style w:type="table" w:default="1" w:styleId="Tablanormal">
+  <w:style w:type="table" w:styleId="Tablanormal" w:default="1">
     <w:name w:val="Normal Table"/>
     <w:uiPriority w:val="99"/>
     <w:semiHidden/>
@@ -24804,13 +24811,13 @@
       </w:tblCellMar>
     </w:tblPr>
   </w:style>
-  <w:style w:type="numbering" w:default="1" w:styleId="Sinlista">
+  <w:style w:type="numbering" w:styleId="Sinlista" w:default="1">
     <w:name w:val="No List"/>
     <w:uiPriority w:val="99"/>
     <w:semiHidden/>
     <w:unhideWhenUsed/>
   </w:style>
-  <w:style w:type="table" w:customStyle="1" w:styleId="TableNormal1">
+  <w:style w:type="table" w:styleId="TableNormal1" w:customStyle="1">
     <w:name w:val="Table Normal1"/>
     <w:tblPr>
       <w:tblCellMar>
@@ -24837,7 +24844,7 @@
       <w:szCs w:val="52"/>
     </w:rPr>
   </w:style>
-  <w:style w:type="table" w:customStyle="1" w:styleId="TableNormal2">
+  <w:style w:type="table" w:styleId="TableNormal2" w:customStyle="1">
     <w:name w:val="Table Normal2"/>
     <w:tblPr>
       <w:tblCellMar>
@@ -24865,7 +24872,7 @@
       <w:szCs w:val="30"/>
     </w:rPr>
   </w:style>
-  <w:style w:type="table" w:customStyle="1" w:styleId="a">
+  <w:style w:type="table" w:styleId="a" w:customStyle="1">
     <w:basedOn w:val="Tablanormal"/>
     <w:tblPr>
       <w:tblStyleRowBandSize w:val="1"/>
@@ -24878,7 +24885,7 @@
       </w:tblCellMar>
     </w:tblPr>
   </w:style>
-  <w:style w:type="table" w:customStyle="1" w:styleId="a0">
+  <w:style w:type="table" w:styleId="a0" w:customStyle="1">
     <w:basedOn w:val="Tablanormal"/>
     <w:tblPr>
       <w:tblStyleRowBandSize w:val="1"/>
@@ -24891,7 +24898,7 @@
       </w:tblCellMar>
     </w:tblPr>
   </w:style>
-  <w:style w:type="table" w:customStyle="1" w:styleId="a1">
+  <w:style w:type="table" w:styleId="a1" w:customStyle="1">
     <w:basedOn w:val="Tablanormal"/>
     <w:tblPr>
       <w:tblStyleRowBandSize w:val="1"/>
@@ -24914,12 +24921,12 @@
     </w:pPr>
     <w:tblPr>
       <w:tblBorders>
-        <w:top w:val="single" w:sz="4" w:space="0" w:color="auto"/>
-        <w:left w:val="single" w:sz="4" w:space="0" w:color="auto"/>
-        <w:bottom w:val="single" w:sz="4" w:space="0" w:color="auto"/>
-        <w:right w:val="single" w:sz="4" w:space="0" w:color="auto"/>
-        <w:insideH w:val="single" w:sz="4" w:space="0" w:color="auto"/>
-        <w:insideV w:val="single" w:sz="4" w:space="0" w:color="auto"/>
+        <w:top w:val="single" w:color="auto" w:sz="4" w:space="0"/>
+        <w:left w:val="single" w:color="auto" w:sz="4" w:space="0"/>
+        <w:bottom w:val="single" w:color="auto" w:sz="4" w:space="0"/>
+        <w:right w:val="single" w:color="auto" w:sz="4" w:space="0"/>
+        <w:insideH w:val="single" w:color="auto" w:sz="4" w:space="0"/>
+        <w:insideV w:val="single" w:color="auto" w:sz="4" w:space="0"/>
       </w:tblBorders>
     </w:tblPr>
   </w:style>
@@ -24938,7 +24945,7 @@
       <w:spacing w:line="240" w:lineRule="auto"/>
     </w:pPr>
   </w:style>
-  <w:style w:type="character" w:customStyle="1" w:styleId="EncabezadoCar">
+  <w:style w:type="character" w:styleId="EncabezadoCar" w:customStyle="1">
     <w:name w:val="Encabezado Car"/>
     <w:basedOn w:val="Fuentedeprrafopredeter"/>
     <w:link w:val="Encabezado"/>
@@ -24960,7 +24967,7 @@
       <w:spacing w:line="240" w:lineRule="auto"/>
     </w:pPr>
   </w:style>
-  <w:style w:type="character" w:customStyle="1" w:styleId="PiedepginaCar">
+  <w:style w:type="character" w:styleId="PiedepginaCar" w:customStyle="1">
     <w:name w:val="Pie de página Car"/>
     <w:basedOn w:val="Fuentedeprrafopredeter"/>
     <w:link w:val="Piedepgina"/>
@@ -24977,12 +24984,12 @@
       <w:spacing w:before="100" w:beforeAutospacing="1" w:after="100" w:afterAutospacing="1" w:line="240" w:lineRule="auto"/>
     </w:pPr>
     <w:rPr>
-      <w:rFonts w:ascii="Times New Roman" w:eastAsia="Times New Roman" w:hAnsi="Times New Roman" w:cs="Times New Roman"/>
+      <w:rFonts w:ascii="Times New Roman" w:hAnsi="Times New Roman" w:eastAsia="Times New Roman" w:cs="Times New Roman"/>
       <w:sz w:val="24"/>
       <w:szCs w:val="24"/>
     </w:rPr>
   </w:style>
-  <w:style w:type="character" w:customStyle="1" w:styleId="Listavistosa-nfasis1Car">
+  <w:style w:type="character" w:styleId="Listavistosa-nfasis1Car" w:customStyle="1">
     <w:name w:val="Lista vistosa - Énfasis 1 Car"/>
     <w:link w:val="Listavistosa-nfasis1"/>
     <w:uiPriority w:val="34"/>
@@ -25023,7 +25030,7 @@
       <w:tblPr/>
       <w:tcPr>
         <w:tcBorders>
-          <w:bottom w:val="single" w:sz="12" w:space="0" w:color="FFFFFF" w:themeColor="background1"/>
+          <w:bottom w:val="single" w:color="FFFFFF" w:themeColor="background1" w:sz="12" w:space="0"/>
         </w:tcBorders>
         <w:shd w:val="clear" w:color="auto" w:fill="CC5416" w:themeFill="accent2" w:themeFillShade="CC"/>
       </w:tcPr>
@@ -25032,7 +25039,7 @@
       <w:tblPr/>
       <w:tcPr>
         <w:tcBorders>
-          <w:top w:val="single" w:sz="12" w:space="0" w:color="000000" w:themeColor="text1"/>
+          <w:top w:val="single" w:color="000000" w:themeColor="text1" w:sz="12" w:space="0"/>
         </w:tcBorders>
         <w:shd w:val="clear" w:color="auto" w:fill="FFFFFF" w:themeFill="background1"/>
       </w:tcPr>
@@ -25080,7 +25087,7 @@
       <w:u w:val="single"/>
     </w:rPr>
   </w:style>
-  <w:style w:type="character" w:customStyle="1" w:styleId="Mencinsinresolver1">
+  <w:style w:type="character" w:styleId="Mencinsinresolver1" w:customStyle="1">
     <w:name w:val="Mención sin resolver1"/>
     <w:basedOn w:val="Fuentedeprrafopredeter"/>
     <w:uiPriority w:val="99"/>
@@ -25121,7 +25128,7 @@
       <w:szCs w:val="18"/>
     </w:rPr>
   </w:style>
-  <w:style w:type="character" w:customStyle="1" w:styleId="TextodegloboCar">
+  <w:style w:type="character" w:styleId="TextodegloboCar" w:customStyle="1">
     <w:name w:val="Texto de globo Car"/>
     <w:basedOn w:val="Fuentedeprrafopredeter"/>
     <w:link w:val="Textodeglobo"/>
@@ -25161,7 +25168,7 @@
       <w:szCs w:val="20"/>
     </w:rPr>
   </w:style>
-  <w:style w:type="character" w:customStyle="1" w:styleId="TextocomentarioCar">
+  <w:style w:type="character" w:styleId="TextocomentarioCar" w:customStyle="1">
     <w:name w:val="Texto comentario Car"/>
     <w:basedOn w:val="Fuentedeprrafopredeter"/>
     <w:link w:val="Textocomentario"/>
@@ -25186,7 +25193,7 @@
       <w:bCs/>
     </w:rPr>
   </w:style>
-  <w:style w:type="character" w:customStyle="1" w:styleId="AsuntodelcomentarioCar">
+  <w:style w:type="character" w:styleId="AsuntodelcomentarioCar" w:customStyle="1">
     <w:name w:val="Asunto del comentario Car"/>
     <w:basedOn w:val="TextocomentarioCar"/>
     <w:link w:val="Asuntodelcomentario"/>
@@ -25200,7 +25207,7 @@
       <w:szCs w:val="20"/>
     </w:rPr>
   </w:style>
-  <w:style w:type="table" w:customStyle="1" w:styleId="a2">
+  <w:style w:type="table" w:styleId="a2" w:customStyle="1">
     <w:basedOn w:val="TableNormal2"/>
     <w:pPr>
       <w:spacing w:line="240" w:lineRule="auto"/>
@@ -25222,7 +25229,7 @@
       <w:shd w:val="clear" w:color="auto" w:fill="EDF2F8"/>
     </w:tcPr>
   </w:style>
-  <w:style w:type="table" w:customStyle="1" w:styleId="a3">
+  <w:style w:type="table" w:styleId="a3" w:customStyle="1">
     <w:basedOn w:val="TableNormal2"/>
     <w:pPr>
       <w:spacing w:line="240" w:lineRule="auto"/>
@@ -25244,7 +25251,7 @@
       <w:shd w:val="clear" w:color="auto" w:fill="EDF2F8"/>
     </w:tcPr>
   </w:style>
-  <w:style w:type="table" w:customStyle="1" w:styleId="a4">
+  <w:style w:type="table" w:styleId="a4" w:customStyle="1">
     <w:basedOn w:val="TableNormal2"/>
     <w:pPr>
       <w:spacing w:line="240" w:lineRule="auto"/>
@@ -25266,7 +25273,7 @@
       <w:shd w:val="clear" w:color="auto" w:fill="EDF2F8"/>
     </w:tcPr>
   </w:style>
-  <w:style w:type="table" w:customStyle="1" w:styleId="a5">
+  <w:style w:type="table" w:styleId="a5" w:customStyle="1">
     <w:basedOn w:val="TableNormal2"/>
     <w:pPr>
       <w:spacing w:line="240" w:lineRule="auto"/>
@@ -25288,7 +25295,7 @@
       <w:shd w:val="clear" w:color="auto" w:fill="EDF2F8"/>
     </w:tcPr>
   </w:style>
-  <w:style w:type="table" w:customStyle="1" w:styleId="a6">
+  <w:style w:type="table" w:styleId="a6" w:customStyle="1">
     <w:basedOn w:val="TableNormal2"/>
     <w:tblPr>
       <w:tblStyleRowBandSize w:val="1"/>
@@ -25299,7 +25306,7 @@
       </w:tblCellMar>
     </w:tblPr>
   </w:style>
-  <w:style w:type="table" w:customStyle="1" w:styleId="a7">
+  <w:style w:type="table" w:styleId="a7" w:customStyle="1">
     <w:basedOn w:val="TableNormal2"/>
     <w:tblPr>
       <w:tblStyleRowBandSize w:val="1"/>
@@ -25312,7 +25319,7 @@
       </w:tblCellMar>
     </w:tblPr>
   </w:style>
-  <w:style w:type="table" w:customStyle="1" w:styleId="a8">
+  <w:style w:type="table" w:styleId="a8" w:customStyle="1">
     <w:basedOn w:val="TableNormal2"/>
     <w:tblPr>
       <w:tblStyleRowBandSize w:val="1"/>
@@ -25325,7 +25332,7 @@
       </w:tblCellMar>
     </w:tblPr>
   </w:style>
-  <w:style w:type="table" w:customStyle="1" w:styleId="a9">
+  <w:style w:type="table" w:styleId="a9" w:customStyle="1">
     <w:basedOn w:val="TableNormal2"/>
     <w:tblPr>
       <w:tblStyleRowBandSize w:val="1"/>
@@ -25336,7 +25343,7 @@
       </w:tblCellMar>
     </w:tblPr>
   </w:style>
-  <w:style w:type="table" w:customStyle="1" w:styleId="aa">
+  <w:style w:type="table" w:styleId="aa" w:customStyle="1">
     <w:basedOn w:val="TableNormal2"/>
     <w:tblPr>
       <w:tblStyleRowBandSize w:val="1"/>
@@ -25347,7 +25354,7 @@
       </w:tblCellMar>
     </w:tblPr>
   </w:style>
-  <w:style w:type="table" w:customStyle="1" w:styleId="ab">
+  <w:style w:type="table" w:styleId="ab" w:customStyle="1">
     <w:basedOn w:val="TableNormal2"/>
     <w:pPr>
       <w:spacing w:line="240" w:lineRule="auto"/>
@@ -25369,7 +25376,7 @@
       <w:shd w:val="clear" w:color="auto" w:fill="EDF2F8"/>
     </w:tcPr>
   </w:style>
-  <w:style w:type="table" w:customStyle="1" w:styleId="ac">
+  <w:style w:type="table" w:styleId="ac" w:customStyle="1">
     <w:basedOn w:val="TableNormal2"/>
     <w:pPr>
       <w:spacing w:line="240" w:lineRule="auto"/>
@@ -25391,7 +25398,7 @@
       <w:shd w:val="clear" w:color="auto" w:fill="EDF2F8"/>
     </w:tcPr>
   </w:style>
-  <w:style w:type="table" w:customStyle="1" w:styleId="ad">
+  <w:style w:type="table" w:styleId="ad" w:customStyle="1">
     <w:basedOn w:val="TableNormal2"/>
     <w:pPr>
       <w:spacing w:line="240" w:lineRule="auto"/>
@@ -25413,7 +25420,7 @@
       <w:shd w:val="clear" w:color="auto" w:fill="EDF2F8"/>
     </w:tcPr>
   </w:style>
-  <w:style w:type="table" w:customStyle="1" w:styleId="ae">
+  <w:style w:type="table" w:styleId="ae" w:customStyle="1">
     <w:basedOn w:val="TableNormal2"/>
     <w:pPr>
       <w:spacing w:line="240" w:lineRule="auto"/>
@@ -25435,7 +25442,7 @@
       <w:shd w:val="clear" w:color="auto" w:fill="EDF2F8"/>
     </w:tcPr>
   </w:style>
-  <w:style w:type="table" w:customStyle="1" w:styleId="af">
+  <w:style w:type="table" w:styleId="af" w:customStyle="1">
     <w:basedOn w:val="TableNormal2"/>
     <w:pPr>
       <w:spacing w:line="240" w:lineRule="auto"/>
@@ -25457,7 +25464,7 @@
       <w:shd w:val="clear" w:color="auto" w:fill="EDF2F8"/>
     </w:tcPr>
   </w:style>
-  <w:style w:type="table" w:customStyle="1" w:styleId="af0">
+  <w:style w:type="table" w:styleId="af0" w:customStyle="1">
     <w:basedOn w:val="TableNormal2"/>
     <w:pPr>
       <w:spacing w:line="240" w:lineRule="auto"/>
@@ -25479,7 +25486,7 @@
       <w:shd w:val="clear" w:color="auto" w:fill="EDF2F8"/>
     </w:tcPr>
   </w:style>
-  <w:style w:type="table" w:customStyle="1" w:styleId="af1">
+  <w:style w:type="table" w:styleId="af1" w:customStyle="1">
     <w:basedOn w:val="TableNormal2"/>
     <w:pPr>
       <w:spacing w:line="240" w:lineRule="auto"/>
@@ -25501,7 +25508,7 @@
       <w:shd w:val="clear" w:color="auto" w:fill="EDF2F8"/>
     </w:tcPr>
   </w:style>
-  <w:style w:type="table" w:customStyle="1" w:styleId="af2">
+  <w:style w:type="table" w:styleId="af2" w:customStyle="1">
     <w:basedOn w:val="TableNormal2"/>
     <w:pPr>
       <w:spacing w:line="240" w:lineRule="auto"/>
@@ -25523,7 +25530,7 @@
       <w:shd w:val="clear" w:color="auto" w:fill="EDF2F8"/>
     </w:tcPr>
   </w:style>
-  <w:style w:type="table" w:customStyle="1" w:styleId="af3">
+  <w:style w:type="table" w:styleId="af3" w:customStyle="1">
     <w:basedOn w:val="TableNormal2"/>
     <w:pPr>
       <w:spacing w:line="240" w:lineRule="auto"/>
@@ -25573,7 +25580,7 @@
       <w:szCs w:val="20"/>
     </w:rPr>
   </w:style>
-  <w:style w:type="character" w:customStyle="1" w:styleId="TextonotapieCar">
+  <w:style w:type="character" w:styleId="TextonotapieCar" w:customStyle="1">
     <w:name w:val="Texto nota pie Car"/>
     <w:basedOn w:val="Fuentedeprrafopredeter"/>
     <w:link w:val="Textonotapie"/>
@@ -25607,7 +25614,7 @@
       <w:iCs/>
     </w:rPr>
   </w:style>
-  <w:style w:type="character" w:customStyle="1" w:styleId="Ttulo1Car">
+  <w:style w:type="character" w:styleId="Ttulo1Car" w:customStyle="1">
     <w:name w:val="Título 1 Car"/>
     <w:basedOn w:val="Fuentedeprrafopredeter"/>
     <w:link w:val="Ttulo1"/>
@@ -25638,12 +25645,12 @@
       <w:tblStyleRowBandSize w:val="1"/>
       <w:tblStyleColBandSize w:val="1"/>
       <w:tblBorders>
-        <w:top w:val="single" w:sz="4" w:space="0" w:color="47D459" w:themeColor="accent3" w:themeTint="99"/>
-        <w:left w:val="single" w:sz="4" w:space="0" w:color="47D459" w:themeColor="accent3" w:themeTint="99"/>
-        <w:bottom w:val="single" w:sz="4" w:space="0" w:color="47D459" w:themeColor="accent3" w:themeTint="99"/>
-        <w:right w:val="single" w:sz="4" w:space="0" w:color="47D459" w:themeColor="accent3" w:themeTint="99"/>
-        <w:insideH w:val="single" w:sz="4" w:space="0" w:color="47D459" w:themeColor="accent3" w:themeTint="99"/>
-        <w:insideV w:val="single" w:sz="4" w:space="0" w:color="47D459" w:themeColor="accent3" w:themeTint="99"/>
+        <w:top w:val="single" w:color="47D459" w:themeColor="accent3" w:themeTint="99" w:sz="4" w:space="0"/>
+        <w:left w:val="single" w:color="47D459" w:themeColor="accent3" w:themeTint="99" w:sz="4" w:space="0"/>
+        <w:bottom w:val="single" w:color="47D459" w:themeColor="accent3" w:themeTint="99" w:sz="4" w:space="0"/>
+        <w:right w:val="single" w:color="47D459" w:themeColor="accent3" w:themeTint="99" w:sz="4" w:space="0"/>
+        <w:insideH w:val="single" w:color="47D459" w:themeColor="accent3" w:themeTint="99" w:sz="4" w:space="0"/>
+        <w:insideV w:val="single" w:color="47D459" w:themeColor="accent3" w:themeTint="99" w:sz="4" w:space="0"/>
       </w:tblBorders>
     </w:tblPr>
     <w:tblStylePr w:type="firstRow">
@@ -25655,10 +25662,10 @@
       <w:tblPr/>
       <w:tcPr>
         <w:tcBorders>
-          <w:top w:val="single" w:sz="4" w:space="0" w:color="196B24" w:themeColor="accent3"/>
-          <w:left w:val="single" w:sz="4" w:space="0" w:color="196B24" w:themeColor="accent3"/>
-          <w:bottom w:val="single" w:sz="4" w:space="0" w:color="196B24" w:themeColor="accent3"/>
-          <w:right w:val="single" w:sz="4" w:space="0" w:color="196B24" w:themeColor="accent3"/>
+          <w:top w:val="single" w:color="196B24" w:themeColor="accent3" w:sz="4" w:space="0"/>
+          <w:left w:val="single" w:color="196B24" w:themeColor="accent3" w:sz="4" w:space="0"/>
+          <w:bottom w:val="single" w:color="196B24" w:themeColor="accent3" w:sz="4" w:space="0"/>
+          <w:right w:val="single" w:color="196B24" w:themeColor="accent3" w:sz="4" w:space="0"/>
           <w:insideH w:val="nil"/>
           <w:insideV w:val="nil"/>
         </w:tcBorders>
@@ -25673,7 +25680,7 @@
       <w:tblPr/>
       <w:tcPr>
         <w:tcBorders>
-          <w:top w:val="double" w:sz="4" w:space="0" w:color="196B24" w:themeColor="accent3"/>
+          <w:top w:val="double" w:color="196B24" w:themeColor="accent3" w:sz="4" w:space="0"/>
         </w:tcBorders>
       </w:tcPr>
     </w:tblStylePr>
@@ -25714,12 +25721,12 @@
       <w:tblStyleRowBandSize w:val="1"/>
       <w:tblStyleColBandSize w:val="1"/>
       <w:tblBorders>
-        <w:top w:val="single" w:sz="4" w:space="0" w:color="FFFFFF" w:themeColor="background1"/>
-        <w:left w:val="single" w:sz="4" w:space="0" w:color="FFFFFF" w:themeColor="background1"/>
-        <w:bottom w:val="single" w:sz="4" w:space="0" w:color="FFFFFF" w:themeColor="background1"/>
-        <w:right w:val="single" w:sz="4" w:space="0" w:color="FFFFFF" w:themeColor="background1"/>
-        <w:insideH w:val="single" w:sz="4" w:space="0" w:color="FFFFFF" w:themeColor="background1"/>
-        <w:insideV w:val="single" w:sz="4" w:space="0" w:color="FFFFFF" w:themeColor="background1"/>
+        <w:top w:val="single" w:color="FFFFFF" w:themeColor="background1" w:sz="4" w:space="0"/>
+        <w:left w:val="single" w:color="FFFFFF" w:themeColor="background1" w:sz="4" w:space="0"/>
+        <w:bottom w:val="single" w:color="FFFFFF" w:themeColor="background1" w:sz="4" w:space="0"/>
+        <w:right w:val="single" w:color="FFFFFF" w:themeColor="background1" w:sz="4" w:space="0"/>
+        <w:insideH w:val="single" w:color="FFFFFF" w:themeColor="background1" w:sz="4" w:space="0"/>
+        <w:insideV w:val="single" w:color="FFFFFF" w:themeColor="background1" w:sz="4" w:space="0"/>
       </w:tblBorders>
     </w:tblPr>
     <w:tcPr>
@@ -25734,9 +25741,9 @@
       <w:tblPr/>
       <w:tcPr>
         <w:tcBorders>
-          <w:top w:val="single" w:sz="4" w:space="0" w:color="FFFFFF" w:themeColor="background1"/>
-          <w:left w:val="single" w:sz="4" w:space="0" w:color="FFFFFF" w:themeColor="background1"/>
-          <w:right w:val="single" w:sz="4" w:space="0" w:color="FFFFFF" w:themeColor="background1"/>
+          <w:top w:val="single" w:color="FFFFFF" w:themeColor="background1" w:sz="4" w:space="0"/>
+          <w:left w:val="single" w:color="FFFFFF" w:themeColor="background1" w:sz="4" w:space="0"/>
+          <w:right w:val="single" w:color="FFFFFF" w:themeColor="background1" w:sz="4" w:space="0"/>
           <w:insideH w:val="nil"/>
           <w:insideV w:val="nil"/>
         </w:tcBorders>
@@ -25752,9 +25759,9 @@
       <w:tblPr/>
       <w:tcPr>
         <w:tcBorders>
-          <w:left w:val="single" w:sz="4" w:space="0" w:color="FFFFFF" w:themeColor="background1"/>
-          <w:bottom w:val="single" w:sz="4" w:space="0" w:color="FFFFFF" w:themeColor="background1"/>
-          <w:right w:val="single" w:sz="4" w:space="0" w:color="FFFFFF" w:themeColor="background1"/>
+          <w:left w:val="single" w:color="FFFFFF" w:themeColor="background1" w:sz="4" w:space="0"/>
+          <w:bottom w:val="single" w:color="FFFFFF" w:themeColor="background1" w:sz="4" w:space="0"/>
+          <w:right w:val="single" w:color="FFFFFF" w:themeColor="background1" w:sz="4" w:space="0"/>
           <w:insideH w:val="nil"/>
           <w:insideV w:val="nil"/>
         </w:tcBorders>
@@ -25770,9 +25777,9 @@
       <w:tblPr/>
       <w:tcPr>
         <w:tcBorders>
-          <w:top w:val="single" w:sz="4" w:space="0" w:color="FFFFFF" w:themeColor="background1"/>
-          <w:left w:val="single" w:sz="4" w:space="0" w:color="FFFFFF" w:themeColor="background1"/>
-          <w:bottom w:val="single" w:sz="4" w:space="0" w:color="FFFFFF" w:themeColor="background1"/>
+          <w:top w:val="single" w:color="FFFFFF" w:themeColor="background1" w:sz="4" w:space="0"/>
+          <w:left w:val="single" w:color="FFFFFF" w:themeColor="background1" w:sz="4" w:space="0"/>
+          <w:bottom w:val="single" w:color="FFFFFF" w:themeColor="background1" w:sz="4" w:space="0"/>
           <w:insideV w:val="nil"/>
         </w:tcBorders>
         <w:shd w:val="clear" w:color="auto" w:fill="196B24" w:themeFill="accent3"/>
@@ -25787,9 +25794,9 @@
       <w:tblPr/>
       <w:tcPr>
         <w:tcBorders>
-          <w:top w:val="single" w:sz="4" w:space="0" w:color="FFFFFF" w:themeColor="background1"/>
-          <w:bottom w:val="single" w:sz="4" w:space="0" w:color="FFFFFF" w:themeColor="background1"/>
-          <w:right w:val="single" w:sz="4" w:space="0" w:color="FFFFFF" w:themeColor="background1"/>
+          <w:top w:val="single" w:color="FFFFFF" w:themeColor="background1" w:sz="4" w:space="0"/>
+          <w:bottom w:val="single" w:color="FFFFFF" w:themeColor="background1" w:sz="4" w:space="0"/>
+          <w:right w:val="single" w:color="FFFFFF" w:themeColor="background1" w:sz="4" w:space="0"/>
           <w:insideV w:val="nil"/>
         </w:tcBorders>
         <w:shd w:val="clear" w:color="auto" w:fill="196B24" w:themeFill="accent3"/>
@@ -25821,7 +25828,7 @@
       <w:outlineLvl w:val="9"/>
     </w:pPr>
     <w:rPr>
-      <w:rFonts w:asciiTheme="majorHAnsi" w:eastAsiaTheme="majorEastAsia" w:hAnsiTheme="majorHAnsi" w:cstheme="majorBidi"/>
+      <w:rFonts w:asciiTheme="majorHAnsi" w:hAnsiTheme="majorHAnsi" w:eastAsiaTheme="majorEastAsia" w:cstheme="majorBidi"/>
       <w:b w:val="0"/>
       <w:color w:val="0F4761" w:themeColor="accent1" w:themeShade="BF"/>
       <w:sz w:val="32"/>
@@ -25866,12 +25873,12 @@
       <w:tblStyleRowBandSize w:val="1"/>
       <w:tblStyleColBandSize w:val="1"/>
       <w:tblBorders>
-        <w:top w:val="single" w:sz="4" w:space="0" w:color="FFFFFF" w:themeColor="background1"/>
-        <w:left w:val="single" w:sz="4" w:space="0" w:color="FFFFFF" w:themeColor="background1"/>
-        <w:bottom w:val="single" w:sz="4" w:space="0" w:color="FFFFFF" w:themeColor="background1"/>
-        <w:right w:val="single" w:sz="4" w:space="0" w:color="FFFFFF" w:themeColor="background1"/>
-        <w:insideH w:val="single" w:sz="4" w:space="0" w:color="FFFFFF" w:themeColor="background1"/>
-        <w:insideV w:val="single" w:sz="4" w:space="0" w:color="FFFFFF" w:themeColor="background1"/>
+        <w:top w:val="single" w:color="FFFFFF" w:themeColor="background1" w:sz="4" w:space="0"/>
+        <w:left w:val="single" w:color="FFFFFF" w:themeColor="background1" w:sz="4" w:space="0"/>
+        <w:bottom w:val="single" w:color="FFFFFF" w:themeColor="background1" w:sz="4" w:space="0"/>
+        <w:right w:val="single" w:color="FFFFFF" w:themeColor="background1" w:sz="4" w:space="0"/>
+        <w:insideH w:val="single" w:color="FFFFFF" w:themeColor="background1" w:sz="4" w:space="0"/>
+        <w:insideV w:val="single" w:color="FFFFFF" w:themeColor="background1" w:sz="4" w:space="0"/>
       </w:tblBorders>
     </w:tblPr>
     <w:tcPr>
@@ -25886,9 +25893,9 @@
       <w:tblPr/>
       <w:tcPr>
         <w:tcBorders>
-          <w:top w:val="single" w:sz="4" w:space="0" w:color="FFFFFF" w:themeColor="background1"/>
-          <w:left w:val="single" w:sz="4" w:space="0" w:color="FFFFFF" w:themeColor="background1"/>
-          <w:right w:val="single" w:sz="4" w:space="0" w:color="FFFFFF" w:themeColor="background1"/>
+          <w:top w:val="single" w:color="FFFFFF" w:themeColor="background1" w:sz="4" w:space="0"/>
+          <w:left w:val="single" w:color="FFFFFF" w:themeColor="background1" w:sz="4" w:space="0"/>
+          <w:right w:val="single" w:color="FFFFFF" w:themeColor="background1" w:sz="4" w:space="0"/>
           <w:insideH w:val="nil"/>
           <w:insideV w:val="nil"/>
         </w:tcBorders>
@@ -25904,9 +25911,9 @@
       <w:tblPr/>
       <w:tcPr>
         <w:tcBorders>
-          <w:left w:val="single" w:sz="4" w:space="0" w:color="FFFFFF" w:themeColor="background1"/>
-          <w:bottom w:val="single" w:sz="4" w:space="0" w:color="FFFFFF" w:themeColor="background1"/>
-          <w:right w:val="single" w:sz="4" w:space="0" w:color="FFFFFF" w:themeColor="background1"/>
+          <w:left w:val="single" w:color="FFFFFF" w:themeColor="background1" w:sz="4" w:space="0"/>
+          <w:bottom w:val="single" w:color="FFFFFF" w:themeColor="background1" w:sz="4" w:space="0"/>
+          <w:right w:val="single" w:color="FFFFFF" w:themeColor="background1" w:sz="4" w:space="0"/>
           <w:insideH w:val="nil"/>
           <w:insideV w:val="nil"/>
         </w:tcBorders>
@@ -25922,9 +25929,9 @@
       <w:tblPr/>
       <w:tcPr>
         <w:tcBorders>
-          <w:top w:val="single" w:sz="4" w:space="0" w:color="FFFFFF" w:themeColor="background1"/>
-          <w:left w:val="single" w:sz="4" w:space="0" w:color="FFFFFF" w:themeColor="background1"/>
-          <w:bottom w:val="single" w:sz="4" w:space="0" w:color="FFFFFF" w:themeColor="background1"/>
+          <w:top w:val="single" w:color="FFFFFF" w:themeColor="background1" w:sz="4" w:space="0"/>
+          <w:left w:val="single" w:color="FFFFFF" w:themeColor="background1" w:sz="4" w:space="0"/>
+          <w:bottom w:val="single" w:color="FFFFFF" w:themeColor="background1" w:sz="4" w:space="0"/>
           <w:insideV w:val="nil"/>
         </w:tcBorders>
         <w:shd w:val="clear" w:color="auto" w:fill="4EA72E" w:themeFill="accent6"/>
@@ -25939,9 +25946,9 @@
       <w:tblPr/>
       <w:tcPr>
         <w:tcBorders>
-          <w:top w:val="single" w:sz="4" w:space="0" w:color="FFFFFF" w:themeColor="background1"/>
-          <w:bottom w:val="single" w:sz="4" w:space="0" w:color="FFFFFF" w:themeColor="background1"/>
-          <w:right w:val="single" w:sz="4" w:space="0" w:color="FFFFFF" w:themeColor="background1"/>
+          <w:top w:val="single" w:color="FFFFFF" w:themeColor="background1" w:sz="4" w:space="0"/>
+          <w:bottom w:val="single" w:color="FFFFFF" w:themeColor="background1" w:sz="4" w:space="0"/>
+          <w:right w:val="single" w:color="FFFFFF" w:themeColor="background1" w:sz="4" w:space="0"/>
           <w:insideV w:val="nil"/>
         </w:tcBorders>
         <w:shd w:val="clear" w:color="auto" w:fill="4EA72E" w:themeFill="accent6"/>
@@ -25972,10 +25979,10 @@
       <w:tblStyleRowBandSize w:val="1"/>
       <w:tblStyleColBandSize w:val="1"/>
       <w:tblBorders>
-        <w:top w:val="single" w:sz="4" w:space="0" w:color="4EA72E" w:themeColor="accent6"/>
-        <w:left w:val="single" w:sz="4" w:space="0" w:color="4EA72E" w:themeColor="accent6"/>
-        <w:bottom w:val="single" w:sz="4" w:space="0" w:color="4EA72E" w:themeColor="accent6"/>
-        <w:right w:val="single" w:sz="4" w:space="0" w:color="4EA72E" w:themeColor="accent6"/>
+        <w:top w:val="single" w:color="4EA72E" w:themeColor="accent6" w:sz="4" w:space="0"/>
+        <w:left w:val="single" w:color="4EA72E" w:themeColor="accent6" w:sz="4" w:space="0"/>
+        <w:bottom w:val="single" w:color="4EA72E" w:themeColor="accent6" w:sz="4" w:space="0"/>
+        <w:right w:val="single" w:color="4EA72E" w:themeColor="accent6" w:sz="4" w:space="0"/>
       </w:tblBorders>
     </w:tblPr>
     <w:tblStylePr w:type="firstRow">
@@ -25997,7 +26004,7 @@
       <w:tblPr/>
       <w:tcPr>
         <w:tcBorders>
-          <w:top w:val="double" w:sz="4" w:space="0" w:color="4EA72E" w:themeColor="accent6"/>
+          <w:top w:val="double" w:color="4EA72E" w:themeColor="accent6" w:sz="4" w:space="0"/>
         </w:tcBorders>
         <w:shd w:val="clear" w:color="auto" w:fill="FFFFFF" w:themeFill="background1"/>
       </w:tcPr>
@@ -26032,8 +26039,8 @@
       <w:tblPr/>
       <w:tcPr>
         <w:tcBorders>
-          <w:left w:val="single" w:sz="4" w:space="0" w:color="4EA72E" w:themeColor="accent6"/>
-          <w:right w:val="single" w:sz="4" w:space="0" w:color="4EA72E" w:themeColor="accent6"/>
+          <w:left w:val="single" w:color="4EA72E" w:themeColor="accent6" w:sz="4" w:space="0"/>
+          <w:right w:val="single" w:color="4EA72E" w:themeColor="accent6" w:sz="4" w:space="0"/>
         </w:tcBorders>
       </w:tcPr>
     </w:tblStylePr>
@@ -26041,8 +26048,8 @@
       <w:tblPr/>
       <w:tcPr>
         <w:tcBorders>
-          <w:top w:val="single" w:sz="4" w:space="0" w:color="4EA72E" w:themeColor="accent6"/>
-          <w:bottom w:val="single" w:sz="4" w:space="0" w:color="4EA72E" w:themeColor="accent6"/>
+          <w:top w:val="single" w:color="4EA72E" w:themeColor="accent6" w:sz="4" w:space="0"/>
+          <w:bottom w:val="single" w:color="4EA72E" w:themeColor="accent6" w:sz="4" w:space="0"/>
           <w:insideH w:val="nil"/>
         </w:tcBorders>
       </w:tcPr>
@@ -26069,7 +26076,7 @@
       <w:tblPr/>
       <w:tcPr>
         <w:tcBorders>
-          <w:top w:val="double" w:sz="4" w:space="0" w:color="4EA72E" w:themeColor="accent6"/>
+          <w:top w:val="double" w:color="4EA72E" w:themeColor="accent6" w:sz="4" w:space="0"/>
           <w:left w:val="nil"/>
         </w:tcBorders>
       </w:tcPr>
@@ -26078,13 +26085,13 @@
       <w:tblPr/>
       <w:tcPr>
         <w:tcBorders>
-          <w:top w:val="double" w:sz="4" w:space="0" w:color="4EA72E" w:themeColor="accent6"/>
+          <w:top w:val="double" w:color="4EA72E" w:themeColor="accent6" w:sz="4" w:space="0"/>
           <w:right w:val="nil"/>
         </w:tcBorders>
       </w:tcPr>
     </w:tblStylePr>
   </w:style>
-  <w:style w:type="character" w:styleId="Fuerte">
+  <w:style w:type="character" w:styleId="Textoennegrita">
     <w:name w:val="Strong"/>
     <w:basedOn w:val="Fuentedeprrafopredeter"/>
     <w:uiPriority w:val="22"/>
@@ -26107,10 +26114,10 @@
       <w:tblStyleRowBandSize w:val="1"/>
       <w:tblStyleColBandSize w:val="1"/>
       <w:tblBorders>
-        <w:top w:val="single" w:sz="4" w:space="0" w:color="196B24" w:themeColor="accent3"/>
-        <w:left w:val="single" w:sz="4" w:space="0" w:color="196B24" w:themeColor="accent3"/>
-        <w:bottom w:val="single" w:sz="4" w:space="0" w:color="196B24" w:themeColor="accent3"/>
-        <w:right w:val="single" w:sz="4" w:space="0" w:color="196B24" w:themeColor="accent3"/>
+        <w:top w:val="single" w:color="196B24" w:themeColor="accent3" w:sz="4" w:space="0"/>
+        <w:left w:val="single" w:color="196B24" w:themeColor="accent3" w:sz="4" w:space="0"/>
+        <w:bottom w:val="single" w:color="196B24" w:themeColor="accent3" w:sz="4" w:space="0"/>
+        <w:right w:val="single" w:color="196B24" w:themeColor="accent3" w:sz="4" w:space="0"/>
       </w:tblBorders>
     </w:tblPr>
     <w:tblStylePr w:type="firstRow">
@@ -26132,7 +26139,7 @@
       <w:tblPr/>
       <w:tcPr>
         <w:tcBorders>
-          <w:top w:val="double" w:sz="4" w:space="0" w:color="196B24" w:themeColor="accent3"/>
+          <w:top w:val="double" w:color="196B24" w:themeColor="accent3" w:sz="4" w:space="0"/>
         </w:tcBorders>
         <w:shd w:val="clear" w:color="auto" w:fill="FFFFFF" w:themeFill="background1"/>
       </w:tcPr>
@@ -26167,8 +26174,8 @@
       <w:tblPr/>
       <w:tcPr>
         <w:tcBorders>
-          <w:left w:val="single" w:sz="4" w:space="0" w:color="196B24" w:themeColor="accent3"/>
-          <w:right w:val="single" w:sz="4" w:space="0" w:color="196B24" w:themeColor="accent3"/>
+          <w:left w:val="single" w:color="196B24" w:themeColor="accent3" w:sz="4" w:space="0"/>
+          <w:right w:val="single" w:color="196B24" w:themeColor="accent3" w:sz="4" w:space="0"/>
         </w:tcBorders>
       </w:tcPr>
     </w:tblStylePr>
@@ -26176,8 +26183,8 @@
       <w:tblPr/>
       <w:tcPr>
         <w:tcBorders>
-          <w:top w:val="single" w:sz="4" w:space="0" w:color="196B24" w:themeColor="accent3"/>
-          <w:bottom w:val="single" w:sz="4" w:space="0" w:color="196B24" w:themeColor="accent3"/>
+          <w:top w:val="single" w:color="196B24" w:themeColor="accent3" w:sz="4" w:space="0"/>
+          <w:bottom w:val="single" w:color="196B24" w:themeColor="accent3" w:sz="4" w:space="0"/>
           <w:insideH w:val="nil"/>
         </w:tcBorders>
       </w:tcPr>
@@ -26204,7 +26211,7 @@
       <w:tblPr/>
       <w:tcPr>
         <w:tcBorders>
-          <w:top w:val="double" w:sz="4" w:space="0" w:color="196B24" w:themeColor="accent3"/>
+          <w:top w:val="double" w:color="196B24" w:themeColor="accent3" w:sz="4" w:space="0"/>
           <w:left w:val="nil"/>
         </w:tcBorders>
       </w:tcPr>
@@ -26213,7 +26220,7 @@
       <w:tblPr/>
       <w:tcPr>
         <w:tcBorders>
-          <w:top w:val="double" w:sz="4" w:space="0" w:color="196B24" w:themeColor="accent3"/>
+          <w:top w:val="double" w:color="196B24" w:themeColor="accent3" w:sz="4" w:space="0"/>
           <w:right w:val="nil"/>
         </w:tcBorders>
       </w:tcPr>
@@ -26231,12 +26238,12 @@
       <w:tblStyleRowBandSize w:val="1"/>
       <w:tblStyleColBandSize w:val="1"/>
       <w:tblBorders>
-        <w:top w:val="single" w:sz="4" w:space="0" w:color="FFFFFF" w:themeColor="background1"/>
-        <w:left w:val="single" w:sz="4" w:space="0" w:color="FFFFFF" w:themeColor="background1"/>
-        <w:bottom w:val="single" w:sz="4" w:space="0" w:color="FFFFFF" w:themeColor="background1"/>
-        <w:right w:val="single" w:sz="4" w:space="0" w:color="FFFFFF" w:themeColor="background1"/>
-        <w:insideH w:val="single" w:sz="4" w:space="0" w:color="FFFFFF" w:themeColor="background1"/>
-        <w:insideV w:val="single" w:sz="4" w:space="0" w:color="FFFFFF" w:themeColor="background1"/>
+        <w:top w:val="single" w:color="FFFFFF" w:themeColor="background1" w:sz="4" w:space="0"/>
+        <w:left w:val="single" w:color="FFFFFF" w:themeColor="background1" w:sz="4" w:space="0"/>
+        <w:bottom w:val="single" w:color="FFFFFF" w:themeColor="background1" w:sz="4" w:space="0"/>
+        <w:right w:val="single" w:color="FFFFFF" w:themeColor="background1" w:sz="4" w:space="0"/>
+        <w:insideH w:val="single" w:color="FFFFFF" w:themeColor="background1" w:sz="4" w:space="0"/>
+        <w:insideV w:val="single" w:color="FFFFFF" w:themeColor="background1" w:sz="4" w:space="0"/>
       </w:tblBorders>
     </w:tblPr>
     <w:tcPr>
@@ -26251,9 +26258,9 @@
       <w:tblPr/>
       <w:tcPr>
         <w:tcBorders>
-          <w:top w:val="single" w:sz="4" w:space="0" w:color="FFFFFF" w:themeColor="background1"/>
-          <w:left w:val="single" w:sz="4" w:space="0" w:color="FFFFFF" w:themeColor="background1"/>
-          <w:right w:val="single" w:sz="4" w:space="0" w:color="FFFFFF" w:themeColor="background1"/>
+          <w:top w:val="single" w:color="FFFFFF" w:themeColor="background1" w:sz="4" w:space="0"/>
+          <w:left w:val="single" w:color="FFFFFF" w:themeColor="background1" w:sz="4" w:space="0"/>
+          <w:right w:val="single" w:color="FFFFFF" w:themeColor="background1" w:sz="4" w:space="0"/>
           <w:insideH w:val="nil"/>
           <w:insideV w:val="nil"/>
         </w:tcBorders>
@@ -26269,9 +26276,9 @@
       <w:tblPr/>
       <w:tcPr>
         <w:tcBorders>
-          <w:left w:val="single" w:sz="4" w:space="0" w:color="FFFFFF" w:themeColor="background1"/>
-          <w:bottom w:val="single" w:sz="4" w:space="0" w:color="FFFFFF" w:themeColor="background1"/>
-          <w:right w:val="single" w:sz="4" w:space="0" w:color="FFFFFF" w:themeColor="background1"/>
+          <w:left w:val="single" w:color="FFFFFF" w:themeColor="background1" w:sz="4" w:space="0"/>
+          <w:bottom w:val="single" w:color="FFFFFF" w:themeColor="background1" w:sz="4" w:space="0"/>
+          <w:right w:val="single" w:color="FFFFFF" w:themeColor="background1" w:sz="4" w:space="0"/>
           <w:insideH w:val="nil"/>
           <w:insideV w:val="nil"/>
         </w:tcBorders>
@@ -26287,9 +26294,9 @@
       <w:tblPr/>
       <w:tcPr>
         <w:tcBorders>
-          <w:top w:val="single" w:sz="4" w:space="0" w:color="FFFFFF" w:themeColor="background1"/>
-          <w:left w:val="single" w:sz="4" w:space="0" w:color="FFFFFF" w:themeColor="background1"/>
-          <w:bottom w:val="single" w:sz="4" w:space="0" w:color="FFFFFF" w:themeColor="background1"/>
+          <w:top w:val="single" w:color="FFFFFF" w:themeColor="background1" w:sz="4" w:space="0"/>
+          <w:left w:val="single" w:color="FFFFFF" w:themeColor="background1" w:sz="4" w:space="0"/>
+          <w:bottom w:val="single" w:color="FFFFFF" w:themeColor="background1" w:sz="4" w:space="0"/>
           <w:insideV w:val="nil"/>
         </w:tcBorders>
         <w:shd w:val="clear" w:color="auto" w:fill="156082" w:themeFill="accent1"/>
@@ -26304,9 +26311,9 @@
       <w:tblPr/>
       <w:tcPr>
         <w:tcBorders>
-          <w:top w:val="single" w:sz="4" w:space="0" w:color="FFFFFF" w:themeColor="background1"/>
-          <w:bottom w:val="single" w:sz="4" w:space="0" w:color="FFFFFF" w:themeColor="background1"/>
-          <w:right w:val="single" w:sz="4" w:space="0" w:color="FFFFFF" w:themeColor="background1"/>
+          <w:top w:val="single" w:color="FFFFFF" w:themeColor="background1" w:sz="4" w:space="0"/>
+          <w:bottom w:val="single" w:color="FFFFFF" w:themeColor="background1" w:sz="4" w:space="0"/>
+          <w:right w:val="single" w:color="FFFFFF" w:themeColor="background1" w:sz="4" w:space="0"/>
           <w:insideV w:val="nil"/>
         </w:tcBorders>
         <w:shd w:val="clear" w:color="auto" w:fill="156082" w:themeFill="accent1"/>
@@ -26337,12 +26344,12 @@
       <w:tblStyleRowBandSize w:val="1"/>
       <w:tblStyleColBandSize w:val="1"/>
       <w:tblBorders>
-        <w:top w:val="single" w:sz="4" w:space="0" w:color="8DD873" w:themeColor="accent6" w:themeTint="99"/>
-        <w:left w:val="single" w:sz="4" w:space="0" w:color="8DD873" w:themeColor="accent6" w:themeTint="99"/>
-        <w:bottom w:val="single" w:sz="4" w:space="0" w:color="8DD873" w:themeColor="accent6" w:themeTint="99"/>
-        <w:right w:val="single" w:sz="4" w:space="0" w:color="8DD873" w:themeColor="accent6" w:themeTint="99"/>
-        <w:insideH w:val="single" w:sz="4" w:space="0" w:color="8DD873" w:themeColor="accent6" w:themeTint="99"/>
-        <w:insideV w:val="single" w:sz="4" w:space="0" w:color="8DD873" w:themeColor="accent6" w:themeTint="99"/>
+        <w:top w:val="single" w:color="8DD873" w:themeColor="accent6" w:themeTint="99" w:sz="4" w:space="0"/>
+        <w:left w:val="single" w:color="8DD873" w:themeColor="accent6" w:themeTint="99" w:sz="4" w:space="0"/>
+        <w:bottom w:val="single" w:color="8DD873" w:themeColor="accent6" w:themeTint="99" w:sz="4" w:space="0"/>
+        <w:right w:val="single" w:color="8DD873" w:themeColor="accent6" w:themeTint="99" w:sz="4" w:space="0"/>
+        <w:insideH w:val="single" w:color="8DD873" w:themeColor="accent6" w:themeTint="99" w:sz="4" w:space="0"/>
+        <w:insideV w:val="single" w:color="8DD873" w:themeColor="accent6" w:themeTint="99" w:sz="4" w:space="0"/>
       </w:tblBorders>
     </w:tblPr>
     <w:tblStylePr w:type="firstRow">
@@ -26354,10 +26361,10 @@
       <w:tblPr/>
       <w:tcPr>
         <w:tcBorders>
-          <w:top w:val="single" w:sz="4" w:space="0" w:color="4EA72E" w:themeColor="accent6"/>
-          <w:left w:val="single" w:sz="4" w:space="0" w:color="4EA72E" w:themeColor="accent6"/>
-          <w:bottom w:val="single" w:sz="4" w:space="0" w:color="4EA72E" w:themeColor="accent6"/>
-          <w:right w:val="single" w:sz="4" w:space="0" w:color="4EA72E" w:themeColor="accent6"/>
+          <w:top w:val="single" w:color="4EA72E" w:themeColor="accent6" w:sz="4" w:space="0"/>
+          <w:left w:val="single" w:color="4EA72E" w:themeColor="accent6" w:sz="4" w:space="0"/>
+          <w:bottom w:val="single" w:color="4EA72E" w:themeColor="accent6" w:sz="4" w:space="0"/>
+          <w:right w:val="single" w:color="4EA72E" w:themeColor="accent6" w:sz="4" w:space="0"/>
           <w:insideH w:val="nil"/>
           <w:insideV w:val="nil"/>
         </w:tcBorders>
@@ -26372,7 +26379,7 @@
       <w:tblPr/>
       <w:tcPr>
         <w:tcBorders>
-          <w:top w:val="double" w:sz="4" w:space="0" w:color="4EA72E" w:themeColor="accent6"/>
+          <w:top w:val="double" w:color="4EA72E" w:themeColor="accent6" w:sz="4" w:space="0"/>
         </w:tcBorders>
       </w:tcPr>
     </w:tblStylePr>
@@ -26414,7 +26421,7 @@
       <w:ind w:left="440"/>
     </w:pPr>
     <w:rPr>
-      <w:rFonts w:asciiTheme="minorHAnsi" w:eastAsiaTheme="minorEastAsia" w:hAnsiTheme="minorHAnsi" w:cs="Times New Roman"/>
+      <w:rFonts w:cs="Times New Roman" w:asciiTheme="minorHAnsi" w:hAnsiTheme="minorHAnsi" w:eastAsiaTheme="minorEastAsia"/>
       <w:lang w:val="es-MX" w:eastAsia="es-MX"/>
     </w:rPr>
   </w:style>
@@ -26430,11 +26437,11 @@
       <w:tblStyleRowBandSize w:val="1"/>
       <w:tblStyleColBandSize w:val="1"/>
       <w:tblBorders>
-        <w:top w:val="single" w:sz="4" w:space="0" w:color="47D459" w:themeColor="accent3" w:themeTint="99"/>
-        <w:left w:val="single" w:sz="4" w:space="0" w:color="47D459" w:themeColor="accent3" w:themeTint="99"/>
-        <w:bottom w:val="single" w:sz="4" w:space="0" w:color="47D459" w:themeColor="accent3" w:themeTint="99"/>
-        <w:right w:val="single" w:sz="4" w:space="0" w:color="47D459" w:themeColor="accent3" w:themeTint="99"/>
-        <w:insideH w:val="single" w:sz="4" w:space="0" w:color="47D459" w:themeColor="accent3" w:themeTint="99"/>
+        <w:top w:val="single" w:color="47D459" w:themeColor="accent3" w:themeTint="99" w:sz="4" w:space="0"/>
+        <w:left w:val="single" w:color="47D459" w:themeColor="accent3" w:themeTint="99" w:sz="4" w:space="0"/>
+        <w:bottom w:val="single" w:color="47D459" w:themeColor="accent3" w:themeTint="99" w:sz="4" w:space="0"/>
+        <w:right w:val="single" w:color="47D459" w:themeColor="accent3" w:themeTint="99" w:sz="4" w:space="0"/>
+        <w:insideH w:val="single" w:color="47D459" w:themeColor="accent3" w:themeTint="99" w:sz="4" w:space="0"/>
       </w:tblBorders>
     </w:tblPr>
     <w:tblStylePr w:type="firstRow">
@@ -26446,10 +26453,10 @@
       <w:tblPr/>
       <w:tcPr>
         <w:tcBorders>
-          <w:top w:val="single" w:sz="4" w:space="0" w:color="196B24" w:themeColor="accent3"/>
-          <w:left w:val="single" w:sz="4" w:space="0" w:color="196B24" w:themeColor="accent3"/>
-          <w:bottom w:val="single" w:sz="4" w:space="0" w:color="196B24" w:themeColor="accent3"/>
-          <w:right w:val="single" w:sz="4" w:space="0" w:color="196B24" w:themeColor="accent3"/>
+          <w:top w:val="single" w:color="196B24" w:themeColor="accent3" w:sz="4" w:space="0"/>
+          <w:left w:val="single" w:color="196B24" w:themeColor="accent3" w:sz="4" w:space="0"/>
+          <w:bottom w:val="single" w:color="196B24" w:themeColor="accent3" w:sz="4" w:space="0"/>
+          <w:right w:val="single" w:color="196B24" w:themeColor="accent3" w:sz="4" w:space="0"/>
           <w:insideH w:val="nil"/>
         </w:tcBorders>
         <w:shd w:val="clear" w:color="auto" w:fill="196B24" w:themeFill="accent3"/>
@@ -26463,7 +26470,7 @@
       <w:tblPr/>
       <w:tcPr>
         <w:tcBorders>
-          <w:top w:val="double" w:sz="4" w:space="0" w:color="47D459" w:themeColor="accent3" w:themeTint="99"/>
+          <w:top w:val="double" w:color="47D459" w:themeColor="accent3" w:themeTint="99" w:sz="4" w:space="0"/>
         </w:tcBorders>
       </w:tcPr>
     </w:tblStylePr>
@@ -26523,12 +26530,12 @@
       <w:tblStyleRowBandSize w:val="1"/>
       <w:tblStyleColBandSize w:val="1"/>
       <w:tblBorders>
-        <w:top w:val="single" w:sz="4" w:space="0" w:color="BFBFBF" w:themeColor="background1" w:themeShade="BF"/>
-        <w:left w:val="single" w:sz="4" w:space="0" w:color="BFBFBF" w:themeColor="background1" w:themeShade="BF"/>
-        <w:bottom w:val="single" w:sz="4" w:space="0" w:color="BFBFBF" w:themeColor="background1" w:themeShade="BF"/>
-        <w:right w:val="single" w:sz="4" w:space="0" w:color="BFBFBF" w:themeColor="background1" w:themeShade="BF"/>
-        <w:insideH w:val="single" w:sz="4" w:space="0" w:color="BFBFBF" w:themeColor="background1" w:themeShade="BF"/>
-        <w:insideV w:val="single" w:sz="4" w:space="0" w:color="BFBFBF" w:themeColor="background1" w:themeShade="BF"/>
+        <w:top w:val="single" w:color="BFBFBF" w:themeColor="background1" w:themeShade="BF" w:sz="4" w:space="0"/>
+        <w:left w:val="single" w:color="BFBFBF" w:themeColor="background1" w:themeShade="BF" w:sz="4" w:space="0"/>
+        <w:bottom w:val="single" w:color="BFBFBF" w:themeColor="background1" w:themeShade="BF" w:sz="4" w:space="0"/>
+        <w:right w:val="single" w:color="BFBFBF" w:themeColor="background1" w:themeShade="BF" w:sz="4" w:space="0"/>
+        <w:insideH w:val="single" w:color="BFBFBF" w:themeColor="background1" w:themeShade="BF" w:sz="4" w:space="0"/>
+        <w:insideV w:val="single" w:color="BFBFBF" w:themeColor="background1" w:themeShade="BF" w:sz="4" w:space="0"/>
       </w:tblBorders>
     </w:tblPr>
     <w:tblStylePr w:type="firstRow">
@@ -26545,7 +26552,7 @@
       <w:tblPr/>
       <w:tcPr>
         <w:tcBorders>
-          <w:top w:val="double" w:sz="4" w:space="0" w:color="BFBFBF" w:themeColor="background1" w:themeShade="BF"/>
+          <w:top w:val="double" w:color="BFBFBF" w:themeColor="background1" w:themeShade="BF" w:sz="4" w:space="0"/>
         </w:tcBorders>
       </w:tcPr>
     </w:tblStylePr>
@@ -26584,12 +26591,12 @@
     </w:pPr>
     <w:tblPr>
       <w:tblBorders>
-        <w:top w:val="single" w:sz="4" w:space="0" w:color="BFBFBF" w:themeColor="background1" w:themeShade="BF"/>
-        <w:left w:val="single" w:sz="4" w:space="0" w:color="BFBFBF" w:themeColor="background1" w:themeShade="BF"/>
-        <w:bottom w:val="single" w:sz="4" w:space="0" w:color="BFBFBF" w:themeColor="background1" w:themeShade="BF"/>
-        <w:right w:val="single" w:sz="4" w:space="0" w:color="BFBFBF" w:themeColor="background1" w:themeShade="BF"/>
-        <w:insideH w:val="single" w:sz="4" w:space="0" w:color="BFBFBF" w:themeColor="background1" w:themeShade="BF"/>
-        <w:insideV w:val="single" w:sz="4" w:space="0" w:color="BFBFBF" w:themeColor="background1" w:themeShade="BF"/>
+        <w:top w:val="single" w:color="BFBFBF" w:themeColor="background1" w:themeShade="BF" w:sz="4" w:space="0"/>
+        <w:left w:val="single" w:color="BFBFBF" w:themeColor="background1" w:themeShade="BF" w:sz="4" w:space="0"/>
+        <w:bottom w:val="single" w:color="BFBFBF" w:themeColor="background1" w:themeShade="BF" w:sz="4" w:space="0"/>
+        <w:right w:val="single" w:color="BFBFBF" w:themeColor="background1" w:themeShade="BF" w:sz="4" w:space="0"/>
+        <w:insideH w:val="single" w:color="BFBFBF" w:themeColor="background1" w:themeShade="BF" w:sz="4" w:space="0"/>
+        <w:insideV w:val="single" w:color="BFBFBF" w:themeColor="background1" w:themeShade="BF" w:sz="4" w:space="0"/>
       </w:tblBorders>
     </w:tblPr>
   </w:style>
@@ -26601,12 +26608,12 @@
     <w:unhideWhenUsed/>
     <w:rsid w:val="006609EF"/>
   </w:style>
-  <w:style w:type="character" w:customStyle="1" w:styleId="whitespace-normal">
+  <w:style w:type="character" w:styleId="whitespace-normal" w:customStyle="1">
     <w:name w:val="whitespace-normal"/>
     <w:basedOn w:val="Fuentedeprrafopredeter"/>
     <w:rsid w:val="00232F41"/>
   </w:style>
-  <w:style w:type="paragraph" w:customStyle="1" w:styleId="isselectedend">
+  <w:style w:type="paragraph" w:styleId="isselectedend" w:customStyle="1">
     <w:name w:val="isselectedend"/>
     <w:basedOn w:val="Normal"/>
     <w:rsid w:val="00E233F8"/>
@@ -26614,12 +26621,12 @@
       <w:spacing w:before="100" w:beforeAutospacing="1" w:after="100" w:afterAutospacing="1" w:line="240" w:lineRule="auto"/>
     </w:pPr>
     <w:rPr>
-      <w:rFonts w:ascii="Times New Roman" w:eastAsia="Times New Roman" w:hAnsi="Times New Roman" w:cs="Times New Roman"/>
+      <w:rFonts w:ascii="Times New Roman" w:hAnsi="Times New Roman" w:eastAsia="Times New Roman" w:cs="Times New Roman"/>
       <w:sz w:val="24"/>
       <w:szCs w:val="24"/>
     </w:rPr>
   </w:style>
-  <w:style w:type="paragraph" w:customStyle="1" w:styleId="Normal0">
+  <w:style w:type="paragraph" w:styleId="Normal0" w:customStyle="1">
     <w:name w:val="Normal0"/>
     <w:qFormat/>
     <w:rsid w:val="00DE5395"/>
@@ -26628,6 +26635,39 @@
     </w:rPr>
   </w:style>
 </w:styles>
+</file>
+
+<file path=word/tasks.xml><?xml version="1.0" encoding="utf-8"?>
+<t:Tasks xmlns:t="http://schemas.microsoft.com/office/tasks/2019/documenttasks" xmlns:oel="http://schemas.microsoft.com/office/2019/extlst">
+  <t:Task id="{BD7205F4-EF77-49F1-BD8C-D3777F0F2EBA}">
+    <t:Anchor>
+      <t:Comment id="466573689"/>
+    </t:Anchor>
+    <t:History>
+      <t:Event id="{F89B8BCC-24E8-4A9C-8C03-A657077AD955}" time="2026-06-12T06:17:10.897Z">
+        <t:Attribution userId="S::mrubianoa@sena.edu.co::387926d3-55ce-4ff1-97c5-3ab9305f37bd" userProvider="AD" userName="Marcos Yamid Rubiano Avellaneda"/>
+        <t:Anchor>
+          <t:Comment id="466573689"/>
+        </t:Anchor>
+        <t:Create/>
+      </t:Event>
+      <t:Event id="{21E01236-1100-4C71-B615-8817F9FBEDF2}" time="2026-06-12T06:17:10.897Z">
+        <t:Attribution userId="S::mrubianoa@sena.edu.co::387926d3-55ce-4ff1-97c5-3ab9305f37bd" userProvider="AD" userName="Marcos Yamid Rubiano Avellaneda"/>
+        <t:Anchor>
+          <t:Comment id="466573689"/>
+        </t:Anchor>
+        <t:Assign userId="S::yigonzalez@sena.edu.co::922bc87e-b9dc-4dc9-be36-b8100381aee7" userProvider="AD" userName="Yineth Ibette Gonzalez Quintero"/>
+      </t:Event>
+      <t:Event id="{A318C7D0-716E-443D-A900-0245E186205C}" time="2026-06-12T06:17:10.897Z">
+        <t:Attribution userId="S::mrubianoa@sena.edu.co::387926d3-55ce-4ff1-97c5-3ab9305f37bd" userProvider="AD" userName="Marcos Yamid Rubiano Avellaneda"/>
+        <t:Anchor>
+          <t:Comment id="466573689"/>
+        </t:Anchor>
+        <t:SetTitle title="@Yineth Ibette Gonzalez Quintero estos textos van así? inician en minuscula y terminan en coma? el ultimo inicia con y, quedo atento. En el 1.2 tambien encuetro lo mismo, quedo atento."/>
+      </t:Event>
+    </t:History>
+  </t:Task>
+</t:Tasks>
 </file>
 
 <file path=word/diagrams/colors1.xml><?xml version="1.0" encoding="utf-8"?>
@@ -29595,12 +29635,12 @@
   <dgm:cxnLst>
     <dgm:cxn modelId="{43EE980B-203A-48B2-A0CC-FBC0E59B90B1}" type="presOf" srcId="{DAA11C85-C945-4DA9-B631-B12A6BA6D115}" destId="{AB78CEFD-72C4-4284-A409-8079F1C67BF2}" srcOrd="0" destOrd="0" presId="urn:microsoft.com/office/officeart/2005/8/layout/vList5"/>
     <dgm:cxn modelId="{830D773A-928B-4E77-979C-57627735EEBF}" type="presOf" srcId="{51AA5001-C511-47EC-A251-3E5B894A983E}" destId="{DB42EA66-6787-4FEB-A12C-6D16331E7F79}" srcOrd="0" destOrd="0" presId="urn:microsoft.com/office/officeart/2005/8/layout/vList5"/>
+    <dgm:cxn modelId="{B27A2C60-69E9-4833-8201-E75470360CC5}" srcId="{198BA2A1-AD7F-47EE-9B05-9924CEBA43B9}" destId="{D220CD02-97AA-4221-9AE8-90A3D944F17E}" srcOrd="0" destOrd="0" parTransId="{B7AB6110-D384-453F-94EA-52042F969B3F}" sibTransId="{BEAB2B74-45C6-4411-A98F-FB92B1E5CAE3}"/>
+    <dgm:cxn modelId="{5C291161-642E-4A47-9227-A51F20DA6F19}" type="presOf" srcId="{CAE1D7F3-6E21-4555-8276-A39D1F5CD573}" destId="{00064938-CB8E-4742-AE49-5E045C578DA9}" srcOrd="0" destOrd="0" presId="urn:microsoft.com/office/officeart/2005/8/layout/vList5"/>
     <dgm:cxn modelId="{6D3B684C-F930-4C24-8F02-D9C100A8B561}" type="presOf" srcId="{D220CD02-97AA-4221-9AE8-90A3D944F17E}" destId="{416C5816-C8C6-45A9-8A40-C81657494DFA}" srcOrd="0" destOrd="0" presId="urn:microsoft.com/office/officeart/2005/8/layout/vList5"/>
     <dgm:cxn modelId="{F1622E4F-E4C8-44CF-8478-43E7D797D60B}" srcId="{198BA2A1-AD7F-47EE-9B05-9924CEBA43B9}" destId="{DAA11C85-C945-4DA9-B631-B12A6BA6D115}" srcOrd="1" destOrd="0" parTransId="{80FE7DBB-A12E-4013-B99E-D84D3F003B52}" sibTransId="{DDD5C695-D957-4B5D-9E2C-13819A0A3421}"/>
+    <dgm:cxn modelId="{EFEA8F6F-80DE-4183-9617-D8F5930DB5CC}" srcId="{198BA2A1-AD7F-47EE-9B05-9924CEBA43B9}" destId="{51AA5001-C511-47EC-A251-3E5B894A983E}" srcOrd="2" destOrd="0" parTransId="{6D1ED43F-DC71-4241-9619-ADF506CE481A}" sibTransId="{E5AEE1F4-8564-4DAA-8543-DFC5BAF5281D}"/>
     <dgm:cxn modelId="{89A2DE57-4275-4C00-8C66-04D0861AD684}" srcId="{D220CD02-97AA-4221-9AE8-90A3D944F17E}" destId="{346EEECF-9DBE-49CE-8B19-FD0393B024DD}" srcOrd="0" destOrd="0" parTransId="{D847382E-A18C-4826-B601-11C36683EA87}" sibTransId="{A70CB452-A2D2-4364-81A1-00F03D538DC3}"/>
-    <dgm:cxn modelId="{B27A2C60-69E9-4833-8201-E75470360CC5}" srcId="{198BA2A1-AD7F-47EE-9B05-9924CEBA43B9}" destId="{D220CD02-97AA-4221-9AE8-90A3D944F17E}" srcOrd="0" destOrd="0" parTransId="{B7AB6110-D384-453F-94EA-52042F969B3F}" sibTransId="{BEAB2B74-45C6-4411-A98F-FB92B1E5CAE3}"/>
-    <dgm:cxn modelId="{5C291161-642E-4A47-9227-A51F20DA6F19}" type="presOf" srcId="{CAE1D7F3-6E21-4555-8276-A39D1F5CD573}" destId="{00064938-CB8E-4742-AE49-5E045C578DA9}" srcOrd="0" destOrd="0" presId="urn:microsoft.com/office/officeart/2005/8/layout/vList5"/>
-    <dgm:cxn modelId="{EFEA8F6F-80DE-4183-9617-D8F5930DB5CC}" srcId="{198BA2A1-AD7F-47EE-9B05-9924CEBA43B9}" destId="{51AA5001-C511-47EC-A251-3E5B894A983E}" srcOrd="2" destOrd="0" parTransId="{6D1ED43F-DC71-4241-9619-ADF506CE481A}" sibTransId="{E5AEE1F4-8564-4DAA-8543-DFC5BAF5281D}"/>
     <dgm:cxn modelId="{25564B79-87DB-495E-8F82-8C4B66D3108A}" srcId="{DAA11C85-C945-4DA9-B631-B12A6BA6D115}" destId="{A989402F-B5F1-4336-98ED-27438DD0F491}" srcOrd="0" destOrd="0" parTransId="{6D700E6B-2B22-4722-8950-B721B51451E4}" sibTransId="{640C1BF0-61CD-4541-BF85-2D96FEE8064B}"/>
     <dgm:cxn modelId="{A57D8A7B-45F1-49E1-8A0E-EBAF042D52DC}" srcId="{9B621AF8-90D9-4327-89CC-CFC78880D024}" destId="{5BF8DE70-ADD3-4362-A46F-F8482BF9BEE1}" srcOrd="0" destOrd="0" parTransId="{DA4AA970-960E-42E9-85CB-923A946EF09F}" sibTransId="{BFCCAADA-B011-4BF2-BC28-75600564263A}"/>
     <dgm:cxn modelId="{887CDB7C-9E4B-4EC5-8473-DA80DFDB9B90}" type="presOf" srcId="{6A9B7E23-42CA-479D-A5BC-5792BD4A1C84}" destId="{C6413A3D-16F1-44AB-B51E-E6BCED152D20}" srcOrd="0" destOrd="0" presId="urn:microsoft.com/office/officeart/2005/8/layout/vList5"/>
@@ -30266,10 +30306,10 @@
     <dgm:cxn modelId="{79DF8E13-9FE2-4C0E-B1BB-A1B43C7C2E8B}" srcId="{6D5EB695-8509-40C4-9BB5-6355B17A9881}" destId="{B8C69163-E18E-447C-BE2C-745AD51A9FF5}" srcOrd="4" destOrd="0" parTransId="{810B0A4A-EDA4-4785-AD05-0C4641668E4A}" sibTransId="{C71F3ECC-243C-4FB0-856B-71CEF9B8B529}"/>
     <dgm:cxn modelId="{DC0D9B1F-F275-4FA2-A74A-0A7A73E4939E}" srcId="{C319BE2B-83FF-45BD-8166-C847FE8EF3B8}" destId="{D5EA8A00-8468-447B-A83B-687013568E9F}" srcOrd="0" destOrd="0" parTransId="{EEB981F3-CCE1-4FB1-B4C5-0EEB37A3EC77}" sibTransId="{6E171D62-765A-42DF-862A-CD5015478FEA}"/>
     <dgm:cxn modelId="{602D0423-E8AC-4C32-8C6E-B5E94E40ED99}" srcId="{A6C7B173-EF6A-4FB4-AAFA-8D128A64CE6F}" destId="{EFA23067-E920-49A5-AE8E-421FE8AF0506}" srcOrd="0" destOrd="0" parTransId="{C8FF4A66-F790-420F-A080-157927AED393}" sibTransId="{94A16ED2-95BB-4D97-8007-289FB4CFCC6F}"/>
-    <dgm:cxn modelId="{EDC9CE4D-0A57-4B2A-845E-31D61C20B30E}" type="presOf" srcId="{B8C69163-E18E-447C-BE2C-745AD51A9FF5}" destId="{66D5886E-8A77-4388-BC28-49526A3DEF97}" srcOrd="0" destOrd="0" presId="urn:microsoft.com/office/officeart/2005/8/layout/vList5"/>
     <dgm:cxn modelId="{8742515E-96A6-4D5C-AE48-756192984DF7}" type="presOf" srcId="{D5EA8A00-8468-447B-A83B-687013568E9F}" destId="{65F4E755-E2BB-4A81-97F2-880200173B66}" srcOrd="0" destOrd="0" presId="urn:microsoft.com/office/officeart/2005/8/layout/vList5"/>
     <dgm:cxn modelId="{57D6EE60-6191-4FF1-B3C1-D58220182483}" srcId="{6D5EB695-8509-40C4-9BB5-6355B17A9881}" destId="{1CCD7AD6-EC5D-4FDD-9C0D-21E3DD5F673D}" srcOrd="3" destOrd="0" parTransId="{F525A252-ECAC-47A3-826A-87549937B78D}" sibTransId="{4C5E5F44-4D48-4068-936C-F45A07D022B4}"/>
     <dgm:cxn modelId="{F0414162-69D9-4889-8042-B43465DB3100}" type="presOf" srcId="{7A06D232-D611-4153-850B-FFB5E64830E9}" destId="{382C63D6-9621-4CB6-AEAE-1E361515174E}" srcOrd="0" destOrd="0" presId="urn:microsoft.com/office/officeart/2005/8/layout/vList5"/>
+    <dgm:cxn modelId="{EDC9CE4D-0A57-4B2A-845E-31D61C20B30E}" type="presOf" srcId="{B8C69163-E18E-447C-BE2C-745AD51A9FF5}" destId="{66D5886E-8A77-4388-BC28-49526A3DEF97}" srcOrd="0" destOrd="0" presId="urn:microsoft.com/office/officeart/2005/8/layout/vList5"/>
     <dgm:cxn modelId="{791B017F-C461-4CE1-B1A1-6B91671D0DF0}" type="presOf" srcId="{696F79E7-69BA-439A-B1E8-52A1134DCD68}" destId="{429A42EF-DB0F-4E1C-834E-A3824572D293}" srcOrd="0" destOrd="0" presId="urn:microsoft.com/office/officeart/2005/8/layout/vList5"/>
     <dgm:cxn modelId="{7E6ABDB4-639D-49CE-A9BD-6BF52EC2A1A6}" srcId="{B8C69163-E18E-447C-BE2C-745AD51A9FF5}" destId="{7A06D232-D611-4153-850B-FFB5E64830E9}" srcOrd="0" destOrd="0" parTransId="{5F40DCD1-CB21-4D19-9696-0E7E880380A1}" sibTransId="{8B2E3F5F-85A4-4B20-BB88-ECF17B36C0CE}"/>
     <dgm:cxn modelId="{3EF4D6BF-6979-42A9-B222-CA9325D4B7B0}" type="presOf" srcId="{AFB12750-03AB-4E54-8FCD-F38C86B9F874}" destId="{E6627CCF-9FBE-40E4-8504-4B3961FC6B68}" srcOrd="0" destOrd="0" presId="urn:microsoft.com/office/officeart/2005/8/layout/vList5"/>
@@ -32387,28 +32427,28 @@
     <dgm:cxn modelId="{B287F53C-484A-4797-B011-DC1ED6C4C582}" type="presOf" srcId="{DE140079-838E-4313-AAFF-5C51898103E5}" destId="{C9ABB644-3197-47CD-B73F-C45E32174D4D}" srcOrd="0" destOrd="0" presId="urn:microsoft.com/office/officeart/2009/3/layout/HorizontalOrganizationChart"/>
     <dgm:cxn modelId="{193B4D3D-9CF8-49AB-B06C-9E3F8695F2CF}" type="presOf" srcId="{6C68A015-E756-4D71-B043-C565680E9176}" destId="{D27C4109-069F-4E62-90E3-74C014689DBA}" srcOrd="1" destOrd="0" presId="urn:microsoft.com/office/officeart/2009/3/layout/HorizontalOrganizationChart"/>
     <dgm:cxn modelId="{66BDC23E-8A30-4812-9523-891EF21423B2}" srcId="{42BBB65C-152F-4FF5-BF0D-C0AC5B8D6821}" destId="{8146593D-9DE4-4E21-8470-8FC3D57E20D2}" srcOrd="0" destOrd="0" parTransId="{35EB342F-D319-4FBC-AA5F-B90F56FE18C4}" sibTransId="{BC8AFE2C-B927-455D-A655-B3B09CD618E6}"/>
+    <dgm:cxn modelId="{B83D7063-3308-4019-8C7D-C53581BD41F0}" srcId="{E3DB14BF-73CB-4547-A085-BCD5B1B00DCF}" destId="{42BBB65C-152F-4FF5-BF0D-C0AC5B8D6821}" srcOrd="0" destOrd="0" parTransId="{91F1DB2E-993B-4EC1-A44F-8A25FB5C2545}" sibTransId="{ADEE0163-49ED-44BA-93A8-89505CFE1E88}"/>
     <dgm:cxn modelId="{BBCACE44-D9D0-4DD0-8F54-B522714849E9}" type="presOf" srcId="{828CE1BE-3D49-4BF2-9E1E-CD66702336E4}" destId="{DF9C78A5-CD55-44D1-9889-474ACB7B8201}" srcOrd="1" destOrd="0" presId="urn:microsoft.com/office/officeart/2009/3/layout/HorizontalOrganizationChart"/>
     <dgm:cxn modelId="{A2A94A46-60F9-41C3-9D59-36CA8297E91D}" srcId="{42BBB65C-152F-4FF5-BF0D-C0AC5B8D6821}" destId="{FEBE80C2-6491-450D-A076-932B70E368D3}" srcOrd="6" destOrd="0" parTransId="{69C8366B-7D05-496C-9CEB-5E62111193E2}" sibTransId="{9B67FAC9-3BED-4659-8F3F-C1FD1EB052FC}"/>
+    <dgm:cxn modelId="{F2232267-4B07-44BE-B153-75D342C21E77}" type="presOf" srcId="{FEBE80C2-6491-450D-A076-932B70E368D3}" destId="{FAF1CC4A-2204-4A5F-8C36-27A474E67EC3}" srcOrd="1" destOrd="0" presId="urn:microsoft.com/office/officeart/2009/3/layout/HorizontalOrganizationChart"/>
     <dgm:cxn modelId="{69D16F47-6770-42A9-A417-570908A21967}" srcId="{42BBB65C-152F-4FF5-BF0D-C0AC5B8D6821}" destId="{FDF43EED-F5FE-4FA5-95E6-B1CFF7381BA4}" srcOrd="1" destOrd="0" parTransId="{B328651B-031D-489E-9EE4-6EA4A1FC12E1}" sibTransId="{2084A6AC-43C5-420F-86AE-1C7D02522B15}"/>
+    <dgm:cxn modelId="{44B5F567-D0EB-4EA2-AEFC-2285DAA99683}" type="presOf" srcId="{6C68A015-E756-4D71-B043-C565680E9176}" destId="{B76F3F8F-7097-4631-B8EF-A32C32B0A2B0}" srcOrd="0" destOrd="0" presId="urn:microsoft.com/office/officeart/2009/3/layout/HorizontalOrganizationChart"/>
+    <dgm:cxn modelId="{EBFEF867-DD11-422D-8E18-9559A8DF21C0}" type="presOf" srcId="{F0F9772E-DE0F-420D-8DD6-3F5E44062FDF}" destId="{2F3F7343-8E93-4DA7-9BCA-9DA56FDC1617}" srcOrd="1" destOrd="0" presId="urn:microsoft.com/office/officeart/2009/3/layout/HorizontalOrganizationChart"/>
     <dgm:cxn modelId="{28B9254A-DCF0-4E11-AAB6-6B21C8564296}" type="presOf" srcId="{E3DB14BF-73CB-4547-A085-BCD5B1B00DCF}" destId="{7B399D2E-496A-476B-BDDB-F60A4BD1ABC1}" srcOrd="0" destOrd="0" presId="urn:microsoft.com/office/officeart/2009/3/layout/HorizontalOrganizationChart"/>
+    <dgm:cxn modelId="{2C235F6C-F176-4B14-BAF9-07524590153A}" type="presOf" srcId="{86820DD1-B4F3-4426-8BAC-EA38A21D2798}" destId="{9688410C-4545-4DCA-A74C-CF0053B0A7CF}" srcOrd="0" destOrd="0" presId="urn:microsoft.com/office/officeart/2009/3/layout/HorizontalOrganizationChart"/>
+    <dgm:cxn modelId="{EFADEE6D-1593-42F8-93CA-F4D5F3DE249C}" type="presOf" srcId="{DE140079-838E-4313-AAFF-5C51898103E5}" destId="{3A1D0F17-9B83-462A-B2BB-1AEFDC710CFC}" srcOrd="1" destOrd="0" presId="urn:microsoft.com/office/officeart/2009/3/layout/HorizontalOrganizationChart"/>
     <dgm:cxn modelId="{52EDFB4E-EAA7-4172-8D57-A264535B9CC8}" type="presOf" srcId="{47030745-2213-42C9-888A-0C56ACD7C26A}" destId="{752C7B49-1821-4152-BE62-F023DB4A75DF}" srcOrd="0" destOrd="0" presId="urn:microsoft.com/office/officeart/2009/3/layout/HorizontalOrganizationChart"/>
+    <dgm:cxn modelId="{E6549A6F-74D2-4473-B944-715FF7988288}" srcId="{42BBB65C-152F-4FF5-BF0D-C0AC5B8D6821}" destId="{F0F9772E-DE0F-420D-8DD6-3F5E44062FDF}" srcOrd="2" destOrd="0" parTransId="{14A33677-A983-4909-84BE-F85711E93F0C}" sibTransId="{43BBE566-3C63-49EB-B42C-E696347FD61E}"/>
     <dgm:cxn modelId="{5DB04050-3314-4DE1-AD79-99CA21C7BD48}" type="presOf" srcId="{021C8E0E-69C6-4B50-8626-CACB37A34DEB}" destId="{A7DE21FC-5430-4E5F-84C7-CAAB582328A4}" srcOrd="1" destOrd="0" presId="urn:microsoft.com/office/officeart/2009/3/layout/HorizontalOrganizationChart"/>
     <dgm:cxn modelId="{BE52D350-3BA3-46A3-AC60-D54F4D08DDCD}" type="presOf" srcId="{35EB342F-D319-4FBC-AA5F-B90F56FE18C4}" destId="{A9260566-804E-4628-94A5-8BE3BC4A3018}" srcOrd="0" destOrd="0" presId="urn:microsoft.com/office/officeart/2009/3/layout/HorizontalOrganizationChart"/>
     <dgm:cxn modelId="{D5A1D950-F4F7-483C-8524-22C1694530C2}" type="presOf" srcId="{AC5F9D54-4835-458E-9EBC-CA4D625E26B7}" destId="{4DAFC9D6-D31C-430E-960D-8BF7B63FF139}" srcOrd="0" destOrd="0" presId="urn:microsoft.com/office/officeart/2009/3/layout/HorizontalOrganizationChart"/>
+    <dgm:cxn modelId="{C6AA5671-4197-4CB1-A96C-E2BC81A81E82}" srcId="{42BBB65C-152F-4FF5-BF0D-C0AC5B8D6821}" destId="{6C68A015-E756-4D71-B043-C565680E9176}" srcOrd="4" destOrd="0" parTransId="{8C566148-E08D-42A5-86BB-3BF0DBC82452}" sibTransId="{B7FC3DA3-7E84-4841-8E2D-D76480A50118}"/>
+    <dgm:cxn modelId="{1116AB72-43AD-4E9F-87A9-75E90BE8C5A2}" type="presOf" srcId="{274F9B51-E24E-46DB-AE59-F097CEA8D6EF}" destId="{08734CF0-FD1C-4849-AA9B-B512B298C026}" srcOrd="0" destOrd="0" presId="urn:microsoft.com/office/officeart/2009/3/layout/HorizontalOrganizationChart"/>
     <dgm:cxn modelId="{6D738553-928E-430C-AB8F-23BC49AB5A0B}" type="presOf" srcId="{86820DD1-B4F3-4426-8BAC-EA38A21D2798}" destId="{BB7A5988-2F18-4901-9291-6C0F6CF2B34D}" srcOrd="1" destOrd="0" presId="urn:microsoft.com/office/officeart/2009/3/layout/HorizontalOrganizationChart"/>
     <dgm:cxn modelId="{A8F0A656-A362-4A9D-883A-66247A3D511D}" type="presOf" srcId="{828CE1BE-3D49-4BF2-9E1E-CD66702336E4}" destId="{EB7E9247-86E9-484A-9804-94951684C78D}" srcOrd="0" destOrd="0" presId="urn:microsoft.com/office/officeart/2009/3/layout/HorizontalOrganizationChart"/>
-    <dgm:cxn modelId="{97B9785A-D6BA-43E1-9D86-45D20507985A}" type="presOf" srcId="{C2080678-381B-41E5-BA99-738463628484}" destId="{7345578E-E081-4C8D-BA38-C136DC9E55D2}" srcOrd="1" destOrd="0" presId="urn:microsoft.com/office/officeart/2009/3/layout/HorizontalOrganizationChart"/>
-    <dgm:cxn modelId="{B83D7063-3308-4019-8C7D-C53581BD41F0}" srcId="{E3DB14BF-73CB-4547-A085-BCD5B1B00DCF}" destId="{42BBB65C-152F-4FF5-BF0D-C0AC5B8D6821}" srcOrd="0" destOrd="0" parTransId="{91F1DB2E-993B-4EC1-A44F-8A25FB5C2545}" sibTransId="{ADEE0163-49ED-44BA-93A8-89505CFE1E88}"/>
-    <dgm:cxn modelId="{F2232267-4B07-44BE-B153-75D342C21E77}" type="presOf" srcId="{FEBE80C2-6491-450D-A076-932B70E368D3}" destId="{FAF1CC4A-2204-4A5F-8C36-27A474E67EC3}" srcOrd="1" destOrd="0" presId="urn:microsoft.com/office/officeart/2009/3/layout/HorizontalOrganizationChart"/>
-    <dgm:cxn modelId="{44B5F567-D0EB-4EA2-AEFC-2285DAA99683}" type="presOf" srcId="{6C68A015-E756-4D71-B043-C565680E9176}" destId="{B76F3F8F-7097-4631-B8EF-A32C32B0A2B0}" srcOrd="0" destOrd="0" presId="urn:microsoft.com/office/officeart/2009/3/layout/HorizontalOrganizationChart"/>
-    <dgm:cxn modelId="{EBFEF867-DD11-422D-8E18-9559A8DF21C0}" type="presOf" srcId="{F0F9772E-DE0F-420D-8DD6-3F5E44062FDF}" destId="{2F3F7343-8E93-4DA7-9BCA-9DA56FDC1617}" srcOrd="1" destOrd="0" presId="urn:microsoft.com/office/officeart/2009/3/layout/HorizontalOrganizationChart"/>
-    <dgm:cxn modelId="{2C235F6C-F176-4B14-BAF9-07524590153A}" type="presOf" srcId="{86820DD1-B4F3-4426-8BAC-EA38A21D2798}" destId="{9688410C-4545-4DCA-A74C-CF0053B0A7CF}" srcOrd="0" destOrd="0" presId="urn:microsoft.com/office/officeart/2009/3/layout/HorizontalOrganizationChart"/>
-    <dgm:cxn modelId="{EFADEE6D-1593-42F8-93CA-F4D5F3DE249C}" type="presOf" srcId="{DE140079-838E-4313-AAFF-5C51898103E5}" destId="{3A1D0F17-9B83-462A-B2BB-1AEFDC710CFC}" srcOrd="1" destOrd="0" presId="urn:microsoft.com/office/officeart/2009/3/layout/HorizontalOrganizationChart"/>
-    <dgm:cxn modelId="{E6549A6F-74D2-4473-B944-715FF7988288}" srcId="{42BBB65C-152F-4FF5-BF0D-C0AC5B8D6821}" destId="{F0F9772E-DE0F-420D-8DD6-3F5E44062FDF}" srcOrd="2" destOrd="0" parTransId="{14A33677-A983-4909-84BE-F85711E93F0C}" sibTransId="{43BBE566-3C63-49EB-B42C-E696347FD61E}"/>
-    <dgm:cxn modelId="{C6AA5671-4197-4CB1-A96C-E2BC81A81E82}" srcId="{42BBB65C-152F-4FF5-BF0D-C0AC5B8D6821}" destId="{6C68A015-E756-4D71-B043-C565680E9176}" srcOrd="4" destOrd="0" parTransId="{8C566148-E08D-42A5-86BB-3BF0DBC82452}" sibTransId="{B7FC3DA3-7E84-4841-8E2D-D76480A50118}"/>
-    <dgm:cxn modelId="{1116AB72-43AD-4E9F-87A9-75E90BE8C5A2}" type="presOf" srcId="{274F9B51-E24E-46DB-AE59-F097CEA8D6EF}" destId="{08734CF0-FD1C-4849-AA9B-B512B298C026}" srcOrd="0" destOrd="0" presId="urn:microsoft.com/office/officeart/2009/3/layout/HorizontalOrganizationChart"/>
     <dgm:cxn modelId="{9C369B78-C6F9-4D2C-83EE-116EDCB97C91}" srcId="{8AE126E8-DAA3-44A4-A120-6EE56A6D3341}" destId="{5DF9ABC7-242B-41F2-9ED3-9141F2A9E63E}" srcOrd="2" destOrd="0" parTransId="{58B24445-AFA0-478C-BF00-44588AC2302E}" sibTransId="{FF4EE998-576A-4E83-B1B3-D58D12F24E76}"/>
     <dgm:cxn modelId="{60733A79-AB7F-4453-A2BA-3992263D2C41}" type="presOf" srcId="{8C566148-E08D-42A5-86BB-3BF0DBC82452}" destId="{04A2040D-8FBC-4953-AEE4-B46F5A05C894}" srcOrd="0" destOrd="0" presId="urn:microsoft.com/office/officeart/2009/3/layout/HorizontalOrganizationChart"/>
+    <dgm:cxn modelId="{97B9785A-D6BA-43E1-9D86-45D20507985A}" type="presOf" srcId="{C2080678-381B-41E5-BA99-738463628484}" destId="{7345578E-E081-4C8D-BA38-C136DC9E55D2}" srcOrd="1" destOrd="0" presId="urn:microsoft.com/office/officeart/2009/3/layout/HorizontalOrganizationChart"/>
     <dgm:cxn modelId="{1EAA9B7F-8664-4EAD-942E-FC33BEFD9D69}" type="presOf" srcId="{AC5F9D54-4835-458E-9EBC-CA4D625E26B7}" destId="{A203A1F9-C1ED-465B-87B5-500B96F7D4E4}" srcOrd="1" destOrd="0" presId="urn:microsoft.com/office/officeart/2009/3/layout/HorizontalOrganizationChart"/>
     <dgm:cxn modelId="{20A38D84-45CC-48AF-976C-23642A54D818}" type="presOf" srcId="{EDB5FC35-06A4-407C-BCE6-5710E516E1A3}" destId="{A43A8D2F-5A18-42B6-A9C1-8B34C17B0978}" srcOrd="0" destOrd="0" presId="urn:microsoft.com/office/officeart/2009/3/layout/HorizontalOrganizationChart"/>
     <dgm:cxn modelId="{2F17C284-4919-491F-B43B-8D46A2ECBCD2}" srcId="{86820DD1-B4F3-4426-8BAC-EA38A21D2798}" destId="{4F787FAD-1F68-43B5-B7B4-87B793A24AF8}" srcOrd="1" destOrd="0" parTransId="{4FFB61B3-A014-48C2-86D2-3138B8A2E90B}" sibTransId="{CEF23386-2466-48A5-BD29-B907EFACE22D}"/>
@@ -32838,7 +32878,7 @@
           <a:schemeClr val="accent3">
             <a:tint val="40000"/>
             <a:alpha val="90000"/>
-            <a:hueOff val="1263787"/>
+            <a:hueOff val="1263789"/>
             <a:satOff val="11176"/>
             <a:lumOff val="1324"/>
             <a:alphaOff val="0"/>
@@ -32849,7 +32889,7 @@
             <a:schemeClr val="accent3">
               <a:tint val="40000"/>
               <a:alpha val="90000"/>
-              <a:hueOff val="1263787"/>
+              <a:hueOff val="1263789"/>
               <a:satOff val="11176"/>
               <a:lumOff val="1324"/>
               <a:alphaOff val="0"/>
@@ -33004,7 +33044,7 @@
           <a:schemeClr val="accent3">
             <a:tint val="40000"/>
             <a:alpha val="90000"/>
-            <a:hueOff val="2527575"/>
+            <a:hueOff val="2527578"/>
             <a:satOff val="22352"/>
             <a:lumOff val="2648"/>
             <a:alphaOff val="0"/>
@@ -33015,7 +33055,7 @@
             <a:schemeClr val="accent3">
               <a:tint val="40000"/>
               <a:alpha val="90000"/>
-              <a:hueOff val="2527575"/>
+              <a:hueOff val="2527578"/>
               <a:satOff val="22352"/>
               <a:lumOff val="2648"/>
               <a:alphaOff val="0"/>
@@ -33170,7 +33210,7 @@
           <a:schemeClr val="accent3">
             <a:tint val="40000"/>
             <a:alpha val="90000"/>
-            <a:hueOff val="3791362"/>
+            <a:hueOff val="3791366"/>
             <a:satOff val="33529"/>
             <a:lumOff val="3971"/>
             <a:alphaOff val="0"/>
@@ -33181,7 +33221,7 @@
             <a:schemeClr val="accent3">
               <a:tint val="40000"/>
               <a:alpha val="90000"/>
-              <a:hueOff val="3791362"/>
+              <a:hueOff val="3791366"/>
               <a:satOff val="33529"/>
               <a:lumOff val="3971"/>
               <a:alphaOff val="0"/>
@@ -33336,7 +33376,7 @@
           <a:schemeClr val="accent3">
             <a:tint val="40000"/>
             <a:alpha val="90000"/>
-            <a:hueOff val="5055149"/>
+            <a:hueOff val="5055155"/>
             <a:satOff val="44705"/>
             <a:lumOff val="5295"/>
             <a:alphaOff val="0"/>
@@ -33347,7 +33387,7 @@
             <a:schemeClr val="accent3">
               <a:tint val="40000"/>
               <a:alpha val="90000"/>
-              <a:hueOff val="5055149"/>
+              <a:hueOff val="5055155"/>
               <a:satOff val="44705"/>
               <a:lumOff val="5295"/>
               <a:alphaOff val="0"/>
@@ -42529,39 +42569,6 @@
 </dgm:styleDef>
 </file>
 
-<file path=word/documenttasks/documenttasks1.xml><?xml version="1.0" encoding="utf-8"?>
-<t:Tasks xmlns:t="http://schemas.microsoft.com/office/tasks/2019/documenttasks" xmlns:oel="http://schemas.microsoft.com/office/2019/extlst">
-  <t:Task id="{BD7205F4-EF77-49F1-BD8C-D3777F0F2EBA}">
-    <t:Anchor>
-      <t:Comment id="466573689"/>
-    </t:Anchor>
-    <t:History>
-      <t:Event id="{F89B8BCC-24E8-4A9C-8C03-A657077AD955}" time="2026-06-12T06:17:10.897Z">
-        <t:Attribution userId="S::mrubianoa@sena.edu.co::387926d3-55ce-4ff1-97c5-3ab9305f37bd" userProvider="AD" userName="Marcos Yamid Rubiano Avellaneda"/>
-        <t:Anchor>
-          <t:Comment id="466573689"/>
-        </t:Anchor>
-        <t:Create/>
-      </t:Event>
-      <t:Event id="{21E01236-1100-4C71-B615-8817F9FBEDF2}" time="2026-06-12T06:17:10.897Z">
-        <t:Attribution userId="S::mrubianoa@sena.edu.co::387926d3-55ce-4ff1-97c5-3ab9305f37bd" userProvider="AD" userName="Marcos Yamid Rubiano Avellaneda"/>
-        <t:Anchor>
-          <t:Comment id="466573689"/>
-        </t:Anchor>
-        <t:Assign userId="S::yigonzalez@sena.edu.co::922bc87e-b9dc-4dc9-be36-b8100381aee7" userProvider="AD" userName="Yineth Ibette Gonzalez Quintero"/>
-      </t:Event>
-      <t:Event id="{A318C7D0-716E-443D-A900-0245E186205C}" time="2026-06-12T06:17:10.897Z">
-        <t:Attribution userId="S::mrubianoa@sena.edu.co::387926d3-55ce-4ff1-97c5-3ab9305f37bd" userProvider="AD" userName="Marcos Yamid Rubiano Avellaneda"/>
-        <t:Anchor>
-          <t:Comment id="466573689"/>
-        </t:Anchor>
-        <t:SetTitle title="@Yineth Ibette Gonzalez Quintero estos textos van así? inician en minuscula y terminan en coma? el ultimo inicia con y, quedo atento. En el 1.2 tambien encuetro lo mismo, quedo atento."/>
-      </t:Event>
-    </t:History>
-  </t:Task>
-</t:Tasks>
-</file>
-
 <file path=word/theme/theme1.xml><?xml version="1.0" encoding="utf-8"?>
 <a:theme xmlns:a="http://schemas.openxmlformats.org/drawingml/2006/main" name="Office Theme">
   <a:themeElements>
@@ -42905,6 +42912,12 @@
 </file>
 
 <file path=customXml/item1.xml><?xml version="1.0" encoding="utf-8"?>
+<go:gDocsCustomXmlDataStorage xmlns:go="http://customooxmlschemas.google.com/" xmlns:r="http://schemas.openxmlformats.org/officeDocument/2006/relationships">
+  <go:docsCustomData xmlns:go="http://customooxmlschemas.google.com/" roundtripDataSignature="AMtx7mgVwfTnThMJ3osM2v0+q+LoagmeAQ==">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</go:docsCustomData>
+</go:gDocsCustomXmlDataStorage>
+</file>
+
+<file path=customXml/item2.xml><?xml version="1.0" encoding="utf-8"?>
 <b:Sources xmlns:b="http://schemas.openxmlformats.org/officeDocument/2006/bibliography" xmlns="http://schemas.openxmlformats.org/officeDocument/2006/bibliography" SelectedStyle="\APASixthEditionOfficeOnline.xsl" StyleName="APA" Version="6">
   <b:Source>
     <b:Tag>Min21</b:Tag>
@@ -42965,26 +42978,18 @@
 </b:Sources>
 </file>
 
-<file path=customXml/item2.xml><?xml version="1.0" encoding="utf-8"?>
-<go:gDocsCustomXmlDataStorage xmlns:go="http://customooxmlschemas.google.com/" xmlns:r="http://schemas.openxmlformats.org/officeDocument/2006/relationships">
-  <go:docsCustomData xmlns:go="http://customooxmlschemas.google.com/" roundtripDataSignature="AMtx7mgVwfTnThMJ3osM2v0+q+LoagmeAQ==">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</go:docsCustomData>
-</go:gDocsCustomXmlDataStorage>
-</file>
-
 <file path=customXml/item3.xml><?xml version="1.0" encoding="utf-8"?>
-<p:properties xmlns:p="http://schemas.microsoft.com/office/2006/metadata/properties" xmlns:xsi="http://www.w3.org/2001/XMLSchema-instance" xmlns:pc="http://schemas.microsoft.com/office/infopath/2007/PartnerControls">
-  <documentManagement>
-    <TaxCatchAll xmlns="67a0edcd-0de5-43ed-8c27-e32f38a00c91" xsi:nil="true"/>
-    <lcf76f155ced4ddcb4097134ff3c332f xmlns="42760c81-fd8e-4d59-8953-7cdb9f38b14f">
-      <Terms xmlns="http://schemas.microsoft.com/office/infopath/2007/PartnerControls"/>
-    </lcf76f155ced4ddcb4097134ff3c332f>
-  </documentManagement>
-</p:properties>
+<?mso-contentType ?>
+<FormTemplates xmlns="http://schemas.microsoft.com/sharepoint/v3/contenttype/forms">
+  <Display>DocumentLibraryForm</Display>
+  <Edit>DocumentLibraryForm</Edit>
+  <New>DocumentLibraryForm</New>
+</FormTemplates>
 </file>
 
 <file path=customXml/item4.xml><?xml version="1.0" encoding="utf-8"?>
-<ct:contentTypeSchema xmlns:ct="http://schemas.microsoft.com/office/2006/metadata/contentType" xmlns:ma="http://schemas.microsoft.com/office/2006/metadata/properties/metaAttributes" ct:_="" ma:_="" ma:contentTypeName="Documento" ma:contentTypeID="0x01010005252A1EF3BD024F856B47B579AB5244" ma:contentTypeVersion="11" ma:contentTypeDescription="Crear nuevo documento." ma:contentTypeScope="" ma:versionID="92b81066167b779aaeee7a3d91bad2fd">
-  <xsd:schema xmlns:xsd="http://www.w3.org/2001/XMLSchema" xmlns:xs="http://www.w3.org/2001/XMLSchema" xmlns:p="http://schemas.microsoft.com/office/2006/metadata/properties" xmlns:ns2="42760c81-fd8e-4d59-8953-7cdb9f38b14f" xmlns:ns3="67a0edcd-0de5-43ed-8c27-e32f38a00c91" targetNamespace="http://schemas.microsoft.com/office/2006/metadata/properties" ma:root="true" ma:fieldsID="83cd6766d967e870b9368cac1ade74e6" ns2:_="" ns3:_="">
+<ct:contentTypeSchema xmlns:ct="http://schemas.microsoft.com/office/2006/metadata/contentType" xmlns:ma="http://schemas.microsoft.com/office/2006/metadata/properties/metaAttributes" ct:_="" ma:_="" ma:contentTypeName="Documento" ma:contentTypeID="0x01010005252A1EF3BD024F856B47B579AB5244" ma:contentTypeVersion="12" ma:contentTypeDescription="Crear nuevo documento." ma:contentTypeScope="" ma:versionID="32d0e18b85ac20c34eab62df21c0cf58">
+  <xsd:schema xmlns:xsd="http://www.w3.org/2001/XMLSchema" xmlns:xs="http://www.w3.org/2001/XMLSchema" xmlns:p="http://schemas.microsoft.com/office/2006/metadata/properties" xmlns:ns2="42760c81-fd8e-4d59-8953-7cdb9f38b14f" xmlns:ns3="67a0edcd-0de5-43ed-8c27-e32f38a00c91" targetNamespace="http://schemas.microsoft.com/office/2006/metadata/properties" ma:root="true" ma:fieldsID="cc2c149e99f10870fd5bc3964e5386d3" ns2:_="" ns3:_="">
     <xsd:import namespace="42760c81-fd8e-4d59-8953-7cdb9f38b14f"/>
     <xsd:import namespace="67a0edcd-0de5-43ed-8c27-e32f38a00c91"/>
     <xsd:element name="properties">
@@ -43003,6 +43008,7 @@
                 <xsd:element ref="ns2:lcf76f155ced4ddcb4097134ff3c332f" minOccurs="0"/>
                 <xsd:element ref="ns3:TaxCatchAll" minOccurs="0"/>
                 <xsd:element ref="ns2:MediaServiceOCR" minOccurs="0"/>
+                <xsd:element ref="ns2:MediaServiceLocation" minOccurs="0"/>
               </xsd:all>
             </xsd:complexType>
           </xsd:element>
@@ -43060,6 +43066,11 @@
         <xsd:restriction base="dms:Note">
           <xsd:maxLength value="255"/>
         </xsd:restriction>
+      </xsd:simpleType>
+    </xsd:element>
+    <xsd:element name="MediaServiceLocation" ma:index="19" nillable="true" ma:displayName="Location" ma:description="" ma:indexed="true" ma:internalName="MediaServiceLocation" ma:readOnly="true">
+      <xsd:simpleType>
+        <xsd:restriction base="dms:Text"/>
       </xsd:simpleType>
     </xsd:element>
   </xsd:schema>
@@ -43178,23 +43189,17 @@
 </file>
 
 <file path=customXml/item5.xml><?xml version="1.0" encoding="utf-8"?>
-<?mso-contentType ?>
-<FormTemplates xmlns="http://schemas.microsoft.com/sharepoint/v3/contenttype/forms">
-  <Display>DocumentLibraryForm</Display>
-  <Edit>DocumentLibraryForm</Edit>
-  <New>DocumentLibraryForm</New>
-</FormTemplates>
+<p:properties xmlns:p="http://schemas.microsoft.com/office/2006/metadata/properties" xmlns:xsi="http://www.w3.org/2001/XMLSchema-instance" xmlns:pc="http://schemas.microsoft.com/office/infopath/2007/PartnerControls">
+  <documentManagement>
+    <TaxCatchAll xmlns="67a0edcd-0de5-43ed-8c27-e32f38a00c91" xsi:nil="true"/>
+    <lcf76f155ced4ddcb4097134ff3c332f xmlns="42760c81-fd8e-4d59-8953-7cdb9f38b14f">
+      <Terms xmlns="http://schemas.microsoft.com/office/infopath/2007/PartnerControls"/>
+    </lcf76f155ced4ddcb4097134ff3c332f>
+  </documentManagement>
+</p:properties>
 </file>
 
 <file path=customXml/itemProps1.xml><?xml version="1.0" encoding="utf-8"?>
-<ds:datastoreItem xmlns:ds="http://schemas.openxmlformats.org/officeDocument/2006/customXml" ds:itemID="{B91B7990-4577-431F-8BB3-85A0716FBA63}">
-  <ds:schemaRefs>
-    <ds:schemaRef ds:uri="http://schemas.openxmlformats.org/officeDocument/2006/bibliography"/>
-  </ds:schemaRefs>
-</ds:datastoreItem>
-</file>
-
-<file path=customXml/itemProps2.xml><?xml version="1.0" encoding="utf-8"?>
 <ds:datastoreItem xmlns:ds="http://schemas.openxmlformats.org/officeDocument/2006/customXml" ds:itemID="{11111111-1234-1234-1234-123412341234}">
   <ds:schemaRefs>
     <ds:schemaRef ds:uri="http://customooxmlschemas.google.com/"/>
@@ -43203,7 +43208,27 @@
 </ds:datastoreItem>
 </file>
 
+<file path=customXml/itemProps2.xml><?xml version="1.0" encoding="utf-8"?>
+<ds:datastoreItem xmlns:ds="http://schemas.openxmlformats.org/officeDocument/2006/customXml" ds:itemID="{B91B7990-4577-431F-8BB3-85A0716FBA63}">
+  <ds:schemaRefs>
+    <ds:schemaRef ds:uri="http://schemas.openxmlformats.org/officeDocument/2006/bibliography"/>
+  </ds:schemaRefs>
+</ds:datastoreItem>
+</file>
+
 <file path=customXml/itemProps3.xml><?xml version="1.0" encoding="utf-8"?>
+<ds:datastoreItem xmlns:ds="http://schemas.openxmlformats.org/officeDocument/2006/customXml" ds:itemID="{7E446165-1B4B-4805-A1B6-93D4094688E3}">
+  <ds:schemaRefs>
+    <ds:schemaRef ds:uri="http://schemas.microsoft.com/sharepoint/v3/contenttype/forms"/>
+  </ds:schemaRefs>
+</ds:datastoreItem>
+</file>
+
+<file path=customXml/itemProps4.xml><?xml version="1.0" encoding="utf-8"?>
+<ds:datastoreItem xmlns:ds="http://schemas.openxmlformats.org/officeDocument/2006/customXml" ds:itemID="{370072F2-13AE-4B48-AEED-3EE7E3EAF064}"/>
+</file>
+
+<file path=customXml/itemProps5.xml><?xml version="1.0" encoding="utf-8"?>
 <ds:datastoreItem xmlns:ds="http://schemas.openxmlformats.org/officeDocument/2006/customXml" ds:itemID="{F37F9110-465B-45DF-8B3C-CE0F643F750C}">
   <ds:schemaRefs>
     <ds:schemaRef ds:uri="http://schemas.microsoft.com/office/2006/metadata/properties"/>
@@ -43212,31 +43237,4 @@
     <ds:schemaRef ds:uri="42760c81-fd8e-4d59-8953-7cdb9f38b14f"/>
   </ds:schemaRefs>
 </ds:datastoreItem>
-</file>
-
-<file path=customXml/itemProps4.xml><?xml version="1.0" encoding="utf-8"?>
-<ds:datastoreItem xmlns:ds="http://schemas.openxmlformats.org/officeDocument/2006/customXml" ds:itemID="{A0DFE27C-0242-4E09-99FB-17001EDF26C0}">
-  <ds:schemaRefs>
-    <ds:schemaRef ds:uri="http://schemas.microsoft.com/office/2006/metadata/contentType"/>
-    <ds:schemaRef ds:uri="http://schemas.microsoft.com/office/2006/metadata/properties/metaAttributes"/>
-    <ds:schemaRef ds:uri="http://www.w3.org/2001/XMLSchema"/>
-    <ds:schemaRef ds:uri="http://schemas.microsoft.com/office/2006/metadata/properties"/>
-    <ds:schemaRef ds:uri="42760c81-fd8e-4d59-8953-7cdb9f38b14f"/>
-    <ds:schemaRef ds:uri="67a0edcd-0de5-43ed-8c27-e32f38a00c91"/>
-    <ds:schemaRef ds:uri="http://schemas.microsoft.com/office/2006/documentManagement/types"/>
-    <ds:schemaRef ds:uri="http://schemas.microsoft.com/office/infopath/2007/PartnerControls"/>
-    <ds:schemaRef ds:uri="http://schemas.openxmlformats.org/package/2006/metadata/core-properties"/>
-    <ds:schemaRef ds:uri="http://purl.org/dc/elements/1.1/"/>
-    <ds:schemaRef ds:uri="http://purl.org/dc/terms/"/>
-    <ds:schemaRef ds:uri="http://schemas.microsoft.com/internal/obd"/>
-  </ds:schemaRefs>
-</ds:datastoreItem>
-</file>
-
-<file path=customXml/itemProps5.xml><?xml version="1.0" encoding="utf-8"?>
-<ds:datastoreItem xmlns:ds="http://schemas.openxmlformats.org/officeDocument/2006/customXml" ds:itemID="{7E446165-1B4B-4805-A1B6-93D4094688E3}">
-  <ds:schemaRefs>
-    <ds:schemaRef ds:uri="http://schemas.microsoft.com/sharepoint/v3/contenttype/forms"/>
-  </ds:schemaRefs>
-</ds:datastoreItem>
 </file>